--- a/docs/Logic-Coloc-CloudBase部署说明.docx
+++ b/docs/Logic-Coloc-CloudBase部署说明.docx
@@ -124,7 +124,7 @@
           <w:color w:val="1A1A1A"/>
           <w:sz w:val="40"/>
         </w:rPr>
-        <w:t>Logic-Coloc · CloudBase 部署指南</w:t>
+        <w:t>Logic-Coloc · CloudBase 部署指南（队友版）</w:t>
       </w:r>
     </w:p>
     <w:p>
@@ -142,16 +142,25 @@
           <w:color w:val="595959"/>
           <w:sz w:val="21"/>
         </w:rPr>
-        <w:t>给部署的同学：照这份做完就能上线。</w:t>
-      </w:r>
+        <w:t>照这份从第 0 节做到第 8 节。全程约 30 分钟，其中一半是等平台构建镜像。</w:t>
+      </w:r>
+    </w:p>
+    <w:p>
+      <w:pPr>
+        <w:spacing w:before="120" w:after="160"/>
+        <w:ind w:left="283"/>
+        <w:pBdr>
+          <w:left w:val="single" w:sz="18" w:space="8" w:color="9E9E9E"/>
+        </w:pBdr>
+      </w:pPr>
       <w:r>
         <w:rPr>
           <w:rFonts w:ascii="微软雅黑" w:hAnsi="微软雅黑" w:eastAsia="微软雅黑"/>
-          <w:b/>
+          <w:b w:val="0"/>
           <w:color w:val="595959"/>
           <w:sz w:val="21"/>
         </w:rPr>
-        <w:t>先读第 1 节，它决定你选哪种服务。</w:t>
+        <w:t>做完把第 8 节的验收清单逐条打勾，就可以把网址发给大家用了。</w:t>
       </w:r>
     </w:p>
     <w:p>
@@ -180,6 +189,377 @@
           <w:color w:val="1A1A1A"/>
           <w:sz w:val="30"/>
         </w:rPr>
+        <w:t>0. 开工前先拿到三样东西</w:t>
+      </w:r>
+    </w:p>
+    <w:tbl>
+      <w:tblPr>
+        <w:tblStyle w:val="TableGrid"/>
+        <w:tblW w:type="auto" w:w="0"/>
+        <w:jc w:val="left"/>
+        <w:tblLayout w:type="autofit"/>
+        <w:tblLook w:firstColumn="1" w:firstRow="1" w:lastColumn="0" w:lastRow="0" w:noHBand="0" w:noVBand="1" w:val="04A0"/>
+      </w:tblPr>
+      <w:tblGrid>
+        <w:gridCol w:w="3249"/>
+        <w:gridCol w:w="3249"/>
+        <w:gridCol w:w="3249"/>
+      </w:tblGrid>
+      <w:tr>
+        <w:tc>
+          <w:tcPr>
+            <w:tcW w:type="dxa" w:w="3249"/>
+            <w:shd w:val="clear" w:fill="EAEAEA"/>
+          </w:tcPr>
+          <w:p>
+            <w:pPr>
+              <w:spacing w:before="40" w:after="40"/>
+            </w:pPr>
+            <w:r/>
+            <w:r>
+              <w:rPr>
+                <w:rFonts w:ascii="微软雅黑" w:hAnsi="微软雅黑" w:eastAsia="微软雅黑"/>
+                <w:b/>
+                <w:sz w:val="20"/>
+              </w:rPr>
+              <w:t>东西</w:t>
+            </w:r>
+          </w:p>
+        </w:tc>
+        <w:tc>
+          <w:tcPr>
+            <w:tcW w:type="dxa" w:w="3249"/>
+            <w:shd w:val="clear" w:fill="EAEAEA"/>
+          </w:tcPr>
+          <w:p>
+            <w:pPr>
+              <w:spacing w:before="40" w:after="40"/>
+            </w:pPr>
+            <w:r/>
+            <w:r>
+              <w:rPr>
+                <w:rFonts w:ascii="微软雅黑" w:hAnsi="微软雅黑" w:eastAsia="微软雅黑"/>
+                <w:b/>
+                <w:sz w:val="20"/>
+              </w:rPr>
+              <w:t>找谁要</w:t>
+            </w:r>
+          </w:p>
+        </w:tc>
+        <w:tc>
+          <w:tcPr>
+            <w:tcW w:type="dxa" w:w="3249"/>
+            <w:shd w:val="clear" w:fill="EAEAEA"/>
+          </w:tcPr>
+          <w:p>
+            <w:pPr>
+              <w:spacing w:before="40" w:after="40"/>
+            </w:pPr>
+            <w:r/>
+            <w:r>
+              <w:rPr>
+                <w:rFonts w:ascii="微软雅黑" w:hAnsi="微软雅黑" w:eastAsia="微软雅黑"/>
+                <w:b/>
+                <w:sz w:val="20"/>
+              </w:rPr>
+              <w:t>说明</w:t>
+            </w:r>
+          </w:p>
+        </w:tc>
+      </w:tr>
+      <w:tr>
+        <w:tc>
+          <w:tcPr>
+            <w:tcW w:type="dxa" w:w="3249"/>
+          </w:tcPr>
+          <w:p>
+            <w:pPr>
+              <w:spacing w:before="40" w:after="40"/>
+            </w:pPr>
+            <w:r/>
+            <w:r>
+              <w:rPr>
+                <w:rFonts w:ascii="微软雅黑" w:hAnsi="微软雅黑" w:eastAsia="微软雅黑"/>
+                <w:b w:val="0"/>
+                <w:sz w:val="20"/>
+              </w:rPr>
+              <w:t>CloudBase 控制台权限</w:t>
+            </w:r>
+          </w:p>
+        </w:tc>
+        <w:tc>
+          <w:tcPr>
+            <w:tcW w:type="dxa" w:w="3249"/>
+          </w:tcPr>
+          <w:p>
+            <w:pPr>
+              <w:spacing w:before="40" w:after="40"/>
+            </w:pPr>
+            <w:r/>
+            <w:r>
+              <w:rPr>
+                <w:rFonts w:ascii="微软雅黑" w:hAnsi="微软雅黑" w:eastAsia="微软雅黑"/>
+                <w:b w:val="0"/>
+                <w:sz w:val="20"/>
+              </w:rPr>
+              <w:t>交付方</w:t>
+            </w:r>
+          </w:p>
+        </w:tc>
+        <w:tc>
+          <w:tcPr>
+            <w:tcW w:type="dxa" w:w="3249"/>
+          </w:tcPr>
+          <w:p>
+            <w:pPr>
+              <w:spacing w:before="40" w:after="40"/>
+            </w:pPr>
+            <w:r/>
+            <w:r>
+              <w:rPr>
+                <w:rFonts w:ascii="微软雅黑" w:hAnsi="微软雅黑" w:eastAsia="微软雅黑"/>
+                <w:b w:val="0"/>
+                <w:sz w:val="20"/>
+              </w:rPr>
+              <w:t>用团队已有的环境；要新建的话，地域挑离用户近的（例如上海）</w:t>
+            </w:r>
+          </w:p>
+        </w:tc>
+      </w:tr>
+      <w:tr>
+        <w:tc>
+          <w:tcPr>
+            <w:tcW w:type="dxa" w:w="3249"/>
+          </w:tcPr>
+          <w:p>
+            <w:pPr>
+              <w:spacing w:before="40" w:after="40"/>
+            </w:pPr>
+            <w:r/>
+            <w:r>
+              <w:rPr>
+                <w:rFonts w:ascii="微软雅黑" w:hAnsi="微软雅黑" w:eastAsia="微软雅黑"/>
+                <w:b w:val="0"/>
+                <w:sz w:val="20"/>
+              </w:rPr>
+              <w:t>模型 API Key</w:t>
+            </w:r>
+          </w:p>
+        </w:tc>
+        <w:tc>
+          <w:tcPr>
+            <w:tcW w:type="dxa" w:w="3249"/>
+          </w:tcPr>
+          <w:p>
+            <w:pPr>
+              <w:spacing w:before="40" w:after="40"/>
+            </w:pPr>
+            <w:r/>
+            <w:r>
+              <w:rPr>
+                <w:rFonts w:ascii="微软雅黑" w:hAnsi="微软雅黑" w:eastAsia="微软雅黑"/>
+                <w:b w:val="0"/>
+                <w:sz w:val="20"/>
+              </w:rPr>
+              <w:t>交付方</w:t>
+            </w:r>
+            <w:r>
+              <w:rPr>
+                <w:rFonts w:ascii="微软雅黑" w:hAnsi="微软雅黑" w:eastAsia="微软雅黑"/>
+                <w:b/>
+                <w:sz w:val="20"/>
+              </w:rPr>
+              <w:t>私聊</w:t>
+            </w:r>
+            <w:r>
+              <w:rPr>
+                <w:rFonts w:ascii="微软雅黑" w:hAnsi="微软雅黑" w:eastAsia="微软雅黑"/>
+                <w:b w:val="0"/>
+                <w:sz w:val="20"/>
+              </w:rPr>
+              <w:t>发你</w:t>
+            </w:r>
+          </w:p>
+        </w:tc>
+        <w:tc>
+          <w:tcPr>
+            <w:tcW w:type="dxa" w:w="3249"/>
+          </w:tcPr>
+          <w:p>
+            <w:pPr>
+              <w:spacing w:before="40" w:after="40"/>
+            </w:pPr>
+            <w:r/>
+            <w:r>
+              <w:rPr>
+                <w:rFonts w:ascii="Consolas" w:hAnsi="Consolas" w:eastAsia="微软雅黑"/>
+                <w:b w:val="0"/>
+                <w:color w:val="C7254E"/>
+                <w:sz w:val="18"/>
+              </w:rPr>
+              <w:t>sk-</w:t>
+            </w:r>
+            <w:r>
+              <w:rPr>
+                <w:rFonts w:ascii="微软雅黑" w:hAnsi="微软雅黑" w:eastAsia="微软雅黑"/>
+                <w:b w:val="0"/>
+                <w:sz w:val="20"/>
+              </w:rPr>
+              <w:t xml:space="preserve"> 开头的一长串。</w:t>
+            </w:r>
+            <w:r>
+              <w:rPr>
+                <w:rFonts w:ascii="微软雅黑" w:hAnsi="微软雅黑" w:eastAsia="微软雅黑"/>
+                <w:b/>
+                <w:sz w:val="20"/>
+              </w:rPr>
+              <w:t>不要</w:t>
+            </w:r>
+            <w:r>
+              <w:rPr>
+                <w:rFonts w:ascii="微软雅黑" w:hAnsi="微软雅黑" w:eastAsia="微软雅黑"/>
+                <w:b w:val="0"/>
+                <w:sz w:val="20"/>
+              </w:rPr>
+              <w:t>贴进群聊、文档、Issue、代码、GitHub —— 泄漏了只能作废重发</w:t>
+            </w:r>
+          </w:p>
+        </w:tc>
+      </w:tr>
+      <w:tr>
+        <w:tc>
+          <w:tcPr>
+            <w:tcW w:type="dxa" w:w="3249"/>
+          </w:tcPr>
+          <w:p>
+            <w:pPr>
+              <w:spacing w:before="40" w:after="40"/>
+            </w:pPr>
+            <w:r/>
+            <w:r>
+              <w:rPr>
+                <w:rFonts w:ascii="微软雅黑" w:hAnsi="微软雅黑" w:eastAsia="微软雅黑"/>
+                <w:b w:val="0"/>
+                <w:sz w:val="20"/>
+              </w:rPr>
+              <w:t>仓库地址</w:t>
+            </w:r>
+          </w:p>
+        </w:tc>
+        <w:tc>
+          <w:tcPr>
+            <w:tcW w:type="dxa" w:w="3249"/>
+          </w:tcPr>
+          <w:p>
+            <w:pPr>
+              <w:spacing w:before="40" w:after="40"/>
+            </w:pPr>
+            <w:r/>
+            <w:r>
+              <w:rPr>
+                <w:rFonts w:ascii="微软雅黑" w:hAnsi="微软雅黑" w:eastAsia="微软雅黑"/>
+                <w:b w:val="0"/>
+                <w:sz w:val="20"/>
+              </w:rPr>
+              <w:t>交付方</w:t>
+            </w:r>
+          </w:p>
+        </w:tc>
+        <w:tc>
+          <w:tcPr>
+            <w:tcW w:type="dxa" w:w="3249"/>
+          </w:tcPr>
+          <w:p>
+            <w:pPr>
+              <w:spacing w:before="40" w:after="40"/>
+            </w:pPr>
+            <w:r/>
+            <w:r>
+              <w:rPr>
+                <w:rFonts w:ascii="Consolas" w:hAnsi="Consolas" w:eastAsia="微软雅黑"/>
+                <w:b w:val="0"/>
+                <w:color w:val="C7254E"/>
+                <w:sz w:val="18"/>
+              </w:rPr>
+              <w:t>https://github.com/Scarlett-yzy/logic-coloc</w:t>
+            </w:r>
+            <w:r>
+              <w:rPr>
+                <w:rFonts w:ascii="微软雅黑" w:hAnsi="微软雅黑" w:eastAsia="微软雅黑"/>
+                <w:b w:val="0"/>
+                <w:sz w:val="20"/>
+              </w:rPr>
+              <w:t>，</w:t>
+            </w:r>
+            <w:r>
+              <w:rPr>
+                <w:rFonts w:ascii="微软雅黑" w:hAnsi="微软雅黑" w:eastAsia="微软雅黑"/>
+                <w:b/>
+                <w:sz w:val="20"/>
+              </w:rPr>
+              <w:t>公开仓库</w:t>
+            </w:r>
+            <w:r>
+              <w:rPr>
+                <w:rFonts w:ascii="微软雅黑" w:hAnsi="微软雅黑" w:eastAsia="微软雅黑"/>
+                <w:b w:val="0"/>
+                <w:sz w:val="20"/>
+              </w:rPr>
+              <w:t>，平台拉代码不需要授权</w:t>
+            </w:r>
+          </w:p>
+        </w:tc>
+      </w:tr>
+    </w:tbl>
+    <w:p>
+      <w:pPr>
+        <w:spacing w:after="80"/>
+      </w:pPr>
+    </w:p>
+    <w:p>
+      <w:pPr>
+        <w:spacing w:before="120" w:after="160"/>
+        <w:ind w:left="283"/>
+        <w:pBdr>
+          <w:left w:val="single" w:sz="18" w:space="8" w:color="9E9E9E"/>
+        </w:pBdr>
+      </w:pPr>
+      <w:r>
+        <w:rPr>
+          <w:rFonts w:ascii="微软雅黑" w:hAnsi="微软雅黑" w:eastAsia="微软雅黑"/>
+          <w:b w:val="0"/>
+          <w:color w:val="595959"/>
+          <w:sz w:val="21"/>
+        </w:rPr>
+        <w:t>三样里只有 Key 需要保密，其余可以直接在群里说。</w:t>
+      </w:r>
+    </w:p>
+    <w:p>
+      <w:pPr>
+        <w:spacing w:before="40" w:after="40"/>
+        <w:pBdr>
+          <w:bottom w:val="single" w:sz="4" w:space="1" w:color="BFBFBF"/>
+        </w:pBdr>
+      </w:pPr>
+      <w:r>
+        <w:rPr>
+          <w:rFonts w:ascii="微软雅黑" w:hAnsi="微软雅黑" w:eastAsia="微软雅黑"/>
+          <w:sz w:val="4"/>
+        </w:rPr>
+      </w:r>
+    </w:p>
+    <w:p>
+      <w:pPr>
+        <w:keepNext/>
+        <w:spacing w:before="280" w:after="120"/>
+      </w:pPr>
+      <w:r>
+        <w:rPr>
+          <w:rFonts w:ascii="微软雅黑" w:hAnsi="微软雅黑" w:eastAsia="微软雅黑"/>
+          <w:b/>
+          <w:color w:val="1A1A1A"/>
+          <w:sz w:val="30"/>
+        </w:rPr>
         <w:t>1. 先搞清楚这是个什么东西</w:t>
       </w:r>
     </w:p>
@@ -193,7 +573,7 @@
           <w:b/>
           <w:sz w:val="21"/>
         </w:rPr>
-        <w:t>这不是一个静态网站。</w:t>
+        <w:t>这不是静态网站，不能用「静态网站托管」。</w:t>
       </w:r>
       <w:r>
         <w:rPr>
@@ -236,19 +616,6 @@
           <w:sz w:val="21"/>
         </w:rPr>
         <w:t xml:space="preserve"> 里的一个 Python FastAPI 服务。</w:t>
-      </w:r>
-    </w:p>
-    <w:p>
-      <w:pPr>
-        <w:spacing w:after="120"/>
-      </w:pPr>
-      <w:r>
-        <w:rPr>
-          <w:rFonts w:ascii="微软雅黑" w:hAnsi="微软雅黑" w:eastAsia="微软雅黑"/>
-          <w:b w:val="0"/>
-          <w:sz w:val="21"/>
-        </w:rPr>
-        <w:t>这个服务同时干三件事：</w:t>
       </w:r>
     </w:p>
     <w:tbl>
@@ -341,7 +708,7 @@
                 <w:b w:val="0"/>
                 <w:sz w:val="20"/>
               </w:rPr>
-              <w:t xml:space="preserve">返回 </w:t>
+              <w:t xml:space="preserve">返回前端页面 </w:t>
             </w:r>
             <w:r>
               <w:rPr>
@@ -351,14 +718,6 @@
                 <w:sz w:val="18"/>
               </w:rPr>
               <w:t>web/index.html</w:t>
-            </w:r>
-            <w:r>
-              <w:rPr>
-                <w:rFonts w:ascii="微软雅黑" w:hAnsi="微软雅黑" w:eastAsia="微软雅黑"/>
-                <w:b w:val="0"/>
-                <w:sz w:val="20"/>
-              </w:rPr>
-              <w:t>（前端页面）</w:t>
             </w:r>
           </w:p>
         </w:tc>
@@ -466,7 +825,7 @@
                 <w:b w:val="0"/>
                 <w:sz w:val="20"/>
               </w:rPr>
-              <w:t>业务接口（</w:t>
+              <w:t>全部业务接口（</w:t>
             </w:r>
             <w:r>
               <w:rPr>
@@ -620,36 +979,18 @@
       <w:r>
         <w:rPr>
           <w:rFonts w:ascii="微软雅黑" w:hAnsi="微软雅黑" w:eastAsia="微软雅黑"/>
-          <w:b w:val="0"/>
-          <w:sz w:val="21"/>
-        </w:rPr>
-        <w:t>业务链路：FastAPI → LangGraph 编排 → 调用外部 LLM → 本地算分。</w:t>
-      </w:r>
-    </w:p>
-    <w:p>
-      <w:pPr>
-        <w:spacing w:after="120"/>
-      </w:pPr>
-      <w:r>
-        <w:rPr>
-          <w:rFonts w:ascii="微软雅黑" w:hAnsi="微软雅黑" w:eastAsia="微软雅黑"/>
           <w:b/>
           <w:sz w:val="21"/>
         </w:rPr>
-        <w:t>结论：用「云托管」（容器），不要用「云函数」。</w:t>
-      </w:r>
-    </w:p>
-    <w:p>
-      <w:pPr>
-        <w:spacing w:after="120"/>
-      </w:pPr>
+        <w:t>结论：用「云托管」（CloudBase Run，容器），不要用「云函数」。</w:t>
+      </w:r>
       <w:r>
         <w:rPr>
           <w:rFonts w:ascii="微软雅黑" w:hAnsi="微软雅黑" w:eastAsia="微软雅黑"/>
           <w:b w:val="0"/>
           <w:sz w:val="21"/>
         </w:rPr>
-        <w:t>理由（重要）：</w:t>
+        <w:t xml:space="preserve"> 三个理由：</w:t>
       </w:r>
     </w:p>
     <w:p>
@@ -663,7 +1004,23 @@
           <w:b w:val="0"/>
           <w:sz w:val="21"/>
         </w:rPr>
-        <w:t>会话存在进程内存里（</w:t>
+        <w:t>会话存在</w:t>
+      </w:r>
+      <w:r>
+        <w:rPr>
+          <w:rFonts w:ascii="微软雅黑" w:hAnsi="微软雅黑" w:eastAsia="微软雅黑"/>
+          <w:b/>
+          <w:sz w:val="21"/>
+        </w:rPr>
+        <w:t>进程内存</w:t>
+      </w:r>
+      <w:r>
+        <w:rPr>
+          <w:rFonts w:ascii="微软雅黑" w:hAnsi="微软雅黑" w:eastAsia="微软雅黑"/>
+          <w:b w:val="0"/>
+          <w:sz w:val="21"/>
+        </w:rPr>
+        <w:t>里（</w:t>
       </w:r>
       <w:r>
         <w:rPr>
@@ -697,24 +1054,7 @@
           <w:b w:val="0"/>
           <w:sz w:val="21"/>
         </w:rPr>
-        <w:t>）。云函数每次调用都是全新实例，</w:t>
-      </w:r>
-      <w:r>
-        <w:rPr>
-          <w:rFonts w:ascii="Consolas" w:hAnsi="Consolas" w:eastAsia="微软雅黑"/>
-          <w:b w:val="0"/>
-          <w:color w:val="C7254E"/>
-          <w:sz w:val="19"/>
-        </w:rPr>
-        <w:t>/api/chat</w:t>
-      </w:r>
-      <w:r>
-        <w:rPr>
-          <w:rFonts w:ascii="微软雅黑" w:hAnsi="微软雅黑" w:eastAsia="微软雅黑"/>
-          <w:b w:val="0"/>
-          <w:sz w:val="21"/>
-        </w:rPr>
-        <w:t xml:space="preserve"> 必然 404。</w:t>
+        <w:t>）。云函数每次调用都是全新实例，用户点「继续对话」必然 404。</w:t>
       </w:r>
     </w:p>
     <w:p>
@@ -737,7 +1077,23 @@
           <w:b w:val="0"/>
           <w:sz w:val="21"/>
         </w:rPr>
-        <w:t xml:space="preserve"> 单次请求要跑 74 秒左右，云函数默认超时通常不够。</w:t>
+        <w:t xml:space="preserve">（页面上的「发现同源」）单次要跑 </w:t>
+      </w:r>
+      <w:r>
+        <w:rPr>
+          <w:rFonts w:ascii="微软雅黑" w:hAnsi="微软雅黑" w:eastAsia="微软雅黑"/>
+          <w:b/>
+          <w:sz w:val="21"/>
+        </w:rPr>
+        <w:t>70 秒左右</w:t>
+      </w:r>
+      <w:r>
+        <w:rPr>
+          <w:rFonts w:ascii="微软雅黑" w:hAnsi="微软雅黑" w:eastAsia="微软雅黑"/>
+          <w:b w:val="0"/>
+          <w:sz w:val="21"/>
+        </w:rPr>
+        <w:t>，云函数默认超时通常不够。</w:t>
       </w:r>
     </w:p>
     <w:p>
@@ -751,7 +1107,7 @@
           <w:b w:val="0"/>
           <w:sz w:val="21"/>
         </w:rPr>
-        <w:t>有本地文件写入（笔记、卡片、上传附件），云函数文件系统不可靠。</w:t>
+        <w:t>有本地文件写入（笔记、卡片、上传附件），云函数的文件系统不可靠。</w:t>
       </w:r>
     </w:p>
     <w:p>
@@ -780,7 +1136,7 @@
           <w:color w:val="1A1A1A"/>
           <w:sz w:val="30"/>
         </w:rPr>
-        <w:t>2. 交付物清单</w:t>
+        <w:t>2. 交付物清单（都在仓库里，已经备好）</w:t>
       </w:r>
     </w:p>
     <w:p>
@@ -808,7 +1164,7 @@
           <w:rFonts w:ascii="Consolas" w:hAnsi="Consolas" w:eastAsia="微软雅黑"/>
           <w:sz w:val="18"/>
         </w:rPr>
-        <w:t>├── Dockerfile          ← 已备好，直接构建</w:t>
+        <w:t>├── Dockerfile          ← 已备好，平台照它构建，你不用写</w:t>
       </w:r>
     </w:p>
     <w:p>
@@ -822,7 +1178,7 @@
           <w:rFonts w:ascii="Consolas" w:hAnsi="Consolas" w:eastAsia="微软雅黑"/>
           <w:sz w:val="18"/>
         </w:rPr>
-        <w:t>├── .dockerignore       ← 已备好，会把 .env 挡在镜像外</w:t>
+        <w:t>├── .dockerignore       ← 已备好，会把 .env（含真实密钥）挡在镜像外</w:t>
       </w:r>
     </w:p>
     <w:p>
@@ -878,21 +1234,7 @@
           <w:rFonts w:ascii="Consolas" w:hAnsi="Consolas" w:eastAsia="微软雅黑"/>
           <w:sz w:val="18"/>
         </w:rPr>
-        <w:t>├── web/                ← 前端（index.html / app.js / style.css）</w:t>
-      </w:r>
-    </w:p>
-    <w:p>
-      <w:pPr>
-        <w:spacing w:before="0" w:after="0" w:line="240" w:lineRule="auto"/>
-        <w:ind w:left="283"/>
-        <w:shd w:val="clear" w:fill="F5F5F5"/>
-      </w:pPr>
-      <w:r>
-        <w:rPr>
-          <w:rFonts w:ascii="Consolas" w:hAnsi="Consolas" w:eastAsia="微软雅黑"/>
-          <w:sz w:val="18"/>
-        </w:rPr>
-        <w:t>├── data/corpus/example.jsonl   ← ⚠️ RAG 语料库，必须随包上传，缺了 /api/discover 直接崩</w:t>
+        <w:t>├── web/                ← 前端页面</w:t>
       </w:r>
     </w:p>
     <w:p>
@@ -906,7 +1248,7 @@
           <w:rFonts w:ascii="Consolas" w:hAnsi="Consolas" w:eastAsia="微软雅黑"/>
           <w:sz w:val="18"/>
         </w:rPr>
-        <w:t>└── config.py</w:t>
+        <w:t>└── data/corpus/example.jsonl  ← ⚠️ 语料库，必须随包上传，缺了「发现同源」直接崩</w:t>
       </w:r>
     </w:p>
     <w:p>
@@ -919,7 +1261,7 @@
           <w:b/>
           <w:sz w:val="21"/>
         </w:rPr>
-        <w:t>构建上下文就是仓库根目录本身</w:t>
+        <w:t>构建上下文就是仓库根目录</w:t>
       </w:r>
       <w:r>
         <w:rPr>
@@ -927,7 +1269,7 @@
           <w:b w:val="0"/>
           <w:sz w:val="21"/>
         </w:rPr>
-        <w:t>，不需要调整目录层级——</w:t>
+        <w:t xml:space="preserve">，不要调整目录层级 —— </w:t>
       </w:r>
       <w:r>
         <w:rPr>
@@ -944,7 +1286,7 @@
           <w:b w:val="0"/>
           <w:sz w:val="21"/>
         </w:rPr>
-        <w:t xml:space="preserve"> 里已经处理好包路径问题（见第 4 节说明）。</w:t>
+        <w:t xml:space="preserve"> 里已经处理好包路径问题（见 3.3 节）。</w:t>
       </w:r>
     </w:p>
     <w:p>
@@ -973,644 +1315,25 @@
           <w:color w:val="1A1A1A"/>
           <w:sz w:val="30"/>
         </w:rPr>
-        <w:t>3. 环境变量（最关键的一节）</w:t>
+        <w:t>3. 部署：五步，逐字段照填</w:t>
       </w:r>
     </w:p>
     <w:p>
       <w:pPr>
-        <w:spacing w:after="120"/>
+        <w:spacing w:before="120" w:after="160"/>
+        <w:ind w:left="283"/>
+        <w:pBdr>
+          <w:left w:val="single" w:sz="18" w:space="8" w:color="9E9E9E"/>
+        </w:pBdr>
       </w:pPr>
       <w:r>
         <w:rPr>
           <w:rFonts w:ascii="微软雅黑" w:hAnsi="微软雅黑" w:eastAsia="微软雅黑"/>
           <w:b w:val="0"/>
+          <w:color w:val="595959"/>
           <w:sz w:val="21"/>
         </w:rPr>
-        <w:t>线上靠环境变量配置，</w:t>
-      </w:r>
-      <w:r>
-        <w:rPr>
-          <w:rFonts w:ascii="微软雅黑" w:hAnsi="微软雅黑" w:eastAsia="微软雅黑"/>
-          <w:b/>
-          <w:sz w:val="21"/>
-        </w:rPr>
-        <w:t>不要</w:t>
-      </w:r>
-      <w:r>
-        <w:rPr>
-          <w:rFonts w:ascii="微软雅黑" w:hAnsi="微软雅黑" w:eastAsia="微软雅黑"/>
-          <w:b w:val="0"/>
-          <w:sz w:val="21"/>
-        </w:rPr>
-        <w:t xml:space="preserve">把 </w:t>
-      </w:r>
-      <w:r>
-        <w:rPr>
-          <w:rFonts w:ascii="Consolas" w:hAnsi="Consolas" w:eastAsia="微软雅黑"/>
-          <w:b w:val="0"/>
-          <w:color w:val="C7254E"/>
-          <w:sz w:val="19"/>
-        </w:rPr>
-        <w:t>.env</w:t>
-      </w:r>
-      <w:r>
-        <w:rPr>
-          <w:rFonts w:ascii="微软雅黑" w:hAnsi="微软雅黑" w:eastAsia="微软雅黑"/>
-          <w:b w:val="0"/>
-          <w:sz w:val="21"/>
-        </w:rPr>
-        <w:t xml:space="preserve"> 传上去（</w:t>
-      </w:r>
-      <w:r>
-        <w:rPr>
-          <w:rFonts w:ascii="Consolas" w:hAnsi="Consolas" w:eastAsia="微软雅黑"/>
-          <w:b w:val="0"/>
-          <w:color w:val="C7254E"/>
-          <w:sz w:val="19"/>
-        </w:rPr>
-        <w:t>.dockerignore</w:t>
-      </w:r>
-      <w:r>
-        <w:rPr>
-          <w:rFonts w:ascii="微软雅黑" w:hAnsi="微软雅黑" w:eastAsia="微软雅黑"/>
-          <w:b w:val="0"/>
-          <w:sz w:val="21"/>
-        </w:rPr>
-        <w:t xml:space="preserve"> 已经挡掉了）。</w:t>
-      </w:r>
-    </w:p>
-    <w:p>
-      <w:pPr>
-        <w:spacing w:after="120"/>
-      </w:pPr>
-      <w:r>
-        <w:rPr>
-          <w:rFonts w:ascii="微软雅黑" w:hAnsi="微软雅黑" w:eastAsia="微软雅黑"/>
-          <w:b w:val="0"/>
-          <w:sz w:val="21"/>
-        </w:rPr>
-        <w:t>在云托管控制台的「环境变量」里配这几条：</w:t>
-      </w:r>
-    </w:p>
-    <w:tbl>
-      <w:tblPr>
-        <w:tblStyle w:val="TableGrid"/>
-        <w:tblW w:type="auto" w:w="0"/>
-        <w:jc w:val="left"/>
-        <w:tblLayout w:type="autofit"/>
-        <w:tblLook w:firstColumn="1" w:firstRow="1" w:lastColumn="0" w:lastRow="0" w:noHBand="0" w:noVBand="1" w:val="04A0"/>
-      </w:tblPr>
-      <w:tblGrid>
-        <w:gridCol w:w="3249"/>
-        <w:gridCol w:w="3249"/>
-        <w:gridCol w:w="3249"/>
-      </w:tblGrid>
-      <w:tr>
-        <w:tc>
-          <w:tcPr>
-            <w:tcW w:type="dxa" w:w="3249"/>
-            <w:shd w:val="clear" w:fill="EAEAEA"/>
-          </w:tcPr>
-          <w:p>
-            <w:pPr>
-              <w:spacing w:before="40" w:after="40"/>
-            </w:pPr>
-            <w:r/>
-            <w:r>
-              <w:rPr>
-                <w:rFonts w:ascii="微软雅黑" w:hAnsi="微软雅黑" w:eastAsia="微软雅黑"/>
-                <w:b/>
-                <w:sz w:val="20"/>
-              </w:rPr>
-              <w:t>变量</w:t>
-            </w:r>
-          </w:p>
-        </w:tc>
-        <w:tc>
-          <w:tcPr>
-            <w:tcW w:type="dxa" w:w="3249"/>
-            <w:shd w:val="clear" w:fill="EAEAEA"/>
-          </w:tcPr>
-          <w:p>
-            <w:pPr>
-              <w:spacing w:before="40" w:after="40"/>
-            </w:pPr>
-            <w:r/>
-            <w:r>
-              <w:rPr>
-                <w:rFonts w:ascii="微软雅黑" w:hAnsi="微软雅黑" w:eastAsia="微软雅黑"/>
-                <w:b/>
-                <w:sz w:val="20"/>
-              </w:rPr>
-              <w:t>值</w:t>
-            </w:r>
-          </w:p>
-        </w:tc>
-        <w:tc>
-          <w:tcPr>
-            <w:tcW w:type="dxa" w:w="3249"/>
-            <w:shd w:val="clear" w:fill="EAEAEA"/>
-          </w:tcPr>
-          <w:p>
-            <w:pPr>
-              <w:spacing w:before="40" w:after="40"/>
-            </w:pPr>
-            <w:r/>
-            <w:r>
-              <w:rPr>
-                <w:rFonts w:ascii="微软雅黑" w:hAnsi="微软雅黑" w:eastAsia="微软雅黑"/>
-                <w:b/>
-                <w:sz w:val="20"/>
-              </w:rPr>
-              <w:t>说明</w:t>
-            </w:r>
-          </w:p>
-        </w:tc>
-      </w:tr>
-      <w:tr>
-        <w:tc>
-          <w:tcPr>
-            <w:tcW w:type="dxa" w:w="3249"/>
-          </w:tcPr>
-          <w:p>
-            <w:pPr>
-              <w:spacing w:before="40" w:after="40"/>
-            </w:pPr>
-            <w:r/>
-            <w:r>
-              <w:rPr>
-                <w:rFonts w:ascii="Consolas" w:hAnsi="Consolas" w:eastAsia="微软雅黑"/>
-                <w:b w:val="0"/>
-                <w:color w:val="C7254E"/>
-                <w:sz w:val="18"/>
-              </w:rPr>
-              <w:t>LC_API_KEY</w:t>
-            </w:r>
-          </w:p>
-        </w:tc>
-        <w:tc>
-          <w:tcPr>
-            <w:tcW w:type="dxa" w:w="3249"/>
-          </w:tcPr>
-          <w:p>
-            <w:pPr>
-              <w:spacing w:before="40" w:after="40"/>
-            </w:pPr>
-            <w:r/>
-            <w:r>
-              <w:rPr>
-                <w:rFonts w:ascii="微软雅黑" w:hAnsi="微软雅黑" w:eastAsia="微软雅黑"/>
-                <w:b/>
-                <w:sz w:val="20"/>
-              </w:rPr>
-              <w:t>真实密钥</w:t>
-            </w:r>
-          </w:p>
-        </w:tc>
-        <w:tc>
-          <w:tcPr>
-            <w:tcW w:type="dxa" w:w="3249"/>
-          </w:tcPr>
-          <w:p>
-            <w:pPr>
-              <w:spacing w:before="40" w:after="40"/>
-            </w:pPr>
-            <w:r/>
-            <w:r>
-              <w:rPr>
-                <w:rFonts w:ascii="微软雅黑" w:hAnsi="微软雅黑" w:eastAsia="微软雅黑"/>
-                <w:b w:val="0"/>
-                <w:sz w:val="20"/>
-              </w:rPr>
-              <w:t>核心密钥，走私密渠道单独给，不要走 git</w:t>
-            </w:r>
-          </w:p>
-        </w:tc>
-      </w:tr>
-      <w:tr>
-        <w:tc>
-          <w:tcPr>
-            <w:tcW w:type="dxa" w:w="3249"/>
-          </w:tcPr>
-          <w:p>
-            <w:pPr>
-              <w:spacing w:before="40" w:after="40"/>
-            </w:pPr>
-            <w:r/>
-            <w:r>
-              <w:rPr>
-                <w:rFonts w:ascii="Consolas" w:hAnsi="Consolas" w:eastAsia="微软雅黑"/>
-                <w:b w:val="0"/>
-                <w:color w:val="C7254E"/>
-                <w:sz w:val="18"/>
-              </w:rPr>
-              <w:t>LC_BRIDGE</w:t>
-            </w:r>
-          </w:p>
-        </w:tc>
-        <w:tc>
-          <w:tcPr>
-            <w:tcW w:type="dxa" w:w="3249"/>
-          </w:tcPr>
-          <w:p>
-            <w:pPr>
-              <w:spacing w:before="40" w:after="40"/>
-            </w:pPr>
-            <w:r/>
-            <w:r>
-              <w:rPr>
-                <w:rFonts w:ascii="Consolas" w:hAnsi="Consolas" w:eastAsia="微软雅黑"/>
-                <w:b w:val="0"/>
-                <w:color w:val="C7254E"/>
-                <w:sz w:val="18"/>
-              </w:rPr>
-              <w:t>https://api.openai-next.com</w:t>
-            </w:r>
-          </w:p>
-        </w:tc>
-        <w:tc>
-          <w:tcPr>
-            <w:tcW w:type="dxa" w:w="3249"/>
-          </w:tcPr>
-          <w:p>
-            <w:pPr>
-              <w:spacing w:before="40" w:after="40"/>
-            </w:pPr>
-            <w:r/>
-            <w:r>
-              <w:rPr>
-                <w:rFonts w:ascii="微软雅黑" w:hAnsi="微软雅黑" w:eastAsia="微软雅黑"/>
-                <w:b/>
-                <w:sz w:val="20"/>
-              </w:rPr>
-              <w:t>必须原样填</w:t>
-            </w:r>
-            <w:r>
-              <w:rPr>
-                <w:rFonts w:ascii="微软雅黑" w:hAnsi="微软雅黑" w:eastAsia="微软雅黑"/>
-                <w:b w:val="0"/>
-                <w:sz w:val="20"/>
-              </w:rPr>
-              <w:t>，见下方警告</w:t>
-            </w:r>
-          </w:p>
-        </w:tc>
-      </w:tr>
-      <w:tr>
-        <w:tc>
-          <w:tcPr>
-            <w:tcW w:type="dxa" w:w="3249"/>
-          </w:tcPr>
-          <w:p>
-            <w:pPr>
-              <w:spacing w:before="40" w:after="40"/>
-            </w:pPr>
-            <w:r/>
-            <w:r>
-              <w:rPr>
-                <w:rFonts w:ascii="Consolas" w:hAnsi="Consolas" w:eastAsia="微软雅黑"/>
-                <w:b w:val="0"/>
-                <w:color w:val="C7254E"/>
-                <w:sz w:val="18"/>
-              </w:rPr>
-              <w:t>LC_MODEL</w:t>
-            </w:r>
-          </w:p>
-        </w:tc>
-        <w:tc>
-          <w:tcPr>
-            <w:tcW w:type="dxa" w:w="3249"/>
-          </w:tcPr>
-          <w:p>
-            <w:pPr>
-              <w:spacing w:before="40" w:after="40"/>
-            </w:pPr>
-            <w:r/>
-            <w:r>
-              <w:rPr>
-                <w:rFonts w:ascii="Consolas" w:hAnsi="Consolas" w:eastAsia="微软雅黑"/>
-                <w:b w:val="0"/>
-                <w:color w:val="C7254E"/>
-                <w:sz w:val="18"/>
-              </w:rPr>
-              <w:t>gpt-4o-mini</w:t>
-            </w:r>
-          </w:p>
-        </w:tc>
-        <w:tc>
-          <w:tcPr>
-            <w:tcW w:type="dxa" w:w="3249"/>
-          </w:tcPr>
-          <w:p>
-            <w:pPr>
-              <w:spacing w:before="40" w:after="40"/>
-            </w:pPr>
-            <w:r/>
-            <w:r>
-              <w:rPr>
-                <w:rFonts w:ascii="微软雅黑" w:hAnsi="微软雅黑" w:eastAsia="微软雅黑"/>
-                <w:b w:val="0"/>
-                <w:sz w:val="20"/>
-              </w:rPr>
-              <w:t xml:space="preserve">照抄交付方 </w:t>
-            </w:r>
-            <w:r>
-              <w:rPr>
-                <w:rFonts w:ascii="Consolas" w:hAnsi="Consolas" w:eastAsia="微软雅黑"/>
-                <w:b w:val="0"/>
-                <w:color w:val="C7254E"/>
-                <w:sz w:val="18"/>
-              </w:rPr>
-              <w:t>.env</w:t>
-            </w:r>
-          </w:p>
-        </w:tc>
-      </w:tr>
-      <w:tr>
-        <w:tc>
-          <w:tcPr>
-            <w:tcW w:type="dxa" w:w="3249"/>
-          </w:tcPr>
-          <w:p>
-            <w:pPr>
-              <w:spacing w:before="40" w:after="40"/>
-            </w:pPr>
-            <w:r/>
-            <w:r>
-              <w:rPr>
-                <w:rFonts w:ascii="Consolas" w:hAnsi="Consolas" w:eastAsia="微软雅黑"/>
-                <w:b w:val="0"/>
-                <w:color w:val="C7254E"/>
-                <w:sz w:val="18"/>
-              </w:rPr>
-              <w:t>LC_TIMEOUT</w:t>
-            </w:r>
-          </w:p>
-        </w:tc>
-        <w:tc>
-          <w:tcPr>
-            <w:tcW w:type="dxa" w:w="3249"/>
-          </w:tcPr>
-          <w:p>
-            <w:pPr>
-              <w:spacing w:before="40" w:after="40"/>
-            </w:pPr>
-            <w:r/>
-            <w:r>
-              <w:rPr>
-                <w:rFonts w:ascii="Consolas" w:hAnsi="Consolas" w:eastAsia="微软雅黑"/>
-                <w:b w:val="0"/>
-                <w:color w:val="C7254E"/>
-                <w:sz w:val="18"/>
-              </w:rPr>
-              <w:t>180</w:t>
-            </w:r>
-          </w:p>
-        </w:tc>
-        <w:tc>
-          <w:tcPr>
-            <w:tcW w:type="dxa" w:w="3249"/>
-          </w:tcPr>
-          <w:p>
-            <w:pPr>
-              <w:spacing w:before="40" w:after="40"/>
-            </w:pPr>
-            <w:r/>
-          </w:p>
-        </w:tc>
-      </w:tr>
-      <w:tr>
-        <w:tc>
-          <w:tcPr>
-            <w:tcW w:type="dxa" w:w="3249"/>
-          </w:tcPr>
-          <w:p>
-            <w:pPr>
-              <w:spacing w:before="40" w:after="40"/>
-            </w:pPr>
-            <w:r/>
-            <w:r>
-              <w:rPr>
-                <w:rFonts w:ascii="Consolas" w:hAnsi="Consolas" w:eastAsia="微软雅黑"/>
-                <w:b w:val="0"/>
-                <w:color w:val="C7254E"/>
-                <w:sz w:val="18"/>
-              </w:rPr>
-              <w:t>LC_DISCOVER_TIMEOUT</w:t>
-            </w:r>
-          </w:p>
-        </w:tc>
-        <w:tc>
-          <w:tcPr>
-            <w:tcW w:type="dxa" w:w="3249"/>
-          </w:tcPr>
-          <w:p>
-            <w:pPr>
-              <w:spacing w:before="40" w:after="40"/>
-            </w:pPr>
-            <w:r/>
-            <w:r>
-              <w:rPr>
-                <w:rFonts w:ascii="Consolas" w:hAnsi="Consolas" w:eastAsia="微软雅黑"/>
-                <w:b w:val="0"/>
-                <w:color w:val="C7254E"/>
-                <w:sz w:val="18"/>
-              </w:rPr>
-              <w:t>240</w:t>
-            </w:r>
-          </w:p>
-        </w:tc>
-        <w:tc>
-          <w:tcPr>
-            <w:tcW w:type="dxa" w:w="3249"/>
-          </w:tcPr>
-          <w:p>
-            <w:pPr>
-              <w:spacing w:before="40" w:after="40"/>
-            </w:pPr>
-            <w:r/>
-            <w:r>
-              <w:rPr>
-                <w:rFonts w:ascii="微软雅黑" w:hAnsi="微软雅黑" w:eastAsia="微软雅黑"/>
-                <w:b w:val="0"/>
-                <w:sz w:val="20"/>
-              </w:rPr>
-              <w:t>discover 接口的内部上限</w:t>
-            </w:r>
-          </w:p>
-        </w:tc>
-      </w:tr>
-      <w:tr>
-        <w:tc>
-          <w:tcPr>
-            <w:tcW w:type="dxa" w:w="3249"/>
-          </w:tcPr>
-          <w:p>
-            <w:pPr>
-              <w:spacing w:before="40" w:after="40"/>
-            </w:pPr>
-            <w:r/>
-            <w:r>
-              <w:rPr>
-                <w:rFonts w:ascii="Consolas" w:hAnsi="Consolas" w:eastAsia="微软雅黑"/>
-                <w:b w:val="0"/>
-                <w:color w:val="C7254E"/>
-                <w:sz w:val="18"/>
-              </w:rPr>
-              <w:t>LC_THINKING</w:t>
-            </w:r>
-          </w:p>
-        </w:tc>
-        <w:tc>
-          <w:tcPr>
-            <w:tcW w:type="dxa" w:w="3249"/>
-          </w:tcPr>
-          <w:p>
-            <w:pPr>
-              <w:spacing w:before="40" w:after="40"/>
-            </w:pPr>
-            <w:r/>
-            <w:r>
-              <w:rPr>
-                <w:rFonts w:ascii="Consolas" w:hAnsi="Consolas" w:eastAsia="微软雅黑"/>
-                <w:b w:val="0"/>
-                <w:color w:val="C7254E"/>
-                <w:sz w:val="18"/>
-              </w:rPr>
-              <w:t>none</w:t>
-            </w:r>
-          </w:p>
-        </w:tc>
-        <w:tc>
-          <w:tcPr>
-            <w:tcW w:type="dxa" w:w="3249"/>
-          </w:tcPr>
-          <w:p>
-            <w:pPr>
-              <w:spacing w:before="40" w:after="40"/>
-            </w:pPr>
-            <w:r/>
-            <w:r>
-              <w:rPr>
-                <w:rFonts w:ascii="微软雅黑" w:hAnsi="微软雅黑" w:eastAsia="微软雅黑"/>
-                <w:b/>
-                <w:sz w:val="20"/>
-              </w:rPr>
-              <w:t>不要改</w:t>
-            </w:r>
-            <w:r>
-              <w:rPr>
-                <w:rFonts w:ascii="微软雅黑" w:hAnsi="微软雅黑" w:eastAsia="微软雅黑"/>
-                <w:b w:val="0"/>
-                <w:sz w:val="20"/>
-              </w:rPr>
-              <w:t>，见下方警告</w:t>
-            </w:r>
-          </w:p>
-        </w:tc>
-      </w:tr>
-    </w:tbl>
-    <w:p>
-      <w:pPr>
-        <w:spacing w:after="80"/>
-      </w:pPr>
-    </w:p>
-    <w:p>
-      <w:pPr>
-        <w:spacing w:after="120"/>
-      </w:pPr>
-      <w:r>
-        <w:rPr>
-          <w:rFonts w:ascii="微软雅黑" w:hAnsi="微软雅黑" w:eastAsia="微软雅黑"/>
-          <w:b w:val="0"/>
-          <w:sz w:val="21"/>
-        </w:rPr>
-        <w:t>可选（</w:t>
-      </w:r>
-      <w:r>
-        <w:rPr>
-          <w:rFonts w:ascii="Consolas" w:hAnsi="Consolas" w:eastAsia="微软雅黑"/>
-          <w:b w:val="0"/>
-          <w:color w:val="C7254E"/>
-          <w:sz w:val="19"/>
-        </w:rPr>
-        <w:t>config.py</w:t>
-      </w:r>
-      <w:r>
-        <w:rPr>
-          <w:rFonts w:ascii="微软雅黑" w:hAnsi="微软雅黑" w:eastAsia="微软雅黑"/>
-          <w:b w:val="0"/>
-          <w:sz w:val="21"/>
-        </w:rPr>
-        <w:t xml:space="preserve"> 里有默认值，不配也行）：</w:t>
-      </w:r>
-      <w:r>
-        <w:rPr>
-          <w:rFonts w:ascii="Consolas" w:hAnsi="Consolas" w:eastAsia="微软雅黑"/>
-          <w:b w:val="0"/>
-          <w:color w:val="C7254E"/>
-          <w:sz w:val="19"/>
-        </w:rPr>
-        <w:t>LC_SAMPLES=3</w:t>
-      </w:r>
-      <w:r>
-        <w:rPr>
-          <w:rFonts w:ascii="微软雅黑" w:hAnsi="微软雅黑" w:eastAsia="微软雅黑"/>
-          <w:b w:val="0"/>
-          <w:sz w:val="21"/>
-        </w:rPr>
-        <w:t>、</w:t>
-      </w:r>
-      <w:r>
-        <w:rPr>
-          <w:rFonts w:ascii="Consolas" w:hAnsi="Consolas" w:eastAsia="微软雅黑"/>
-          <w:b w:val="0"/>
-          <w:color w:val="C7254E"/>
-          <w:sz w:val="19"/>
-        </w:rPr>
-        <w:t>LC_METHOD=cosine</w:t>
-      </w:r>
-      <w:r>
-        <w:rPr>
-          <w:rFonts w:ascii="微软雅黑" w:hAnsi="微软雅黑" w:eastAsia="微软雅黑"/>
-          <w:b w:val="0"/>
-          <w:sz w:val="21"/>
-        </w:rPr>
-        <w:t>、</w:t>
-      </w:r>
-      <w:r>
-        <w:rPr>
-          <w:rFonts w:ascii="Consolas" w:hAnsi="Consolas" w:eastAsia="微软雅黑"/>
-          <w:b w:val="0"/>
-          <w:color w:val="C7254E"/>
-          <w:sz w:val="19"/>
-        </w:rPr>
-        <w:t>LC_THRESHOLD=0.85</w:t>
-      </w:r>
-      <w:r>
-        <w:rPr>
-          <w:rFonts w:ascii="微软雅黑" w:hAnsi="微软雅黑" w:eastAsia="微软雅黑"/>
-          <w:b w:val="0"/>
-          <w:sz w:val="21"/>
-        </w:rPr>
-        <w:t>、</w:t>
-      </w:r>
-      <w:r>
-        <w:rPr>
-          <w:rFonts w:ascii="Consolas" w:hAnsi="Consolas" w:eastAsia="微软雅黑"/>
-          <w:b w:val="0"/>
-          <w:color w:val="C7254E"/>
-          <w:sz w:val="19"/>
-        </w:rPr>
-        <w:t>LC_GAMMA=0.06</w:t>
-      </w:r>
-      <w:r>
-        <w:rPr>
-          <w:rFonts w:ascii="微软雅黑" w:hAnsi="微软雅黑" w:eastAsia="微软雅黑"/>
-          <w:b w:val="0"/>
-          <w:sz w:val="21"/>
-        </w:rPr>
-        <w:t>。</w:t>
+        <w:t>控制台各版本的中文措辞可能略有差别（「代码源」也可能叫「来源」），认字段含义即可。</w:t>
       </w:r>
     </w:p>
     <w:p>
@@ -1625,59 +1348,43 @@
           <w:color w:val="333333"/>
           <w:sz w:val="25"/>
         </w:rPr>
-        <w:t>⚠️ 两条硬规定</w:t>
+        <w:t>3.1 第一步：新建云托管服务</w:t>
       </w:r>
     </w:p>
     <w:p>
       <w:pPr>
-        <w:spacing w:after="120"/>
+        <w:pStyle w:val="ListBullet"/>
+        <w:spacing w:after="60"/>
       </w:pPr>
+      <w:r>
+        <w:rPr>
+          <w:rFonts w:ascii="微软雅黑" w:hAnsi="微软雅黑" w:eastAsia="微软雅黑"/>
+          <w:b w:val="0"/>
+          <w:sz w:val="21"/>
+        </w:rPr>
+        <w:t xml:space="preserve">控制台 → </w:t>
+      </w:r>
       <w:r>
         <w:rPr>
           <w:rFonts w:ascii="微软雅黑" w:hAnsi="微软雅黑" w:eastAsia="微软雅黑"/>
           <w:b/>
           <w:sz w:val="21"/>
         </w:rPr>
-        <w:t xml:space="preserve">1. </w:t>
-      </w:r>
-      <w:r>
-        <w:rPr>
-          <w:rFonts w:ascii="Consolas" w:hAnsi="Consolas" w:eastAsia="微软雅黑"/>
-          <w:b/>
-          <w:color w:val="C7254E"/>
-          <w:sz w:val="19"/>
-        </w:rPr>
-        <w:t>LC_BRIDGE</w:t>
+        <w:t>云托管</w:t>
       </w:r>
       <w:r>
         <w:rPr>
           <w:rFonts w:ascii="微软雅黑" w:hAnsi="微软雅黑" w:eastAsia="微软雅黑"/>
-          <w:b/>
+          <w:b w:val="0"/>
           <w:sz w:val="21"/>
         </w:rPr>
-        <w:t xml:space="preserve"> 必须一字不差地填 </w:t>
-      </w:r>
-      <w:r>
-        <w:rPr>
-          <w:rFonts w:ascii="Consolas" w:hAnsi="Consolas" w:eastAsia="微软雅黑"/>
-          <w:b/>
-          <w:color w:val="C7254E"/>
-          <w:sz w:val="19"/>
-        </w:rPr>
-        <w:t>https://api.openai-next.com</w:t>
-      </w:r>
-      <w:r>
-        <w:rPr>
-          <w:rFonts w:ascii="微软雅黑" w:hAnsi="微软雅黑" w:eastAsia="微软雅黑"/>
-          <w:b/>
-          <w:sz w:val="21"/>
-        </w:rPr>
-        <w:t>。</w:t>
+        <w:t xml:space="preserve"> → 新建服务</w:t>
       </w:r>
     </w:p>
     <w:p>
       <w:pPr>
-        <w:spacing w:after="120"/>
+        <w:pStyle w:val="ListBullet"/>
+        <w:spacing w:after="60"/>
       </w:pPr>
       <w:r>
         <w:rPr>
@@ -1685,7 +1392,7 @@
           <w:b w:val="0"/>
           <w:sz w:val="21"/>
         </w:rPr>
-        <w:t xml:space="preserve">不要加 </w:t>
+        <w:t>服务名称：</w:t>
       </w:r>
       <w:r>
         <w:rPr>
@@ -1694,243 +1401,21 @@
           <w:color w:val="C7254E"/>
           <w:sz w:val="19"/>
         </w:rPr>
-        <w:t>/v1</w:t>
-      </w:r>
+        <w:t>logic-coloc</w:t>
+      </w:r>
+    </w:p>
+    <w:p>
+      <w:pPr>
+        <w:pStyle w:val="ListBullet"/>
+        <w:spacing w:after="60"/>
+      </w:pPr>
       <w:r>
         <w:rPr>
           <w:rFonts w:ascii="微软雅黑" w:hAnsi="微软雅黑" w:eastAsia="微软雅黑"/>
           <w:b w:val="0"/>
           <w:sz w:val="21"/>
         </w:rPr>
-        <w:t>，不要加尾斜杠，不要换成别的域名（哪怕那个域名指向同一个服务）。</w:t>
-      </w:r>
-    </w:p>
-    <w:p>
-      <w:pPr>
-        <w:spacing w:after="120"/>
-      </w:pPr>
-      <w:r>
-        <w:rPr>
-          <w:rFonts w:ascii="微软雅黑" w:hAnsi="微软雅黑" w:eastAsia="微软雅黑"/>
-          <w:b w:val="0"/>
-          <w:sz w:val="21"/>
-        </w:rPr>
-        <w:t>原因：</w:t>
-      </w:r>
-      <w:r>
-        <w:rPr>
-          <w:rFonts w:ascii="Consolas" w:hAnsi="Consolas" w:eastAsia="微软雅黑"/>
-          <w:b w:val="0"/>
-          <w:color w:val="C7254E"/>
-          <w:sz w:val="19"/>
-        </w:rPr>
-        <w:t>feature_extractor.py</w:t>
-      </w:r>
-      <w:r>
-        <w:rPr>
-          <w:rFonts w:ascii="微软雅黑" w:hAnsi="微软雅黑" w:eastAsia="微软雅黑"/>
-          <w:b w:val="0"/>
-          <w:sz w:val="21"/>
-        </w:rPr>
-        <w:t xml:space="preserve"> 里是靠</w:t>
-      </w:r>
-      <w:r>
-        <w:rPr>
-          <w:rFonts w:ascii="微软雅黑" w:hAnsi="微软雅黑" w:eastAsia="微软雅黑"/>
-          <w:b/>
-          <w:sz w:val="21"/>
-        </w:rPr>
-        <w:t>域名后缀</w:t>
-      </w:r>
-      <w:r>
-        <w:rPr>
-          <w:rFonts w:ascii="微软雅黑" w:hAnsi="微软雅黑" w:eastAsia="微软雅黑"/>
-          <w:b w:val="0"/>
-          <w:sz w:val="21"/>
-        </w:rPr>
-        <w:t>来判断该用 OpenAI 协议还是 Anthropic 协议的：</w:t>
-      </w:r>
-    </w:p>
-    <w:p>
-      <w:pPr>
-        <w:spacing w:before="120" w:after="120" w:line="240" w:lineRule="auto"/>
-        <w:ind w:left="283"/>
-        <w:shd w:val="clear" w:fill="F5F5F5"/>
-      </w:pPr>
-      <w:r>
-        <w:rPr>
-          <w:rFonts w:ascii="Consolas" w:hAnsi="Consolas" w:eastAsia="微软雅黑"/>
-          <w:sz w:val="18"/>
-        </w:rPr>
-        <w:t>if config.BRIDGE.rstrip("/").endswith("api.openai-next.com") and ...</w:t>
-      </w:r>
-    </w:p>
-    <w:p>
-      <w:pPr>
-        <w:spacing w:after="120"/>
-      </w:pPr>
-      <w:r>
-        <w:rPr>
-          <w:rFonts w:ascii="微软雅黑" w:hAnsi="微软雅黑" w:eastAsia="微软雅黑"/>
-          <w:b w:val="0"/>
-          <w:sz w:val="21"/>
-        </w:rPr>
-        <w:t>网址写法一变，就会</w:t>
-      </w:r>
-      <w:r>
-        <w:rPr>
-          <w:rFonts w:ascii="微软雅黑" w:hAnsi="微软雅黑" w:eastAsia="微软雅黑"/>
-          <w:b/>
-          <w:sz w:val="21"/>
-        </w:rPr>
-        <w:t>静默</w:t>
-      </w:r>
-      <w:r>
-        <w:rPr>
-          <w:rFonts w:ascii="微软雅黑" w:hAnsi="微软雅黑" w:eastAsia="微软雅黑"/>
-          <w:b w:val="0"/>
-          <w:sz w:val="21"/>
-        </w:rPr>
-        <w:t>走错协议，表现为「LLM 返回空内容」，而且报错信息</w:t>
-      </w:r>
-      <w:r>
-        <w:rPr>
-          <w:rFonts w:ascii="微软雅黑" w:hAnsi="微软雅黑" w:eastAsia="微软雅黑"/>
-          <w:b/>
-          <w:sz w:val="21"/>
-        </w:rPr>
-        <w:t>完全不会提示是这个原因</w:t>
-      </w:r>
-      <w:r>
-        <w:rPr>
-          <w:rFonts w:ascii="微软雅黑" w:hAnsi="微软雅黑" w:eastAsia="微软雅黑"/>
-          <w:b w:val="0"/>
-          <w:sz w:val="21"/>
-        </w:rPr>
-        <w:t>。</w:t>
-      </w:r>
-    </w:p>
-    <w:p>
-      <w:pPr>
-        <w:spacing w:after="120"/>
-      </w:pPr>
-      <w:r>
-        <w:rPr>
-          <w:rFonts w:ascii="微软雅黑" w:hAnsi="微软雅黑" w:eastAsia="微软雅黑"/>
-          <w:b/>
-          <w:sz w:val="21"/>
-        </w:rPr>
-        <w:t xml:space="preserve">2. </w:t>
-      </w:r>
-      <w:r>
-        <w:rPr>
-          <w:rFonts w:ascii="Consolas" w:hAnsi="Consolas" w:eastAsia="微软雅黑"/>
-          <w:b/>
-          <w:color w:val="C7254E"/>
-          <w:sz w:val="19"/>
-        </w:rPr>
-        <w:t>LC_THINKING</w:t>
-      </w:r>
-      <w:r>
-        <w:rPr>
-          <w:rFonts w:ascii="微软雅黑" w:hAnsi="微软雅黑" w:eastAsia="微软雅黑"/>
-          <w:b/>
-          <w:sz w:val="21"/>
-        </w:rPr>
-        <w:t xml:space="preserve"> 保持 </w:t>
-      </w:r>
-      <w:r>
-        <w:rPr>
-          <w:rFonts w:ascii="Consolas" w:hAnsi="Consolas" w:eastAsia="微软雅黑"/>
-          <w:b/>
-          <w:color w:val="C7254E"/>
-          <w:sz w:val="19"/>
-        </w:rPr>
-        <w:t>none</w:t>
-      </w:r>
-      <w:r>
-        <w:rPr>
-          <w:rFonts w:ascii="微软雅黑" w:hAnsi="微软雅黑" w:eastAsia="微软雅黑"/>
-          <w:b/>
-          <w:sz w:val="21"/>
-        </w:rPr>
-        <w:t>。</w:t>
-      </w:r>
-    </w:p>
-    <w:p>
-      <w:pPr>
-        <w:spacing w:after="120"/>
-      </w:pPr>
-      <w:r>
-        <w:rPr>
-          <w:rFonts w:ascii="微软雅黑" w:hAnsi="微软雅黑" w:eastAsia="微软雅黑"/>
-          <w:b w:val="0"/>
-          <w:sz w:val="21"/>
-        </w:rPr>
-        <w:t xml:space="preserve">这是踩过的坑：在兼容端点上传 </w:t>
-      </w:r>
-      <w:r>
-        <w:rPr>
-          <w:rFonts w:ascii="Consolas" w:hAnsi="Consolas" w:eastAsia="微软雅黑"/>
-          <w:b w:val="0"/>
-          <w:color w:val="C7254E"/>
-          <w:sz w:val="19"/>
-        </w:rPr>
-        <w:t>disabled</w:t>
-      </w:r>
-      <w:r>
-        <w:rPr>
-          <w:rFonts w:ascii="微软雅黑" w:hAnsi="微软雅黑" w:eastAsia="微软雅黑"/>
-          <w:b w:val="0"/>
-          <w:sz w:val="21"/>
-        </w:rPr>
-        <w:t xml:space="preserve"> + 低 </w:t>
-      </w:r>
-      <w:r>
-        <w:rPr>
-          <w:rFonts w:ascii="Consolas" w:hAnsi="Consolas" w:eastAsia="微软雅黑"/>
-          <w:b w:val="0"/>
-          <w:color w:val="C7254E"/>
-          <w:sz w:val="19"/>
-        </w:rPr>
-        <w:t>max_tokens</w:t>
-      </w:r>
-      <w:r>
-        <w:rPr>
-          <w:rFonts w:ascii="微软雅黑" w:hAnsi="微软雅黑" w:eastAsia="微软雅黑"/>
-          <w:b w:val="0"/>
-          <w:sz w:val="21"/>
-        </w:rPr>
-        <w:t xml:space="preserve"> 会偶发空响应。</w:t>
-      </w:r>
-    </w:p>
-    <w:p>
-      <w:pPr>
-        <w:spacing w:before="40" w:after="40"/>
-        <w:pBdr>
-          <w:bottom w:val="single" w:sz="4" w:space="1" w:color="BFBFBF"/>
-        </w:pBdr>
-      </w:pPr>
-      <w:r>
-        <w:rPr>
-          <w:rFonts w:ascii="微软雅黑" w:hAnsi="微软雅黑" w:eastAsia="微软雅黑"/>
-          <w:sz w:val="4"/>
-        </w:rPr>
-      </w:r>
-    </w:p>
-    <w:p>
-      <w:pPr>
-        <w:keepNext/>
-        <w:spacing w:before="280" w:after="120"/>
-      </w:pPr>
-      <w:r>
-        <w:rPr>
-          <w:rFonts w:ascii="微软雅黑" w:hAnsi="微软雅黑" w:eastAsia="微软雅黑"/>
-          <w:b/>
-          <w:color w:val="1A1A1A"/>
-          <w:sz w:val="30"/>
-        </w:rPr>
-        <w:t>4. 部署步骤（云托管）</w:t>
+        <w:t>环境：选交付方给你的那个环境</w:t>
       </w:r>
     </w:p>
     <w:p>
@@ -1945,7 +1430,7 @@
           <w:color w:val="333333"/>
           <w:sz w:val="25"/>
         </w:rPr>
-        <w:t>4.1 构建配置</w:t>
+        <w:t>3.2 第二步：代码来源</w:t>
       </w:r>
     </w:p>
     <w:tbl>
@@ -1977,7 +1462,7 @@
                 <w:b/>
                 <w:sz w:val="20"/>
               </w:rPr>
-              <w:t>项</w:t>
+              <w:t>字段</w:t>
             </w:r>
           </w:p>
         </w:tc>
@@ -1997,7 +1482,7 @@
                 <w:b/>
                 <w:sz w:val="20"/>
               </w:rPr>
-              <w:t>值</w:t>
+              <w:t>填什么</w:t>
             </w:r>
           </w:p>
         </w:tc>
@@ -2018,7 +1503,7 @@
                 <w:b w:val="0"/>
                 <w:sz w:val="20"/>
               </w:rPr>
-              <w:t>运行时</w:t>
+              <w:t>来源</w:t>
             </w:r>
           </w:p>
         </w:tc>
@@ -2037,748 +1522,7 @@
                 <w:b/>
                 <w:sz w:val="20"/>
               </w:rPr>
-              <w:t>Python 3.11</w:t>
-            </w:r>
-            <w:r>
-              <w:rPr>
-                <w:rFonts w:ascii="微软雅黑" w:hAnsi="微软雅黑" w:eastAsia="微软雅黑"/>
-                <w:b w:val="0"/>
-                <w:sz w:val="20"/>
-              </w:rPr>
-              <w:t>（本地开发是 3.13.5，但 3.11 的依赖 wheel 最全）</w:t>
-            </w:r>
-          </w:p>
-        </w:tc>
-      </w:tr>
-      <w:tr>
-        <w:tc>
-          <w:tcPr>
-            <w:tcW w:type="dxa" w:w="4873"/>
-          </w:tcPr>
-          <w:p>
-            <w:pPr>
-              <w:spacing w:before="40" w:after="40"/>
-            </w:pPr>
-            <w:r/>
-            <w:r>
-              <w:rPr>
-                <w:rFonts w:ascii="微软雅黑" w:hAnsi="微软雅黑" w:eastAsia="微软雅黑"/>
-                <w:b w:val="0"/>
-                <w:sz w:val="20"/>
-              </w:rPr>
-              <w:t>构建方式</w:t>
-            </w:r>
-          </w:p>
-        </w:tc>
-        <w:tc>
-          <w:tcPr>
-            <w:tcW w:type="dxa" w:w="4873"/>
-          </w:tcPr>
-          <w:p>
-            <w:pPr>
-              <w:spacing w:before="40" w:after="40"/>
-            </w:pPr>
-            <w:r/>
-            <w:r>
-              <w:rPr>
-                <w:rFonts w:ascii="微软雅黑" w:hAnsi="微软雅黑" w:eastAsia="微软雅黑"/>
-                <w:b w:val="0"/>
-                <w:sz w:val="20"/>
-              </w:rPr>
-              <w:t xml:space="preserve">Dockerfile（用仓库根目录的 </w:t>
-            </w:r>
-            <w:r>
-              <w:rPr>
-                <w:rFonts w:ascii="Consolas" w:hAnsi="Consolas" w:eastAsia="微软雅黑"/>
-                <w:b w:val="0"/>
-                <w:color w:val="C7254E"/>
-                <w:sz w:val="18"/>
-              </w:rPr>
-              <w:t>Dockerfile</w:t>
-            </w:r>
-            <w:r>
-              <w:rPr>
-                <w:rFonts w:ascii="微软雅黑" w:hAnsi="微软雅黑" w:eastAsia="微软雅黑"/>
-                <w:b w:val="0"/>
-                <w:sz w:val="20"/>
-              </w:rPr>
-              <w:t>）</w:t>
-            </w:r>
-          </w:p>
-        </w:tc>
-      </w:tr>
-      <w:tr>
-        <w:tc>
-          <w:tcPr>
-            <w:tcW w:type="dxa" w:w="4873"/>
-          </w:tcPr>
-          <w:p>
-            <w:pPr>
-              <w:spacing w:before="40" w:after="40"/>
-            </w:pPr>
-            <w:r/>
-            <w:r>
-              <w:rPr>
-                <w:rFonts w:ascii="微软雅黑" w:hAnsi="微软雅黑" w:eastAsia="微软雅黑"/>
-                <w:b w:val="0"/>
-                <w:sz w:val="20"/>
-              </w:rPr>
-              <w:t>容器端口</w:t>
-            </w:r>
-          </w:p>
-        </w:tc>
-        <w:tc>
-          <w:tcPr>
-            <w:tcW w:type="dxa" w:w="4873"/>
-          </w:tcPr>
-          <w:p>
-            <w:pPr>
-              <w:spacing w:before="40" w:after="40"/>
-            </w:pPr>
-            <w:r/>
-            <w:r>
-              <w:rPr>
-                <w:rFonts w:ascii="Consolas" w:hAnsi="Consolas" w:eastAsia="微软雅黑"/>
-                <w:b w:val="0"/>
-                <w:color w:val="C7254E"/>
-                <w:sz w:val="18"/>
-              </w:rPr>
-              <w:t>8000</w:t>
-            </w:r>
-            <w:r>
-              <w:rPr>
-                <w:rFonts w:ascii="微软雅黑" w:hAnsi="微软雅黑" w:eastAsia="微软雅黑"/>
-                <w:b w:val="0"/>
-                <w:sz w:val="20"/>
-              </w:rPr>
-              <w:t xml:space="preserve">（平台注入 </w:t>
-            </w:r>
-            <w:r>
-              <w:rPr>
-                <w:rFonts w:ascii="Consolas" w:hAnsi="Consolas" w:eastAsia="微软雅黑"/>
-                <w:b w:val="0"/>
-                <w:color w:val="C7254E"/>
-                <w:sz w:val="18"/>
-              </w:rPr>
-              <w:t>$PORT</w:t>
-            </w:r>
-            <w:r>
-              <w:rPr>
-                <w:rFonts w:ascii="微软雅黑" w:hAnsi="微软雅黑" w:eastAsia="微软雅黑"/>
-                <w:b w:val="0"/>
-                <w:sz w:val="20"/>
-              </w:rPr>
-              <w:t xml:space="preserve"> 时会自动覆盖）</w:t>
-            </w:r>
-          </w:p>
-        </w:tc>
-      </w:tr>
-      <w:tr>
-        <w:tc>
-          <w:tcPr>
-            <w:tcW w:type="dxa" w:w="4873"/>
-          </w:tcPr>
-          <w:p>
-            <w:pPr>
-              <w:spacing w:before="40" w:after="40"/>
-            </w:pPr>
-            <w:r/>
-            <w:r>
-              <w:rPr>
-                <w:rFonts w:ascii="微软雅黑" w:hAnsi="微软雅黑" w:eastAsia="微软雅黑"/>
-                <w:b/>
-                <w:sz w:val="20"/>
-              </w:rPr>
-              <w:t>请求超时</w:t>
-            </w:r>
-          </w:p>
-        </w:tc>
-        <w:tc>
-          <w:tcPr>
-            <w:tcW w:type="dxa" w:w="4873"/>
-          </w:tcPr>
-          <w:p>
-            <w:pPr>
-              <w:spacing w:before="40" w:after="40"/>
-            </w:pPr>
-            <w:r/>
-            <w:r>
-              <w:rPr>
-                <w:rFonts w:ascii="微软雅黑" w:hAnsi="微软雅黑" w:eastAsia="微软雅黑"/>
-                <w:b/>
-                <w:sz w:val="20"/>
-              </w:rPr>
-              <w:t>必须 ≥ 300 秒</w:t>
-            </w:r>
-          </w:p>
-        </w:tc>
-      </w:tr>
-      <w:tr>
-        <w:tc>
-          <w:tcPr>
-            <w:tcW w:type="dxa" w:w="4873"/>
-          </w:tcPr>
-          <w:p>
-            <w:pPr>
-              <w:spacing w:before="40" w:after="40"/>
-            </w:pPr>
-            <w:r/>
-            <w:r>
-              <w:rPr>
-                <w:rFonts w:ascii="微软雅黑" w:hAnsi="微软雅黑" w:eastAsia="微软雅黑"/>
-                <w:b/>
-                <w:sz w:val="20"/>
-              </w:rPr>
-              <w:t>最小实例数</w:t>
-            </w:r>
-          </w:p>
-        </w:tc>
-        <w:tc>
-          <w:tcPr>
-            <w:tcW w:type="dxa" w:w="4873"/>
-          </w:tcPr>
-          <w:p>
-            <w:pPr>
-              <w:spacing w:before="40" w:after="40"/>
-            </w:pPr>
-            <w:r/>
-            <w:r>
-              <w:rPr>
-                <w:rFonts w:ascii="Consolas" w:hAnsi="Consolas" w:eastAsia="微软雅黑"/>
-                <w:b/>
-                <w:color w:val="C7254E"/>
-                <w:sz w:val="18"/>
-              </w:rPr>
-              <w:t>1</w:t>
-            </w:r>
-            <w:r>
-              <w:rPr>
-                <w:rFonts w:ascii="微软雅黑" w:hAnsi="微软雅黑" w:eastAsia="微软雅黑"/>
-                <w:b w:val="0"/>
-                <w:sz w:val="20"/>
-              </w:rPr>
-              <w:t xml:space="preserve">（不要设 </w:t>
-            </w:r>
-            <w:r>
-              <w:rPr>
-                <w:rFonts w:ascii="Consolas" w:hAnsi="Consolas" w:eastAsia="微软雅黑"/>
-                <w:b w:val="0"/>
-                <w:color w:val="C7254E"/>
-                <w:sz w:val="18"/>
-              </w:rPr>
-              <w:t>0</w:t>
-            </w:r>
-            <w:r>
-              <w:rPr>
-                <w:rFonts w:ascii="微软雅黑" w:hAnsi="微软雅黑" w:eastAsia="微软雅黑"/>
-                <w:b w:val="0"/>
-                <w:sz w:val="20"/>
-              </w:rPr>
-              <w:t>，原因见下）</w:t>
-            </w:r>
-          </w:p>
-        </w:tc>
-      </w:tr>
-    </w:tbl>
-    <w:p>
-      <w:pPr>
-        <w:spacing w:after="80"/>
-      </w:pPr>
-    </w:p>
-    <w:p>
-      <w:pPr>
-        <w:spacing w:after="120"/>
-      </w:pPr>
-      <w:r>
-        <w:rPr>
-          <w:rFonts w:ascii="微软雅黑" w:hAnsi="微软雅黑" w:eastAsia="微软雅黑"/>
-          <w:b/>
-          <w:sz w:val="21"/>
-        </w:rPr>
-        <w:t>关于最小实例数，和 WorthBloom 相反：</w:t>
-      </w:r>
-    </w:p>
-    <w:p>
-      <w:pPr>
-        <w:spacing w:after="120"/>
-      </w:pPr>
-      <w:r>
-        <w:rPr>
-          <w:rFonts w:ascii="微软雅黑" w:hAnsi="微软雅黑" w:eastAsia="微软雅黑"/>
-          <w:b w:val="0"/>
-          <w:sz w:val="21"/>
-        </w:rPr>
-        <w:t xml:space="preserve">WorthBloom 当时设 </w:t>
-      </w:r>
-      <w:r>
-        <w:rPr>
-          <w:rFonts w:ascii="Consolas" w:hAnsi="Consolas" w:eastAsia="微软雅黑"/>
-          <w:b w:val="0"/>
-          <w:color w:val="C7254E"/>
-          <w:sz w:val="19"/>
-        </w:rPr>
-        <w:t>0</w:t>
-      </w:r>
-      <w:r>
-        <w:rPr>
-          <w:rFonts w:ascii="微软雅黑" w:hAnsi="微软雅黑" w:eastAsia="微软雅黑"/>
-          <w:b w:val="0"/>
-          <w:sz w:val="21"/>
-        </w:rPr>
-        <w:t>（可以缩到零省钱）是没问题的，因为它的会话存在</w:t>
-      </w:r>
-      <w:r>
-        <w:rPr>
-          <w:rFonts w:ascii="微软雅黑" w:hAnsi="微软雅黑" w:eastAsia="微软雅黑"/>
-          <w:b/>
-          <w:sz w:val="21"/>
-        </w:rPr>
-        <w:t>数据库</w:t>
-      </w:r>
-      <w:r>
-        <w:rPr>
-          <w:rFonts w:ascii="微软雅黑" w:hAnsi="微软雅黑" w:eastAsia="微软雅黑"/>
-          <w:b w:val="0"/>
-          <w:sz w:val="21"/>
-        </w:rPr>
-        <w:t>（</w:t>
-      </w:r>
-      <w:r>
-        <w:rPr>
-          <w:rFonts w:ascii="Consolas" w:hAnsi="Consolas" w:eastAsia="微软雅黑"/>
-          <w:b w:val="0"/>
-          <w:color w:val="C7254E"/>
-          <w:sz w:val="19"/>
-        </w:rPr>
-        <w:t>agent_sessions</w:t>
-      </w:r>
-      <w:r>
-        <w:rPr>
-          <w:rFonts w:ascii="微软雅黑" w:hAnsi="微软雅黑" w:eastAsia="微软雅黑"/>
-          <w:b w:val="0"/>
-          <w:sz w:val="21"/>
-        </w:rPr>
-        <w:t xml:space="preserve"> 集合）里。</w:t>
-      </w:r>
-    </w:p>
-    <w:p>
-      <w:pPr>
-        <w:spacing w:after="120"/>
-      </w:pPr>
-      <w:r>
-        <w:rPr>
-          <w:rFonts w:ascii="微软雅黑" w:hAnsi="微软雅黑" w:eastAsia="微软雅黑"/>
-          <w:b w:val="0"/>
-          <w:sz w:val="21"/>
-        </w:rPr>
-        <w:t>本项目不同：会话存在</w:t>
-      </w:r>
-      <w:r>
-        <w:rPr>
-          <w:rFonts w:ascii="微软雅黑" w:hAnsi="微软雅黑" w:eastAsia="微软雅黑"/>
-          <w:b/>
-          <w:sz w:val="21"/>
-        </w:rPr>
-        <w:t>进程内存</w:t>
-      </w:r>
-      <w:r>
-        <w:rPr>
-          <w:rFonts w:ascii="微软雅黑" w:hAnsi="微软雅黑" w:eastAsia="微软雅黑"/>
-          <w:b w:val="0"/>
-          <w:sz w:val="21"/>
-        </w:rPr>
-        <w:t>里（</w:t>
-      </w:r>
-      <w:r>
-        <w:rPr>
-          <w:rFonts w:ascii="Consolas" w:hAnsi="Consolas" w:eastAsia="微软雅黑"/>
-          <w:b w:val="0"/>
-          <w:color w:val="C7254E"/>
-          <w:sz w:val="19"/>
-        </w:rPr>
-        <w:t>sessions/manager.py</w:t>
-      </w:r>
-      <w:r>
-        <w:rPr>
-          <w:rFonts w:ascii="微软雅黑" w:hAnsi="微软雅黑" w:eastAsia="微软雅黑"/>
-          <w:b w:val="0"/>
-          <w:sz w:val="21"/>
-        </w:rPr>
-        <w:t xml:space="preserve"> 用的是 </w:t>
-      </w:r>
-      <w:r>
-        <w:rPr>
-          <w:rFonts w:ascii="Consolas" w:hAnsi="Consolas" w:eastAsia="微软雅黑"/>
-          <w:b w:val="0"/>
-          <w:color w:val="C7254E"/>
-          <w:sz w:val="19"/>
-        </w:rPr>
-        <w:t>dict</w:t>
-      </w:r>
-      <w:r>
-        <w:rPr>
-          <w:rFonts w:ascii="微软雅黑" w:hAnsi="微软雅黑" w:eastAsia="微软雅黑"/>
-          <w:b w:val="0"/>
-          <w:sz w:val="21"/>
-        </w:rPr>
-        <w:t xml:space="preserve">）。设成 </w:t>
-      </w:r>
-      <w:r>
-        <w:rPr>
-          <w:rFonts w:ascii="Consolas" w:hAnsi="Consolas" w:eastAsia="微软雅黑"/>
-          <w:b w:val="0"/>
-          <w:color w:val="C7254E"/>
-          <w:sz w:val="19"/>
-        </w:rPr>
-        <w:t>0</w:t>
-      </w:r>
-      <w:r>
-        <w:rPr>
-          <w:rFonts w:ascii="微软雅黑" w:hAnsi="微软雅黑" w:eastAsia="微软雅黑"/>
-          <w:b w:val="0"/>
-          <w:sz w:val="21"/>
-        </w:rPr>
-        <w:t xml:space="preserve"> 的话，实例一缩容，所有会话就丢了，用户下次点「继续对话」会拿到 </w:t>
-      </w:r>
-      <w:r>
-        <w:rPr>
-          <w:rFonts w:ascii="Consolas" w:hAnsi="Consolas" w:eastAsia="微软雅黑"/>
-          <w:b w:val="0"/>
-          <w:color w:val="C7254E"/>
-          <w:sz w:val="19"/>
-        </w:rPr>
-        <w:t>session not found</w:t>
-      </w:r>
-      <w:r>
-        <w:rPr>
-          <w:rFonts w:ascii="微软雅黑" w:hAnsi="微软雅黑" w:eastAsia="微软雅黑"/>
-          <w:b w:val="0"/>
-          <w:sz w:val="21"/>
-        </w:rPr>
-        <w:t>。所以</w:t>
-      </w:r>
-      <w:r>
-        <w:rPr>
-          <w:rFonts w:ascii="微软雅黑" w:hAnsi="微软雅黑" w:eastAsia="微软雅黑"/>
-          <w:b/>
-          <w:sz w:val="21"/>
-        </w:rPr>
-        <w:t xml:space="preserve">必须固定为 </w:t>
-      </w:r>
-      <w:r>
-        <w:rPr>
-          <w:rFonts w:ascii="Consolas" w:hAnsi="Consolas" w:eastAsia="微软雅黑"/>
-          <w:b/>
-          <w:color w:val="C7254E"/>
-          <w:sz w:val="19"/>
-        </w:rPr>
-        <w:t>1</w:t>
-      </w:r>
-      <w:r>
-        <w:rPr>
-          <w:rFonts w:ascii="微软雅黑" w:hAnsi="微软雅黑" w:eastAsia="微软雅黑"/>
-          <w:b w:val="0"/>
-          <w:sz w:val="21"/>
-        </w:rPr>
-        <w:t>。</w:t>
-      </w:r>
-    </w:p>
-    <w:p>
-      <w:pPr>
-        <w:spacing w:after="120"/>
-      </w:pPr>
-      <w:r>
-        <w:rPr>
-          <w:rFonts w:ascii="微软雅黑" w:hAnsi="微软雅黑" w:eastAsia="微软雅黑"/>
-          <w:b w:val="0"/>
-          <w:sz w:val="21"/>
-        </w:rPr>
-        <w:t xml:space="preserve">启动命令已经写在 </w:t>
-      </w:r>
-      <w:r>
-        <w:rPr>
-          <w:rFonts w:ascii="Consolas" w:hAnsi="Consolas" w:eastAsia="微软雅黑"/>
-          <w:b w:val="0"/>
-          <w:color w:val="C7254E"/>
-          <w:sz w:val="19"/>
-        </w:rPr>
-        <w:t>Dockerfile</w:t>
-      </w:r>
-      <w:r>
-        <w:rPr>
-          <w:rFonts w:ascii="微软雅黑" w:hAnsi="微软雅黑" w:eastAsia="微软雅黑"/>
-          <w:b w:val="0"/>
-          <w:sz w:val="21"/>
-        </w:rPr>
-        <w:t xml:space="preserve"> 的 </w:t>
-      </w:r>
-      <w:r>
-        <w:rPr>
-          <w:rFonts w:ascii="Consolas" w:hAnsi="Consolas" w:eastAsia="微软雅黑"/>
-          <w:b w:val="0"/>
-          <w:color w:val="C7254E"/>
-          <w:sz w:val="19"/>
-        </w:rPr>
-        <w:t>CMD</w:t>
-      </w:r>
-      <w:r>
-        <w:rPr>
-          <w:rFonts w:ascii="微软雅黑" w:hAnsi="微软雅黑" w:eastAsia="微软雅黑"/>
-          <w:b w:val="0"/>
-          <w:sz w:val="21"/>
-        </w:rPr>
-        <w:t xml:space="preserve"> 里，不用另外填：</w:t>
-      </w:r>
-    </w:p>
-    <w:p>
-      <w:pPr>
-        <w:spacing w:before="120" w:after="0" w:line="240" w:lineRule="auto"/>
-        <w:ind w:left="283"/>
-        <w:shd w:val="clear" w:fill="F5F5F5"/>
-      </w:pPr>
-      <w:r>
-        <w:rPr>
-          <w:rFonts w:ascii="Consolas" w:hAnsi="Consolas" w:eastAsia="微软雅黑"/>
-          <w:sz w:val="18"/>
-        </w:rPr>
-        <w:t>uvicorn logic_coloc.api:app --host 0.0.0.0 --port ${PORT:-8000} \</w:t>
-      </w:r>
-    </w:p>
-    <w:p>
-      <w:pPr>
-        <w:spacing w:before="0" w:after="120" w:line="240" w:lineRule="auto"/>
-        <w:ind w:left="283"/>
-        <w:shd w:val="clear" w:fill="F5F5F5"/>
-      </w:pPr>
-      <w:r>
-        <w:rPr>
-          <w:rFonts w:ascii="Consolas" w:hAnsi="Consolas" w:eastAsia="微软雅黑"/>
-          <w:sz w:val="18"/>
-        </w:rPr>
-        <w:t xml:space="preserve">        --proxy-headers --forwarded-allow-ips='*'</w:t>
-      </w:r>
-    </w:p>
-    <w:p>
-      <w:pPr>
-        <w:spacing w:after="120"/>
-      </w:pPr>
-      <w:r>
-        <w:rPr>
-          <w:rFonts w:ascii="微软雅黑" w:hAnsi="微软雅黑" w:eastAsia="微软雅黑"/>
-          <w:b/>
-          <w:sz w:val="21"/>
-        </w:rPr>
-        <w:t xml:space="preserve">为什么 </w:t>
-      </w:r>
-      <w:r>
-        <w:rPr>
-          <w:rFonts w:ascii="Consolas" w:hAnsi="Consolas" w:eastAsia="微软雅黑"/>
-          <w:b/>
-          <w:color w:val="C7254E"/>
-          <w:sz w:val="19"/>
-        </w:rPr>
-        <w:t>Dockerfile</w:t>
-      </w:r>
-      <w:r>
-        <w:rPr>
-          <w:rFonts w:ascii="微软雅黑" w:hAnsi="微软雅黑" w:eastAsia="微软雅黑"/>
-          <w:b/>
-          <w:sz w:val="21"/>
-        </w:rPr>
-        <w:t xml:space="preserve"> 里有 </w:t>
-      </w:r>
-      <w:r>
-        <w:rPr>
-          <w:rFonts w:ascii="Consolas" w:hAnsi="Consolas" w:eastAsia="微软雅黑"/>
-          <w:b/>
-          <w:color w:val="C7254E"/>
-          <w:sz w:val="19"/>
-        </w:rPr>
-        <w:t>COPY . /app/logic_coloc</w:t>
-      </w:r>
-      <w:r>
-        <w:rPr>
-          <w:rFonts w:ascii="微软雅黑" w:hAnsi="微软雅黑" w:eastAsia="微软雅黑"/>
-          <w:b/>
-          <w:sz w:val="21"/>
-        </w:rPr>
-        <w:t xml:space="preserve"> 这一行？</w:t>
-      </w:r>
-    </w:p>
-    <w:p>
-      <w:pPr>
-        <w:spacing w:after="120"/>
-      </w:pPr>
-      <w:r>
-        <w:rPr>
-          <w:rFonts w:ascii="微软雅黑" w:hAnsi="微软雅黑" w:eastAsia="微软雅黑"/>
-          <w:b w:val="0"/>
-          <w:sz w:val="21"/>
-        </w:rPr>
-        <w:t xml:space="preserve">因为这个仓库目录本身就是一个 Python 包（模块间用相对导入 </w:t>
-      </w:r>
-      <w:r>
-        <w:rPr>
-          <w:rFonts w:ascii="Consolas" w:hAnsi="Consolas" w:eastAsia="微软雅黑"/>
-          <w:b w:val="0"/>
-          <w:color w:val="C7254E"/>
-          <w:sz w:val="19"/>
-        </w:rPr>
-        <w:t>from . import …</w:t>
-      </w:r>
-      <w:r>
-        <w:rPr>
-          <w:rFonts w:ascii="微软雅黑" w:hAnsi="微软雅黑" w:eastAsia="微软雅黑"/>
-          <w:b w:val="0"/>
-          <w:sz w:val="21"/>
-        </w:rPr>
-        <w:t xml:space="preserve">），它不是项目根。必须让 </w:t>
-      </w:r>
-      <w:r>
-        <w:rPr>
-          <w:rFonts w:ascii="Consolas" w:hAnsi="Consolas" w:eastAsia="微软雅黑"/>
-          <w:b w:val="0"/>
-          <w:color w:val="C7254E"/>
-          <w:sz w:val="19"/>
-        </w:rPr>
-        <w:t>/app</w:t>
-      </w:r>
-      <w:r>
-        <w:rPr>
-          <w:rFonts w:ascii="微软雅黑" w:hAnsi="微软雅黑" w:eastAsia="微软雅黑"/>
-          <w:b w:val="0"/>
-          <w:sz w:val="21"/>
-        </w:rPr>
-        <w:t xml:space="preserve"> 成为它的父目录，</w:t>
-      </w:r>
-      <w:r>
-        <w:rPr>
-          <w:rFonts w:ascii="Consolas" w:hAnsi="Consolas" w:eastAsia="微软雅黑"/>
-          <w:b w:val="0"/>
-          <w:color w:val="C7254E"/>
-          <w:sz w:val="19"/>
-        </w:rPr>
-        <w:t>uvicorn logic_coloc.api:app</w:t>
-      </w:r>
-      <w:r>
-        <w:rPr>
-          <w:rFonts w:ascii="微软雅黑" w:hAnsi="微软雅黑" w:eastAsia="微软雅黑"/>
-          <w:b w:val="0"/>
-          <w:sz w:val="21"/>
-        </w:rPr>
-        <w:t xml:space="preserve"> 才解析得到。</w:t>
-      </w:r>
-      <w:r>
-        <w:rPr>
-          <w:rFonts w:ascii="微软雅黑" w:hAnsi="微软雅黑" w:eastAsia="微软雅黑"/>
-          <w:b/>
-          <w:sz w:val="21"/>
-        </w:rPr>
-        <w:t>这行不要改</w:t>
-      </w:r>
-      <w:r>
-        <w:rPr>
-          <w:rFonts w:ascii="微软雅黑" w:hAnsi="微软雅黑" w:eastAsia="微软雅黑"/>
-          <w:b w:val="0"/>
-          <w:sz w:val="21"/>
-        </w:rPr>
-        <w:t>，它替你规避了最容易踩的目录层级坑。</w:t>
-      </w:r>
-    </w:p>
-    <w:p>
-      <w:pPr>
-        <w:keepNext/>
-        <w:spacing w:before="200" w:after="120"/>
-      </w:pPr>
-      <w:r>
-        <w:rPr>
-          <w:rFonts w:ascii="微软雅黑" w:hAnsi="微软雅黑" w:eastAsia="微软雅黑"/>
-          <w:b/>
-          <w:color w:val="333333"/>
-          <w:sz w:val="25"/>
-        </w:rPr>
-        <w:t>4.2 代码来源</w:t>
-      </w:r>
-    </w:p>
-    <w:p>
-      <w:pPr>
-        <w:spacing w:after="120"/>
-      </w:pPr>
-      <w:r>
-        <w:rPr>
-          <w:rFonts w:ascii="微软雅黑" w:hAnsi="微软雅黑" w:eastAsia="微软雅黑"/>
-          <w:b w:val="0"/>
-          <w:sz w:val="21"/>
-        </w:rPr>
-        <w:t xml:space="preserve">和 WorthBloom 当年一样，走 </w:t>
-      </w:r>
-      <w:r>
-        <w:rPr>
-          <w:rFonts w:ascii="微软雅黑" w:hAnsi="微软雅黑" w:eastAsia="微软雅黑"/>
-          <w:b/>
-          <w:sz w:val="21"/>
-        </w:rPr>
-        <w:t>GitHub 仓库构建</w:t>
-      </w:r>
-      <w:r>
-        <w:rPr>
-          <w:rFonts w:ascii="微软雅黑" w:hAnsi="微软雅黑" w:eastAsia="微软雅黑"/>
-          <w:b w:val="0"/>
-          <w:sz w:val="21"/>
-        </w:rPr>
-        <w:t>：</w:t>
-      </w:r>
-    </w:p>
-    <w:tbl>
-      <w:tblPr>
-        <w:tblStyle w:val="TableGrid"/>
-        <w:tblW w:type="auto" w:w="0"/>
-        <w:jc w:val="left"/>
-        <w:tblLayout w:type="autofit"/>
-        <w:tblLook w:firstColumn="1" w:firstRow="1" w:lastColumn="0" w:lastRow="0" w:noHBand="0" w:noVBand="1" w:val="04A0"/>
-      </w:tblPr>
-      <w:tblGrid>
-        <w:gridCol w:w="4873"/>
-        <w:gridCol w:w="4873"/>
-      </w:tblGrid>
-      <w:tr>
-        <w:tc>
-          <w:tcPr>
-            <w:tcW w:type="dxa" w:w="4873"/>
-            <w:shd w:val="clear" w:fill="EAEAEA"/>
-          </w:tcPr>
-          <w:p>
-            <w:pPr>
-              <w:spacing w:before="40" w:after="40"/>
-            </w:pPr>
-            <w:r/>
-            <w:r>
-              <w:rPr>
-                <w:rFonts w:ascii="微软雅黑" w:hAnsi="微软雅黑" w:eastAsia="微软雅黑"/>
-                <w:b/>
-                <w:sz w:val="20"/>
-              </w:rPr>
-              <w:t>项</w:t>
-            </w:r>
-          </w:p>
-        </w:tc>
-        <w:tc>
-          <w:tcPr>
-            <w:tcW w:type="dxa" w:w="4873"/>
-            <w:shd w:val="clear" w:fill="EAEAEA"/>
-          </w:tcPr>
-          <w:p>
-            <w:pPr>
-              <w:spacing w:before="40" w:after="40"/>
-            </w:pPr>
-            <w:r/>
-            <w:r>
-              <w:rPr>
-                <w:rFonts w:ascii="微软雅黑" w:hAnsi="微软雅黑" w:eastAsia="微软雅黑"/>
-                <w:b/>
-                <w:sz w:val="20"/>
-              </w:rPr>
-              <w:t>值</w:t>
+              <w:t>代码仓库（GitHub 构建）</w:t>
             </w:r>
           </w:p>
         </w:tc>
@@ -2896,10 +1640,9 @@
             <w:r/>
             <w:r>
               <w:rPr>
-                <w:rFonts w:ascii="Consolas" w:hAnsi="Consolas" w:eastAsia="微软雅黑"/>
-                <w:b w:val="0"/>
-                <w:color w:val="C7254E"/>
-                <w:sz w:val="18"/>
+                <w:rFonts w:ascii="微软雅黑" w:hAnsi="微软雅黑" w:eastAsia="微软雅黑"/>
+                <w:b/>
+                <w:sz w:val="20"/>
               </w:rPr>
               <w:t>Dockerfile</w:t>
             </w:r>
@@ -2922,7 +1665,7 @@
                 <w:b w:val="0"/>
                 <w:sz w:val="20"/>
               </w:rPr>
-              <w:t>Dockerfile 位置</w:t>
+              <w:t>Dockerfile 路径</w:t>
             </w:r>
           </w:p>
         </w:tc>
@@ -2941,7 +1684,549 @@
                 <w:b w:val="0"/>
                 <w:sz w:val="20"/>
               </w:rPr>
-              <w:t>仓库根目录（无需填路径）</w:t>
+              <w:t>留空（就在仓库根目录）</w:t>
+            </w:r>
+          </w:p>
+        </w:tc>
+      </w:tr>
+    </w:tbl>
+    <w:p>
+      <w:pPr>
+        <w:spacing w:after="80"/>
+      </w:pPr>
+    </w:p>
+    <w:p>
+      <w:pPr>
+        <w:spacing w:before="120" w:after="160"/>
+        <w:ind w:left="283"/>
+        <w:pBdr>
+          <w:left w:val="single" w:sz="18" w:space="8" w:color="9E9E9E"/>
+        </w:pBdr>
+      </w:pPr>
+      <w:r>
+        <w:rPr>
+          <w:rFonts w:ascii="微软雅黑" w:hAnsi="微软雅黑" w:eastAsia="微软雅黑"/>
+          <w:b w:val="0"/>
+          <w:color w:val="595959"/>
+          <w:sz w:val="21"/>
+        </w:rPr>
+        <w:t>不用选 Node / Python 之类的「运行时模板」，也不要另外填构建命令 —— 一切都由仓库里的 Dockerfile 决定。</w:t>
+      </w:r>
+    </w:p>
+    <w:p>
+      <w:pPr>
+        <w:spacing w:before="120" w:after="160"/>
+        <w:ind w:left="283"/>
+        <w:pBdr>
+          <w:left w:val="single" w:sz="18" w:space="8" w:color="9E9E9E"/>
+        </w:pBdr>
+      </w:pPr>
+    </w:p>
+    <w:p>
+      <w:pPr>
+        <w:spacing w:before="120" w:after="160"/>
+        <w:ind w:left="283"/>
+        <w:pBdr>
+          <w:left w:val="single" w:sz="18" w:space="8" w:color="9E9E9E"/>
+        </w:pBdr>
+      </w:pPr>
+      <w:r>
+        <w:rPr>
+          <w:rFonts w:ascii="微软雅黑" w:hAnsi="微软雅黑" w:eastAsia="微软雅黑"/>
+          <w:b w:val="0"/>
+          <w:color w:val="595959"/>
+          <w:sz w:val="21"/>
+        </w:rPr>
+        <w:t xml:space="preserve">前提：交付方已经把代码 push 到 </w:t>
+      </w:r>
+      <w:r>
+        <w:rPr>
+          <w:rFonts w:ascii="Consolas" w:hAnsi="Consolas" w:eastAsia="微软雅黑"/>
+          <w:b w:val="0"/>
+          <w:color w:val="C7254E"/>
+          <w:sz w:val="19"/>
+        </w:rPr>
+        <w:t>main</w:t>
+      </w:r>
+      <w:r>
+        <w:rPr>
+          <w:rFonts w:ascii="微软雅黑" w:hAnsi="微软雅黑" w:eastAsia="微软雅黑"/>
+          <w:b w:val="0"/>
+          <w:color w:val="595959"/>
+          <w:sz w:val="21"/>
+        </w:rPr>
+        <w:t xml:space="preserve">。云端拉的是 </w:t>
+      </w:r>
+      <w:r>
+        <w:rPr>
+          <w:rFonts w:ascii="微软雅黑" w:hAnsi="微软雅黑" w:eastAsia="微软雅黑"/>
+          <w:b/>
+          <w:color w:val="595959"/>
+          <w:sz w:val="21"/>
+        </w:rPr>
+        <w:t>GitHub 上的 main</w:t>
+      </w:r>
+      <w:r>
+        <w:rPr>
+          <w:rFonts w:ascii="微软雅黑" w:hAnsi="微软雅黑" w:eastAsia="微软雅黑"/>
+          <w:b w:val="0"/>
+          <w:color w:val="595959"/>
+          <w:sz w:val="21"/>
+        </w:rPr>
+        <w:t>，不是你本地的目录。</w:t>
+      </w:r>
+    </w:p>
+    <w:p>
+      <w:pPr>
+        <w:keepNext/>
+        <w:spacing w:before="200" w:after="120"/>
+      </w:pPr>
+      <w:r>
+        <w:rPr>
+          <w:rFonts w:ascii="微软雅黑" w:hAnsi="微软雅黑" w:eastAsia="微软雅黑"/>
+          <w:b/>
+          <w:color w:val="333333"/>
+          <w:sz w:val="25"/>
+        </w:rPr>
+        <w:t>3.3 第三步：构建与运行配置</w:t>
+      </w:r>
+    </w:p>
+    <w:tbl>
+      <w:tblPr>
+        <w:tblStyle w:val="TableGrid"/>
+        <w:tblW w:type="auto" w:w="0"/>
+        <w:jc w:val="left"/>
+        <w:tblLayout w:type="autofit"/>
+        <w:tblLook w:firstColumn="1" w:firstRow="1" w:lastColumn="0" w:lastRow="0" w:noHBand="0" w:noVBand="1" w:val="04A0"/>
+      </w:tblPr>
+      <w:tblGrid>
+        <w:gridCol w:w="3249"/>
+        <w:gridCol w:w="3249"/>
+        <w:gridCol w:w="3249"/>
+      </w:tblGrid>
+      <w:tr>
+        <w:tc>
+          <w:tcPr>
+            <w:tcW w:type="dxa" w:w="3249"/>
+            <w:shd w:val="clear" w:fill="EAEAEA"/>
+          </w:tcPr>
+          <w:p>
+            <w:pPr>
+              <w:spacing w:before="40" w:after="40"/>
+            </w:pPr>
+            <w:r/>
+            <w:r>
+              <w:rPr>
+                <w:rFonts w:ascii="微软雅黑" w:hAnsi="微软雅黑" w:eastAsia="微软雅黑"/>
+                <w:b/>
+                <w:sz w:val="20"/>
+              </w:rPr>
+              <w:t>字段</w:t>
+            </w:r>
+          </w:p>
+        </w:tc>
+        <w:tc>
+          <w:tcPr>
+            <w:tcW w:type="dxa" w:w="3249"/>
+            <w:shd w:val="clear" w:fill="EAEAEA"/>
+          </w:tcPr>
+          <w:p>
+            <w:pPr>
+              <w:spacing w:before="40" w:after="40"/>
+            </w:pPr>
+            <w:r/>
+            <w:r>
+              <w:rPr>
+                <w:rFonts w:ascii="微软雅黑" w:hAnsi="微软雅黑" w:eastAsia="微软雅黑"/>
+                <w:b/>
+                <w:sz w:val="20"/>
+              </w:rPr>
+              <w:t>填什么</w:t>
+            </w:r>
+          </w:p>
+        </w:tc>
+        <w:tc>
+          <w:tcPr>
+            <w:tcW w:type="dxa" w:w="3249"/>
+            <w:shd w:val="clear" w:fill="EAEAEA"/>
+          </w:tcPr>
+          <w:p>
+            <w:pPr>
+              <w:spacing w:before="40" w:after="40"/>
+            </w:pPr>
+            <w:r/>
+            <w:r>
+              <w:rPr>
+                <w:rFonts w:ascii="微软雅黑" w:hAnsi="微软雅黑" w:eastAsia="微软雅黑"/>
+                <w:b/>
+                <w:sz w:val="20"/>
+              </w:rPr>
+              <w:t>为什么</w:t>
+            </w:r>
+          </w:p>
+        </w:tc>
+      </w:tr>
+      <w:tr>
+        <w:tc>
+          <w:tcPr>
+            <w:tcW w:type="dxa" w:w="3249"/>
+          </w:tcPr>
+          <w:p>
+            <w:pPr>
+              <w:spacing w:before="40" w:after="40"/>
+            </w:pPr>
+            <w:r/>
+            <w:r>
+              <w:rPr>
+                <w:rFonts w:ascii="微软雅黑" w:hAnsi="微软雅黑" w:eastAsia="微软雅黑"/>
+                <w:b w:val="0"/>
+                <w:sz w:val="20"/>
+              </w:rPr>
+              <w:t>容器端口</w:t>
+            </w:r>
+          </w:p>
+        </w:tc>
+        <w:tc>
+          <w:tcPr>
+            <w:tcW w:type="dxa" w:w="3249"/>
+          </w:tcPr>
+          <w:p>
+            <w:pPr>
+              <w:spacing w:before="40" w:after="40"/>
+            </w:pPr>
+            <w:r/>
+            <w:r>
+              <w:rPr>
+                <w:rFonts w:ascii="Consolas" w:hAnsi="Consolas" w:eastAsia="微软雅黑"/>
+                <w:b w:val="0"/>
+                <w:color w:val="C7254E"/>
+                <w:sz w:val="18"/>
+              </w:rPr>
+              <w:t>8000</w:t>
+            </w:r>
+          </w:p>
+        </w:tc>
+        <w:tc>
+          <w:tcPr>
+            <w:tcW w:type="dxa" w:w="3249"/>
+          </w:tcPr>
+          <w:p>
+            <w:pPr>
+              <w:spacing w:before="40" w:after="40"/>
+            </w:pPr>
+            <w:r/>
+            <w:r>
+              <w:rPr>
+                <w:rFonts w:ascii="微软雅黑" w:hAnsi="微软雅黑" w:eastAsia="微软雅黑"/>
+                <w:b w:val="0"/>
+                <w:sz w:val="20"/>
+              </w:rPr>
+              <w:t xml:space="preserve">Dockerfile 里 </w:t>
+            </w:r>
+            <w:r>
+              <w:rPr>
+                <w:rFonts w:ascii="Consolas" w:hAnsi="Consolas" w:eastAsia="微软雅黑"/>
+                <w:b w:val="0"/>
+                <w:color w:val="C7254E"/>
+                <w:sz w:val="18"/>
+              </w:rPr>
+              <w:t>EXPOSE 8000</w:t>
+            </w:r>
+            <w:r>
+              <w:rPr>
+                <w:rFonts w:ascii="微软雅黑" w:hAnsi="微软雅黑" w:eastAsia="微软雅黑"/>
+                <w:b w:val="0"/>
+                <w:sz w:val="20"/>
+              </w:rPr>
+              <w:t xml:space="preserve">；平台注入 </w:t>
+            </w:r>
+            <w:r>
+              <w:rPr>
+                <w:rFonts w:ascii="Consolas" w:hAnsi="Consolas" w:eastAsia="微软雅黑"/>
+                <w:b w:val="0"/>
+                <w:color w:val="C7254E"/>
+                <w:sz w:val="18"/>
+              </w:rPr>
+              <w:t>$PORT</w:t>
+            </w:r>
+            <w:r>
+              <w:rPr>
+                <w:rFonts w:ascii="微软雅黑" w:hAnsi="微软雅黑" w:eastAsia="微软雅黑"/>
+                <w:b w:val="0"/>
+                <w:sz w:val="20"/>
+              </w:rPr>
+              <w:t xml:space="preserve"> 时会自动覆盖，不用管</w:t>
+            </w:r>
+          </w:p>
+        </w:tc>
+      </w:tr>
+      <w:tr>
+        <w:tc>
+          <w:tcPr>
+            <w:tcW w:type="dxa" w:w="3249"/>
+          </w:tcPr>
+          <w:p>
+            <w:pPr>
+              <w:spacing w:before="40" w:after="40"/>
+            </w:pPr>
+            <w:r/>
+            <w:r>
+              <w:rPr>
+                <w:rFonts w:ascii="微软雅黑" w:hAnsi="微软雅黑" w:eastAsia="微软雅黑"/>
+                <w:b/>
+                <w:sz w:val="20"/>
+              </w:rPr>
+              <w:t>请求超时</w:t>
+            </w:r>
+          </w:p>
+        </w:tc>
+        <w:tc>
+          <w:tcPr>
+            <w:tcW w:type="dxa" w:w="3249"/>
+          </w:tcPr>
+          <w:p>
+            <w:pPr>
+              <w:spacing w:before="40" w:after="40"/>
+            </w:pPr>
+            <w:r/>
+            <w:r>
+              <w:rPr>
+                <w:rFonts w:ascii="Consolas" w:hAnsi="Consolas" w:eastAsia="微软雅黑"/>
+                <w:b/>
+                <w:color w:val="C7254E"/>
+                <w:sz w:val="18"/>
+              </w:rPr>
+              <w:t>300</w:t>
+            </w:r>
+            <w:r>
+              <w:rPr>
+                <w:rFonts w:ascii="微软雅黑" w:hAnsi="微软雅黑" w:eastAsia="微软雅黑"/>
+                <w:b/>
+                <w:sz w:val="20"/>
+              </w:rPr>
+              <w:t xml:space="preserve"> 秒（≥300）</w:t>
+            </w:r>
+          </w:p>
+        </w:tc>
+        <w:tc>
+          <w:tcPr>
+            <w:tcW w:type="dxa" w:w="3249"/>
+          </w:tcPr>
+          <w:p>
+            <w:pPr>
+              <w:spacing w:before="40" w:after="40"/>
+            </w:pPr>
+            <w:r/>
+            <w:r>
+              <w:rPr>
+                <w:rFonts w:ascii="微软雅黑" w:hAnsi="微软雅黑" w:eastAsia="微软雅黑"/>
+                <w:b w:val="0"/>
+                <w:sz w:val="20"/>
+              </w:rPr>
+              <w:t>「发现同源」单次要跑 70 秒，默认超时太短会在半路被掐断</w:t>
+            </w:r>
+          </w:p>
+        </w:tc>
+      </w:tr>
+      <w:tr>
+        <w:tc>
+          <w:tcPr>
+            <w:tcW w:type="dxa" w:w="3249"/>
+          </w:tcPr>
+          <w:p>
+            <w:pPr>
+              <w:spacing w:before="40" w:after="40"/>
+            </w:pPr>
+            <w:r/>
+            <w:r>
+              <w:rPr>
+                <w:rFonts w:ascii="微软雅黑" w:hAnsi="微软雅黑" w:eastAsia="微软雅黑"/>
+                <w:b/>
+                <w:sz w:val="20"/>
+              </w:rPr>
+              <w:t>最小实例数</w:t>
+            </w:r>
+          </w:p>
+        </w:tc>
+        <w:tc>
+          <w:tcPr>
+            <w:tcW w:type="dxa" w:w="3249"/>
+          </w:tcPr>
+          <w:p>
+            <w:pPr>
+              <w:spacing w:before="40" w:after="40"/>
+            </w:pPr>
+            <w:r/>
+            <w:r>
+              <w:rPr>
+                <w:rFonts w:ascii="Consolas" w:hAnsi="Consolas" w:eastAsia="微软雅黑"/>
+                <w:b/>
+                <w:color w:val="C7254E"/>
+                <w:sz w:val="18"/>
+              </w:rPr>
+              <w:t>1</w:t>
+            </w:r>
+          </w:p>
+        </w:tc>
+        <w:tc>
+          <w:tcPr>
+            <w:tcW w:type="dxa" w:w="3249"/>
+          </w:tcPr>
+          <w:p>
+            <w:pPr>
+              <w:spacing w:before="40" w:after="40"/>
+            </w:pPr>
+            <w:r/>
+            <w:r>
+              <w:rPr>
+                <w:rFonts w:ascii="微软雅黑" w:hAnsi="微软雅黑" w:eastAsia="微软雅黑"/>
+                <w:b w:val="0"/>
+                <w:sz w:val="20"/>
+              </w:rPr>
+              <w:t>会话在进程内存里；缩到 0 之后所有会话都丢了，用户点「继续对话」会报 session not found</w:t>
+            </w:r>
+          </w:p>
+        </w:tc>
+      </w:tr>
+      <w:tr>
+        <w:tc>
+          <w:tcPr>
+            <w:tcW w:type="dxa" w:w="3249"/>
+          </w:tcPr>
+          <w:p>
+            <w:pPr>
+              <w:spacing w:before="40" w:after="40"/>
+            </w:pPr>
+            <w:r/>
+            <w:r>
+              <w:rPr>
+                <w:rFonts w:ascii="微软雅黑" w:hAnsi="微软雅黑" w:eastAsia="微软雅黑"/>
+                <w:b w:val="0"/>
+                <w:sz w:val="20"/>
+              </w:rPr>
+              <w:t>最大实例数</w:t>
+            </w:r>
+          </w:p>
+        </w:tc>
+        <w:tc>
+          <w:tcPr>
+            <w:tcW w:type="dxa" w:w="3249"/>
+          </w:tcPr>
+          <w:p>
+            <w:pPr>
+              <w:spacing w:before="40" w:after="40"/>
+            </w:pPr>
+            <w:r/>
+            <w:r>
+              <w:rPr>
+                <w:rFonts w:ascii="Consolas" w:hAnsi="Consolas" w:eastAsia="微软雅黑"/>
+                <w:b w:val="0"/>
+                <w:color w:val="C7254E"/>
+                <w:sz w:val="18"/>
+              </w:rPr>
+              <w:t>1</w:t>
+            </w:r>
+            <w:r>
+              <w:rPr>
+                <w:rFonts w:ascii="微软雅黑" w:hAnsi="微软雅黑" w:eastAsia="微软雅黑"/>
+                <w:b w:val="0"/>
+                <w:sz w:val="20"/>
+              </w:rPr>
+              <w:t>（或关闭自动扩容）</w:t>
+            </w:r>
+          </w:p>
+        </w:tc>
+        <w:tc>
+          <w:tcPr>
+            <w:tcW w:type="dxa" w:w="3249"/>
+          </w:tcPr>
+          <w:p>
+            <w:pPr>
+              <w:spacing w:before="40" w:after="40"/>
+            </w:pPr>
+            <w:r/>
+            <w:r>
+              <w:rPr>
+                <w:rFonts w:ascii="微软雅黑" w:hAnsi="微软雅黑" w:eastAsia="微软雅黑"/>
+                <w:b w:val="0"/>
+                <w:sz w:val="20"/>
+              </w:rPr>
+              <w:t>同上：多实例会让人随机拿到 404</w:t>
+            </w:r>
+          </w:p>
+        </w:tc>
+      </w:tr>
+      <w:tr>
+        <w:tc>
+          <w:tcPr>
+            <w:tcW w:type="dxa" w:w="3249"/>
+          </w:tcPr>
+          <w:p>
+            <w:pPr>
+              <w:spacing w:before="40" w:after="40"/>
+            </w:pPr>
+            <w:r/>
+            <w:r>
+              <w:rPr>
+                <w:rFonts w:ascii="微软雅黑" w:hAnsi="微软雅黑" w:eastAsia="微软雅黑"/>
+                <w:b w:val="0"/>
+                <w:sz w:val="20"/>
+              </w:rPr>
+              <w:t>CPU / 内存</w:t>
+            </w:r>
+          </w:p>
+        </w:tc>
+        <w:tc>
+          <w:tcPr>
+            <w:tcW w:type="dxa" w:w="3249"/>
+          </w:tcPr>
+          <w:p>
+            <w:pPr>
+              <w:spacing w:before="40" w:after="40"/>
+            </w:pPr>
+            <w:r/>
+            <w:r>
+              <w:rPr>
+                <w:rFonts w:ascii="微软雅黑" w:hAnsi="微软雅黑" w:eastAsia="微软雅黑"/>
+                <w:b w:val="0"/>
+                <w:sz w:val="20"/>
+              </w:rPr>
+              <w:t xml:space="preserve">建议 </w:t>
+            </w:r>
+            <w:r>
+              <w:rPr>
+                <w:rFonts w:ascii="微软雅黑" w:hAnsi="微软雅黑" w:eastAsia="微软雅黑"/>
+                <w:b/>
+                <w:sz w:val="20"/>
+              </w:rPr>
+              <w:t>1 核 2 GB</w:t>
+            </w:r>
+            <w:r>
+              <w:rPr>
+                <w:rFonts w:ascii="微软雅黑" w:hAnsi="微软雅黑" w:eastAsia="微软雅黑"/>
+                <w:b w:val="0"/>
+                <w:sz w:val="20"/>
+              </w:rPr>
+              <w:t xml:space="preserve"> 起</w:t>
+            </w:r>
+          </w:p>
+        </w:tc>
+        <w:tc>
+          <w:tcPr>
+            <w:tcW w:type="dxa" w:w="3249"/>
+          </w:tcPr>
+          <w:p>
+            <w:pPr>
+              <w:spacing w:before="40" w:after="40"/>
+            </w:pPr>
+            <w:r/>
+            <w:r>
+              <w:rPr>
+                <w:rFonts w:ascii="微软雅黑" w:hAnsi="微软雅黑" w:eastAsia="微软雅黑"/>
+                <w:b w:val="0"/>
+                <w:sz w:val="20"/>
+              </w:rPr>
+              <w:t>镜像里有 scipy + onnxruntime（图片识图）。构建或运行报内存不足就升到 2 核 4 GB</w:t>
             </w:r>
           </w:p>
         </w:tc>
@@ -2962,7 +2247,7 @@
           <w:b/>
           <w:sz w:val="21"/>
         </w:rPr>
-        <w:t>前提：本文档提到的所有文件必须先 commit 并 push 到 main</w:t>
+        <w:t>启动命令不用填</w:t>
       </w:r>
       <w:r>
         <w:rPr>
@@ -2970,7 +2255,7 @@
           <w:b w:val="0"/>
           <w:sz w:val="21"/>
         </w:rPr>
-        <w:t xml:space="preserve">，否则云端拉到的代码里没有 </w:t>
+        <w:t xml:space="preserve">，已经写在 Dockerfile 的 </w:t>
       </w:r>
       <w:r>
         <w:rPr>
@@ -2979,7 +2264,7 @@
           <w:color w:val="C7254E"/>
           <w:sz w:val="19"/>
         </w:rPr>
-        <w:t>Dockerfile</w:t>
+        <w:t>CMD</w:t>
       </w:r>
       <w:r>
         <w:rPr>
@@ -2987,7 +2272,35 @@
           <w:b w:val="0"/>
           <w:sz w:val="21"/>
         </w:rPr>
-        <w:t>。</w:t>
+        <w:t xml:space="preserve"> 里：</w:t>
+      </w:r>
+    </w:p>
+    <w:p>
+      <w:pPr>
+        <w:spacing w:before="120" w:after="0" w:line="240" w:lineRule="auto"/>
+        <w:ind w:left="283"/>
+        <w:shd w:val="clear" w:fill="F5F5F5"/>
+      </w:pPr>
+      <w:r>
+        <w:rPr>
+          <w:rFonts w:ascii="Consolas" w:hAnsi="Consolas" w:eastAsia="微软雅黑"/>
+          <w:sz w:val="18"/>
+        </w:rPr>
+        <w:t>uvicorn logic_coloc.api:app --host 0.0.0.0 --port ${PORT:-8000} \</w:t>
+      </w:r>
+    </w:p>
+    <w:p>
+      <w:pPr>
+        <w:spacing w:before="0" w:after="120" w:line="240" w:lineRule="auto"/>
+        <w:ind w:left="283"/>
+        <w:shd w:val="clear" w:fill="F5F5F5"/>
+      </w:pPr>
+      <w:r>
+        <w:rPr>
+          <w:rFonts w:ascii="Consolas" w:hAnsi="Consolas" w:eastAsia="微软雅黑"/>
+          <w:sz w:val="18"/>
+        </w:rPr>
+        <w:t xml:space="preserve">        --proxy-headers --forwarded-allow-ips='*'</w:t>
       </w:r>
     </w:p>
     <w:p>
@@ -2997,10 +2310,35 @@
       <w:r>
         <w:rPr>
           <w:rFonts w:ascii="微软雅黑" w:hAnsi="微软雅黑" w:eastAsia="微软雅黑"/>
+          <w:b/>
+          <w:sz w:val="21"/>
+        </w:rPr>
+        <w:t xml:space="preserve">为什么 Dockerfile 里有一行 </w:t>
+      </w:r>
+      <w:r>
+        <w:rPr>
+          <w:rFonts w:ascii="Consolas" w:hAnsi="Consolas" w:eastAsia="微软雅黑"/>
+          <w:b/>
+          <w:color w:val="C7254E"/>
+          <w:sz w:val="19"/>
+        </w:rPr>
+        <w:t>COPY . /app/logic_coloc</w:t>
+      </w:r>
+      <w:r>
+        <w:rPr>
+          <w:rFonts w:ascii="微软雅黑" w:hAnsi="微软雅黑" w:eastAsia="微软雅黑"/>
+          <w:b/>
+          <w:sz w:val="21"/>
+        </w:rPr>
+        <w:t>？</w:t>
+      </w:r>
+      <w:r>
+        <w:rPr>
+          <w:rFonts w:ascii="微软雅黑" w:hAnsi="微软雅黑" w:eastAsia="微软雅黑"/>
           <w:b w:val="0"/>
           <w:sz w:val="21"/>
         </w:rPr>
-        <w:t xml:space="preserve">如果改用「上传代码包」：压缩包的顶层就应该直接是包含 </w:t>
+        <w:t xml:space="preserve"> 因为这个仓库目录本身就是一个 Python 包（模块之间用 </w:t>
       </w:r>
       <w:r>
         <w:rPr>
@@ -3009,7 +2347,7 @@
           <w:color w:val="C7254E"/>
           <w:sz w:val="19"/>
         </w:rPr>
-        <w:t>Dockerfile</w:t>
+        <w:t>from . import …</w:t>
       </w:r>
       <w:r>
         <w:rPr>
@@ -3017,7 +2355,57 @@
           <w:b w:val="0"/>
           <w:sz w:val="21"/>
         </w:rPr>
-        <w:t xml:space="preserve"> 的那一层，不要多套也不要少套。</w:t>
+        <w:t xml:space="preserve"> 相互引用），</w:t>
+      </w:r>
+      <w:r>
+        <w:rPr>
+          <w:rFonts w:ascii="Consolas" w:hAnsi="Consolas" w:eastAsia="微软雅黑"/>
+          <w:b w:val="0"/>
+          <w:color w:val="C7254E"/>
+          <w:sz w:val="19"/>
+        </w:rPr>
+        <w:t>/app</w:t>
+      </w:r>
+      <w:r>
+        <w:rPr>
+          <w:rFonts w:ascii="微软雅黑" w:hAnsi="微软雅黑" w:eastAsia="微软雅黑"/>
+          <w:b w:val="0"/>
+          <w:sz w:val="21"/>
+        </w:rPr>
+        <w:t xml:space="preserve"> 必须是它的父目录，</w:t>
+      </w:r>
+      <w:r>
+        <w:rPr>
+          <w:rFonts w:ascii="Consolas" w:hAnsi="Consolas" w:eastAsia="微软雅黑"/>
+          <w:b w:val="0"/>
+          <w:color w:val="C7254E"/>
+          <w:sz w:val="19"/>
+        </w:rPr>
+        <w:t>uvicorn logic_coloc.api:app</w:t>
+      </w:r>
+      <w:r>
+        <w:rPr>
+          <w:rFonts w:ascii="微软雅黑" w:hAnsi="微软雅黑" w:eastAsia="微软雅黑"/>
+          <w:b w:val="0"/>
+          <w:sz w:val="21"/>
+        </w:rPr>
+        <w:t xml:space="preserve"> 才找得到。</w:t>
+      </w:r>
+      <w:r>
+        <w:rPr>
+          <w:rFonts w:ascii="微软雅黑" w:hAnsi="微软雅黑" w:eastAsia="微软雅黑"/>
+          <w:b/>
+          <w:sz w:val="21"/>
+        </w:rPr>
+        <w:t>这行不要改</w:t>
+      </w:r>
+      <w:r>
+        <w:rPr>
+          <w:rFonts w:ascii="微软雅黑" w:hAnsi="微软雅黑" w:eastAsia="微软雅黑"/>
+          <w:b w:val="0"/>
+          <w:sz w:val="21"/>
+        </w:rPr>
+        <w:t>，它替我们规避了最容易踩的目录层级坑。</w:t>
       </w:r>
     </w:p>
     <w:p>
@@ -3032,7 +2420,7 @@
           <w:color w:val="333333"/>
           <w:sz w:val="25"/>
         </w:rPr>
-        <w:t>4.3 出网</w:t>
+        <w:t>3.4 第四步：环境变量</w:t>
       </w:r>
     </w:p>
     <w:p>
@@ -3045,8 +2433,111 @@
           <w:b w:val="0"/>
           <w:sz w:val="21"/>
         </w:rPr>
-        <w:t xml:space="preserve">容器要能访问 </w:t>
-      </w:r>
+        <w:t>在服务的「环境变量」里加下面这几条，值照第 4 节的表填：</w:t>
+      </w:r>
+    </w:p>
+    <w:p>
+      <w:pPr>
+        <w:spacing w:before="120" w:after="0" w:line="240" w:lineRule="auto"/>
+        <w:ind w:left="283"/>
+        <w:shd w:val="clear" w:fill="F5F5F5"/>
+      </w:pPr>
+      <w:r>
+        <w:rPr>
+          <w:rFonts w:ascii="Consolas" w:hAnsi="Consolas" w:eastAsia="微软雅黑"/>
+          <w:sz w:val="18"/>
+        </w:rPr>
+        <w:t>LC_API_KEY=sk-交付方私聊发给你的那串</w:t>
+      </w:r>
+    </w:p>
+    <w:p>
+      <w:pPr>
+        <w:spacing w:before="0" w:after="0" w:line="240" w:lineRule="auto"/>
+        <w:ind w:left="283"/>
+        <w:shd w:val="clear" w:fill="F5F5F5"/>
+      </w:pPr>
+      <w:r>
+        <w:rPr>
+          <w:rFonts w:ascii="Consolas" w:hAnsi="Consolas" w:eastAsia="微软雅黑"/>
+          <w:sz w:val="18"/>
+        </w:rPr>
+        <w:t>LC_BRIDGE=https://api.openai-next.com</w:t>
+      </w:r>
+    </w:p>
+    <w:p>
+      <w:pPr>
+        <w:spacing w:before="0" w:after="0" w:line="240" w:lineRule="auto"/>
+        <w:ind w:left="283"/>
+        <w:shd w:val="clear" w:fill="F5F5F5"/>
+      </w:pPr>
+      <w:r>
+        <w:rPr>
+          <w:rFonts w:ascii="Consolas" w:hAnsi="Consolas" w:eastAsia="微软雅黑"/>
+          <w:sz w:val="18"/>
+        </w:rPr>
+        <w:t>LC_MODEL=gpt-4o-mini</w:t>
+      </w:r>
+    </w:p>
+    <w:p>
+      <w:pPr>
+        <w:spacing w:before="0" w:after="0" w:line="240" w:lineRule="auto"/>
+        <w:ind w:left="283"/>
+        <w:shd w:val="clear" w:fill="F5F5F5"/>
+      </w:pPr>
+      <w:r>
+        <w:rPr>
+          <w:rFonts w:ascii="Consolas" w:hAnsi="Consolas" w:eastAsia="微软雅黑"/>
+          <w:sz w:val="18"/>
+        </w:rPr>
+        <w:t>LC_TIMEOUT=180</w:t>
+      </w:r>
+    </w:p>
+    <w:p>
+      <w:pPr>
+        <w:spacing w:before="0" w:after="0" w:line="240" w:lineRule="auto"/>
+        <w:ind w:left="283"/>
+        <w:shd w:val="clear" w:fill="F5F5F5"/>
+      </w:pPr>
+      <w:r>
+        <w:rPr>
+          <w:rFonts w:ascii="Consolas" w:hAnsi="Consolas" w:eastAsia="微软雅黑"/>
+          <w:sz w:val="18"/>
+        </w:rPr>
+        <w:t>LC_DISCOVER_TIMEOUT=240</w:t>
+      </w:r>
+    </w:p>
+    <w:p>
+      <w:pPr>
+        <w:spacing w:before="0" w:after="0" w:line="240" w:lineRule="auto"/>
+        <w:ind w:left="283"/>
+        <w:shd w:val="clear" w:fill="F5F5F5"/>
+      </w:pPr>
+      <w:r>
+        <w:rPr>
+          <w:rFonts w:ascii="Consolas" w:hAnsi="Consolas" w:eastAsia="微软雅黑"/>
+          <w:sz w:val="18"/>
+        </w:rPr>
+        <w:t>LC_THINKING=none</w:t>
+      </w:r>
+    </w:p>
+    <w:p>
+      <w:pPr>
+        <w:spacing w:before="0" w:after="120" w:line="240" w:lineRule="auto"/>
+        <w:ind w:left="283"/>
+        <w:shd w:val="clear" w:fill="F5F5F5"/>
+      </w:pPr>
+      <w:r>
+        <w:rPr>
+          <w:rFonts w:ascii="Consolas" w:hAnsi="Consolas" w:eastAsia="微软雅黑"/>
+          <w:sz w:val="18"/>
+        </w:rPr>
+        <w:t>LC_SECRET_KEY=自己生成一串足够长的随机字符</w:t>
+      </w:r>
+    </w:p>
+    <w:p>
+      <w:pPr>
+        <w:spacing w:after="120"/>
+      </w:pPr>
       <w:r>
         <w:rPr>
           <w:rFonts w:ascii="Consolas" w:hAnsi="Consolas" w:eastAsia="微软雅黑"/>
@@ -3054,7 +2545,7 @@
           <w:color w:val="C7254E"/>
           <w:sz w:val="19"/>
         </w:rPr>
-        <w:t>api.openai-next.com:443</w:t>
+        <w:t>LC_SECRET_KEY</w:t>
       </w:r>
       <w:r>
         <w:rPr>
@@ -3062,7 +2553,142 @@
           <w:b w:val="0"/>
           <w:sz w:val="21"/>
         </w:rPr>
-        <w:t>。</w:t>
+        <w:t xml:space="preserve"> 的生成方法（随便哪台机器）：</w:t>
+      </w:r>
+    </w:p>
+    <w:p>
+      <w:pPr>
+        <w:spacing w:before="120" w:after="120" w:line="240" w:lineRule="auto"/>
+        <w:ind w:left="283"/>
+        <w:shd w:val="clear" w:fill="F5F5F5"/>
+      </w:pPr>
+      <w:r>
+        <w:rPr>
+          <w:rFonts w:ascii="Consolas" w:hAnsi="Consolas" w:eastAsia="微软雅黑"/>
+          <w:sz w:val="18"/>
+        </w:rPr>
+        <w:t>python -c "import secrets; print(secrets.token_urlsafe(48))"</w:t>
+      </w:r>
+    </w:p>
+    <w:p>
+      <w:pPr>
+        <w:keepNext/>
+        <w:spacing w:before="200" w:after="120"/>
+      </w:pPr>
+      <w:r>
+        <w:rPr>
+          <w:rFonts w:ascii="微软雅黑" w:hAnsi="微软雅黑" w:eastAsia="微软雅黑"/>
+          <w:b/>
+          <w:color w:val="333333"/>
+          <w:sz w:val="25"/>
+        </w:rPr>
+        <w:t>3.5 第五步：部署，拿到访问地址</w:t>
+      </w:r>
+    </w:p>
+    <w:p>
+      <w:pPr>
+        <w:pStyle w:val="ListBullet"/>
+        <w:spacing w:after="60"/>
+      </w:pPr>
+      <w:r>
+        <w:rPr>
+          <w:rFonts w:ascii="微软雅黑" w:hAnsi="微软雅黑" w:eastAsia="微软雅黑"/>
+          <w:b w:val="0"/>
+          <w:sz w:val="21"/>
+        </w:rPr>
+        <w:t>点「部署」/「发布」，等构建完成。</w:t>
+      </w:r>
+      <w:r>
+        <w:rPr>
+          <w:rFonts w:ascii="微软雅黑" w:hAnsi="微软雅黑" w:eastAsia="微软雅黑"/>
+          <w:b/>
+          <w:sz w:val="21"/>
+        </w:rPr>
+        <w:t>首次大约 5~10 分钟</w:t>
+      </w:r>
+      <w:r>
+        <w:rPr>
+          <w:rFonts w:ascii="微软雅黑" w:hAnsi="微软雅黑" w:eastAsia="微软雅黑"/>
+          <w:b w:val="0"/>
+          <w:sz w:val="21"/>
+        </w:rPr>
+        <w:t>（要下载 scipy、onnxruntime 这些大包），日志里能看到依赖下载</w:t>
+      </w:r>
+    </w:p>
+    <w:p>
+      <w:pPr>
+        <w:pStyle w:val="ListBullet"/>
+        <w:spacing w:after="60"/>
+      </w:pPr>
+      <w:r>
+        <w:rPr>
+          <w:rFonts w:ascii="微软雅黑" w:hAnsi="微软雅黑" w:eastAsia="微软雅黑"/>
+          <w:b w:val="0"/>
+          <w:sz w:val="21"/>
+        </w:rPr>
+        <w:t xml:space="preserve">构建失败的话，先照第 7 节头两行排查；镜像构建本身每次 push 到 main 都会在 CI 里跑一遍（仓库 → </w:t>
+      </w:r>
+      <w:r>
+        <w:rPr>
+          <w:rFonts w:ascii="微软雅黑" w:hAnsi="微软雅黑" w:eastAsia="微软雅黑"/>
+          <w:b/>
+          <w:sz w:val="21"/>
+        </w:rPr>
+        <w:t>Actions</w:t>
+      </w:r>
+      <w:r>
+        <w:rPr>
+          <w:rFonts w:ascii="微软雅黑" w:hAnsi="微软雅黑" w:eastAsia="微软雅黑"/>
+          <w:b w:val="0"/>
+          <w:sz w:val="21"/>
+        </w:rPr>
+        <w:t xml:space="preserve"> → 「容器冒烟」），</w:t>
+      </w:r>
+      <w:r>
+        <w:rPr>
+          <w:rFonts w:ascii="微软雅黑" w:hAnsi="微软雅黑" w:eastAsia="微软雅黑"/>
+          <w:b/>
+          <w:sz w:val="21"/>
+        </w:rPr>
+        <w:t>先看它是不是绿的</w:t>
+      </w:r>
+      <w:r>
+        <w:rPr>
+          <w:rFonts w:ascii="微软雅黑" w:hAnsi="微软雅黑" w:eastAsia="微软雅黑"/>
+          <w:b w:val="0"/>
+          <w:sz w:val="21"/>
+        </w:rPr>
+        <w:t xml:space="preserve"> —— 绿了说明云上构建也会成功</w:t>
+      </w:r>
+    </w:p>
+    <w:p>
+      <w:pPr>
+        <w:pStyle w:val="ListBullet"/>
+        <w:spacing w:after="60"/>
+      </w:pPr>
+      <w:r>
+        <w:rPr>
+          <w:rFonts w:ascii="微软雅黑" w:hAnsi="微软雅黑" w:eastAsia="微软雅黑"/>
+          <w:b w:val="0"/>
+          <w:sz w:val="21"/>
+        </w:rPr>
+        <w:t>部署成功后，控制台会给出一个</w:t>
+      </w:r>
+      <w:r>
+        <w:rPr>
+          <w:rFonts w:ascii="微软雅黑" w:hAnsi="微软雅黑" w:eastAsia="微软雅黑"/>
+          <w:b/>
+          <w:sz w:val="21"/>
+        </w:rPr>
+        <w:t>默认访问地址</w:t>
+      </w:r>
+      <w:r>
+        <w:rPr>
+          <w:rFonts w:ascii="微软雅黑" w:hAnsi="微软雅黑" w:eastAsia="微软雅黑"/>
+          <w:b w:val="0"/>
+          <w:sz w:val="21"/>
+        </w:rPr>
+        <w:t xml:space="preserve">（形如 </w:t>
       </w:r>
       <w:r>
         <w:rPr>
@@ -3071,7 +2697,7 @@
           <w:color w:val="C7254E"/>
           <w:sz w:val="19"/>
         </w:rPr>
-        <w:t>/api/health</w:t>
+        <w:t>https://xxxx.service.tcloudbase.com</w:t>
       </w:r>
       <w:r>
         <w:rPr>
@@ -3079,7 +2705,29 @@
           <w:b w:val="0"/>
           <w:sz w:val="21"/>
         </w:rPr>
-        <w:t xml:space="preserve"> 会对这个地址做一次 TCP 探测，不通时前端会显示「模型服务未连接」。</w:t>
+        <w:t>，自带 https）</w:t>
+      </w:r>
+    </w:p>
+    <w:p>
+      <w:pPr>
+        <w:pStyle w:val="ListBullet"/>
+        <w:spacing w:after="60"/>
+      </w:pPr>
+      <w:r>
+        <w:rPr>
+          <w:rFonts w:ascii="微软雅黑" w:hAnsi="微软雅黑" w:eastAsia="微软雅黑"/>
+          <w:b/>
+          <w:sz w:val="21"/>
+        </w:rPr>
+        <w:t>这个地址就是网站入口</w:t>
+      </w:r>
+      <w:r>
+        <w:rPr>
+          <w:rFonts w:ascii="微软雅黑" w:hAnsi="微软雅黑" w:eastAsia="微软雅黑"/>
+          <w:b w:val="0"/>
+          <w:sz w:val="21"/>
+        </w:rPr>
+        <w:t>，也是最后要发给大家的东西。先别急着发，走完第 8 节验收再发</w:t>
       </w:r>
     </w:p>
     <w:p>
@@ -3108,8 +2756,599 @@
           <w:color w:val="1A1A1A"/>
           <w:sz w:val="30"/>
         </w:rPr>
-        <w:t>5. 部署后怎么验证</w:t>
-      </w:r>
+        <w:t>4. 环境变量说明书（为什么是这些值）</w:t>
+      </w:r>
+    </w:p>
+    <w:tbl>
+      <w:tblPr>
+        <w:tblStyle w:val="TableGrid"/>
+        <w:tblW w:type="auto" w:w="0"/>
+        <w:jc w:val="left"/>
+        <w:tblLayout w:type="autofit"/>
+        <w:tblLook w:firstColumn="1" w:firstRow="1" w:lastColumn="0" w:lastRow="0" w:noHBand="0" w:noVBand="1" w:val="04A0"/>
+      </w:tblPr>
+      <w:tblGrid>
+        <w:gridCol w:w="3249"/>
+        <w:gridCol w:w="3249"/>
+        <w:gridCol w:w="3249"/>
+      </w:tblGrid>
+      <w:tr>
+        <w:tc>
+          <w:tcPr>
+            <w:tcW w:type="dxa" w:w="3249"/>
+            <w:shd w:val="clear" w:fill="EAEAEA"/>
+          </w:tcPr>
+          <w:p>
+            <w:pPr>
+              <w:spacing w:before="40" w:after="40"/>
+            </w:pPr>
+            <w:r/>
+            <w:r>
+              <w:rPr>
+                <w:rFonts w:ascii="微软雅黑" w:hAnsi="微软雅黑" w:eastAsia="微软雅黑"/>
+                <w:b/>
+                <w:sz w:val="20"/>
+              </w:rPr>
+              <w:t>变量</w:t>
+            </w:r>
+          </w:p>
+        </w:tc>
+        <w:tc>
+          <w:tcPr>
+            <w:tcW w:type="dxa" w:w="3249"/>
+            <w:shd w:val="clear" w:fill="EAEAEA"/>
+          </w:tcPr>
+          <w:p>
+            <w:pPr>
+              <w:spacing w:before="40" w:after="40"/>
+            </w:pPr>
+            <w:r/>
+            <w:r>
+              <w:rPr>
+                <w:rFonts w:ascii="微软雅黑" w:hAnsi="微软雅黑" w:eastAsia="微软雅黑"/>
+                <w:b/>
+                <w:sz w:val="20"/>
+              </w:rPr>
+              <w:t>值</w:t>
+            </w:r>
+          </w:p>
+        </w:tc>
+        <w:tc>
+          <w:tcPr>
+            <w:tcW w:type="dxa" w:w="3249"/>
+            <w:shd w:val="clear" w:fill="EAEAEA"/>
+          </w:tcPr>
+          <w:p>
+            <w:pPr>
+              <w:spacing w:before="40" w:after="40"/>
+            </w:pPr>
+            <w:r/>
+            <w:r>
+              <w:rPr>
+                <w:rFonts w:ascii="微软雅黑" w:hAnsi="微软雅黑" w:eastAsia="微软雅黑"/>
+                <w:b/>
+                <w:sz w:val="20"/>
+              </w:rPr>
+              <w:t>说明</w:t>
+            </w:r>
+          </w:p>
+        </w:tc>
+      </w:tr>
+      <w:tr>
+        <w:tc>
+          <w:tcPr>
+            <w:tcW w:type="dxa" w:w="3249"/>
+          </w:tcPr>
+          <w:p>
+            <w:pPr>
+              <w:spacing w:before="40" w:after="40"/>
+            </w:pPr>
+            <w:r/>
+            <w:r>
+              <w:rPr>
+                <w:rFonts w:ascii="Consolas" w:hAnsi="Consolas" w:eastAsia="微软雅黑"/>
+                <w:b w:val="0"/>
+                <w:color w:val="C7254E"/>
+                <w:sz w:val="18"/>
+              </w:rPr>
+              <w:t>LC_API_KEY</w:t>
+            </w:r>
+          </w:p>
+        </w:tc>
+        <w:tc>
+          <w:tcPr>
+            <w:tcW w:type="dxa" w:w="3249"/>
+          </w:tcPr>
+          <w:p>
+            <w:pPr>
+              <w:spacing w:before="40" w:after="40"/>
+            </w:pPr>
+            <w:r/>
+            <w:r>
+              <w:rPr>
+                <w:rFonts w:ascii="微软雅黑" w:hAnsi="微软雅黑" w:eastAsia="微软雅黑"/>
+                <w:b w:val="0"/>
+                <w:sz w:val="20"/>
+              </w:rPr>
+              <w:t>真实密钥</w:t>
+            </w:r>
+          </w:p>
+        </w:tc>
+        <w:tc>
+          <w:tcPr>
+            <w:tcW w:type="dxa" w:w="3249"/>
+          </w:tcPr>
+          <w:p>
+            <w:pPr>
+              <w:spacing w:before="40" w:after="40"/>
+            </w:pPr>
+            <w:r/>
+            <w:r>
+              <w:rPr>
+                <w:rFonts w:ascii="微软雅黑" w:hAnsi="微软雅黑" w:eastAsia="微软雅黑"/>
+                <w:b w:val="0"/>
+                <w:sz w:val="20"/>
+              </w:rPr>
+              <w:t>只有这一条需要保密</w:t>
+            </w:r>
+          </w:p>
+        </w:tc>
+      </w:tr>
+      <w:tr>
+        <w:tc>
+          <w:tcPr>
+            <w:tcW w:type="dxa" w:w="3249"/>
+          </w:tcPr>
+          <w:p>
+            <w:pPr>
+              <w:spacing w:before="40" w:after="40"/>
+            </w:pPr>
+            <w:r/>
+            <w:r>
+              <w:rPr>
+                <w:rFonts w:ascii="Consolas" w:hAnsi="Consolas" w:eastAsia="微软雅黑"/>
+                <w:b w:val="0"/>
+                <w:color w:val="C7254E"/>
+                <w:sz w:val="18"/>
+              </w:rPr>
+              <w:t>LC_BRIDGE</w:t>
+            </w:r>
+          </w:p>
+        </w:tc>
+        <w:tc>
+          <w:tcPr>
+            <w:tcW w:type="dxa" w:w="3249"/>
+          </w:tcPr>
+          <w:p>
+            <w:pPr>
+              <w:spacing w:before="40" w:after="40"/>
+            </w:pPr>
+            <w:r/>
+            <w:r>
+              <w:rPr>
+                <w:rFonts w:ascii="Consolas" w:hAnsi="Consolas" w:eastAsia="微软雅黑"/>
+                <w:b w:val="0"/>
+                <w:color w:val="C7254E"/>
+                <w:sz w:val="18"/>
+              </w:rPr>
+              <w:t>https://api.openai-next.com</w:t>
+            </w:r>
+          </w:p>
+        </w:tc>
+        <w:tc>
+          <w:tcPr>
+            <w:tcW w:type="dxa" w:w="3249"/>
+          </w:tcPr>
+          <w:p>
+            <w:pPr>
+              <w:spacing w:before="40" w:after="40"/>
+            </w:pPr>
+            <w:r/>
+            <w:r>
+              <w:rPr>
+                <w:rFonts w:ascii="微软雅黑" w:hAnsi="微软雅黑" w:eastAsia="微软雅黑"/>
+                <w:b/>
+                <w:sz w:val="20"/>
+              </w:rPr>
+              <w:t>必须一字不差</w:t>
+            </w:r>
+            <w:r>
+              <w:rPr>
+                <w:rFonts w:ascii="微软雅黑" w:hAnsi="微软雅黑" w:eastAsia="微软雅黑"/>
+                <w:b w:val="0"/>
+                <w:sz w:val="20"/>
+              </w:rPr>
+              <w:t>，见下方硬规定</w:t>
+            </w:r>
+          </w:p>
+        </w:tc>
+      </w:tr>
+      <w:tr>
+        <w:tc>
+          <w:tcPr>
+            <w:tcW w:type="dxa" w:w="3249"/>
+          </w:tcPr>
+          <w:p>
+            <w:pPr>
+              <w:spacing w:before="40" w:after="40"/>
+            </w:pPr>
+            <w:r/>
+            <w:r>
+              <w:rPr>
+                <w:rFonts w:ascii="Consolas" w:hAnsi="Consolas" w:eastAsia="微软雅黑"/>
+                <w:b w:val="0"/>
+                <w:color w:val="C7254E"/>
+                <w:sz w:val="18"/>
+              </w:rPr>
+              <w:t>LC_MODEL</w:t>
+            </w:r>
+          </w:p>
+        </w:tc>
+        <w:tc>
+          <w:tcPr>
+            <w:tcW w:type="dxa" w:w="3249"/>
+          </w:tcPr>
+          <w:p>
+            <w:pPr>
+              <w:spacing w:before="40" w:after="40"/>
+            </w:pPr>
+            <w:r/>
+            <w:r>
+              <w:rPr>
+                <w:rFonts w:ascii="Consolas" w:hAnsi="Consolas" w:eastAsia="微软雅黑"/>
+                <w:b w:val="0"/>
+                <w:color w:val="C7254E"/>
+                <w:sz w:val="18"/>
+              </w:rPr>
+              <w:t>gpt-4o-mini</w:t>
+            </w:r>
+          </w:p>
+        </w:tc>
+        <w:tc>
+          <w:tcPr>
+            <w:tcW w:type="dxa" w:w="3249"/>
+          </w:tcPr>
+          <w:p>
+            <w:pPr>
+              <w:spacing w:before="40" w:after="40"/>
+            </w:pPr>
+            <w:r/>
+            <w:r>
+              <w:rPr>
+                <w:rFonts w:ascii="微软雅黑" w:hAnsi="微软雅黑" w:eastAsia="微软雅黑"/>
+                <w:b w:val="0"/>
+                <w:sz w:val="20"/>
+              </w:rPr>
+              <w:t>模型名，别改</w:t>
+            </w:r>
+          </w:p>
+        </w:tc>
+      </w:tr>
+      <w:tr>
+        <w:tc>
+          <w:tcPr>
+            <w:tcW w:type="dxa" w:w="3249"/>
+          </w:tcPr>
+          <w:p>
+            <w:pPr>
+              <w:spacing w:before="40" w:after="40"/>
+            </w:pPr>
+            <w:r/>
+            <w:r>
+              <w:rPr>
+                <w:rFonts w:ascii="Consolas" w:hAnsi="Consolas" w:eastAsia="微软雅黑"/>
+                <w:b w:val="0"/>
+                <w:color w:val="C7254E"/>
+                <w:sz w:val="18"/>
+              </w:rPr>
+              <w:t>LC_TIMEOUT</w:t>
+            </w:r>
+          </w:p>
+        </w:tc>
+        <w:tc>
+          <w:tcPr>
+            <w:tcW w:type="dxa" w:w="3249"/>
+          </w:tcPr>
+          <w:p>
+            <w:pPr>
+              <w:spacing w:before="40" w:after="40"/>
+            </w:pPr>
+            <w:r/>
+            <w:r>
+              <w:rPr>
+                <w:rFonts w:ascii="Consolas" w:hAnsi="Consolas" w:eastAsia="微软雅黑"/>
+                <w:b w:val="0"/>
+                <w:color w:val="C7254E"/>
+                <w:sz w:val="18"/>
+              </w:rPr>
+              <w:t>180</w:t>
+            </w:r>
+          </w:p>
+        </w:tc>
+        <w:tc>
+          <w:tcPr>
+            <w:tcW w:type="dxa" w:w="3249"/>
+          </w:tcPr>
+          <w:p>
+            <w:pPr>
+              <w:spacing w:before="40" w:after="40"/>
+            </w:pPr>
+            <w:r/>
+            <w:r>
+              <w:rPr>
+                <w:rFonts w:ascii="微软雅黑" w:hAnsi="微软雅黑" w:eastAsia="微软雅黑"/>
+                <w:b w:val="0"/>
+                <w:sz w:val="20"/>
+              </w:rPr>
+              <w:t>单次模型调用超时（秒）</w:t>
+            </w:r>
+          </w:p>
+        </w:tc>
+      </w:tr>
+      <w:tr>
+        <w:tc>
+          <w:tcPr>
+            <w:tcW w:type="dxa" w:w="3249"/>
+          </w:tcPr>
+          <w:p>
+            <w:pPr>
+              <w:spacing w:before="40" w:after="40"/>
+            </w:pPr>
+            <w:r/>
+            <w:r>
+              <w:rPr>
+                <w:rFonts w:ascii="Consolas" w:hAnsi="Consolas" w:eastAsia="微软雅黑"/>
+                <w:b w:val="0"/>
+                <w:color w:val="C7254E"/>
+                <w:sz w:val="18"/>
+              </w:rPr>
+              <w:t>LC_DISCOVER_TIMEOUT</w:t>
+            </w:r>
+          </w:p>
+        </w:tc>
+        <w:tc>
+          <w:tcPr>
+            <w:tcW w:type="dxa" w:w="3249"/>
+          </w:tcPr>
+          <w:p>
+            <w:pPr>
+              <w:spacing w:before="40" w:after="40"/>
+            </w:pPr>
+            <w:r/>
+            <w:r>
+              <w:rPr>
+                <w:rFonts w:ascii="Consolas" w:hAnsi="Consolas" w:eastAsia="微软雅黑"/>
+                <w:b w:val="0"/>
+                <w:color w:val="C7254E"/>
+                <w:sz w:val="18"/>
+              </w:rPr>
+              <w:t>240</w:t>
+            </w:r>
+          </w:p>
+        </w:tc>
+        <w:tc>
+          <w:tcPr>
+            <w:tcW w:type="dxa" w:w="3249"/>
+          </w:tcPr>
+          <w:p>
+            <w:pPr>
+              <w:spacing w:before="40" w:after="40"/>
+            </w:pPr>
+            <w:r/>
+            <w:r>
+              <w:rPr>
+                <w:rFonts w:ascii="Consolas" w:hAnsi="Consolas" w:eastAsia="微软雅黑"/>
+                <w:b w:val="0"/>
+                <w:color w:val="C7254E"/>
+                <w:sz w:val="18"/>
+              </w:rPr>
+              <w:t>discover</w:t>
+            </w:r>
+            <w:r>
+              <w:rPr>
+                <w:rFonts w:ascii="微软雅黑" w:hAnsi="微软雅黑" w:eastAsia="微软雅黑"/>
+                <w:b w:val="0"/>
+                <w:sz w:val="20"/>
+              </w:rPr>
+              <w:t xml:space="preserve"> 接口的内部上限，必须小于平台的请求超时（300）</w:t>
+            </w:r>
+          </w:p>
+        </w:tc>
+      </w:tr>
+      <w:tr>
+        <w:tc>
+          <w:tcPr>
+            <w:tcW w:type="dxa" w:w="3249"/>
+          </w:tcPr>
+          <w:p>
+            <w:pPr>
+              <w:spacing w:before="40" w:after="40"/>
+            </w:pPr>
+            <w:r/>
+            <w:r>
+              <w:rPr>
+                <w:rFonts w:ascii="Consolas" w:hAnsi="Consolas" w:eastAsia="微软雅黑"/>
+                <w:b w:val="0"/>
+                <w:color w:val="C7254E"/>
+                <w:sz w:val="18"/>
+              </w:rPr>
+              <w:t>LC_THINKING</w:t>
+            </w:r>
+          </w:p>
+        </w:tc>
+        <w:tc>
+          <w:tcPr>
+            <w:tcW w:type="dxa" w:w="3249"/>
+          </w:tcPr>
+          <w:p>
+            <w:pPr>
+              <w:spacing w:before="40" w:after="40"/>
+            </w:pPr>
+            <w:r/>
+            <w:r>
+              <w:rPr>
+                <w:rFonts w:ascii="Consolas" w:hAnsi="Consolas" w:eastAsia="微软雅黑"/>
+                <w:b w:val="0"/>
+                <w:color w:val="C7254E"/>
+                <w:sz w:val="18"/>
+              </w:rPr>
+              <w:t>none</w:t>
+            </w:r>
+          </w:p>
+        </w:tc>
+        <w:tc>
+          <w:tcPr>
+            <w:tcW w:type="dxa" w:w="3249"/>
+          </w:tcPr>
+          <w:p>
+            <w:pPr>
+              <w:spacing w:before="40" w:after="40"/>
+            </w:pPr>
+            <w:r/>
+            <w:r>
+              <w:rPr>
+                <w:rFonts w:ascii="微软雅黑" w:hAnsi="微软雅黑" w:eastAsia="微软雅黑"/>
+                <w:b/>
+                <w:sz w:val="20"/>
+              </w:rPr>
+              <w:t>不要改</w:t>
+            </w:r>
+            <w:r>
+              <w:rPr>
+                <w:rFonts w:ascii="微软雅黑" w:hAnsi="微软雅黑" w:eastAsia="微软雅黑"/>
+                <w:b w:val="0"/>
+                <w:sz w:val="20"/>
+              </w:rPr>
+              <w:t>，见下方硬规定</w:t>
+            </w:r>
+          </w:p>
+        </w:tc>
+      </w:tr>
+      <w:tr>
+        <w:tc>
+          <w:tcPr>
+            <w:tcW w:type="dxa" w:w="3249"/>
+          </w:tcPr>
+          <w:p>
+            <w:pPr>
+              <w:spacing w:before="40" w:after="40"/>
+            </w:pPr>
+            <w:r/>
+            <w:r>
+              <w:rPr>
+                <w:rFonts w:ascii="Consolas" w:hAnsi="Consolas" w:eastAsia="微软雅黑"/>
+                <w:b w:val="0"/>
+                <w:color w:val="C7254E"/>
+                <w:sz w:val="18"/>
+              </w:rPr>
+              <w:t>LC_SECRET_KEY</w:t>
+            </w:r>
+          </w:p>
+        </w:tc>
+        <w:tc>
+          <w:tcPr>
+            <w:tcW w:type="dxa" w:w="3249"/>
+          </w:tcPr>
+          <w:p>
+            <w:pPr>
+              <w:spacing w:before="40" w:after="40"/>
+            </w:pPr>
+            <w:r/>
+            <w:r>
+              <w:rPr>
+                <w:rFonts w:ascii="微软雅黑" w:hAnsi="微软雅黑" w:eastAsia="微软雅黑"/>
+                <w:b w:val="0"/>
+                <w:sz w:val="20"/>
+              </w:rPr>
+              <w:t>随机串</w:t>
+            </w:r>
+          </w:p>
+        </w:tc>
+        <w:tc>
+          <w:tcPr>
+            <w:tcW w:type="dxa" w:w="3249"/>
+          </w:tcPr>
+          <w:p>
+            <w:pPr>
+              <w:spacing w:before="40" w:after="40"/>
+            </w:pPr>
+            <w:r/>
+            <w:r>
+              <w:rPr>
+                <w:rFonts w:ascii="微软雅黑" w:hAnsi="微软雅黑" w:eastAsia="微软雅黑"/>
+                <w:b w:val="0"/>
+                <w:sz w:val="20"/>
+              </w:rPr>
+              <w:t>登录态签名密钥，不配的后果见下</w:t>
+            </w:r>
+          </w:p>
+        </w:tc>
+      </w:tr>
+      <w:tr>
+        <w:tc>
+          <w:tcPr>
+            <w:tcW w:type="dxa" w:w="3249"/>
+          </w:tcPr>
+          <w:p>
+            <w:pPr>
+              <w:spacing w:before="40" w:after="40"/>
+            </w:pPr>
+            <w:r/>
+            <w:r>
+              <w:rPr>
+                <w:rFonts w:ascii="Consolas" w:hAnsi="Consolas" w:eastAsia="微软雅黑"/>
+                <w:b w:val="0"/>
+                <w:color w:val="C7254E"/>
+                <w:sz w:val="18"/>
+              </w:rPr>
+              <w:t>LC_MAX_GUESTS</w:t>
+            </w:r>
+          </w:p>
+        </w:tc>
+        <w:tc>
+          <w:tcPr>
+            <w:tcW w:type="dxa" w:w="3249"/>
+          </w:tcPr>
+          <w:p>
+            <w:pPr>
+              <w:spacing w:before="40" w:after="40"/>
+            </w:pPr>
+            <w:r/>
+            <w:r>
+              <w:rPr>
+                <w:rFonts w:ascii="微软雅黑" w:hAnsi="微软雅黑" w:eastAsia="微软雅黑"/>
+                <w:b w:val="0"/>
+                <w:sz w:val="20"/>
+              </w:rPr>
+              <w:t>不填（默认 2000）</w:t>
+            </w:r>
+          </w:p>
+        </w:tc>
+        <w:tc>
+          <w:tcPr>
+            <w:tcW w:type="dxa" w:w="3249"/>
+          </w:tcPr>
+          <w:p>
+            <w:pPr>
+              <w:spacing w:before="40" w:after="40"/>
+            </w:pPr>
+            <w:r/>
+            <w:r>
+              <w:rPr>
+                <w:rFonts w:ascii="微软雅黑" w:hAnsi="微软雅黑" w:eastAsia="微软雅黑"/>
+                <w:b w:val="0"/>
+                <w:sz w:val="20"/>
+              </w:rPr>
+              <w:t>匿名身份上限，演示场景够用</w:t>
+            </w:r>
+          </w:p>
+        </w:tc>
+      </w:tr>
+    </w:tbl>
+    <w:p>
+      <w:pPr>
+        <w:spacing w:after="80"/>
+      </w:pPr>
     </w:p>
     <w:p>
       <w:pPr>
@@ -3121,7 +3360,90 @@
           <w:b w:val="0"/>
           <w:sz w:val="21"/>
         </w:rPr>
-        <w:t>按顺序做，每一步都过了再往下：</w:t>
+        <w:t>可选、有默认值、可以不填：</w:t>
+      </w:r>
+      <w:r>
+        <w:rPr>
+          <w:rFonts w:ascii="Consolas" w:hAnsi="Consolas" w:eastAsia="微软雅黑"/>
+          <w:b w:val="0"/>
+          <w:color w:val="C7254E"/>
+          <w:sz w:val="19"/>
+        </w:rPr>
+        <w:t>LC_SAMPLES=3</w:t>
+      </w:r>
+      <w:r>
+        <w:rPr>
+          <w:rFonts w:ascii="微软雅黑" w:hAnsi="微软雅黑" w:eastAsia="微软雅黑"/>
+          <w:b w:val="0"/>
+          <w:sz w:val="21"/>
+        </w:rPr>
+        <w:t>、</w:t>
+      </w:r>
+      <w:r>
+        <w:rPr>
+          <w:rFonts w:ascii="Consolas" w:hAnsi="Consolas" w:eastAsia="微软雅黑"/>
+          <w:b w:val="0"/>
+          <w:color w:val="C7254E"/>
+          <w:sz w:val="19"/>
+        </w:rPr>
+        <w:t>LC_METHOD=cosine</w:t>
+      </w:r>
+      <w:r>
+        <w:rPr>
+          <w:rFonts w:ascii="微软雅黑" w:hAnsi="微软雅黑" w:eastAsia="微软雅黑"/>
+          <w:b w:val="0"/>
+          <w:sz w:val="21"/>
+        </w:rPr>
+        <w:t>、</w:t>
+      </w:r>
+      <w:r>
+        <w:rPr>
+          <w:rFonts w:ascii="Consolas" w:hAnsi="Consolas" w:eastAsia="微软雅黑"/>
+          <w:b w:val="0"/>
+          <w:color w:val="C7254E"/>
+          <w:sz w:val="19"/>
+        </w:rPr>
+        <w:t>LC_THRESHOLD=0.85</w:t>
+      </w:r>
+      <w:r>
+        <w:rPr>
+          <w:rFonts w:ascii="微软雅黑" w:hAnsi="微软雅黑" w:eastAsia="微软雅黑"/>
+          <w:b w:val="0"/>
+          <w:sz w:val="21"/>
+        </w:rPr>
+        <w:t>、</w:t>
+      </w:r>
+      <w:r>
+        <w:rPr>
+          <w:rFonts w:ascii="Consolas" w:hAnsi="Consolas" w:eastAsia="微软雅黑"/>
+          <w:b w:val="0"/>
+          <w:color w:val="C7254E"/>
+          <w:sz w:val="19"/>
+        </w:rPr>
+        <w:t>LC_GAMMA=0.06</w:t>
+      </w:r>
+      <w:r>
+        <w:rPr>
+          <w:rFonts w:ascii="微软雅黑" w:hAnsi="微软雅黑" w:eastAsia="微软雅黑"/>
+          <w:b w:val="0"/>
+          <w:sz w:val="21"/>
+        </w:rPr>
+        <w:t>。</w:t>
+      </w:r>
+    </w:p>
+    <w:p>
+      <w:pPr>
+        <w:keepNext/>
+        <w:spacing w:before="200" w:after="120"/>
+      </w:pPr>
+      <w:r>
+        <w:rPr>
+          <w:rFonts w:ascii="微软雅黑" w:hAnsi="微软雅黑" w:eastAsia="微软雅黑"/>
+          <w:b/>
+          <w:color w:val="333333"/>
+          <w:sz w:val="25"/>
+        </w:rPr>
+        <w:t>⚠️ 硬规定一：`LC_BRIDGE` 必须一字不差地填 `https://api.openai-next.com`</w:t>
       </w:r>
     </w:p>
     <w:p>
@@ -3131,24 +3453,27 @@
       <w:r>
         <w:rPr>
           <w:rFonts w:ascii="微软雅黑" w:hAnsi="微软雅黑" w:eastAsia="微软雅黑"/>
-          <w:b/>
+          <w:b w:val="0"/>
           <w:sz w:val="21"/>
         </w:rPr>
-        <w:t>1. 健康检查</w:t>
-      </w:r>
-    </w:p>
-    <w:p>
-      <w:pPr>
-        <w:spacing w:before="120" w:after="120" w:line="240" w:lineRule="auto"/>
-        <w:ind w:left="283"/>
-        <w:shd w:val="clear" w:fill="F5F5F5"/>
-      </w:pPr>
+        <w:t xml:space="preserve">不要加 </w:t>
+      </w:r>
       <w:r>
         <w:rPr>
           <w:rFonts w:ascii="Consolas" w:hAnsi="Consolas" w:eastAsia="微软雅黑"/>
-          <w:sz w:val="18"/>
-        </w:rPr>
-        <w:t>curl https://你的域名/api/health</w:t>
+          <w:b w:val="0"/>
+          <w:color w:val="C7254E"/>
+          <w:sz w:val="19"/>
+        </w:rPr>
+        <w:t>/v1</w:t>
+      </w:r>
+      <w:r>
+        <w:rPr>
+          <w:rFonts w:ascii="微软雅黑" w:hAnsi="微软雅黑" w:eastAsia="微软雅黑"/>
+          <w:b w:val="0"/>
+          <w:sz w:val="21"/>
+        </w:rPr>
+        <w:t>，不要加结尾斜杠，不要换成别的域名（哪怕那个域名指向同一个服务）。</w:t>
       </w:r>
     </w:p>
     <w:p>
@@ -3161,21 +3486,70 @@
           <w:b w:val="0"/>
           <w:sz w:val="21"/>
         </w:rPr>
-        <w:t>期望看到：</w:t>
+        <w:t>原因：代码里是靠</w:t>
+      </w:r>
+      <w:r>
+        <w:rPr>
+          <w:rFonts w:ascii="微软雅黑" w:hAnsi="微软雅黑" w:eastAsia="微软雅黑"/>
+          <w:b/>
+          <w:sz w:val="21"/>
+        </w:rPr>
+        <w:t>域名后缀</w:t>
+      </w:r>
+      <w:r>
+        <w:rPr>
+          <w:rFonts w:ascii="微软雅黑" w:hAnsi="微软雅黑" w:eastAsia="微软雅黑"/>
+          <w:b w:val="0"/>
+          <w:sz w:val="21"/>
+        </w:rPr>
+        <w:t>判断该说 OpenAI 协议还是 Anthropic 协议的。写法一变，就会</w:t>
+      </w:r>
+      <w:r>
+        <w:rPr>
+          <w:rFonts w:ascii="微软雅黑" w:hAnsi="微软雅黑" w:eastAsia="微软雅黑"/>
+          <w:b/>
+          <w:sz w:val="21"/>
+        </w:rPr>
+        <w:t>静默</w:t>
+      </w:r>
+      <w:r>
+        <w:rPr>
+          <w:rFonts w:ascii="微软雅黑" w:hAnsi="微软雅黑" w:eastAsia="微软雅黑"/>
+          <w:b w:val="0"/>
+          <w:sz w:val="21"/>
+        </w:rPr>
+        <w:t>走错协议，表现为「模型返回空内容」，而报错信息</w:t>
+      </w:r>
+      <w:r>
+        <w:rPr>
+          <w:rFonts w:ascii="微软雅黑" w:hAnsi="微软雅黑" w:eastAsia="微软雅黑"/>
+          <w:b/>
+          <w:sz w:val="21"/>
+        </w:rPr>
+        <w:t>完全不会提示是这个原因</w:t>
+      </w:r>
+      <w:r>
+        <w:rPr>
+          <w:rFonts w:ascii="微软雅黑" w:hAnsi="微软雅黑" w:eastAsia="微软雅黑"/>
+          <w:b w:val="0"/>
+          <w:sz w:val="21"/>
+        </w:rPr>
+        <w:t xml:space="preserve"> —— 这是最费时间的一个坑。</w:t>
       </w:r>
     </w:p>
     <w:p>
       <w:pPr>
-        <w:spacing w:before="120" w:after="120" w:line="240" w:lineRule="auto"/>
-        <w:ind w:left="283"/>
-        <w:shd w:val="clear" w:fill="F5F5F5"/>
+        <w:keepNext/>
+        <w:spacing w:before="200" w:after="120"/>
       </w:pPr>
       <w:r>
         <w:rPr>
-          <w:rFonts w:ascii="Consolas" w:hAnsi="Consolas" w:eastAsia="微软雅黑"/>
-          <w:sz w:val="18"/>
-        </w:rPr>
-        <w:t>{"code":0,"api":"ok","llm_bridge":{"ok":true,"host":"api.openai-next.com","port":443},"model":"gpt-4o-mini"}</w:t>
+          <w:rFonts w:ascii="微软雅黑" w:hAnsi="微软雅黑" w:eastAsia="微软雅黑"/>
+          <w:b/>
+          <w:color w:val="333333"/>
+          <w:sz w:val="25"/>
+        </w:rPr>
+        <w:t>⚠️ 硬规定二：`LC_THINKING` 保持 `none`</w:t>
       </w:r>
     </w:p>
     <w:p>
@@ -3184,12 +3558,20 @@
       </w:pPr>
       <w:r>
         <w:rPr>
+          <w:rFonts w:ascii="微软雅黑" w:hAnsi="微软雅黑" w:eastAsia="微软雅黑"/>
+          <w:b w:val="0"/>
+          <w:sz w:val="21"/>
+        </w:rPr>
+        <w:t xml:space="preserve">踩过的坑：这个兼容端点上传 </w:t>
+      </w:r>
+      <w:r>
+        <w:rPr>
           <w:rFonts w:ascii="Consolas" w:hAnsi="Consolas" w:eastAsia="微软雅黑"/>
           <w:b w:val="0"/>
           <w:color w:val="C7254E"/>
           <w:sz w:val="19"/>
         </w:rPr>
-        <w:t>code</w:t>
+        <w:t>disabled</w:t>
       </w:r>
       <w:r>
         <w:rPr>
@@ -3197,7 +3579,7 @@
           <w:b w:val="0"/>
           <w:sz w:val="21"/>
         </w:rPr>
-        <w:t xml:space="preserve"> 是 </w:t>
+        <w:t xml:space="preserve"> 加低 </w:t>
       </w:r>
       <w:r>
         <w:rPr>
@@ -3206,7 +3588,7 @@
           <w:color w:val="C7254E"/>
           <w:sz w:val="19"/>
         </w:rPr>
-        <w:t>0</w:t>
+        <w:t>max_tokens</w:t>
       </w:r>
       <w:r>
         <w:rPr>
@@ -3214,7 +3596,7 @@
           <w:b w:val="0"/>
           <w:sz w:val="21"/>
         </w:rPr>
-        <w:t xml:space="preserve"> 且 </w:t>
+        <w:t xml:space="preserve"> 会偶发空响应。保持 </w:t>
       </w:r>
       <w:r>
         <w:rPr>
@@ -3223,7 +3605,7 @@
           <w:color w:val="C7254E"/>
           <w:sz w:val="19"/>
         </w:rPr>
-        <w:t>llm_bridge.ok</w:t>
+        <w:t>none</w:t>
       </w:r>
       <w:r>
         <w:rPr>
@@ -3231,58 +3613,22 @@
           <w:b w:val="0"/>
           <w:sz w:val="21"/>
         </w:rPr>
-        <w:t xml:space="preserve"> 是 </w:t>
-      </w:r>
-      <w:r>
-        <w:rPr>
-          <w:rFonts w:ascii="Consolas" w:hAnsi="Consolas" w:eastAsia="微软雅黑"/>
-          <w:b w:val="0"/>
-          <w:color w:val="C7254E"/>
-          <w:sz w:val="19"/>
-        </w:rPr>
-        <w:t>true</w:t>
-      </w:r>
+        <w:t xml:space="preserve"> 最稳。</w:t>
+      </w:r>
+    </w:p>
+    <w:p>
+      <w:pPr>
+        <w:keepNext/>
+        <w:spacing w:before="200" w:after="120"/>
+      </w:pPr>
       <w:r>
         <w:rPr>
           <w:rFonts w:ascii="微软雅黑" w:hAnsi="微软雅黑" w:eastAsia="微软雅黑"/>
-          <w:b w:val="0"/>
-          <w:sz w:val="21"/>
-        </w:rPr>
-        <w:t xml:space="preserve"> 才算通。如果是 </w:t>
-      </w:r>
-      <w:r>
-        <w:rPr>
-          <w:rFonts w:ascii="Consolas" w:hAnsi="Consolas" w:eastAsia="微软雅黑"/>
-          <w:b w:val="0"/>
-          <w:color w:val="C7254E"/>
-          <w:sz w:val="19"/>
-        </w:rPr>
-        <w:t>503</w:t>
-      </w:r>
-      <w:r>
-        <w:rPr>
-          <w:rFonts w:ascii="微软雅黑" w:hAnsi="微软雅黑" w:eastAsia="微软雅黑"/>
-          <w:b w:val="0"/>
-          <w:sz w:val="21"/>
-        </w:rPr>
-        <w:t xml:space="preserve">，说明容器连不上 LLM 端点，检查出网和 </w:t>
-      </w:r>
-      <w:r>
-        <w:rPr>
-          <w:rFonts w:ascii="Consolas" w:hAnsi="Consolas" w:eastAsia="微软雅黑"/>
-          <w:b w:val="0"/>
-          <w:color w:val="C7254E"/>
-          <w:sz w:val="19"/>
-        </w:rPr>
-        <w:t>LC_API_KEY</w:t>
-      </w:r>
-      <w:r>
-        <w:rPr>
-          <w:rFonts w:ascii="微软雅黑" w:hAnsi="微软雅黑" w:eastAsia="微软雅黑"/>
-          <w:b w:val="0"/>
-          <w:sz w:val="21"/>
-        </w:rPr>
-        <w:t>。</w:t>
+          <w:b/>
+          <w:color w:val="333333"/>
+          <w:sz w:val="25"/>
+        </w:rPr>
+        <w:t>关于 `LC_SECRET_KEY`（强烈建议配）</w:t>
       </w:r>
     </w:p>
     <w:p>
@@ -3292,38 +3638,43 @@
       <w:r>
         <w:rPr>
           <w:rFonts w:ascii="微软雅黑" w:hAnsi="微软雅黑" w:eastAsia="微软雅黑"/>
+          <w:b w:val="0"/>
+          <w:sz w:val="21"/>
+        </w:rPr>
+        <w:t xml:space="preserve">不配也能跑：容器第一次用到时会自己生成一份，存到 </w:t>
+      </w:r>
+      <w:r>
+        <w:rPr>
+          <w:rFonts w:ascii="Consolas" w:hAnsi="Consolas" w:eastAsia="微软雅黑"/>
+          <w:b w:val="0"/>
+          <w:color w:val="C7254E"/>
+          <w:sz w:val="19"/>
+        </w:rPr>
+        <w:t>data/.secret_key</w:t>
+      </w:r>
+      <w:r>
+        <w:rPr>
+          <w:rFonts w:ascii="微软雅黑" w:hAnsi="微软雅黑" w:eastAsia="微软雅黑"/>
+          <w:b w:val="0"/>
+          <w:sz w:val="21"/>
+        </w:rPr>
+        <w:t>。但那个文件住在临时容器里，</w:t>
+      </w:r>
+      <w:r>
+        <w:rPr>
+          <w:rFonts w:ascii="微软雅黑" w:hAnsi="微软雅黑" w:eastAsia="微软雅黑"/>
           <w:b/>
           <w:sz w:val="21"/>
         </w:rPr>
-        <w:t>2. 静态资源</w:t>
-      </w:r>
-    </w:p>
-    <w:p>
-      <w:pPr>
-        <w:spacing w:before="120" w:after="0" w:line="240" w:lineRule="auto"/>
-        <w:ind w:left="283"/>
-        <w:shd w:val="clear" w:fill="F5F5F5"/>
-      </w:pPr>
-      <w:r>
-        <w:rPr>
-          <w:rFonts w:ascii="Consolas" w:hAnsi="Consolas" w:eastAsia="微软雅黑"/>
-          <w:sz w:val="18"/>
-        </w:rPr>
-        <w:t>curl -o /dev/null -w "%{http_code}\n" https://你的域名/</w:t>
-      </w:r>
-    </w:p>
-    <w:p>
-      <w:pPr>
-        <w:spacing w:before="0" w:after="120" w:line="240" w:lineRule="auto"/>
-        <w:ind w:left="283"/>
-        <w:shd w:val="clear" w:fill="F5F5F5"/>
-      </w:pPr>
-      <w:r>
-        <w:rPr>
-          <w:rFonts w:ascii="Consolas" w:hAnsi="Consolas" w:eastAsia="微软雅黑"/>
-          <w:sz w:val="18"/>
-        </w:rPr>
-        <w:t>curl -o /dev/null -w "%{http_code}\n" https://你的域名/static/app.js</w:t>
+        <w:t>每次重新部署都会换一把新密钥，于是所有人被踢回登录页</w:t>
+      </w:r>
+      <w:r>
+        <w:rPr>
+          <w:rFonts w:ascii="微软雅黑" w:hAnsi="微软雅黑" w:eastAsia="微软雅黑"/>
+          <w:b w:val="0"/>
+          <w:sz w:val="21"/>
+        </w:rPr>
+        <w:t>。配了它，密钥由平台固定注入，重新部署不影响已登录的人（前提是账号数据本身没丢，见第 5 节）。</w:t>
       </w:r>
     </w:p>
     <w:p>
@@ -3336,7 +3687,23 @@
           <w:b w:val="0"/>
           <w:sz w:val="21"/>
         </w:rPr>
-        <w:t xml:space="preserve">两个都应该是 </w:t>
+        <w:t>镜像里</w:t>
+      </w:r>
+      <w:r>
+        <w:rPr>
+          <w:rFonts w:ascii="微软雅黑" w:hAnsi="微软雅黑" w:eastAsia="微软雅黑"/>
+          <w:b/>
+          <w:sz w:val="21"/>
+        </w:rPr>
+        <w:t>故意不带</w:t>
+      </w:r>
+      <w:r>
+        <w:rPr>
+          <w:rFonts w:ascii="微软雅黑" w:hAnsi="微软雅黑" w:eastAsia="微软雅黑"/>
+          <w:b w:val="0"/>
+          <w:sz w:val="21"/>
+        </w:rPr>
+        <w:t xml:space="preserve"> </w:t>
       </w:r>
       <w:r>
         <w:rPr>
@@ -3345,7 +3712,7 @@
           <w:color w:val="C7254E"/>
           <w:sz w:val="19"/>
         </w:rPr>
-        <w:t>200</w:t>
+        <w:t>data/.secret_key</w:t>
       </w:r>
       <w:r>
         <w:rPr>
@@ -3353,7 +3720,22 @@
           <w:b w:val="0"/>
           <w:sz w:val="21"/>
         </w:rPr>
-        <w:t>。</w:t>
+        <w:t>：带着它等于把一个固定密钥烘进镜像，谁拿到镜像谁就能伪造任意账号的登录态。</w:t>
+      </w:r>
+    </w:p>
+    <w:p>
+      <w:pPr>
+        <w:keepNext/>
+        <w:spacing w:before="200" w:after="120"/>
+      </w:pPr>
+      <w:r>
+        <w:rPr>
+          <w:rFonts w:ascii="微软雅黑" w:hAnsi="微软雅黑" w:eastAsia="微软雅黑"/>
+          <w:b/>
+          <w:color w:val="333333"/>
+          <w:sz w:val="25"/>
+        </w:rPr>
+        <w:t>关于「不用登录」（本站的核心设计，部署时不用额外配）</w:t>
       </w:r>
     </w:p>
     <w:p>
@@ -3366,7 +3748,64 @@
           <w:b/>
           <w:sz w:val="21"/>
         </w:rPr>
-        <w:t>3. 页面能打开且能连上后端</w:t>
+        <w:t>打开网站就能用</w:t>
+      </w:r>
+      <w:r>
+        <w:rPr>
+          <w:rFonts w:ascii="微软雅黑" w:hAnsi="微软雅黑" w:eastAsia="微软雅黑"/>
+          <w:b w:val="0"/>
+          <w:sz w:val="21"/>
+        </w:rPr>
+        <w:t xml:space="preserve">：前端首次访问会静默调用 </w:t>
+      </w:r>
+      <w:r>
+        <w:rPr>
+          <w:rFonts w:ascii="Consolas" w:hAnsi="Consolas" w:eastAsia="微软雅黑"/>
+          <w:b w:val="0"/>
+          <w:color w:val="C7254E"/>
+          <w:sz w:val="19"/>
+        </w:rPr>
+        <w:t>POST /api/auth/guest</w:t>
+      </w:r>
+      <w:r>
+        <w:rPr>
+          <w:rFonts w:ascii="微软雅黑" w:hAnsi="微软雅黑" w:eastAsia="微软雅黑"/>
+          <w:b w:val="0"/>
+          <w:sz w:val="21"/>
+        </w:rPr>
+        <w:t>，服务端发一个匿名身份（一个 uid），笔记、卡片、能量照常可用，</w:t>
+      </w:r>
+      <w:r>
+        <w:rPr>
+          <w:rFonts w:ascii="微软雅黑" w:hAnsi="微软雅黑" w:eastAsia="微软雅黑"/>
+          <w:b/>
+          <w:sz w:val="21"/>
+        </w:rPr>
+        <w:t>各人的数据互不可见</w:t>
+      </w:r>
+      <w:r>
+        <w:rPr>
+          <w:rFonts w:ascii="微软雅黑" w:hAnsi="微软雅黑" w:eastAsia="微软雅黑"/>
+          <w:b w:val="0"/>
+          <w:sz w:val="21"/>
+        </w:rPr>
+        <w:t>。登录页只在</w:t>
+      </w:r>
+      <w:r>
+        <w:rPr>
+          <w:rFonts w:ascii="微软雅黑" w:hAnsi="微软雅黑" w:eastAsia="微软雅黑"/>
+          <w:b/>
+          <w:sz w:val="21"/>
+        </w:rPr>
+        <w:t>拿不到匿名身份</w:t>
+      </w:r>
+      <w:r>
+        <w:rPr>
+          <w:rFonts w:ascii="微软雅黑" w:hAnsi="微软雅黑" w:eastAsia="微软雅黑"/>
+          <w:b w:val="0"/>
+          <w:sz w:val="21"/>
+        </w:rPr>
+        <w:t>（断网、后端没起来）时才作为兜底出现。</w:t>
       </w:r>
     </w:p>
     <w:p>
@@ -3379,7 +3818,23 @@
           <w:b w:val="0"/>
           <w:sz w:val="21"/>
         </w:rPr>
-        <w:t>浏览器打开域名，页面上不该出现「模型服务未连接」。如果出现，看第 6 节第 1 条。</w:t>
+        <w:t xml:space="preserve">用户在「设置 → 保存我的知识」里补一个用户名密码，就把当前 uid 升级成正式账号 —— </w:t>
+      </w:r>
+      <w:r>
+        <w:rPr>
+          <w:rFonts w:ascii="微软雅黑" w:hAnsi="微软雅黑" w:eastAsia="微软雅黑"/>
+          <w:b/>
+          <w:sz w:val="21"/>
+        </w:rPr>
+        <w:t>uid 不变，数据不丢</w:t>
+      </w:r>
+      <w:r>
+        <w:rPr>
+          <w:rFonts w:ascii="微软雅黑" w:hAnsi="微软雅黑" w:eastAsia="微软雅黑"/>
+          <w:b w:val="0"/>
+          <w:sz w:val="21"/>
+        </w:rPr>
+        <w:t>，可以换设备继续用。</w:t>
       </w:r>
     </w:p>
     <w:p>
@@ -3389,15 +3844,16 @@
       <w:r>
         <w:rPr>
           <w:rFonts w:ascii="微软雅黑" w:hAnsi="微软雅黑" w:eastAsia="微软雅黑"/>
-          <w:b/>
+          <w:b w:val="0"/>
           <w:sz w:val="21"/>
         </w:rPr>
-        <w:t>4. 跑一次真实业务</w:t>
+        <w:t>对部署只有两处影响，都不需要额外配置，但要知道：</w:t>
       </w:r>
     </w:p>
     <w:p>
       <w:pPr>
-        <w:spacing w:after="120"/>
+        <w:spacing w:after="60"/>
+        <w:ind w:left="425" w:hanging="425"/>
       </w:pPr>
       <w:r>
         <w:rPr>
@@ -3405,7 +3861,41 @@
           <w:b w:val="0"/>
           <w:sz w:val="21"/>
         </w:rPr>
-        <w:t>在页面里输入一段文字，点「发现同源」。</w:t>
+        <w:t xml:space="preserve">1. </w:t>
+      </w:r>
+      <w:r>
+        <w:rPr>
+          <w:rFonts w:ascii="Consolas" w:hAnsi="Consolas" w:eastAsia="微软雅黑"/>
+          <w:b w:val="0"/>
+          <w:color w:val="C7254E"/>
+          <w:sz w:val="19"/>
+        </w:rPr>
+        <w:t>data/users.json</w:t>
+      </w:r>
+      <w:r>
+        <w:rPr>
+          <w:rFonts w:ascii="微软雅黑" w:hAnsi="微软雅黑" w:eastAsia="微软雅黑"/>
+          <w:b w:val="0"/>
+          <w:sz w:val="21"/>
+        </w:rPr>
+        <w:t xml:space="preserve"> 会被陌生访客持续追加（每个新浏览器一条匿名记录）。超过 </w:t>
+      </w:r>
+      <w:r>
+        <w:rPr>
+          <w:rFonts w:ascii="Consolas" w:hAnsi="Consolas" w:eastAsia="微软雅黑"/>
+          <w:b w:val="0"/>
+          <w:color w:val="C7254E"/>
+          <w:sz w:val="19"/>
+        </w:rPr>
+        <w:t>LC_MAX_GUESTS</w:t>
+      </w:r>
+      <w:r>
+        <w:rPr>
+          <w:rFonts w:ascii="微软雅黑" w:hAnsi="微软雅黑" w:eastAsia="微软雅黑"/>
+          <w:b w:val="0"/>
+          <w:sz w:val="21"/>
+        </w:rPr>
+        <w:t>（默认 2000）时，</w:t>
       </w:r>
       <w:r>
         <w:rPr>
@@ -3413,7 +3903,24 @@
           <w:b/>
           <w:sz w:val="21"/>
         </w:rPr>
-        <w:t>第一次要等 70 秒左右</w:t>
+        <w:t xml:space="preserve">只从 </w:t>
+      </w:r>
+      <w:r>
+        <w:rPr>
+          <w:rFonts w:ascii="Consolas" w:hAnsi="Consolas" w:eastAsia="微软雅黑"/>
+          <w:b/>
+          <w:color w:val="C7254E"/>
+          <w:sz w:val="19"/>
+        </w:rPr>
+        <w:t>users.json</w:t>
+      </w:r>
+      <w:r>
+        <w:rPr>
+          <w:rFonts w:ascii="微软雅黑" w:hAnsi="微软雅黑" w:eastAsia="微软雅黑"/>
+          <w:b/>
+          <w:sz w:val="21"/>
+        </w:rPr>
+        <w:t xml:space="preserve"> 里摘掉最早的那条记录</w:t>
       </w:r>
       <w:r>
         <w:rPr>
@@ -3421,7 +3928,80 @@
           <w:b w:val="0"/>
           <w:sz w:val="21"/>
         </w:rPr>
-        <w:t>（这是正常的，要调多次 LLM），别以为卡死了。</w:t>
+        <w:t xml:space="preserve">，磁盘上的 </w:t>
+      </w:r>
+      <w:r>
+        <w:rPr>
+          <w:rFonts w:ascii="Consolas" w:hAnsi="Consolas" w:eastAsia="微软雅黑"/>
+          <w:b w:val="0"/>
+          <w:color w:val="C7254E"/>
+          <w:sz w:val="19"/>
+        </w:rPr>
+        <w:t>data/users/&lt;uid&gt;/</w:t>
+      </w:r>
+      <w:r>
+        <w:rPr>
+          <w:rFonts w:ascii="微软雅黑" w:hAnsi="微软雅黑" w:eastAsia="微软雅黑"/>
+          <w:b w:val="0"/>
+          <w:sz w:val="21"/>
+        </w:rPr>
+        <w:t xml:space="preserve"> 和 </w:t>
+      </w:r>
+      <w:r>
+        <w:rPr>
+          <w:rFonts w:ascii="Consolas" w:hAnsi="Consolas" w:eastAsia="微软雅黑"/>
+          <w:b w:val="0"/>
+          <w:color w:val="C7254E"/>
+          <w:sz w:val="19"/>
+        </w:rPr>
+        <w:t>uploads/&lt;uid&gt;/</w:t>
+      </w:r>
+      <w:r>
+        <w:rPr>
+          <w:rFonts w:ascii="微软雅黑" w:hAnsi="微软雅黑" w:eastAsia="微软雅黑"/>
+          <w:b w:val="0"/>
+          <w:sz w:val="21"/>
+        </w:rPr>
+        <w:t xml:space="preserve"> 不删（删文件不可逆）。被摘掉的那个 token 校验不过，等价于「很久没来的匿名身份过期了」。</w:t>
+      </w:r>
+      <w:r>
+        <w:rPr>
+          <w:rFonts w:ascii="微软雅黑" w:hAnsi="微软雅黑" w:eastAsia="微软雅黑"/>
+          <w:b/>
+          <w:sz w:val="21"/>
+        </w:rPr>
+        <w:t>正式账号永不参与淘汰。</w:t>
+      </w:r>
+    </w:p>
+    <w:p>
+      <w:pPr>
+        <w:spacing w:after="60"/>
+        <w:ind w:left="425" w:hanging="425"/>
+      </w:pPr>
+      <w:r>
+        <w:rPr>
+          <w:rFonts w:ascii="微软雅黑" w:hAnsi="微软雅黑" w:eastAsia="微软雅黑"/>
+          <w:b w:val="0"/>
+          <w:sz w:val="21"/>
+        </w:rPr>
+        <w:t xml:space="preserve">2. 匿名身份也住在 </w:t>
+      </w:r>
+      <w:r>
+        <w:rPr>
+          <w:rFonts w:ascii="Consolas" w:hAnsi="Consolas" w:eastAsia="微软雅黑"/>
+          <w:b w:val="0"/>
+          <w:color w:val="C7254E"/>
+          <w:sz w:val="19"/>
+        </w:rPr>
+        <w:t>data/</w:t>
+      </w:r>
+      <w:r>
+        <w:rPr>
+          <w:rFonts w:ascii="微软雅黑" w:hAnsi="微软雅黑" w:eastAsia="微软雅黑"/>
+          <w:b w:val="0"/>
+          <w:sz w:val="21"/>
+        </w:rPr>
+        <w:t xml:space="preserve"> 里，所以第 5 节的持久化卷同时是「游客数据别丢」的前提。</w:t>
       </w:r>
     </w:p>
     <w:p>
@@ -3450,7 +4030,862 @@
           <w:color w:val="1A1A1A"/>
           <w:sz w:val="30"/>
         </w:rPr>
-        <w:t>6. 排错对照表</w:t>
+        <w:t>5. 让所有人都能正常用：挂持久化卷（强烈建议）</w:t>
+      </w:r>
+    </w:p>
+    <w:p>
+      <w:pPr>
+        <w:spacing w:after="120"/>
+      </w:pPr>
+      <w:r>
+        <w:rPr>
+          <w:rFonts w:ascii="微软雅黑" w:hAnsi="微软雅黑" w:eastAsia="微软雅黑"/>
+          <w:b/>
+          <w:sz w:val="21"/>
+        </w:rPr>
+        <w:t>这是「部署完大家能正常使用」最关键的一步。</w:t>
+      </w:r>
+    </w:p>
+    <w:p>
+      <w:pPr>
+        <w:spacing w:after="120"/>
+      </w:pPr>
+      <w:r>
+        <w:rPr>
+          <w:rFonts w:ascii="微软雅黑" w:hAnsi="微软雅黑" w:eastAsia="微软雅黑"/>
+          <w:b w:val="0"/>
+          <w:sz w:val="21"/>
+        </w:rPr>
+        <w:t>现状：笔记、卡片、复盘记录、头像、上传的附件，以及</w:t>
+      </w:r>
+      <w:r>
+        <w:rPr>
+          <w:rFonts w:ascii="微软雅黑" w:hAnsi="微软雅黑" w:eastAsia="微软雅黑"/>
+          <w:b/>
+          <w:sz w:val="21"/>
+        </w:rPr>
+        <w:t>账号本身</w:t>
+      </w:r>
+      <w:r>
+        <w:rPr>
+          <w:rFonts w:ascii="微软雅黑" w:hAnsi="微软雅黑" w:eastAsia="微软雅黑"/>
+          <w:b w:val="0"/>
+          <w:sz w:val="21"/>
+        </w:rPr>
+        <w:t>（</w:t>
+      </w:r>
+      <w:r>
+        <w:rPr>
+          <w:rFonts w:ascii="Consolas" w:hAnsi="Consolas" w:eastAsia="微软雅黑"/>
+          <w:b w:val="0"/>
+          <w:color w:val="C7254E"/>
+          <w:sz w:val="19"/>
+        </w:rPr>
+        <w:t>data/users.json</w:t>
+      </w:r>
+      <w:r>
+        <w:rPr>
+          <w:rFonts w:ascii="微软雅黑" w:hAnsi="微软雅黑" w:eastAsia="微软雅黑"/>
+          <w:b w:val="0"/>
+          <w:sz w:val="21"/>
+        </w:rPr>
+        <w:t xml:space="preserve"> + </w:t>
+      </w:r>
+      <w:r>
+        <w:rPr>
+          <w:rFonts w:ascii="Consolas" w:hAnsi="Consolas" w:eastAsia="微软雅黑"/>
+          <w:b w:val="0"/>
+          <w:color w:val="C7254E"/>
+          <w:sz w:val="19"/>
+        </w:rPr>
+        <w:t>data/users/&lt;uid&gt;/</w:t>
+      </w:r>
+      <w:r>
+        <w:rPr>
+          <w:rFonts w:ascii="微软雅黑" w:hAnsi="微软雅黑" w:eastAsia="微软雅黑"/>
+          <w:b w:val="0"/>
+          <w:sz w:val="21"/>
+        </w:rPr>
+        <w:t>），全都存在容器本地文件里。而容器的文件系统是</w:t>
+      </w:r>
+      <w:r>
+        <w:rPr>
+          <w:rFonts w:ascii="微软雅黑" w:hAnsi="微软雅黑" w:eastAsia="微软雅黑"/>
+          <w:b/>
+          <w:sz w:val="21"/>
+        </w:rPr>
+        <w:t>临时的</w:t>
+      </w:r>
+      <w:r>
+        <w:rPr>
+          <w:rFonts w:ascii="微软雅黑" w:hAnsi="微软雅黑" w:eastAsia="微软雅黑"/>
+          <w:b w:val="0"/>
+          <w:sz w:val="21"/>
+        </w:rPr>
+        <w:t xml:space="preserve"> —— 重新部署、重启、扩容都会清空。清空之后用户重新打开网站会发现自己「不存在了」，之前存的东西也一起没了。</w:t>
+      </w:r>
+    </w:p>
+    <w:p>
+      <w:pPr>
+        <w:spacing w:after="120"/>
+      </w:pPr>
+      <w:r>
+        <w:rPr>
+          <w:rFonts w:ascii="微软雅黑" w:hAnsi="微软雅黑" w:eastAsia="微软雅黑"/>
+          <w:b/>
+          <w:sz w:val="21"/>
+        </w:rPr>
+        <w:t>做法</w:t>
+      </w:r>
+      <w:r>
+        <w:rPr>
+          <w:rFonts w:ascii="微软雅黑" w:hAnsi="微软雅黑" w:eastAsia="微软雅黑"/>
+          <w:b w:val="0"/>
+          <w:sz w:val="21"/>
+        </w:rPr>
+        <w:t>（控制台里的措辞可能是「存储」「数据卷」「持久化」或 CFS，含义一样）：</w:t>
+      </w:r>
+    </w:p>
+    <w:tbl>
+      <w:tblPr>
+        <w:tblStyle w:val="TableGrid"/>
+        <w:tblW w:type="auto" w:w="0"/>
+        <w:jc w:val="left"/>
+        <w:tblLayout w:type="autofit"/>
+        <w:tblLook w:firstColumn="1" w:firstRow="1" w:lastColumn="0" w:lastRow="0" w:noHBand="0" w:noVBand="1" w:val="04A0"/>
+      </w:tblPr>
+      <w:tblGrid>
+        <w:gridCol w:w="4873"/>
+        <w:gridCol w:w="4873"/>
+      </w:tblGrid>
+      <w:tr>
+        <w:tc>
+          <w:tcPr>
+            <w:tcW w:type="dxa" w:w="4873"/>
+            <w:shd w:val="clear" w:fill="EAEAEA"/>
+          </w:tcPr>
+          <w:p>
+            <w:pPr>
+              <w:spacing w:before="40" w:after="40"/>
+            </w:pPr>
+            <w:r/>
+            <w:r>
+              <w:rPr>
+                <w:rFonts w:ascii="微软雅黑" w:hAnsi="微软雅黑" w:eastAsia="微软雅黑"/>
+                <w:b/>
+                <w:sz w:val="20"/>
+              </w:rPr>
+              <w:t>挂载到容器的路径</w:t>
+            </w:r>
+          </w:p>
+        </w:tc>
+        <w:tc>
+          <w:tcPr>
+            <w:tcW w:type="dxa" w:w="4873"/>
+            <w:shd w:val="clear" w:fill="EAEAEA"/>
+          </w:tcPr>
+          <w:p>
+            <w:pPr>
+              <w:spacing w:before="40" w:after="40"/>
+            </w:pPr>
+            <w:r/>
+            <w:r>
+              <w:rPr>
+                <w:rFonts w:ascii="微软雅黑" w:hAnsi="微软雅黑" w:eastAsia="微软雅黑"/>
+                <w:b/>
+                <w:sz w:val="20"/>
+              </w:rPr>
+              <w:t>存的是什么</w:t>
+            </w:r>
+          </w:p>
+        </w:tc>
+      </w:tr>
+      <w:tr>
+        <w:tc>
+          <w:tcPr>
+            <w:tcW w:type="dxa" w:w="4873"/>
+          </w:tcPr>
+          <w:p>
+            <w:pPr>
+              <w:spacing w:before="40" w:after="40"/>
+            </w:pPr>
+            <w:r/>
+            <w:r>
+              <w:rPr>
+                <w:rFonts w:ascii="Consolas" w:hAnsi="Consolas" w:eastAsia="微软雅黑"/>
+                <w:b w:val="0"/>
+                <w:color w:val="C7254E"/>
+                <w:sz w:val="18"/>
+              </w:rPr>
+              <w:t>/app/logic_coloc/data</w:t>
+            </w:r>
+          </w:p>
+        </w:tc>
+        <w:tc>
+          <w:tcPr>
+            <w:tcW w:type="dxa" w:w="4873"/>
+          </w:tcPr>
+          <w:p>
+            <w:pPr>
+              <w:spacing w:before="40" w:after="40"/>
+            </w:pPr>
+            <w:r/>
+            <w:r>
+              <w:rPr>
+                <w:rFonts w:ascii="微软雅黑" w:hAnsi="微软雅黑" w:eastAsia="微软雅黑"/>
+                <w:b w:val="0"/>
+                <w:sz w:val="20"/>
+              </w:rPr>
+              <w:t>账号、笔记、卡片、复盘记录</w:t>
+            </w:r>
+          </w:p>
+        </w:tc>
+      </w:tr>
+      <w:tr>
+        <w:tc>
+          <w:tcPr>
+            <w:tcW w:type="dxa" w:w="4873"/>
+          </w:tcPr>
+          <w:p>
+            <w:pPr>
+              <w:spacing w:before="40" w:after="40"/>
+            </w:pPr>
+            <w:r/>
+            <w:r>
+              <w:rPr>
+                <w:rFonts w:ascii="Consolas" w:hAnsi="Consolas" w:eastAsia="微软雅黑"/>
+                <w:b w:val="0"/>
+                <w:color w:val="C7254E"/>
+                <w:sz w:val="18"/>
+              </w:rPr>
+              <w:t>/app/logic_coloc/uploads</w:t>
+            </w:r>
+          </w:p>
+        </w:tc>
+        <w:tc>
+          <w:tcPr>
+            <w:tcW w:type="dxa" w:w="4873"/>
+          </w:tcPr>
+          <w:p>
+            <w:pPr>
+              <w:spacing w:before="40" w:after="40"/>
+            </w:pPr>
+            <w:r/>
+            <w:r>
+              <w:rPr>
+                <w:rFonts w:ascii="微软雅黑" w:hAnsi="微软雅黑" w:eastAsia="微软雅黑"/>
+                <w:b w:val="0"/>
+                <w:sz w:val="20"/>
+              </w:rPr>
+              <w:t>上传的附件、头像</w:t>
+            </w:r>
+          </w:p>
+        </w:tc>
+      </w:tr>
+    </w:tbl>
+    <w:p>
+      <w:pPr>
+        <w:spacing w:after="80"/>
+      </w:pPr>
+    </w:p>
+    <w:p>
+      <w:pPr>
+        <w:spacing w:after="120"/>
+      </w:pPr>
+      <w:r>
+        <w:rPr>
+          <w:rFonts w:ascii="微软雅黑" w:hAnsi="微软雅黑" w:eastAsia="微软雅黑"/>
+          <w:b w:val="0"/>
+          <w:sz w:val="21"/>
+        </w:rPr>
+        <w:t>两个都要挂。挂完</w:t>
+      </w:r>
+      <w:r>
+        <w:rPr>
+          <w:rFonts w:ascii="微软雅黑" w:hAnsi="微软雅黑" w:eastAsia="微软雅黑"/>
+          <w:b/>
+          <w:sz w:val="21"/>
+        </w:rPr>
+        <w:t>重新部署一次</w:t>
+      </w:r>
+      <w:r>
+        <w:rPr>
+          <w:rFonts w:ascii="微软雅黑" w:hAnsi="微软雅黑" w:eastAsia="微软雅黑"/>
+          <w:b w:val="0"/>
+          <w:sz w:val="21"/>
+        </w:rPr>
+        <w:t>让配置生效，然后再走第 6 节和第 8 节的验证。</w:t>
+      </w:r>
+    </w:p>
+    <w:p>
+      <w:pPr>
+        <w:spacing w:after="120"/>
+      </w:pPr>
+      <w:r>
+        <w:rPr>
+          <w:rFonts w:ascii="微软雅黑" w:hAnsi="微软雅黑" w:eastAsia="微软雅黑"/>
+          <w:b/>
+          <w:sz w:val="21"/>
+        </w:rPr>
+        <w:t>不做会怎样</w:t>
+      </w:r>
+      <w:r>
+        <w:rPr>
+          <w:rFonts w:ascii="微软雅黑" w:hAnsi="微软雅黑" w:eastAsia="微软雅黑"/>
+          <w:b w:val="0"/>
+          <w:sz w:val="21"/>
+        </w:rPr>
+        <w:t>：网站照样能打开、能用，但每次重新部署等于全部重来一遍。临时演示可以接受 —— 只要提前跟大家说清楚「这里存的东西不会长期保存」，别让人以为注册了就存住了。</w:t>
+      </w:r>
+    </w:p>
+    <w:p>
+      <w:pPr>
+        <w:spacing w:before="40" w:after="40"/>
+        <w:pBdr>
+          <w:bottom w:val="single" w:sz="4" w:space="1" w:color="BFBFBF"/>
+        </w:pBdr>
+      </w:pPr>
+      <w:r>
+        <w:rPr>
+          <w:rFonts w:ascii="微软雅黑" w:hAnsi="微软雅黑" w:eastAsia="微软雅黑"/>
+          <w:sz w:val="4"/>
+        </w:rPr>
+      </w:r>
+    </w:p>
+    <w:p>
+      <w:pPr>
+        <w:keepNext/>
+        <w:spacing w:before="280" w:after="120"/>
+      </w:pPr>
+      <w:r>
+        <w:rPr>
+          <w:rFonts w:ascii="微软雅黑" w:hAnsi="微软雅黑" w:eastAsia="微软雅黑"/>
+          <w:b/>
+          <w:color w:val="1A1A1A"/>
+          <w:sz w:val="30"/>
+        </w:rPr>
+        <w:t>6. 部署后的验证（命令行）</w:t>
+      </w:r>
+    </w:p>
+    <w:p>
+      <w:pPr>
+        <w:spacing w:after="120"/>
+      </w:pPr>
+      <w:r>
+        <w:rPr>
+          <w:rFonts w:ascii="微软雅黑" w:hAnsi="微软雅黑" w:eastAsia="微软雅黑"/>
+          <w:b w:val="0"/>
+          <w:sz w:val="21"/>
+        </w:rPr>
+        <w:t xml:space="preserve">把 </w:t>
+      </w:r>
+      <w:r>
+        <w:rPr>
+          <w:rFonts w:ascii="Consolas" w:hAnsi="Consolas" w:eastAsia="微软雅黑"/>
+          <w:b w:val="0"/>
+          <w:color w:val="C7254E"/>
+          <w:sz w:val="19"/>
+        </w:rPr>
+        <w:t>你的域名</w:t>
+      </w:r>
+      <w:r>
+        <w:rPr>
+          <w:rFonts w:ascii="微软雅黑" w:hAnsi="微软雅黑" w:eastAsia="微软雅黑"/>
+          <w:b w:val="0"/>
+          <w:sz w:val="21"/>
+        </w:rPr>
+        <w:t xml:space="preserve"> 换成 3.5 步拿到的地址，按顺序做，每一步过了再往下。</w:t>
+      </w:r>
+    </w:p>
+    <w:p>
+      <w:pPr>
+        <w:spacing w:after="120"/>
+      </w:pPr>
+      <w:r>
+        <w:rPr>
+          <w:rFonts w:ascii="微软雅黑" w:hAnsi="微软雅黑" w:eastAsia="微软雅黑"/>
+          <w:b/>
+          <w:sz w:val="21"/>
+        </w:rPr>
+        <w:t>1. 健康检查</w:t>
+      </w:r>
+    </w:p>
+    <w:p>
+      <w:pPr>
+        <w:spacing w:before="120" w:after="120" w:line="240" w:lineRule="auto"/>
+        <w:ind w:left="283"/>
+        <w:shd w:val="clear" w:fill="F5F5F5"/>
+      </w:pPr>
+      <w:r>
+        <w:rPr>
+          <w:rFonts w:ascii="Consolas" w:hAnsi="Consolas" w:eastAsia="微软雅黑"/>
+          <w:sz w:val="18"/>
+        </w:rPr>
+        <w:t>curl https://你的域名/api/health</w:t>
+      </w:r>
+    </w:p>
+    <w:p>
+      <w:pPr>
+        <w:spacing w:after="120"/>
+      </w:pPr>
+      <w:r>
+        <w:rPr>
+          <w:rFonts w:ascii="微软雅黑" w:hAnsi="微软雅黑" w:eastAsia="微软雅黑"/>
+          <w:b w:val="0"/>
+          <w:sz w:val="21"/>
+        </w:rPr>
+        <w:t>期望看到：</w:t>
+      </w:r>
+    </w:p>
+    <w:p>
+      <w:pPr>
+        <w:spacing w:before="120" w:after="120" w:line="240" w:lineRule="auto"/>
+        <w:ind w:left="283"/>
+        <w:shd w:val="clear" w:fill="F5F5F5"/>
+      </w:pPr>
+      <w:r>
+        <w:rPr>
+          <w:rFonts w:ascii="Consolas" w:hAnsi="Consolas" w:eastAsia="微软雅黑"/>
+          <w:sz w:val="18"/>
+        </w:rPr>
+        <w:t>{"code":0,"api":"ok","llm_bridge":{"ok":true,"host":"api.openai-next.com","port":443},"model":"gpt-4o-mini"}</w:t>
+      </w:r>
+    </w:p>
+    <w:p>
+      <w:pPr>
+        <w:spacing w:after="120"/>
+      </w:pPr>
+      <w:r>
+        <w:rPr>
+          <w:rFonts w:ascii="Consolas" w:hAnsi="Consolas" w:eastAsia="微软雅黑"/>
+          <w:b w:val="0"/>
+          <w:color w:val="C7254E"/>
+          <w:sz w:val="19"/>
+        </w:rPr>
+        <w:t>code</w:t>
+      </w:r>
+      <w:r>
+        <w:rPr>
+          <w:rFonts w:ascii="微软雅黑" w:hAnsi="微软雅黑" w:eastAsia="微软雅黑"/>
+          <w:b w:val="0"/>
+          <w:sz w:val="21"/>
+        </w:rPr>
+        <w:t xml:space="preserve"> 是 </w:t>
+      </w:r>
+      <w:r>
+        <w:rPr>
+          <w:rFonts w:ascii="Consolas" w:hAnsi="Consolas" w:eastAsia="微软雅黑"/>
+          <w:b w:val="0"/>
+          <w:color w:val="C7254E"/>
+          <w:sz w:val="19"/>
+        </w:rPr>
+        <w:t>0</w:t>
+      </w:r>
+      <w:r>
+        <w:rPr>
+          <w:rFonts w:ascii="微软雅黑" w:hAnsi="微软雅黑" w:eastAsia="微软雅黑"/>
+          <w:b w:val="0"/>
+          <w:sz w:val="21"/>
+        </w:rPr>
+        <w:t xml:space="preserve"> 且 </w:t>
+      </w:r>
+      <w:r>
+        <w:rPr>
+          <w:rFonts w:ascii="Consolas" w:hAnsi="Consolas" w:eastAsia="微软雅黑"/>
+          <w:b w:val="0"/>
+          <w:color w:val="C7254E"/>
+          <w:sz w:val="19"/>
+        </w:rPr>
+        <w:t>llm_bridge.ok</w:t>
+      </w:r>
+      <w:r>
+        <w:rPr>
+          <w:rFonts w:ascii="微软雅黑" w:hAnsi="微软雅黑" w:eastAsia="微软雅黑"/>
+          <w:b w:val="0"/>
+          <w:sz w:val="21"/>
+        </w:rPr>
+        <w:t xml:space="preserve"> 是 </w:t>
+      </w:r>
+      <w:r>
+        <w:rPr>
+          <w:rFonts w:ascii="Consolas" w:hAnsi="Consolas" w:eastAsia="微软雅黑"/>
+          <w:b w:val="0"/>
+          <w:color w:val="C7254E"/>
+          <w:sz w:val="19"/>
+        </w:rPr>
+        <w:t>true</w:t>
+      </w:r>
+      <w:r>
+        <w:rPr>
+          <w:rFonts w:ascii="微软雅黑" w:hAnsi="微软雅黑" w:eastAsia="微软雅黑"/>
+          <w:b w:val="0"/>
+          <w:sz w:val="21"/>
+        </w:rPr>
+        <w:t xml:space="preserve"> 才算通。如果返回 </w:t>
+      </w:r>
+      <w:r>
+        <w:rPr>
+          <w:rFonts w:ascii="Consolas" w:hAnsi="Consolas" w:eastAsia="微软雅黑"/>
+          <w:b w:val="0"/>
+          <w:color w:val="C7254E"/>
+          <w:sz w:val="19"/>
+        </w:rPr>
+        <w:t>503</w:t>
+      </w:r>
+      <w:r>
+        <w:rPr>
+          <w:rFonts w:ascii="微软雅黑" w:hAnsi="微软雅黑" w:eastAsia="微软雅黑"/>
+          <w:b w:val="0"/>
+          <w:sz w:val="21"/>
+        </w:rPr>
+        <w:t xml:space="preserve">，说明容器连不上模型端点 —— 检查出网和 </w:t>
+      </w:r>
+      <w:r>
+        <w:rPr>
+          <w:rFonts w:ascii="Consolas" w:hAnsi="Consolas" w:eastAsia="微软雅黑"/>
+          <w:b w:val="0"/>
+          <w:color w:val="C7254E"/>
+          <w:sz w:val="19"/>
+        </w:rPr>
+        <w:t>LC_API_KEY</w:t>
+      </w:r>
+      <w:r>
+        <w:rPr>
+          <w:rFonts w:ascii="微软雅黑" w:hAnsi="微软雅黑" w:eastAsia="微软雅黑"/>
+          <w:b w:val="0"/>
+          <w:sz w:val="21"/>
+        </w:rPr>
+        <w:t>。</w:t>
+      </w:r>
+    </w:p>
+    <w:p>
+      <w:pPr>
+        <w:spacing w:after="120"/>
+      </w:pPr>
+      <w:r>
+        <w:rPr>
+          <w:rFonts w:ascii="微软雅黑" w:hAnsi="微软雅黑" w:eastAsia="微软雅黑"/>
+          <w:b/>
+          <w:sz w:val="21"/>
+        </w:rPr>
+        <w:t>2. 静态资源</w:t>
+      </w:r>
+    </w:p>
+    <w:p>
+      <w:pPr>
+        <w:spacing w:before="120" w:after="0" w:line="240" w:lineRule="auto"/>
+        <w:ind w:left="283"/>
+        <w:shd w:val="clear" w:fill="F5F5F5"/>
+      </w:pPr>
+      <w:r>
+        <w:rPr>
+          <w:rFonts w:ascii="Consolas" w:hAnsi="Consolas" w:eastAsia="微软雅黑"/>
+          <w:sz w:val="18"/>
+        </w:rPr>
+        <w:t>curl -o /dev/null -w "%{http_code}\n" https://你的域名/</w:t>
+      </w:r>
+    </w:p>
+    <w:p>
+      <w:pPr>
+        <w:spacing w:before="0" w:after="120" w:line="240" w:lineRule="auto"/>
+        <w:ind w:left="283"/>
+        <w:shd w:val="clear" w:fill="F5F5F5"/>
+      </w:pPr>
+      <w:r>
+        <w:rPr>
+          <w:rFonts w:ascii="Consolas" w:hAnsi="Consolas" w:eastAsia="微软雅黑"/>
+          <w:sz w:val="18"/>
+        </w:rPr>
+        <w:t>curl -o /dev/null -w "%{http_code}\n" https://你的域名/static/app.js</w:t>
+      </w:r>
+    </w:p>
+    <w:p>
+      <w:pPr>
+        <w:spacing w:after="120"/>
+      </w:pPr>
+      <w:r>
+        <w:rPr>
+          <w:rFonts w:ascii="微软雅黑" w:hAnsi="微软雅黑" w:eastAsia="微软雅黑"/>
+          <w:b w:val="0"/>
+          <w:sz w:val="21"/>
+        </w:rPr>
+        <w:t xml:space="preserve">两个都应该是 </w:t>
+      </w:r>
+      <w:r>
+        <w:rPr>
+          <w:rFonts w:ascii="Consolas" w:hAnsi="Consolas" w:eastAsia="微软雅黑"/>
+          <w:b w:val="0"/>
+          <w:color w:val="C7254E"/>
+          <w:sz w:val="19"/>
+        </w:rPr>
+        <w:t>200</w:t>
+      </w:r>
+      <w:r>
+        <w:rPr>
+          <w:rFonts w:ascii="微软雅黑" w:hAnsi="微软雅黑" w:eastAsia="微软雅黑"/>
+          <w:b w:val="0"/>
+          <w:sz w:val="21"/>
+        </w:rPr>
+        <w:t>。</w:t>
+      </w:r>
+    </w:p>
+    <w:p>
+      <w:pPr>
+        <w:spacing w:after="120"/>
+      </w:pPr>
+      <w:r>
+        <w:rPr>
+          <w:rFonts w:ascii="微软雅黑" w:hAnsi="微软雅黑" w:eastAsia="微软雅黑"/>
+          <w:b/>
+          <w:sz w:val="21"/>
+        </w:rPr>
+        <w:t>3. 匿名身份能建出来（本站免登录，这一步最容易在后面才发现坏）</w:t>
+      </w:r>
+    </w:p>
+    <w:p>
+      <w:pPr>
+        <w:spacing w:before="120" w:after="120" w:line="240" w:lineRule="auto"/>
+        <w:ind w:left="283"/>
+        <w:shd w:val="clear" w:fill="F5F5F5"/>
+      </w:pPr>
+      <w:r>
+        <w:rPr>
+          <w:rFonts w:ascii="Consolas" w:hAnsi="Consolas" w:eastAsia="微软雅黑"/>
+          <w:sz w:val="18"/>
+        </w:rPr>
+        <w:t>curl -s -X POST https://你的域名/api/auth/guest</w:t>
+      </w:r>
+    </w:p>
+    <w:p>
+      <w:pPr>
+        <w:spacing w:after="120"/>
+      </w:pPr>
+      <w:r>
+        <w:rPr>
+          <w:rFonts w:ascii="微软雅黑" w:hAnsi="微软雅黑" w:eastAsia="微软雅黑"/>
+          <w:b w:val="0"/>
+          <w:sz w:val="21"/>
+        </w:rPr>
+        <w:t xml:space="preserve">期望 </w:t>
+      </w:r>
+      <w:r>
+        <w:rPr>
+          <w:rFonts w:ascii="Consolas" w:hAnsi="Consolas" w:eastAsia="微软雅黑"/>
+          <w:b w:val="0"/>
+          <w:color w:val="C7254E"/>
+          <w:sz w:val="19"/>
+        </w:rPr>
+        <w:t>code:0</w:t>
+      </w:r>
+      <w:r>
+        <w:rPr>
+          <w:rFonts w:ascii="微软雅黑" w:hAnsi="微软雅黑" w:eastAsia="微软雅黑"/>
+          <w:b w:val="0"/>
+          <w:sz w:val="21"/>
+        </w:rPr>
+        <w:t xml:space="preserve"> 加一个 </w:t>
+      </w:r>
+      <w:r>
+        <w:rPr>
+          <w:rFonts w:ascii="Consolas" w:hAnsi="Consolas" w:eastAsia="微软雅黑"/>
+          <w:b w:val="0"/>
+          <w:color w:val="C7254E"/>
+          <w:sz w:val="19"/>
+        </w:rPr>
+        <w:t>token</w:t>
+      </w:r>
+      <w:r>
+        <w:rPr>
+          <w:rFonts w:ascii="微软雅黑" w:hAnsi="微软雅黑" w:eastAsia="微软雅黑"/>
+          <w:b w:val="0"/>
+          <w:sz w:val="21"/>
+        </w:rPr>
+        <w:t xml:space="preserve">，且 </w:t>
+      </w:r>
+      <w:r>
+        <w:rPr>
+          <w:rFonts w:ascii="Consolas" w:hAnsi="Consolas" w:eastAsia="微软雅黑"/>
+          <w:b w:val="0"/>
+          <w:color w:val="C7254E"/>
+          <w:sz w:val="19"/>
+        </w:rPr>
+        <w:t>user.guest</w:t>
+      </w:r>
+      <w:r>
+        <w:rPr>
+          <w:rFonts w:ascii="微软雅黑" w:hAnsi="微软雅黑" w:eastAsia="微软雅黑"/>
+          <w:b w:val="0"/>
+          <w:sz w:val="21"/>
+        </w:rPr>
+        <w:t xml:space="preserve"> 是 </w:t>
+      </w:r>
+      <w:r>
+        <w:rPr>
+          <w:rFonts w:ascii="Consolas" w:hAnsi="Consolas" w:eastAsia="微软雅黑"/>
+          <w:b w:val="0"/>
+          <w:color w:val="C7254E"/>
+          <w:sz w:val="19"/>
+        </w:rPr>
+        <w:t>true</w:t>
+      </w:r>
+      <w:r>
+        <w:rPr>
+          <w:rFonts w:ascii="微软雅黑" w:hAnsi="微软雅黑" w:eastAsia="微软雅黑"/>
+          <w:b w:val="0"/>
+          <w:sz w:val="21"/>
+        </w:rPr>
+        <w:t xml:space="preserve">。拿这个 token 去访问一个受保护接口，应该是 </w:t>
+      </w:r>
+      <w:r>
+        <w:rPr>
+          <w:rFonts w:ascii="Consolas" w:hAnsi="Consolas" w:eastAsia="微软雅黑"/>
+          <w:b w:val="0"/>
+          <w:color w:val="C7254E"/>
+          <w:sz w:val="19"/>
+        </w:rPr>
+        <w:t>200</w:t>
+      </w:r>
+      <w:r>
+        <w:rPr>
+          <w:rFonts w:ascii="微软雅黑" w:hAnsi="微软雅黑" w:eastAsia="微软雅黑"/>
+          <w:b w:val="0"/>
+          <w:sz w:val="21"/>
+        </w:rPr>
+        <w:t xml:space="preserve"> 而不是 </w:t>
+      </w:r>
+      <w:r>
+        <w:rPr>
+          <w:rFonts w:ascii="Consolas" w:hAnsi="Consolas" w:eastAsia="微软雅黑"/>
+          <w:b w:val="0"/>
+          <w:color w:val="C7254E"/>
+          <w:sz w:val="19"/>
+        </w:rPr>
+        <w:t>401</w:t>
+      </w:r>
+      <w:r>
+        <w:rPr>
+          <w:rFonts w:ascii="微软雅黑" w:hAnsi="微软雅黑" w:eastAsia="微软雅黑"/>
+          <w:b w:val="0"/>
+          <w:sz w:val="21"/>
+        </w:rPr>
+        <w:t>：</w:t>
+      </w:r>
+    </w:p>
+    <w:p>
+      <w:pPr>
+        <w:spacing w:before="120" w:after="120" w:line="240" w:lineRule="auto"/>
+        <w:ind w:left="283"/>
+        <w:shd w:val="clear" w:fill="F5F5F5"/>
+      </w:pPr>
+      <w:r>
+        <w:rPr>
+          <w:rFonts w:ascii="Consolas" w:hAnsi="Consolas" w:eastAsia="微软雅黑"/>
+          <w:sz w:val="18"/>
+        </w:rPr>
+        <w:t>curl -s -o /dev/null -w "%{http_code}\n" -H "Authorization: Bearer 上面那个token" https://你的域名/api/auth/me</w:t>
+      </w:r>
+    </w:p>
+    <w:p>
+      <w:pPr>
+        <w:spacing w:after="120"/>
+      </w:pPr>
+      <w:r>
+        <w:rPr>
+          <w:rFonts w:ascii="微软雅黑" w:hAnsi="微软雅黑" w:eastAsia="微软雅黑"/>
+          <w:b/>
+          <w:sz w:val="21"/>
+        </w:rPr>
+        <w:t>4. 浏览器打开域名</w:t>
+      </w:r>
+      <w:r>
+        <w:rPr>
+          <w:rFonts w:ascii="微软雅黑" w:hAnsi="微软雅黑" w:eastAsia="微软雅黑"/>
+          <w:b w:val="0"/>
+          <w:sz w:val="21"/>
+        </w:rPr>
+        <w:t xml:space="preserve"> —— </w:t>
+      </w:r>
+      <w:r>
+        <w:rPr>
+          <w:rFonts w:ascii="微软雅黑" w:hAnsi="微软雅黑" w:eastAsia="微软雅黑"/>
+          <w:b/>
+          <w:sz w:val="21"/>
+        </w:rPr>
+        <w:t>不该出现登录页</w:t>
+      </w:r>
+      <w:r>
+        <w:rPr>
+          <w:rFonts w:ascii="微软雅黑" w:hAnsi="微软雅黑" w:eastAsia="微软雅黑"/>
+          <w:b w:val="0"/>
+          <w:sz w:val="21"/>
+        </w:rPr>
+        <w:t>，应该直接进应用。页面上也不该出现「模型服务未连接」。</w:t>
+      </w:r>
+    </w:p>
+    <w:p>
+      <w:pPr>
+        <w:spacing w:after="120"/>
+      </w:pPr>
+      <w:r>
+        <w:rPr>
+          <w:rFonts w:ascii="微软雅黑" w:hAnsi="微软雅黑" w:eastAsia="微软雅黑"/>
+          <w:b/>
+          <w:sz w:val="21"/>
+        </w:rPr>
+        <w:t>5. 跑一次真实业务</w:t>
+      </w:r>
+      <w:r>
+        <w:rPr>
+          <w:rFonts w:ascii="微软雅黑" w:hAnsi="微软雅黑" w:eastAsia="微软雅黑"/>
+          <w:b w:val="0"/>
+          <w:sz w:val="21"/>
+        </w:rPr>
+        <w:t xml:space="preserve"> —— 输入一段文字，点「发现同源」，</w:t>
+      </w:r>
+      <w:r>
+        <w:rPr>
+          <w:rFonts w:ascii="微软雅黑" w:hAnsi="微软雅黑" w:eastAsia="微软雅黑"/>
+          <w:b/>
+          <w:sz w:val="21"/>
+        </w:rPr>
+        <w:t>第一次要等 70 秒左右</w:t>
+      </w:r>
+      <w:r>
+        <w:rPr>
+          <w:rFonts w:ascii="微软雅黑" w:hAnsi="微软雅黑" w:eastAsia="微软雅黑"/>
+          <w:b w:val="0"/>
+          <w:sz w:val="21"/>
+        </w:rPr>
+        <w:t>（正常，不是卡死）。</w:t>
+      </w:r>
+    </w:p>
+    <w:p>
+      <w:pPr>
+        <w:spacing w:before="40" w:after="40"/>
+        <w:pBdr>
+          <w:bottom w:val="single" w:sz="4" w:space="1" w:color="BFBFBF"/>
+        </w:pBdr>
+      </w:pPr>
+      <w:r>
+        <w:rPr>
+          <w:rFonts w:ascii="微软雅黑" w:hAnsi="微软雅黑" w:eastAsia="微软雅黑"/>
+          <w:sz w:val="4"/>
+        </w:rPr>
+      </w:r>
+    </w:p>
+    <w:p>
+      <w:pPr>
+        <w:keepNext/>
+        <w:spacing w:before="280" w:after="120"/>
+      </w:pPr>
+      <w:r>
+        <w:rPr>
+          <w:rFonts w:ascii="微软雅黑" w:hAnsi="微软雅黑" w:eastAsia="微软雅黑"/>
+          <w:b/>
+          <w:color w:val="1A1A1A"/>
+          <w:sz w:val="30"/>
+        </w:rPr>
+        <w:t>7. 排错对照表</w:t>
       </w:r>
     </w:p>
     <w:tbl>
@@ -3544,7 +4979,202 @@
                 <w:b w:val="0"/>
                 <w:sz w:val="20"/>
               </w:rPr>
-              <w:t>页面打开一片空白 / 资源 404</w:t>
+              <w:t>构建失败，日志停在 apt / pip 那几行</w:t>
+            </w:r>
+          </w:p>
+        </w:tc>
+        <w:tc>
+          <w:tcPr>
+            <w:tcW w:type="dxa" w:w="3249"/>
+          </w:tcPr>
+          <w:p>
+            <w:pPr>
+              <w:spacing w:before="40" w:after="40"/>
+            </w:pPr>
+            <w:r/>
+            <w:r>
+              <w:rPr>
+                <w:rFonts w:ascii="微软雅黑" w:hAnsi="微软雅黑" w:eastAsia="微软雅黑"/>
+                <w:b w:val="0"/>
+                <w:sz w:val="20"/>
+              </w:rPr>
+              <w:t>网络或系统库问题</w:t>
+            </w:r>
+          </w:p>
+        </w:tc>
+        <w:tc>
+          <w:tcPr>
+            <w:tcW w:type="dxa" w:w="3249"/>
+          </w:tcPr>
+          <w:p>
+            <w:pPr>
+              <w:spacing w:before="40" w:after="40"/>
+            </w:pPr>
+            <w:r/>
+            <w:r>
+              <w:rPr>
+                <w:rFonts w:ascii="微软雅黑" w:hAnsi="微软雅黑" w:eastAsia="微软雅黑"/>
+                <w:b w:val="0"/>
+                <w:sz w:val="20"/>
+              </w:rPr>
+              <w:t>先看日志最后 40 行；再去仓库 → Actions → 「容器冒烟」看最近一次是不是绿的（那次跑的就是同一套 Dockerfile）</w:t>
+            </w:r>
+          </w:p>
+        </w:tc>
+      </w:tr>
+      <w:tr>
+        <w:tc>
+          <w:tcPr>
+            <w:tcW w:type="dxa" w:w="3249"/>
+          </w:tcPr>
+          <w:p>
+            <w:pPr>
+              <w:spacing w:before="40" w:after="40"/>
+            </w:pPr>
+            <w:r/>
+            <w:r>
+              <w:rPr>
+                <w:rFonts w:ascii="微软雅黑" w:hAnsi="微软雅黑" w:eastAsia="微软雅黑"/>
+                <w:b w:val="0"/>
+                <w:sz w:val="20"/>
+              </w:rPr>
+              <w:t>构建或运行报内存不足（OOM）</w:t>
+            </w:r>
+          </w:p>
+        </w:tc>
+        <w:tc>
+          <w:tcPr>
+            <w:tcW w:type="dxa" w:w="3249"/>
+          </w:tcPr>
+          <w:p>
+            <w:pPr>
+              <w:spacing w:before="40" w:after="40"/>
+            </w:pPr>
+            <w:r/>
+            <w:r>
+              <w:rPr>
+                <w:rFonts w:ascii="微软雅黑" w:hAnsi="微软雅黑" w:eastAsia="微软雅黑"/>
+                <w:b w:val="0"/>
+                <w:sz w:val="20"/>
+              </w:rPr>
+              <w:t>实例规格太小</w:t>
+            </w:r>
+          </w:p>
+        </w:tc>
+        <w:tc>
+          <w:tcPr>
+            <w:tcW w:type="dxa" w:w="3249"/>
+          </w:tcPr>
+          <w:p>
+            <w:pPr>
+              <w:spacing w:before="40" w:after="40"/>
+            </w:pPr>
+            <w:r/>
+            <w:r>
+              <w:rPr>
+                <w:rFonts w:ascii="微软雅黑" w:hAnsi="微软雅黑" w:eastAsia="微软雅黑"/>
+                <w:b w:val="0"/>
+                <w:sz w:val="20"/>
+              </w:rPr>
+              <w:t>CPU / 内存升到 2 核 4 GB 再试</w:t>
+            </w:r>
+          </w:p>
+        </w:tc>
+      </w:tr>
+      <w:tr>
+        <w:tc>
+          <w:tcPr>
+            <w:tcW w:type="dxa" w:w="3249"/>
+          </w:tcPr>
+          <w:p>
+            <w:pPr>
+              <w:spacing w:before="40" w:after="40"/>
+            </w:pPr>
+            <w:r/>
+            <w:r>
+              <w:rPr>
+                <w:rFonts w:ascii="微软雅黑" w:hAnsi="微软雅黑" w:eastAsia="微软雅黑"/>
+                <w:b w:val="0"/>
+                <w:sz w:val="20"/>
+              </w:rPr>
+              <w:t xml:space="preserve">服务起不来，日志报 </w:t>
+            </w:r>
+            <w:r>
+              <w:rPr>
+                <w:rFonts w:ascii="Consolas" w:hAnsi="Consolas" w:eastAsia="微软雅黑"/>
+                <w:b w:val="0"/>
+                <w:color w:val="C7254E"/>
+                <w:sz w:val="18"/>
+              </w:rPr>
+              <w:t>ModuleNotFoundError: logic_coloc</w:t>
+            </w:r>
+          </w:p>
+        </w:tc>
+        <w:tc>
+          <w:tcPr>
+            <w:tcW w:type="dxa" w:w="3249"/>
+          </w:tcPr>
+          <w:p>
+            <w:pPr>
+              <w:spacing w:before="40" w:after="40"/>
+            </w:pPr>
+            <w:r/>
+            <w:r>
+              <w:rPr>
+                <w:rFonts w:ascii="微软雅黑" w:hAnsi="微软雅黑" w:eastAsia="微软雅黑"/>
+                <w:b w:val="0"/>
+                <w:sz w:val="20"/>
+              </w:rPr>
+              <w:t xml:space="preserve">包层级错了，多半是动了 Dockerfile 的 </w:t>
+            </w:r>
+            <w:r>
+              <w:rPr>
+                <w:rFonts w:ascii="Consolas" w:hAnsi="Consolas" w:eastAsia="微软雅黑"/>
+                <w:b w:val="0"/>
+                <w:color w:val="C7254E"/>
+                <w:sz w:val="18"/>
+              </w:rPr>
+              <w:t>COPY</w:t>
+            </w:r>
+          </w:p>
+        </w:tc>
+        <w:tc>
+          <w:tcPr>
+            <w:tcW w:type="dxa" w:w="3249"/>
+          </w:tcPr>
+          <w:p>
+            <w:pPr>
+              <w:spacing w:before="40" w:after="40"/>
+            </w:pPr>
+            <w:r/>
+            <w:r>
+              <w:rPr>
+                <w:rFonts w:ascii="微软雅黑" w:hAnsi="微软雅黑" w:eastAsia="微软雅黑"/>
+                <w:b w:val="0"/>
+                <w:sz w:val="20"/>
+              </w:rPr>
+              <w:t>用仓库自带的 Dockerfile，不要改那一行</w:t>
+            </w:r>
+          </w:p>
+        </w:tc>
+      </w:tr>
+      <w:tr>
+        <w:tc>
+          <w:tcPr>
+            <w:tcW w:type="dxa" w:w="3249"/>
+          </w:tcPr>
+          <w:p>
+            <w:pPr>
+              <w:spacing w:before="40" w:after="40"/>
+            </w:pPr>
+            <w:r/>
+            <w:r>
+              <w:rPr>
+                <w:rFonts w:ascii="微软雅黑" w:hAnsi="微软雅黑" w:eastAsia="微软雅黑"/>
+                <w:b w:val="0"/>
+                <w:sz w:val="20"/>
+              </w:rPr>
+              <w:t>页面一片空白 / 资源 404</w:t>
             </w:r>
           </w:p>
         </w:tc>
@@ -3582,7 +5212,7 @@
                 <w:b w:val="0"/>
                 <w:sz w:val="20"/>
               </w:rPr>
-              <w:t>见下方「关于前后端同源」</w:t>
+              <w:t>用容器自带的域名访问（同源），不要自己再拼一个静态托管</w:t>
             </w:r>
           </w:p>
         </w:tc>
@@ -3713,7 +5343,7 @@
                 <w:b w:val="0"/>
                 <w:sz w:val="20"/>
               </w:rPr>
-              <w:t>discover 转很久然后报「模型服务异常」</w:t>
+              <w:t>「发现同源」转很久然后报「模型服务异常」</w:t>
             </w:r>
           </w:p>
         </w:tc>
@@ -3732,7 +5362,7 @@
                 <w:b w:val="0"/>
                 <w:sz w:val="20"/>
               </w:rPr>
-              <w:t>平台请求超时 &lt; 240 秒</w:t>
+              <w:t>平台请求超时小于 240 秒</w:t>
             </w:r>
           </w:p>
         </w:tc>
@@ -3751,7 +5381,7 @@
                 <w:b w:val="0"/>
                 <w:sz w:val="20"/>
               </w:rPr>
-              <w:t xml:space="preserve">把平台超时调到 </w:t>
+              <w:t xml:space="preserve">把请求超时调到 </w:t>
             </w:r>
             <w:r>
               <w:rPr>
@@ -3780,7 +5410,7 @@
                 <w:b w:val="0"/>
                 <w:sz w:val="20"/>
               </w:rPr>
-              <w:t>discover 返回空内容 / 报错但信息很奇怪</w:t>
+              <w:t>「发现同源」返回空内容 / 报错信息很奇怪</w:t>
             </w:r>
           </w:p>
         </w:tc>
@@ -3808,7 +5438,7 @@
                 <w:b/>
                 <w:sz w:val="20"/>
               </w:rPr>
-              <w:t xml:space="preserve"> 写得不完全一样</w:t>
+              <w:t xml:space="preserve"> 写得不一样</w:t>
             </w:r>
           </w:p>
         </w:tc>
@@ -3893,7 +5523,7 @@
                 <w:b w:val="0"/>
                 <w:sz w:val="20"/>
               </w:rPr>
-              <w:t>用了云函数，或多实例部署</w:t>
+              <w:t>用了云函数，或者多实例部署</w:t>
             </w:r>
           </w:p>
         </w:tc>
@@ -3912,7 +5542,108 @@
                 <w:b w:val="0"/>
                 <w:sz w:val="20"/>
               </w:rPr>
-              <w:t>换云托管，并</w:t>
+              <w:t>换云托管，并把实例数固定为 1</w:t>
+            </w:r>
+          </w:p>
+        </w:tc>
+      </w:tr>
+      <w:tr>
+        <w:tc>
+          <w:tcPr>
+            <w:tcW w:type="dxa" w:w="3249"/>
+          </w:tcPr>
+          <w:p>
+            <w:pPr>
+              <w:spacing w:before="40" w:after="40"/>
+            </w:pPr>
+            <w:r/>
+            <w:r>
+              <w:rPr>
+                <w:rFonts w:ascii="微软雅黑" w:hAnsi="微软雅黑" w:eastAsia="微软雅黑"/>
+                <w:b/>
+                <w:sz w:val="20"/>
+              </w:rPr>
+              <w:t>打开网站就弹登录页</w:t>
+            </w:r>
+            <w:r>
+              <w:rPr>
+                <w:rFonts w:ascii="微软雅黑" w:hAnsi="微软雅黑" w:eastAsia="微软雅黑"/>
+                <w:b w:val="0"/>
+                <w:sz w:val="20"/>
+              </w:rPr>
+              <w:t>（本该免登录直接用）</w:t>
+            </w:r>
+          </w:p>
+        </w:tc>
+        <w:tc>
+          <w:tcPr>
+            <w:tcW w:type="dxa" w:w="3249"/>
+          </w:tcPr>
+          <w:p>
+            <w:pPr>
+              <w:spacing w:before="40" w:after="40"/>
+            </w:pPr>
+            <w:r/>
+            <w:r>
+              <w:rPr>
+                <w:rFonts w:ascii="微软雅黑" w:hAnsi="微软雅黑" w:eastAsia="微软雅黑"/>
+                <w:b w:val="0"/>
+                <w:sz w:val="20"/>
+              </w:rPr>
+              <w:t>匿名身份没建出来（断网或后端没起来），前端才退回登录页</w:t>
+            </w:r>
+          </w:p>
+        </w:tc>
+        <w:tc>
+          <w:tcPr>
+            <w:tcW w:type="dxa" w:w="3249"/>
+          </w:tcPr>
+          <w:p>
+            <w:pPr>
+              <w:spacing w:before="40" w:after="40"/>
+            </w:pPr>
+            <w:r/>
+            <w:r>
+              <w:rPr>
+                <w:rFonts w:ascii="微软雅黑" w:hAnsi="微软雅黑" w:eastAsia="微软雅黑"/>
+                <w:b w:val="0"/>
+                <w:sz w:val="20"/>
+              </w:rPr>
+              <w:t xml:space="preserve">先 </w:t>
+            </w:r>
+            <w:r>
+              <w:rPr>
+                <w:rFonts w:ascii="Consolas" w:hAnsi="Consolas" w:eastAsia="微软雅黑"/>
+                <w:b w:val="0"/>
+                <w:color w:val="C7254E"/>
+                <w:sz w:val="18"/>
+              </w:rPr>
+              <w:t>curl -X POST /api/auth/guest</w:t>
+            </w:r>
+            <w:r>
+              <w:rPr>
+                <w:rFonts w:ascii="微软雅黑" w:hAnsi="微软雅黑" w:eastAsia="微软雅黑"/>
+                <w:b w:val="0"/>
+                <w:sz w:val="20"/>
+              </w:rPr>
+              <w:t xml:space="preserve"> 看有没有 </w:t>
+            </w:r>
+            <w:r>
+              <w:rPr>
+                <w:rFonts w:ascii="Consolas" w:hAnsi="Consolas" w:eastAsia="微软雅黑"/>
+                <w:b w:val="0"/>
+                <w:color w:val="C7254E"/>
+                <w:sz w:val="18"/>
+              </w:rPr>
+              <w:t>token</w:t>
+            </w:r>
+            <w:r>
+              <w:rPr>
+                <w:rFonts w:ascii="微软雅黑" w:hAnsi="微软雅黑" w:eastAsia="微软雅黑"/>
+                <w:b w:val="0"/>
+                <w:sz w:val="20"/>
+              </w:rPr>
+              <w:t>；没有就是后端的问题，</w:t>
             </w:r>
             <w:r>
               <w:rPr>
@@ -3920,7 +5651,7 @@
                 <w:b/>
                 <w:sz w:val="20"/>
               </w:rPr>
-              <w:t>把实例数固定为 1</w:t>
+              <w:t>不是登录逻辑坏了</w:t>
             </w:r>
           </w:p>
         </w:tc>
@@ -3941,16 +5672,7 @@
                 <w:b w:val="0"/>
                 <w:sz w:val="20"/>
               </w:rPr>
-              <w:t xml:space="preserve">容器起不来，日志报 </w:t>
-            </w:r>
-            <w:r>
-              <w:rPr>
-                <w:rFonts w:ascii="Consolas" w:hAnsi="Consolas" w:eastAsia="微软雅黑"/>
-                <w:b w:val="0"/>
-                <w:color w:val="C7254E"/>
-                <w:sz w:val="18"/>
-              </w:rPr>
-              <w:t>ModuleNotFoundError: logic_coloc</w:t>
+              <w:t>登录或注册成功，但刷新后又回到登录页</w:t>
             </w:r>
           </w:p>
         </w:tc>
@@ -3969,7 +5691,24 @@
                 <w:b w:val="0"/>
                 <w:sz w:val="20"/>
               </w:rPr>
-              <w:t>包层级错了</w:t>
+              <w:t xml:space="preserve">浏览器禁用了 </w:t>
+            </w:r>
+            <w:r>
+              <w:rPr>
+                <w:rFonts w:ascii="Consolas" w:hAnsi="Consolas" w:eastAsia="微软雅黑"/>
+                <w:b w:val="0"/>
+                <w:color w:val="C7254E"/>
+                <w:sz w:val="18"/>
+              </w:rPr>
+              <w:t>localStorage</w:t>
+            </w:r>
+            <w:r>
+              <w:rPr>
+                <w:rFonts w:ascii="微软雅黑" w:hAnsi="微软雅黑" w:eastAsia="微软雅黑"/>
+                <w:b w:val="0"/>
+                <w:sz w:val="20"/>
+              </w:rPr>
+              <w:t>（隐私模式、部分 App 内嵌 WebView）</w:t>
             </w:r>
           </w:p>
         </w:tc>
@@ -3988,7 +5727,7 @@
                 <w:b w:val="0"/>
                 <w:sz w:val="20"/>
               </w:rPr>
-              <w:t xml:space="preserve">确认用的是仓库自带的 </w:t>
+              <w:t xml:space="preserve">token 存在 </w:t>
             </w:r>
             <w:r>
               <w:rPr>
@@ -3997,7 +5736,194 @@
                 <w:color w:val="C7254E"/>
                 <w:sz w:val="18"/>
               </w:rPr>
-              <w:t>Dockerfile</w:t>
+              <w:t>localStorage</w:t>
+            </w:r>
+            <w:r>
+              <w:rPr>
+                <w:rFonts w:ascii="微软雅黑" w:hAnsi="微软雅黑" w:eastAsia="微软雅黑"/>
+                <w:b w:val="0"/>
+                <w:sz w:val="20"/>
+              </w:rPr>
+              <w:t xml:space="preserve"> 里，禁用就存不住</w:t>
+            </w:r>
+          </w:p>
+        </w:tc>
+      </w:tr>
+      <w:tr>
+        <w:tc>
+          <w:tcPr>
+            <w:tcW w:type="dxa" w:w="3249"/>
+          </w:tcPr>
+          <w:p>
+            <w:pPr>
+              <w:spacing w:before="40" w:after="40"/>
+            </w:pPr>
+            <w:r/>
+            <w:r>
+              <w:rPr>
+                <w:rFonts w:ascii="微软雅黑" w:hAnsi="微软雅黑" w:eastAsia="微软雅黑"/>
+                <w:b w:val="0"/>
+                <w:sz w:val="20"/>
+              </w:rPr>
+              <w:t>接口全返回 401</w:t>
+            </w:r>
+          </w:p>
+        </w:tc>
+        <w:tc>
+          <w:tcPr>
+            <w:tcW w:type="dxa" w:w="3249"/>
+          </w:tcPr>
+          <w:p>
+            <w:pPr>
+              <w:spacing w:before="40" w:after="40"/>
+            </w:pPr>
+            <w:r/>
+            <w:r>
+              <w:rPr>
+                <w:rFonts w:ascii="微软雅黑" w:hAnsi="微软雅黑" w:eastAsia="微软雅黑"/>
+                <w:b w:val="0"/>
+                <w:sz w:val="20"/>
+              </w:rPr>
+              <w:t>前端请求没带 token</w:t>
+            </w:r>
+          </w:p>
+        </w:tc>
+        <w:tc>
+          <w:tcPr>
+            <w:tcW w:type="dxa" w:w="3249"/>
+          </w:tcPr>
+          <w:p>
+            <w:pPr>
+              <w:spacing w:before="40" w:after="40"/>
+            </w:pPr>
+            <w:r/>
+            <w:r>
+              <w:rPr>
+                <w:rFonts w:ascii="微软雅黑" w:hAnsi="微软雅黑" w:eastAsia="微软雅黑"/>
+                <w:b w:val="0"/>
+                <w:sz w:val="20"/>
+              </w:rPr>
+              <w:t xml:space="preserve">前端新加接口要走 </w:t>
+            </w:r>
+            <w:r>
+              <w:rPr>
+                <w:rFonts w:ascii="Consolas" w:hAnsi="Consolas" w:eastAsia="微软雅黑"/>
+                <w:b w:val="0"/>
+                <w:color w:val="C7254E"/>
+                <w:sz w:val="18"/>
+              </w:rPr>
+              <w:t>authFetch</w:t>
+            </w:r>
+            <w:r>
+              <w:rPr>
+                <w:rFonts w:ascii="微软雅黑" w:hAnsi="微软雅黑" w:eastAsia="微软雅黑"/>
+                <w:b w:val="0"/>
+                <w:sz w:val="20"/>
+              </w:rPr>
+              <w:t xml:space="preserve">，别直接调 </w:t>
+            </w:r>
+            <w:r>
+              <w:rPr>
+                <w:rFonts w:ascii="Consolas" w:hAnsi="Consolas" w:eastAsia="微软雅黑"/>
+                <w:b w:val="0"/>
+                <w:color w:val="C7254E"/>
+                <w:sz w:val="18"/>
+              </w:rPr>
+              <w:t>fetch</w:t>
+            </w:r>
+          </w:p>
+        </w:tc>
+      </w:tr>
+      <w:tr>
+        <w:tc>
+          <w:tcPr>
+            <w:tcW w:type="dxa" w:w="3249"/>
+          </w:tcPr>
+          <w:p>
+            <w:pPr>
+              <w:spacing w:before="40" w:after="40"/>
+            </w:pPr>
+            <w:r/>
+            <w:r>
+              <w:rPr>
+                <w:rFonts w:ascii="Consolas" w:hAnsi="Consolas" w:eastAsia="微软雅黑"/>
+                <w:b w:val="0"/>
+                <w:color w:val="C7254E"/>
+                <w:sz w:val="18"/>
+              </w:rPr>
+              <w:t>/api/ocr</w:t>
+            </w:r>
+            <w:r>
+              <w:rPr>
+                <w:rFonts w:ascii="微软雅黑" w:hAnsi="微软雅黑" w:eastAsia="微软雅黑"/>
+                <w:b w:val="0"/>
+                <w:sz w:val="20"/>
+              </w:rPr>
+              <w:t xml:space="preserve"> 报 500</w:t>
+            </w:r>
+          </w:p>
+        </w:tc>
+        <w:tc>
+          <w:tcPr>
+            <w:tcW w:type="dxa" w:w="3249"/>
+          </w:tcPr>
+          <w:p>
+            <w:pPr>
+              <w:spacing w:before="40" w:after="40"/>
+            </w:pPr>
+            <w:r/>
+            <w:r>
+              <w:rPr>
+                <w:rFonts w:ascii="微软雅黑" w:hAnsi="微软雅黑" w:eastAsia="微软雅黑"/>
+                <w:b w:val="0"/>
+                <w:sz w:val="20"/>
+              </w:rPr>
+              <w:t xml:space="preserve">镜像里缺 </w:t>
+            </w:r>
+            <w:r>
+              <w:rPr>
+                <w:rFonts w:ascii="Consolas" w:hAnsi="Consolas" w:eastAsia="微软雅黑"/>
+                <w:b w:val="0"/>
+                <w:color w:val="C7254E"/>
+                <w:sz w:val="18"/>
+              </w:rPr>
+              <w:t>rapidocr_onnxruntime</w:t>
+            </w:r>
+          </w:p>
+        </w:tc>
+        <w:tc>
+          <w:tcPr>
+            <w:tcW w:type="dxa" w:w="3249"/>
+          </w:tcPr>
+          <w:p>
+            <w:pPr>
+              <w:spacing w:before="40" w:after="40"/>
+            </w:pPr>
+            <w:r/>
+            <w:r>
+              <w:rPr>
+                <w:rFonts w:ascii="微软雅黑" w:hAnsi="微软雅黑" w:eastAsia="微软雅黑"/>
+                <w:b w:val="0"/>
+                <w:sz w:val="20"/>
+              </w:rPr>
+              <w:t xml:space="preserve">确认 </w:t>
+            </w:r>
+            <w:r>
+              <w:rPr>
+                <w:rFonts w:ascii="Consolas" w:hAnsi="Consolas" w:eastAsia="微软雅黑"/>
+                <w:b w:val="0"/>
+                <w:color w:val="C7254E"/>
+                <w:sz w:val="18"/>
+              </w:rPr>
+              <w:t>requirements.txt</w:t>
+            </w:r>
+            <w:r>
+              <w:rPr>
+                <w:rFonts w:ascii="微软雅黑" w:hAnsi="微软雅黑" w:eastAsia="微软雅黑"/>
+                <w:b w:val="0"/>
+                <w:sz w:val="20"/>
+              </w:rPr>
+              <w:t xml:space="preserve"> 里那行没被删</w:t>
             </w:r>
           </w:p>
         </w:tc>
@@ -4056,7 +5982,7 @@
                 <w:b w:val="0"/>
                 <w:sz w:val="20"/>
               </w:rPr>
-              <w:t>见下方「已知限制」</w:t>
+              <w:t>挂持久化卷（第 5 节）</w:t>
             </w:r>
           </w:p>
         </w:tc>
@@ -4073,20 +5999,11 @@
             <w:r/>
             <w:r>
               <w:rPr>
-                <w:rFonts w:ascii="Consolas" w:hAnsi="Consolas" w:eastAsia="微软雅黑"/>
-                <w:b w:val="0"/>
-                <w:color w:val="C7254E"/>
-                <w:sz w:val="18"/>
-              </w:rPr>
-              <w:t>/api/ocr</w:t>
-            </w:r>
-            <w:r>
-              <w:rPr>
                 <w:rFonts w:ascii="微软雅黑" w:hAnsi="微软雅黑" w:eastAsia="微软雅黑"/>
                 <w:b w:val="0"/>
                 <w:sz w:val="20"/>
               </w:rPr>
-              <w:t xml:space="preserve"> 报 500</w:t>
+              <w:t>匿名用户的数据在重新部署后没了</w:t>
             </w:r>
           </w:p>
         </w:tc>
@@ -4105,16 +6022,7 @@
                 <w:b w:val="0"/>
                 <w:sz w:val="20"/>
               </w:rPr>
-              <w:t xml:space="preserve">镜像里没装 </w:t>
-            </w:r>
-            <w:r>
-              <w:rPr>
-                <w:rFonts w:ascii="Consolas" w:hAnsi="Consolas" w:eastAsia="微软雅黑"/>
-                <w:b w:val="0"/>
-                <w:color w:val="C7254E"/>
-                <w:sz w:val="18"/>
-              </w:rPr>
-              <w:t>rapidocr_onnxruntime</w:t>
+              <w:t>没挂持久化卷</w:t>
             </w:r>
           </w:p>
         </w:tc>
@@ -4133,7 +6041,7 @@
                 <w:b w:val="0"/>
                 <w:sz w:val="20"/>
               </w:rPr>
-              <w:t xml:space="preserve">确认 </w:t>
+              <w:t xml:space="preserve">匿名身份也住在 </w:t>
             </w:r>
             <w:r>
               <w:rPr>
@@ -4142,7 +6050,7 @@
                 <w:color w:val="C7254E"/>
                 <w:sz w:val="18"/>
               </w:rPr>
-              <w:t>requirements.txt</w:t>
+              <w:t>data/users/&lt;uid&gt;/</w:t>
             </w:r>
             <w:r>
               <w:rPr>
@@ -4150,7 +6058,151 @@
                 <w:b w:val="0"/>
                 <w:sz w:val="20"/>
               </w:rPr>
-              <w:t xml:space="preserve"> 里那行没被删</w:t>
+              <w:t xml:space="preserve"> 里，见第 5 节</w:t>
+            </w:r>
+          </w:p>
+        </w:tc>
+      </w:tr>
+      <w:tr>
+        <w:tc>
+          <w:tcPr>
+            <w:tcW w:type="dxa" w:w="3249"/>
+          </w:tcPr>
+          <w:p>
+            <w:pPr>
+              <w:spacing w:before="40" w:after="40"/>
+            </w:pPr>
+            <w:r/>
+            <w:r>
+              <w:rPr>
+                <w:rFonts w:ascii="微软雅黑" w:hAnsi="微软雅黑" w:eastAsia="微软雅黑"/>
+                <w:b w:val="0"/>
+                <w:sz w:val="20"/>
+              </w:rPr>
+              <w:t>老游客的 token 突然失效</w:t>
+            </w:r>
+          </w:p>
+        </w:tc>
+        <w:tc>
+          <w:tcPr>
+            <w:tcW w:type="dxa" w:w="3249"/>
+          </w:tcPr>
+          <w:p>
+            <w:pPr>
+              <w:spacing w:before="40" w:after="40"/>
+            </w:pPr>
+            <w:r/>
+            <w:r>
+              <w:rPr>
+                <w:rFonts w:ascii="微软雅黑" w:hAnsi="微软雅黑" w:eastAsia="微软雅黑"/>
+                <w:b w:val="0"/>
+                <w:sz w:val="20"/>
+              </w:rPr>
+              <w:t xml:space="preserve">匿名记录数超过 </w:t>
+            </w:r>
+            <w:r>
+              <w:rPr>
+                <w:rFonts w:ascii="Consolas" w:hAnsi="Consolas" w:eastAsia="微软雅黑"/>
+                <w:b w:val="0"/>
+                <w:color w:val="C7254E"/>
+                <w:sz w:val="18"/>
+              </w:rPr>
+              <w:t>LC_MAX_GUESTS</w:t>
+            </w:r>
+            <w:r>
+              <w:rPr>
+                <w:rFonts w:ascii="微软雅黑" w:hAnsi="微软雅黑" w:eastAsia="微软雅黑"/>
+                <w:b w:val="0"/>
+                <w:sz w:val="20"/>
+              </w:rPr>
+              <w:t>，最早的被淘汰了</w:t>
+            </w:r>
+          </w:p>
+        </w:tc>
+        <w:tc>
+          <w:tcPr>
+            <w:tcW w:type="dxa" w:w="3249"/>
+          </w:tcPr>
+          <w:p>
+            <w:pPr>
+              <w:spacing w:before="40" w:after="40"/>
+            </w:pPr>
+            <w:r/>
+            <w:r>
+              <w:rPr>
+                <w:rFonts w:ascii="微软雅黑" w:hAnsi="微软雅黑" w:eastAsia="微软雅黑"/>
+                <w:b w:val="0"/>
+                <w:sz w:val="20"/>
+              </w:rPr>
+              <w:t>预期行为，刷新即可拿到新身份；正式账号不受影响</w:t>
+            </w:r>
+          </w:p>
+        </w:tc>
+      </w:tr>
+      <w:tr>
+        <w:tc>
+          <w:tcPr>
+            <w:tcW w:type="dxa" w:w="3249"/>
+          </w:tcPr>
+          <w:p>
+            <w:pPr>
+              <w:spacing w:before="40" w:after="40"/>
+            </w:pPr>
+            <w:r/>
+            <w:r>
+              <w:rPr>
+                <w:rFonts w:ascii="微软雅黑" w:hAnsi="微软雅黑" w:eastAsia="微软雅黑"/>
+                <w:b w:val="0"/>
+                <w:sz w:val="20"/>
+              </w:rPr>
+              <w:t>每次重新部署所有人都要重新登录</w:t>
+            </w:r>
+          </w:p>
+        </w:tc>
+        <w:tc>
+          <w:tcPr>
+            <w:tcW w:type="dxa" w:w="3249"/>
+          </w:tcPr>
+          <w:p>
+            <w:pPr>
+              <w:spacing w:before="40" w:after="40"/>
+            </w:pPr>
+            <w:r/>
+            <w:r>
+              <w:rPr>
+                <w:rFonts w:ascii="微软雅黑" w:hAnsi="微软雅黑" w:eastAsia="微软雅黑"/>
+                <w:b w:val="0"/>
+                <w:sz w:val="20"/>
+              </w:rPr>
+              <w:t xml:space="preserve">没配 </w:t>
+            </w:r>
+            <w:r>
+              <w:rPr>
+                <w:rFonts w:ascii="Consolas" w:hAnsi="Consolas" w:eastAsia="微软雅黑"/>
+                <w:b w:val="0"/>
+                <w:color w:val="C7254E"/>
+                <w:sz w:val="18"/>
+              </w:rPr>
+              <w:t>LC_SECRET_KEY</w:t>
+            </w:r>
+          </w:p>
+        </w:tc>
+        <w:tc>
+          <w:tcPr>
+            <w:tcW w:type="dxa" w:w="3249"/>
+          </w:tcPr>
+          <w:p>
+            <w:pPr>
+              <w:spacing w:before="40" w:after="40"/>
+            </w:pPr>
+            <w:r/>
+            <w:r>
+              <w:rPr>
+                <w:rFonts w:ascii="微软雅黑" w:hAnsi="微软雅黑" w:eastAsia="微软雅黑"/>
+                <w:b w:val="0"/>
+                <w:sz w:val="20"/>
+              </w:rPr>
+              <w:t>配上它（第 4 节）；但更要紧的是第 5 节 —— 账号数据本身也会一起丢</w:t>
             </w:r>
           </w:p>
         </w:tc>
@@ -4163,17 +6215,31 @@
     </w:p>
     <w:p>
       <w:pPr>
+        <w:spacing w:before="40" w:after="40"/>
+        <w:pBdr>
+          <w:bottom w:val="single" w:sz="4" w:space="1" w:color="BFBFBF"/>
+        </w:pBdr>
+      </w:pPr>
+      <w:r>
+        <w:rPr>
+          <w:rFonts w:ascii="微软雅黑" w:hAnsi="微软雅黑" w:eastAsia="微软雅黑"/>
+          <w:sz w:val="4"/>
+        </w:rPr>
+      </w:r>
+    </w:p>
+    <w:p>
+      <w:pPr>
         <w:keepNext/>
-        <w:spacing w:before="200" w:after="120"/>
+        <w:spacing w:before="280" w:after="120"/>
       </w:pPr>
       <w:r>
         <w:rPr>
           <w:rFonts w:ascii="微软雅黑" w:hAnsi="微软雅黑" w:eastAsia="微软雅黑"/>
           <w:b/>
-          <w:color w:val="333333"/>
-          <w:sz w:val="25"/>
-        </w:rPr>
-        <w:t>关于前后端同源（推荐）</w:t>
+          <w:color w:val="1A1A1A"/>
+          <w:sz w:val="30"/>
+        </w:rPr>
+        <w:t>8. 交付验收清单（照着逐条打勾）</w:t>
       </w:r>
     </w:p>
     <w:p>
@@ -4183,370 +6249,840 @@
       <w:r>
         <w:rPr>
           <w:rFonts w:ascii="微软雅黑" w:hAnsi="微软雅黑" w:eastAsia="微软雅黑"/>
-          <w:b/>
-          <w:sz w:val="21"/>
-        </w:rPr>
-        <w:t>推荐把前端和后端部署在同一个域名下</w:t>
-      </w:r>
-      <w:r>
-        <w:rPr>
-          <w:rFonts w:ascii="微软雅黑" w:hAnsi="微软雅黑" w:eastAsia="微软雅黑"/>
           <w:b w:val="0"/>
           <w:sz w:val="21"/>
         </w:rPr>
-        <w:t>（就用这个容器的地址）。这样：</w:t>
+        <w:t>全部打勾就算部署完成，可以把域名发给大家了。</w:t>
       </w:r>
     </w:p>
+    <w:tbl>
+      <w:tblPr>
+        <w:tblStyle w:val="TableGrid"/>
+        <w:tblW w:type="auto" w:w="0"/>
+        <w:jc w:val="left"/>
+        <w:tblLayout w:type="autofit"/>
+        <w:tblLook w:firstColumn="1" w:firstRow="1" w:lastColumn="0" w:lastRow="0" w:noHBand="0" w:noVBand="1" w:val="04A0"/>
+      </w:tblPr>
+      <w:tblGrid>
+        <w:gridCol w:w="3249"/>
+        <w:gridCol w:w="3249"/>
+        <w:gridCol w:w="3249"/>
+      </w:tblGrid>
+      <w:tr>
+        <w:tc>
+          <w:tcPr>
+            <w:tcW w:type="dxa" w:w="3249"/>
+            <w:shd w:val="clear" w:fill="EAEAEA"/>
+          </w:tcPr>
+          <w:p>
+            <w:pPr>
+              <w:spacing w:before="40" w:after="40"/>
+            </w:pPr>
+            <w:r/>
+            <w:r>
+              <w:rPr>
+                <w:rFonts w:ascii="微软雅黑" w:hAnsi="微软雅黑" w:eastAsia="微软雅黑"/>
+                <w:b/>
+                <w:sz w:val="20"/>
+              </w:rPr>
+              <w:t>#</w:t>
+            </w:r>
+          </w:p>
+        </w:tc>
+        <w:tc>
+          <w:tcPr>
+            <w:tcW w:type="dxa" w:w="3249"/>
+            <w:shd w:val="clear" w:fill="EAEAEA"/>
+          </w:tcPr>
+          <w:p>
+            <w:pPr>
+              <w:spacing w:before="40" w:after="40"/>
+            </w:pPr>
+            <w:r/>
+            <w:r>
+              <w:rPr>
+                <w:rFonts w:ascii="微软雅黑" w:hAnsi="微软雅黑" w:eastAsia="微软雅黑"/>
+                <w:b/>
+                <w:sz w:val="20"/>
+              </w:rPr>
+              <w:t>检查项</w:t>
+            </w:r>
+          </w:p>
+        </w:tc>
+        <w:tc>
+          <w:tcPr>
+            <w:tcW w:type="dxa" w:w="3249"/>
+            <w:shd w:val="clear" w:fill="EAEAEA"/>
+          </w:tcPr>
+          <w:p>
+            <w:pPr>
+              <w:spacing w:before="40" w:after="40"/>
+            </w:pPr>
+            <w:r/>
+            <w:r>
+              <w:rPr>
+                <w:rFonts w:ascii="微软雅黑" w:hAnsi="微软雅黑" w:eastAsia="微软雅黑"/>
+                <w:b/>
+                <w:sz w:val="20"/>
+              </w:rPr>
+              <w:t>期望</w:t>
+            </w:r>
+          </w:p>
+        </w:tc>
+      </w:tr>
+      <w:tr>
+        <w:tc>
+          <w:tcPr>
+            <w:tcW w:type="dxa" w:w="3249"/>
+          </w:tcPr>
+          <w:p>
+            <w:pPr>
+              <w:spacing w:before="40" w:after="40"/>
+            </w:pPr>
+            <w:r/>
+            <w:r>
+              <w:rPr>
+                <w:rFonts w:ascii="微软雅黑" w:hAnsi="微软雅黑" w:eastAsia="微软雅黑"/>
+                <w:b w:val="0"/>
+                <w:sz w:val="20"/>
+              </w:rPr>
+              <w:t>1</w:t>
+            </w:r>
+          </w:p>
+        </w:tc>
+        <w:tc>
+          <w:tcPr>
+            <w:tcW w:type="dxa" w:w="3249"/>
+          </w:tcPr>
+          <w:p>
+            <w:pPr>
+              <w:spacing w:before="40" w:after="40"/>
+            </w:pPr>
+            <w:r/>
+            <w:r>
+              <w:rPr>
+                <w:rFonts w:ascii="Consolas" w:hAnsi="Consolas" w:eastAsia="微软雅黑"/>
+                <w:b w:val="0"/>
+                <w:color w:val="C7254E"/>
+                <w:sz w:val="18"/>
+              </w:rPr>
+              <w:t>curl /api/health</w:t>
+            </w:r>
+          </w:p>
+        </w:tc>
+        <w:tc>
+          <w:tcPr>
+            <w:tcW w:type="dxa" w:w="3249"/>
+          </w:tcPr>
+          <w:p>
+            <w:pPr>
+              <w:spacing w:before="40" w:after="40"/>
+            </w:pPr>
+            <w:r/>
+            <w:r>
+              <w:rPr>
+                <w:rFonts w:ascii="Consolas" w:hAnsi="Consolas" w:eastAsia="微软雅黑"/>
+                <w:b w:val="0"/>
+                <w:color w:val="C7254E"/>
+                <w:sz w:val="18"/>
+              </w:rPr>
+              <w:t>code:0</w:t>
+            </w:r>
+            <w:r>
+              <w:rPr>
+                <w:rFonts w:ascii="微软雅黑" w:hAnsi="微软雅黑" w:eastAsia="微软雅黑"/>
+                <w:b w:val="0"/>
+                <w:sz w:val="20"/>
+              </w:rPr>
+              <w:t xml:space="preserve"> 且 </w:t>
+            </w:r>
+            <w:r>
+              <w:rPr>
+                <w:rFonts w:ascii="Consolas" w:hAnsi="Consolas" w:eastAsia="微软雅黑"/>
+                <w:b w:val="0"/>
+                <w:color w:val="C7254E"/>
+                <w:sz w:val="18"/>
+              </w:rPr>
+              <w:t>llm_bridge.ok:true</w:t>
+            </w:r>
+          </w:p>
+        </w:tc>
+      </w:tr>
+      <w:tr>
+        <w:tc>
+          <w:tcPr>
+            <w:tcW w:type="dxa" w:w="3249"/>
+          </w:tcPr>
+          <w:p>
+            <w:pPr>
+              <w:spacing w:before="40" w:after="40"/>
+            </w:pPr>
+            <w:r/>
+            <w:r>
+              <w:rPr>
+                <w:rFonts w:ascii="微软雅黑" w:hAnsi="微软雅黑" w:eastAsia="微软雅黑"/>
+                <w:b w:val="0"/>
+                <w:sz w:val="20"/>
+              </w:rPr>
+              <w:t>2</w:t>
+            </w:r>
+          </w:p>
+        </w:tc>
+        <w:tc>
+          <w:tcPr>
+            <w:tcW w:type="dxa" w:w="3249"/>
+          </w:tcPr>
+          <w:p>
+            <w:pPr>
+              <w:spacing w:before="40" w:after="40"/>
+            </w:pPr>
+            <w:r/>
+            <w:r>
+              <w:rPr>
+                <w:rFonts w:ascii="Consolas" w:hAnsi="Consolas" w:eastAsia="微软雅黑"/>
+                <w:b w:val="0"/>
+                <w:color w:val="C7254E"/>
+                <w:sz w:val="18"/>
+              </w:rPr>
+              <w:t>/</w:t>
+            </w:r>
+            <w:r>
+              <w:rPr>
+                <w:rFonts w:ascii="微软雅黑" w:hAnsi="微软雅黑" w:eastAsia="微软雅黑"/>
+                <w:b w:val="0"/>
+                <w:sz w:val="20"/>
+              </w:rPr>
+              <w:t xml:space="preserve"> 和 </w:t>
+            </w:r>
+            <w:r>
+              <w:rPr>
+                <w:rFonts w:ascii="Consolas" w:hAnsi="Consolas" w:eastAsia="微软雅黑"/>
+                <w:b w:val="0"/>
+                <w:color w:val="C7254E"/>
+                <w:sz w:val="18"/>
+              </w:rPr>
+              <w:t>/static/app.js</w:t>
+            </w:r>
+          </w:p>
+        </w:tc>
+        <w:tc>
+          <w:tcPr>
+            <w:tcW w:type="dxa" w:w="3249"/>
+          </w:tcPr>
+          <w:p>
+            <w:pPr>
+              <w:spacing w:before="40" w:after="40"/>
+            </w:pPr>
+            <w:r/>
+            <w:r>
+              <w:rPr>
+                <w:rFonts w:ascii="微软雅黑" w:hAnsi="微软雅黑" w:eastAsia="微软雅黑"/>
+                <w:b w:val="0"/>
+                <w:sz w:val="20"/>
+              </w:rPr>
+              <w:t xml:space="preserve">都返回 </w:t>
+            </w:r>
+            <w:r>
+              <w:rPr>
+                <w:rFonts w:ascii="Consolas" w:hAnsi="Consolas" w:eastAsia="微软雅黑"/>
+                <w:b w:val="0"/>
+                <w:color w:val="C7254E"/>
+                <w:sz w:val="18"/>
+              </w:rPr>
+              <w:t>200</w:t>
+            </w:r>
+          </w:p>
+        </w:tc>
+      </w:tr>
+      <w:tr>
+        <w:tc>
+          <w:tcPr>
+            <w:tcW w:type="dxa" w:w="3249"/>
+          </w:tcPr>
+          <w:p>
+            <w:pPr>
+              <w:spacing w:before="40" w:after="40"/>
+            </w:pPr>
+            <w:r/>
+            <w:r>
+              <w:rPr>
+                <w:rFonts w:ascii="微软雅黑" w:hAnsi="微软雅黑" w:eastAsia="微软雅黑"/>
+                <w:b w:val="0"/>
+                <w:sz w:val="20"/>
+              </w:rPr>
+              <w:t>3</w:t>
+            </w:r>
+          </w:p>
+        </w:tc>
+        <w:tc>
+          <w:tcPr>
+            <w:tcW w:type="dxa" w:w="3249"/>
+          </w:tcPr>
+          <w:p>
+            <w:pPr>
+              <w:spacing w:before="40" w:after="40"/>
+            </w:pPr>
+            <w:r/>
+            <w:r>
+              <w:rPr>
+                <w:rFonts w:ascii="Consolas" w:hAnsi="Consolas" w:eastAsia="微软雅黑"/>
+                <w:b w:val="0"/>
+                <w:color w:val="C7254E"/>
+                <w:sz w:val="18"/>
+              </w:rPr>
+              <w:t>POST /api/auth/guest</w:t>
+            </w:r>
+          </w:p>
+        </w:tc>
+        <w:tc>
+          <w:tcPr>
+            <w:tcW w:type="dxa" w:w="3249"/>
+          </w:tcPr>
+          <w:p>
+            <w:pPr>
+              <w:spacing w:before="40" w:after="40"/>
+            </w:pPr>
+            <w:r/>
+            <w:r>
+              <w:rPr>
+                <w:rFonts w:ascii="微软雅黑" w:hAnsi="微软雅黑" w:eastAsia="微软雅黑"/>
+                <w:b w:val="0"/>
+                <w:sz w:val="20"/>
+              </w:rPr>
+              <w:t xml:space="preserve">有 </w:t>
+            </w:r>
+            <w:r>
+              <w:rPr>
+                <w:rFonts w:ascii="Consolas" w:hAnsi="Consolas" w:eastAsia="微软雅黑"/>
+                <w:b w:val="0"/>
+                <w:color w:val="C7254E"/>
+                <w:sz w:val="18"/>
+              </w:rPr>
+              <w:t>token</w:t>
+            </w:r>
+            <w:r>
+              <w:rPr>
+                <w:rFonts w:ascii="微软雅黑" w:hAnsi="微软雅黑" w:eastAsia="微软雅黑"/>
+                <w:b w:val="0"/>
+                <w:sz w:val="20"/>
+              </w:rPr>
+              <w:t xml:space="preserve">，且 </w:t>
+            </w:r>
+            <w:r>
+              <w:rPr>
+                <w:rFonts w:ascii="Consolas" w:hAnsi="Consolas" w:eastAsia="微软雅黑"/>
+                <w:b w:val="0"/>
+                <w:color w:val="C7254E"/>
+                <w:sz w:val="18"/>
+              </w:rPr>
+              <w:t>user.guest:true</w:t>
+            </w:r>
+          </w:p>
+        </w:tc>
+      </w:tr>
+      <w:tr>
+        <w:tc>
+          <w:tcPr>
+            <w:tcW w:type="dxa" w:w="3249"/>
+          </w:tcPr>
+          <w:p>
+            <w:pPr>
+              <w:spacing w:before="40" w:after="40"/>
+            </w:pPr>
+            <w:r/>
+            <w:r>
+              <w:rPr>
+                <w:rFonts w:ascii="微软雅黑" w:hAnsi="微软雅黑" w:eastAsia="微软雅黑"/>
+                <w:b w:val="0"/>
+                <w:sz w:val="20"/>
+              </w:rPr>
+              <w:t>4</w:t>
+            </w:r>
+          </w:p>
+        </w:tc>
+        <w:tc>
+          <w:tcPr>
+            <w:tcW w:type="dxa" w:w="3249"/>
+          </w:tcPr>
+          <w:p>
+            <w:pPr>
+              <w:spacing w:before="40" w:after="40"/>
+            </w:pPr>
+            <w:r/>
+            <w:r>
+              <w:rPr>
+                <w:rFonts w:ascii="微软雅黑" w:hAnsi="微软雅黑" w:eastAsia="微软雅黑"/>
+                <w:b w:val="0"/>
+                <w:sz w:val="20"/>
+              </w:rPr>
+              <w:t xml:space="preserve">带这个匿名 token 访问 </w:t>
+            </w:r>
+            <w:r>
+              <w:rPr>
+                <w:rFonts w:ascii="Consolas" w:hAnsi="Consolas" w:eastAsia="微软雅黑"/>
+                <w:b w:val="0"/>
+                <w:color w:val="C7254E"/>
+                <w:sz w:val="18"/>
+              </w:rPr>
+              <w:t>/api/auth/me</w:t>
+            </w:r>
+          </w:p>
+        </w:tc>
+        <w:tc>
+          <w:tcPr>
+            <w:tcW w:type="dxa" w:w="3249"/>
+          </w:tcPr>
+          <w:p>
+            <w:pPr>
+              <w:spacing w:before="40" w:after="40"/>
+            </w:pPr>
+            <w:r/>
+            <w:r>
+              <w:rPr>
+                <w:rFonts w:ascii="Consolas" w:hAnsi="Consolas" w:eastAsia="微软雅黑"/>
+                <w:b w:val="0"/>
+                <w:color w:val="C7254E"/>
+                <w:sz w:val="18"/>
+              </w:rPr>
+              <w:t>200</w:t>
+            </w:r>
+            <w:r>
+              <w:rPr>
+                <w:rFonts w:ascii="微软雅黑" w:hAnsi="微软雅黑" w:eastAsia="微软雅黑"/>
+                <w:b w:val="0"/>
+                <w:sz w:val="20"/>
+              </w:rPr>
+              <w:t>（不是 401）</w:t>
+            </w:r>
+          </w:p>
+        </w:tc>
+      </w:tr>
+      <w:tr>
+        <w:tc>
+          <w:tcPr>
+            <w:tcW w:type="dxa" w:w="3249"/>
+          </w:tcPr>
+          <w:p>
+            <w:pPr>
+              <w:spacing w:before="40" w:after="40"/>
+            </w:pPr>
+            <w:r/>
+            <w:r>
+              <w:rPr>
+                <w:rFonts w:ascii="微软雅黑" w:hAnsi="微软雅黑" w:eastAsia="微软雅黑"/>
+                <w:b w:val="0"/>
+                <w:sz w:val="20"/>
+              </w:rPr>
+              <w:t>5</w:t>
+            </w:r>
+          </w:p>
+        </w:tc>
+        <w:tc>
+          <w:tcPr>
+            <w:tcW w:type="dxa" w:w="3249"/>
+          </w:tcPr>
+          <w:p>
+            <w:pPr>
+              <w:spacing w:before="40" w:after="40"/>
+            </w:pPr>
+            <w:r/>
+            <w:r>
+              <w:rPr>
+                <w:rFonts w:ascii="微软雅黑" w:hAnsi="微软雅黑" w:eastAsia="微软雅黑"/>
+                <w:b w:val="0"/>
+                <w:sz w:val="20"/>
+              </w:rPr>
+              <w:t>浏览器打开域名</w:t>
+            </w:r>
+          </w:p>
+        </w:tc>
+        <w:tc>
+          <w:tcPr>
+            <w:tcW w:type="dxa" w:w="3249"/>
+          </w:tcPr>
+          <w:p>
+            <w:pPr>
+              <w:spacing w:before="40" w:after="40"/>
+            </w:pPr>
+            <w:r/>
+            <w:r>
+              <w:rPr>
+                <w:rFonts w:ascii="微软雅黑" w:hAnsi="微软雅黑" w:eastAsia="微软雅黑"/>
+                <w:b w:val="0"/>
+                <w:sz w:val="20"/>
+              </w:rPr>
+              <w:t>直接进应用，不弹登录页，没有「模型服务未连接」</w:t>
+            </w:r>
+          </w:p>
+        </w:tc>
+      </w:tr>
+      <w:tr>
+        <w:tc>
+          <w:tcPr>
+            <w:tcW w:type="dxa" w:w="3249"/>
+          </w:tcPr>
+          <w:p>
+            <w:pPr>
+              <w:spacing w:before="40" w:after="40"/>
+            </w:pPr>
+            <w:r/>
+            <w:r>
+              <w:rPr>
+                <w:rFonts w:ascii="微软雅黑" w:hAnsi="微软雅黑" w:eastAsia="微软雅黑"/>
+                <w:b w:val="0"/>
+                <w:sz w:val="20"/>
+              </w:rPr>
+              <w:t>6</w:t>
+            </w:r>
+          </w:p>
+        </w:tc>
+        <w:tc>
+          <w:tcPr>
+            <w:tcW w:type="dxa" w:w="3249"/>
+          </w:tcPr>
+          <w:p>
+            <w:pPr>
+              <w:spacing w:before="40" w:after="40"/>
+            </w:pPr>
+            <w:r/>
+            <w:r>
+              <w:rPr>
+                <w:rFonts w:ascii="微软雅黑" w:hAnsi="微软雅黑" w:eastAsia="微软雅黑"/>
+                <w:b w:val="0"/>
+                <w:sz w:val="20"/>
+              </w:rPr>
+              <w:t>输入文字点「发现同源」</w:t>
+            </w:r>
+          </w:p>
+        </w:tc>
+        <w:tc>
+          <w:tcPr>
+            <w:tcW w:type="dxa" w:w="3249"/>
+          </w:tcPr>
+          <w:p>
+            <w:pPr>
+              <w:spacing w:before="40" w:after="40"/>
+            </w:pPr>
+            <w:r/>
+            <w:r>
+              <w:rPr>
+                <w:rFonts w:ascii="微软雅黑" w:hAnsi="微软雅黑" w:eastAsia="微软雅黑"/>
+                <w:b w:val="0"/>
+                <w:sz w:val="20"/>
+              </w:rPr>
+              <w:t>70 秒左右出结果</w:t>
+            </w:r>
+          </w:p>
+        </w:tc>
+      </w:tr>
+      <w:tr>
+        <w:tc>
+          <w:tcPr>
+            <w:tcW w:type="dxa" w:w="3249"/>
+          </w:tcPr>
+          <w:p>
+            <w:pPr>
+              <w:spacing w:before="40" w:after="40"/>
+            </w:pPr>
+            <w:r/>
+            <w:r>
+              <w:rPr>
+                <w:rFonts w:ascii="微软雅黑" w:hAnsi="微软雅黑" w:eastAsia="微软雅黑"/>
+                <w:b w:val="0"/>
+                <w:sz w:val="20"/>
+              </w:rPr>
+              <w:t>7</w:t>
+            </w:r>
+          </w:p>
+        </w:tc>
+        <w:tc>
+          <w:tcPr>
+            <w:tcW w:type="dxa" w:w="3249"/>
+          </w:tcPr>
+          <w:p>
+            <w:pPr>
+              <w:spacing w:before="40" w:after="40"/>
+            </w:pPr>
+            <w:r/>
+            <w:r>
+              <w:rPr>
+                <w:rFonts w:ascii="微软雅黑" w:hAnsi="微软雅黑" w:eastAsia="微软雅黑"/>
+                <w:b w:val="0"/>
+                <w:sz w:val="20"/>
+              </w:rPr>
+              <w:t>上传一张截图走识图（可选）</w:t>
+            </w:r>
+          </w:p>
+        </w:tc>
+        <w:tc>
+          <w:tcPr>
+            <w:tcW w:type="dxa" w:w="3249"/>
+          </w:tcPr>
+          <w:p>
+            <w:pPr>
+              <w:spacing w:before="40" w:after="40"/>
+            </w:pPr>
+            <w:r/>
+            <w:r>
+              <w:rPr>
+                <w:rFonts w:ascii="微软雅黑" w:hAnsi="微软雅黑" w:eastAsia="微软雅黑"/>
+                <w:b w:val="0"/>
+                <w:sz w:val="20"/>
+              </w:rPr>
+              <w:t>能识别出文字</w:t>
+            </w:r>
+          </w:p>
+        </w:tc>
+      </w:tr>
+      <w:tr>
+        <w:tc>
+          <w:tcPr>
+            <w:tcW w:type="dxa" w:w="3249"/>
+          </w:tcPr>
+          <w:p>
+            <w:pPr>
+              <w:spacing w:before="40" w:after="40"/>
+            </w:pPr>
+            <w:r/>
+            <w:r>
+              <w:rPr>
+                <w:rFonts w:ascii="微软雅黑" w:hAnsi="微软雅黑" w:eastAsia="微软雅黑"/>
+                <w:b w:val="0"/>
+                <w:sz w:val="20"/>
+              </w:rPr>
+              <w:t>8</w:t>
+            </w:r>
+          </w:p>
+        </w:tc>
+        <w:tc>
+          <w:tcPr>
+            <w:tcW w:type="dxa" w:w="3249"/>
+          </w:tcPr>
+          <w:p>
+            <w:pPr>
+              <w:spacing w:before="40" w:after="40"/>
+            </w:pPr>
+            <w:r/>
+            <w:r>
+              <w:rPr>
+                <w:rFonts w:ascii="微软雅黑" w:hAnsi="微软雅黑" w:eastAsia="微软雅黑"/>
+                <w:b w:val="0"/>
+                <w:sz w:val="20"/>
+              </w:rPr>
+              <w:t>换一个浏览器或手机打开同一个域名</w:t>
+            </w:r>
+          </w:p>
+        </w:tc>
+        <w:tc>
+          <w:tcPr>
+            <w:tcW w:type="dxa" w:w="3249"/>
+          </w:tcPr>
+          <w:p>
+            <w:pPr>
+              <w:spacing w:before="40" w:after="40"/>
+            </w:pPr>
+            <w:r/>
+            <w:r>
+              <w:rPr>
+                <w:rFonts w:ascii="微软雅黑" w:hAnsi="微软雅黑" w:eastAsia="微软雅黑"/>
+                <w:b w:val="0"/>
+                <w:sz w:val="20"/>
+              </w:rPr>
+              <w:t>是另一个独立身份、看不到别人的数据（这是设计如此）</w:t>
+            </w:r>
+          </w:p>
+        </w:tc>
+      </w:tr>
+      <w:tr>
+        <w:tc>
+          <w:tcPr>
+            <w:tcW w:type="dxa" w:w="3249"/>
+          </w:tcPr>
+          <w:p>
+            <w:pPr>
+              <w:spacing w:before="40" w:after="40"/>
+            </w:pPr>
+            <w:r/>
+            <w:r>
+              <w:rPr>
+                <w:rFonts w:ascii="微软雅黑" w:hAnsi="微软雅黑" w:eastAsia="微软雅黑"/>
+                <w:b w:val="0"/>
+                <w:sz w:val="20"/>
+              </w:rPr>
+              <w:t>9</w:t>
+            </w:r>
+          </w:p>
+        </w:tc>
+        <w:tc>
+          <w:tcPr>
+            <w:tcW w:type="dxa" w:w="3249"/>
+          </w:tcPr>
+          <w:p>
+            <w:pPr>
+              <w:spacing w:before="40" w:after="40"/>
+            </w:pPr>
+            <w:r/>
+            <w:r>
+              <w:rPr>
+                <w:rFonts w:ascii="微软雅黑" w:hAnsi="微软雅黑" w:eastAsia="微软雅黑"/>
+                <w:b w:val="0"/>
+                <w:sz w:val="20"/>
+              </w:rPr>
+              <w:t>在「设置 → 保存我的知识」绑定账号，再换一台设备登录同一账号</w:t>
+            </w:r>
+          </w:p>
+        </w:tc>
+        <w:tc>
+          <w:tcPr>
+            <w:tcW w:type="dxa" w:w="3249"/>
+          </w:tcPr>
+          <w:p>
+            <w:pPr>
+              <w:spacing w:before="40" w:after="40"/>
+            </w:pPr>
+            <w:r/>
+            <w:r>
+              <w:rPr>
+                <w:rFonts w:ascii="微软雅黑" w:hAnsi="微软雅黑" w:eastAsia="微软雅黑"/>
+                <w:b w:val="0"/>
+                <w:sz w:val="20"/>
+              </w:rPr>
+              <w:t>数据还在（uid 不变）</w:t>
+            </w:r>
+          </w:p>
+        </w:tc>
+      </w:tr>
+      <w:tr>
+        <w:tc>
+          <w:tcPr>
+            <w:tcW w:type="dxa" w:w="3249"/>
+          </w:tcPr>
+          <w:p>
+            <w:pPr>
+              <w:spacing w:before="40" w:after="40"/>
+            </w:pPr>
+            <w:r/>
+            <w:r>
+              <w:rPr>
+                <w:rFonts w:ascii="微软雅黑" w:hAnsi="微软雅黑" w:eastAsia="微软雅黑"/>
+                <w:b w:val="0"/>
+                <w:sz w:val="20"/>
+              </w:rPr>
+              <w:t>10</w:t>
+            </w:r>
+          </w:p>
+        </w:tc>
+        <w:tc>
+          <w:tcPr>
+            <w:tcW w:type="dxa" w:w="3249"/>
+          </w:tcPr>
+          <w:p>
+            <w:pPr>
+              <w:spacing w:before="40" w:after="40"/>
+            </w:pPr>
+            <w:r/>
+            <w:r>
+              <w:rPr>
+                <w:rFonts w:ascii="微软雅黑" w:hAnsi="微软雅黑" w:eastAsia="微软雅黑"/>
+                <w:b w:val="0"/>
+                <w:sz w:val="20"/>
+              </w:rPr>
+              <w:t>挂上持久化卷后重新部署一次</w:t>
+            </w:r>
+          </w:p>
+        </w:tc>
+        <w:tc>
+          <w:tcPr>
+            <w:tcW w:type="dxa" w:w="3249"/>
+          </w:tcPr>
+          <w:p>
+            <w:pPr>
+              <w:spacing w:before="40" w:after="40"/>
+            </w:pPr>
+            <w:r/>
+            <w:r>
+              <w:rPr>
+                <w:rFonts w:ascii="微软雅黑" w:hAnsi="微软雅黑" w:eastAsia="微软雅黑"/>
+                <w:b w:val="0"/>
+                <w:sz w:val="20"/>
+              </w:rPr>
+              <w:t>上面第 8、9 条的身份和数据</w:t>
+            </w:r>
+            <w:r>
+              <w:rPr>
+                <w:rFonts w:ascii="微软雅黑" w:hAnsi="微软雅黑" w:eastAsia="微软雅黑"/>
+                <w:b/>
+                <w:sz w:val="20"/>
+              </w:rPr>
+              <w:t>还在</w:t>
+            </w:r>
+          </w:p>
+        </w:tc>
+      </w:tr>
+      <w:tr>
+        <w:tc>
+          <w:tcPr>
+            <w:tcW w:type="dxa" w:w="3249"/>
+          </w:tcPr>
+          <w:p>
+            <w:pPr>
+              <w:spacing w:before="40" w:after="40"/>
+            </w:pPr>
+            <w:r/>
+            <w:r>
+              <w:rPr>
+                <w:rFonts w:ascii="微软雅黑" w:hAnsi="微软雅黑" w:eastAsia="微软雅黑"/>
+                <w:b w:val="0"/>
+                <w:sz w:val="20"/>
+              </w:rPr>
+              <w:t>11</w:t>
+            </w:r>
+          </w:p>
+        </w:tc>
+        <w:tc>
+          <w:tcPr>
+            <w:tcW w:type="dxa" w:w="3249"/>
+          </w:tcPr>
+          <w:p>
+            <w:pPr>
+              <w:spacing w:before="40" w:after="40"/>
+            </w:pPr>
+            <w:r/>
+            <w:r>
+              <w:rPr>
+                <w:rFonts w:ascii="微软雅黑" w:hAnsi="微软雅黑" w:eastAsia="微软雅黑"/>
+                <w:b w:val="0"/>
+                <w:sz w:val="20"/>
+              </w:rPr>
+              <w:t>把域名发给 2~3 个人同时用</w:t>
+            </w:r>
+          </w:p>
+        </w:tc>
+        <w:tc>
+          <w:tcPr>
+            <w:tcW w:type="dxa" w:w="3249"/>
+          </w:tcPr>
+          <w:p>
+            <w:pPr>
+              <w:spacing w:before="40" w:after="40"/>
+            </w:pPr>
+            <w:r/>
+            <w:r>
+              <w:rPr>
+                <w:rFonts w:ascii="微软雅黑" w:hAnsi="微软雅黑" w:eastAsia="微软雅黑"/>
+                <w:b w:val="0"/>
+                <w:sz w:val="20"/>
+              </w:rPr>
+              <w:t>各自顺畅，互不干扰</w:t>
+            </w:r>
+          </w:p>
+        </w:tc>
+      </w:tr>
+    </w:tbl>
     <w:p>
       <w:pPr>
-        <w:pStyle w:val="ListBullet"/>
-        <w:spacing w:after="60"/>
+        <w:spacing w:after="80"/>
       </w:pPr>
-      <w:r>
-        <w:rPr>
-          <w:rFonts w:ascii="微软雅黑" w:hAnsi="微软雅黑" w:eastAsia="微软雅黑"/>
-          <w:b w:val="0"/>
-          <w:sz w:val="21"/>
-        </w:rPr>
-        <w:t>静态资源（</w:t>
-      </w:r>
-      <w:r>
-        <w:rPr>
-          <w:rFonts w:ascii="Consolas" w:hAnsi="Consolas" w:eastAsia="微软雅黑"/>
-          <w:b w:val="0"/>
-          <w:color w:val="C7254E"/>
-          <w:sz w:val="19"/>
-        </w:rPr>
-        <w:t>/static/*</w:t>
-      </w:r>
-      <w:r>
-        <w:rPr>
-          <w:rFonts w:ascii="微软雅黑" w:hAnsi="微软雅黑" w:eastAsia="微软雅黑"/>
-          <w:b w:val="0"/>
-          <w:sz w:val="21"/>
-        </w:rPr>
-        <w:t>）和接口（</w:t>
-      </w:r>
-      <w:r>
-        <w:rPr>
-          <w:rFonts w:ascii="Consolas" w:hAnsi="Consolas" w:eastAsia="微软雅黑"/>
-          <w:b w:val="0"/>
-          <w:color w:val="C7254E"/>
-          <w:sz w:val="19"/>
-        </w:rPr>
-        <w:t>/api/*</w:t>
-      </w:r>
-      <w:r>
-        <w:rPr>
-          <w:rFonts w:ascii="微软雅黑" w:hAnsi="微软雅黑" w:eastAsia="微软雅黑"/>
-          <w:b w:val="0"/>
-          <w:sz w:val="21"/>
-        </w:rPr>
-        <w:t>）天然打通</w:t>
-      </w:r>
-    </w:p>
-    <w:p>
-      <w:pPr>
-        <w:pStyle w:val="ListBullet"/>
-        <w:spacing w:after="60"/>
-      </w:pPr>
-      <w:r>
-        <w:rPr>
-          <w:rFonts w:ascii="微软雅黑" w:hAnsi="微软雅黑" w:eastAsia="微软雅黑"/>
-          <w:b w:val="0"/>
-          <w:sz w:val="21"/>
-        </w:rPr>
-        <w:t>不存在跨域问题，</w:t>
-      </w:r>
-      <w:r>
-        <w:rPr>
-          <w:rFonts w:ascii="微软雅黑" w:hAnsi="微软雅黑" w:eastAsia="微软雅黑"/>
-          <w:b/>
-          <w:sz w:val="21"/>
-        </w:rPr>
-        <w:t>不用改 CORS</w:t>
-      </w:r>
-    </w:p>
-    <w:p>
-      <w:pPr>
-        <w:pStyle w:val="ListBullet"/>
-        <w:spacing w:after="60"/>
-      </w:pPr>
-      <w:r>
-        <w:rPr>
-          <w:rFonts w:ascii="微软雅黑" w:hAnsi="微软雅黑" w:eastAsia="微软雅黑"/>
-          <w:b w:val="0"/>
-          <w:sz w:val="21"/>
-        </w:rPr>
-        <w:t>不存在 HTTPS 混合内容问题</w:t>
-      </w:r>
-    </w:p>
-    <w:p>
-      <w:pPr>
-        <w:spacing w:after="120"/>
-      </w:pPr>
-      <w:r>
-        <w:rPr>
-          <w:rFonts w:ascii="微软雅黑" w:hAnsi="微软雅黑" w:eastAsia="微软雅黑"/>
-          <w:b w:val="0"/>
-          <w:sz w:val="21"/>
-        </w:rPr>
-        <w:t>前端代码已经改成默认同源（</w:t>
-      </w:r>
-      <w:r>
-        <w:rPr>
-          <w:rFonts w:ascii="Consolas" w:hAnsi="Consolas" w:eastAsia="微软雅黑"/>
-          <w:b w:val="0"/>
-          <w:color w:val="C7254E"/>
-          <w:sz w:val="19"/>
-        </w:rPr>
-        <w:t>web/app.js</w:t>
-      </w:r>
-      <w:r>
-        <w:rPr>
-          <w:rFonts w:ascii="微软雅黑" w:hAnsi="微软雅黑" w:eastAsia="微软雅黑"/>
-          <w:b w:val="0"/>
-          <w:sz w:val="21"/>
-        </w:rPr>
-        <w:t xml:space="preserve"> 里 </w:t>
-      </w:r>
-      <w:r>
-        <w:rPr>
-          <w:rFonts w:ascii="Consolas" w:hAnsi="Consolas" w:eastAsia="微软雅黑"/>
-          <w:b w:val="0"/>
-          <w:color w:val="C7254E"/>
-          <w:sz w:val="19"/>
-        </w:rPr>
-        <w:t>API_BASE = window.LC_API_BASE || ""</w:t>
-      </w:r>
-      <w:r>
-        <w:rPr>
-          <w:rFonts w:ascii="微软雅黑" w:hAnsi="微软雅黑" w:eastAsia="微软雅黑"/>
-          <w:b w:val="0"/>
-          <w:sz w:val="21"/>
-        </w:rPr>
-        <w:t>），所以同源部署</w:t>
-      </w:r>
-      <w:r>
-        <w:rPr>
-          <w:rFonts w:ascii="微软雅黑" w:hAnsi="微软雅黑" w:eastAsia="微软雅黑"/>
-          <w:b/>
-          <w:sz w:val="21"/>
-        </w:rPr>
-        <w:t>不需要改任何前端代码</w:t>
-      </w:r>
-      <w:r>
-        <w:rPr>
-          <w:rFonts w:ascii="微软雅黑" w:hAnsi="微软雅黑" w:eastAsia="微软雅黑"/>
-          <w:b w:val="0"/>
-          <w:sz w:val="21"/>
-        </w:rPr>
-        <w:t>。</w:t>
-      </w:r>
-    </w:p>
-    <w:p>
-      <w:pPr>
-        <w:spacing w:after="120"/>
-      </w:pPr>
-      <w:r>
-        <w:rPr>
-          <w:rFonts w:ascii="微软雅黑" w:hAnsi="微软雅黑" w:eastAsia="微软雅黑"/>
-          <w:b w:val="0"/>
-          <w:sz w:val="21"/>
-        </w:rPr>
-        <w:t>如果你一定要前后端分离部署（比如前端放静态托管、后端放云托管），需要：</w:t>
-      </w:r>
-    </w:p>
-    <w:p>
-      <w:pPr>
-        <w:spacing w:after="60"/>
-        <w:ind w:left="425" w:hanging="425"/>
-      </w:pPr>
-      <w:r>
-        <w:rPr>
-          <w:rFonts w:ascii="微软雅黑" w:hAnsi="微软雅黑" w:eastAsia="微软雅黑"/>
-          <w:b w:val="0"/>
-          <w:sz w:val="21"/>
-        </w:rPr>
-        <w:t xml:space="preserve">1. 在 </w:t>
-      </w:r>
-      <w:r>
-        <w:rPr>
-          <w:rFonts w:ascii="Consolas" w:hAnsi="Consolas" w:eastAsia="微软雅黑"/>
-          <w:b w:val="0"/>
-          <w:color w:val="C7254E"/>
-          <w:sz w:val="19"/>
-        </w:rPr>
-        <w:t>index.html</w:t>
-      </w:r>
-      <w:r>
-        <w:rPr>
-          <w:rFonts w:ascii="微软雅黑" w:hAnsi="微软雅黑" w:eastAsia="微软雅黑"/>
-          <w:b w:val="0"/>
-          <w:sz w:val="21"/>
-        </w:rPr>
-        <w:t xml:space="preserve"> 的 </w:t>
-      </w:r>
-      <w:r>
-        <w:rPr>
-          <w:rFonts w:ascii="Consolas" w:hAnsi="Consolas" w:eastAsia="微软雅黑"/>
-          <w:b w:val="0"/>
-          <w:color w:val="C7254E"/>
-          <w:sz w:val="19"/>
-        </w:rPr>
-        <w:t>&lt;script src="/static/app.js"&gt;</w:t>
-      </w:r>
-      <w:r>
-        <w:rPr>
-          <w:rFonts w:ascii="微软雅黑" w:hAnsi="微软雅黑" w:eastAsia="微软雅黑"/>
-          <w:b w:val="0"/>
-          <w:sz w:val="21"/>
-        </w:rPr>
-        <w:t xml:space="preserve"> </w:t>
-      </w:r>
-      <w:r>
-        <w:rPr>
-          <w:rFonts w:ascii="微软雅黑" w:hAnsi="微软雅黑" w:eastAsia="微软雅黑"/>
-          <w:b/>
-          <w:sz w:val="21"/>
-        </w:rPr>
-        <w:t>之前</w:t>
-      </w:r>
-      <w:r>
-        <w:rPr>
-          <w:rFonts w:ascii="微软雅黑" w:hAnsi="微软雅黑" w:eastAsia="微软雅黑"/>
-          <w:b w:val="0"/>
-          <w:sz w:val="21"/>
-        </w:rPr>
-        <w:t>插入：</w:t>
-      </w:r>
-    </w:p>
-    <w:p>
-      <w:pPr>
-        <w:spacing w:before="120" w:after="120" w:line="240" w:lineRule="auto"/>
-        <w:ind w:left="283"/>
-        <w:shd w:val="clear" w:fill="F5F5F5"/>
-      </w:pPr>
-      <w:r>
-        <w:rPr>
-          <w:rFonts w:ascii="Consolas" w:hAnsi="Consolas" w:eastAsia="微软雅黑"/>
-          <w:sz w:val="18"/>
-        </w:rPr>
-        <w:t xml:space="preserve">   &lt;script&gt;window.LC_API_BASE = "https://你的后端域名";&lt;/script&gt;</w:t>
-      </w:r>
-    </w:p>
-    <w:p>
-      <w:pPr>
-        <w:spacing w:after="60"/>
-        <w:ind w:left="425" w:hanging="425"/>
-      </w:pPr>
-      <w:r>
-        <w:rPr>
-          <w:rFonts w:ascii="微软雅黑" w:hAnsi="微软雅黑" w:eastAsia="微软雅黑"/>
-          <w:b w:val="0"/>
-          <w:sz w:val="21"/>
-        </w:rPr>
-        <w:t xml:space="preserve">2. 改 </w:t>
-      </w:r>
-      <w:r>
-        <w:rPr>
-          <w:rFonts w:ascii="Consolas" w:hAnsi="Consolas" w:eastAsia="微软雅黑"/>
-          <w:b w:val="0"/>
-          <w:color w:val="C7254E"/>
-          <w:sz w:val="19"/>
-        </w:rPr>
-        <w:t>api/__init__.py</w:t>
-      </w:r>
-      <w:r>
-        <w:rPr>
-          <w:rFonts w:ascii="微软雅黑" w:hAnsi="微软雅黑" w:eastAsia="微软雅黑"/>
-          <w:b w:val="0"/>
-          <w:sz w:val="21"/>
-        </w:rPr>
-        <w:t xml:space="preserve"> 里的 CORS 白名单（现在只有 </w:t>
-      </w:r>
-      <w:r>
-        <w:rPr>
-          <w:rFonts w:ascii="Consolas" w:hAnsi="Consolas" w:eastAsia="微软雅黑"/>
-          <w:b w:val="0"/>
-          <w:color w:val="C7254E"/>
-          <w:sz w:val="19"/>
-        </w:rPr>
-        <w:t>localhost:5500</w:t>
-      </w:r>
-      <w:r>
-        <w:rPr>
-          <w:rFonts w:ascii="微软雅黑" w:hAnsi="微软雅黑" w:eastAsia="微软雅黑"/>
-          <w:b w:val="0"/>
-          <w:sz w:val="21"/>
-        </w:rPr>
-        <w:t xml:space="preserve"> 和 </w:t>
-      </w:r>
-      <w:r>
-        <w:rPr>
-          <w:rFonts w:ascii="Consolas" w:hAnsi="Consolas" w:eastAsia="微软雅黑"/>
-          <w:b w:val="0"/>
-          <w:color w:val="C7254E"/>
-          <w:sz w:val="19"/>
-        </w:rPr>
-        <w:t>8080</w:t>
-      </w:r>
-      <w:r>
-        <w:rPr>
-          <w:rFonts w:ascii="微软雅黑" w:hAnsi="微软雅黑" w:eastAsia="微软雅黑"/>
-          <w:b w:val="0"/>
-          <w:sz w:val="21"/>
-        </w:rPr>
-        <w:t>），把前端域名加进去。</w:t>
-      </w:r>
-    </w:p>
-    <w:p>
-      <w:pPr>
-        <w:spacing w:after="60"/>
-        <w:ind w:left="425" w:hanging="425"/>
-      </w:pPr>
-      <w:r>
-        <w:rPr>
-          <w:rFonts w:ascii="微软雅黑" w:hAnsi="微软雅黑" w:eastAsia="微软雅黑"/>
-          <w:b w:val="0"/>
-          <w:sz w:val="21"/>
-        </w:rPr>
-        <w:t>3. 知道有两个功能会坏：</w:t>
-      </w:r>
-      <w:r>
-        <w:rPr>
-          <w:rFonts w:ascii="Consolas" w:hAnsi="Consolas" w:eastAsia="微软雅黑"/>
-          <w:b w:val="0"/>
-          <w:color w:val="C7254E"/>
-          <w:sz w:val="19"/>
-        </w:rPr>
-        <w:t>web/app.js</w:t>
-      </w:r>
-      <w:r>
-        <w:rPr>
-          <w:rFonts w:ascii="微软雅黑" w:hAnsi="微软雅黑" w:eastAsia="微软雅黑"/>
-          <w:b w:val="0"/>
-          <w:sz w:val="21"/>
-        </w:rPr>
-        <w:t xml:space="preserve"> 里「保存资料」的头像上传用的是写死的相对路径，没走 </w:t>
-      </w:r>
-      <w:r>
-        <w:rPr>
-          <w:rFonts w:ascii="Consolas" w:hAnsi="Consolas" w:eastAsia="微软雅黑"/>
-          <w:b w:val="0"/>
-          <w:color w:val="C7254E"/>
-          <w:sz w:val="19"/>
-        </w:rPr>
-        <w:t>apiUrl()</w:t>
-      </w:r>
-      <w:r>
-        <w:rPr>
-          <w:rFonts w:ascii="微软雅黑" w:hAnsi="微软雅黑" w:eastAsia="微软雅黑"/>
-          <w:b w:val="0"/>
-          <w:sz w:val="21"/>
-        </w:rPr>
-        <w:t>。</w:t>
-      </w:r>
     </w:p>
     <w:p>
       <w:pPr>
@@ -4574,7 +7110,7 @@
           <w:color w:val="1A1A1A"/>
           <w:sz w:val="30"/>
         </w:rPr>
-        <w:t>7. 已知限制（提前知道，别当成 bug）</w:t>
+        <w:t>9. 已知限制（提前知道，别当成 bug）</w:t>
       </w:r>
     </w:p>
     <w:p>
@@ -4596,94 +7132,15 @@
           <w:b/>
           <w:sz w:val="21"/>
         </w:rPr>
-        <w:t>笔记、卡片、上传附件重启就丢。</w:t>
-      </w:r>
-    </w:p>
-    <w:p>
-      <w:pPr>
-        <w:spacing w:after="120"/>
-        <w:ind w:left="425"/>
-      </w:pPr>
+        <w:t>不挂持久化卷的话，重新部署会清空全部数据</w:t>
+      </w:r>
       <w:r>
         <w:rPr>
           <w:rFonts w:ascii="微软雅黑" w:hAnsi="微软雅黑" w:eastAsia="微软雅黑"/>
           <w:b w:val="0"/>
           <w:sz w:val="21"/>
         </w:rPr>
-        <w:t>这些存在容器本地文件（</w:t>
-      </w:r>
-      <w:r>
-        <w:rPr>
-          <w:rFonts w:ascii="Consolas" w:hAnsi="Consolas" w:eastAsia="微软雅黑"/>
-          <w:b w:val="0"/>
-          <w:color w:val="C7254E"/>
-          <w:sz w:val="19"/>
-        </w:rPr>
-        <w:t>data/notes.json</w:t>
-      </w:r>
-      <w:r>
-        <w:rPr>
-          <w:rFonts w:ascii="微软雅黑" w:hAnsi="微软雅黑" w:eastAsia="微软雅黑"/>
-          <w:b w:val="0"/>
-          <w:sz w:val="21"/>
-        </w:rPr>
-        <w:t>、</w:t>
-      </w:r>
-      <w:r>
-        <w:rPr>
-          <w:rFonts w:ascii="Consolas" w:hAnsi="Consolas" w:eastAsia="微软雅黑"/>
-          <w:b w:val="0"/>
-          <w:color w:val="C7254E"/>
-          <w:sz w:val="19"/>
-        </w:rPr>
-        <w:t>data/cards.json</w:t>
-      </w:r>
-      <w:r>
-        <w:rPr>
-          <w:rFonts w:ascii="微软雅黑" w:hAnsi="微软雅黑" w:eastAsia="微软雅黑"/>
-          <w:b w:val="0"/>
-          <w:sz w:val="21"/>
-        </w:rPr>
-        <w:t>、</w:t>
-      </w:r>
-      <w:r>
-        <w:rPr>
-          <w:rFonts w:ascii="Consolas" w:hAnsi="Consolas" w:eastAsia="微软雅黑"/>
-          <w:b w:val="0"/>
-          <w:color w:val="C7254E"/>
-          <w:sz w:val="19"/>
-        </w:rPr>
-        <w:t>uploads/</w:t>
-      </w:r>
-      <w:r>
-        <w:rPr>
-          <w:rFonts w:ascii="微软雅黑" w:hAnsi="微软雅黑" w:eastAsia="微软雅黑"/>
-          <w:b w:val="0"/>
-          <w:sz w:val="21"/>
-        </w:rPr>
-        <w:t>）。容器重启或重新部署会清空，多实例之间也不共享。</w:t>
-      </w:r>
-    </w:p>
-    <w:p>
-      <w:pPr>
-        <w:spacing w:after="120"/>
-        <w:ind w:left="425"/>
-      </w:pPr>
-      <w:r>
-        <w:rPr>
-          <w:rFonts w:ascii="微软雅黑" w:hAnsi="微软雅黑" w:eastAsia="微软雅黑"/>
-          <w:b/>
-          <w:sz w:val="21"/>
-        </w:rPr>
-        <w:t>演示够用</w:t>
-      </w:r>
-      <w:r>
-        <w:rPr>
-          <w:rFonts w:ascii="微软雅黑" w:hAnsi="微软雅黑" w:eastAsia="微软雅黑"/>
-          <w:b w:val="0"/>
-          <w:sz w:val="21"/>
-        </w:rPr>
-        <w:t>；要真持久化得改云数据库 + 云存储，那是额外开发量。</w:t>
+        <w:t>，见第 5 节。</w:t>
       </w:r>
     </w:p>
     <w:p>
@@ -4705,38 +7162,15 @@
           <w:b/>
           <w:sz w:val="21"/>
         </w:rPr>
-        <w:t>实例数要固定为 1。</w:t>
-      </w:r>
-    </w:p>
-    <w:p>
-      <w:pPr>
-        <w:spacing w:after="120"/>
-        <w:ind w:left="425"/>
-      </w:pPr>
+        <w:t>没有离线兜底</w:t>
+      </w:r>
       <w:r>
         <w:rPr>
           <w:rFonts w:ascii="微软雅黑" w:hAnsi="微软雅黑" w:eastAsia="微软雅黑"/>
           <w:b w:val="0"/>
           <w:sz w:val="21"/>
         </w:rPr>
-        <w:t xml:space="preserve">会话存在内存里，多实例会导致 </w:t>
-      </w:r>
-      <w:r>
-        <w:rPr>
-          <w:rFonts w:ascii="Consolas" w:hAnsi="Consolas" w:eastAsia="微软雅黑"/>
-          <w:b w:val="0"/>
-          <w:color w:val="C7254E"/>
-          <w:sz w:val="19"/>
-        </w:rPr>
-        <w:t>/api/chat</w:t>
-      </w:r>
-      <w:r>
-        <w:rPr>
-          <w:rFonts w:ascii="微软雅黑" w:hAnsi="微软雅黑" w:eastAsia="微软雅黑"/>
-          <w:b w:val="0"/>
-          <w:sz w:val="21"/>
-        </w:rPr>
-        <w:t xml:space="preserve"> 随机 404。</w:t>
+        <w:t>：核心功能每次都要实时调模型，模型端点不通就等于网站不可用。演示前务必确认额度和出网。</w:t>
       </w:r>
     </w:p>
     <w:p>
@@ -4758,21 +7192,15 @@
           <w:b/>
           <w:sz w:val="21"/>
         </w:rPr>
-        <w:t>没有离线兜底。</w:t>
-      </w:r>
-    </w:p>
-    <w:p>
-      <w:pPr>
-        <w:spacing w:after="120"/>
-        <w:ind w:left="425"/>
-      </w:pPr>
+        <w:t>「发现同源」单次 70 秒</w:t>
+      </w:r>
       <w:r>
         <w:rPr>
           <w:rFonts w:ascii="微软雅黑" w:hAnsi="微软雅黑" w:eastAsia="微软雅黑"/>
           <w:b w:val="0"/>
           <w:sz w:val="21"/>
         </w:rPr>
-        <w:t>网站核心功能每次都要实时调 LLM。LLM 端点不可达 = 网站不可用。演示现场务必确认出网和额度。</w:t>
+        <w:t>是设计如此（要跑多次采样再生成学习报告），不是性能问题。</w:t>
       </w:r>
     </w:p>
     <w:p>
@@ -4794,21 +7222,32 @@
           <w:b/>
           <w:sz w:val="21"/>
         </w:rPr>
-        <w:t>discover 很慢。</w:t>
-      </w:r>
-    </w:p>
-    <w:p>
-      <w:pPr>
-        <w:spacing w:after="120"/>
-        <w:ind w:left="425"/>
-      </w:pPr>
+        <w:t>实例数必须固定为 1</w:t>
+      </w:r>
       <w:r>
         <w:rPr>
           <w:rFonts w:ascii="微软雅黑" w:hAnsi="微软雅黑" w:eastAsia="微软雅黑"/>
           <w:b w:val="0"/>
           <w:sz w:val="21"/>
         </w:rPr>
-        <w:t>单次 70 秒左右是正常的（要跑多次 LLM 采样 + 生成学习报告）。这是设计如此，不是性能问题。</w:t>
+        <w:t xml:space="preserve">：会话在内存里，多实例会让 </w:t>
+      </w:r>
+      <w:r>
+        <w:rPr>
+          <w:rFonts w:ascii="Consolas" w:hAnsi="Consolas" w:eastAsia="微软雅黑"/>
+          <w:b w:val="0"/>
+          <w:color w:val="C7254E"/>
+          <w:sz w:val="19"/>
+        </w:rPr>
+        <w:t>/api/chat</w:t>
+      </w:r>
+      <w:r>
+        <w:rPr>
+          <w:rFonts w:ascii="微软雅黑" w:hAnsi="微软雅黑" w:eastAsia="微软雅黑"/>
+          <w:b w:val="0"/>
+          <w:sz w:val="21"/>
+        </w:rPr>
+        <w:t xml:space="preserve"> 随机 404。</w:t>
       </w:r>
     </w:p>
     <w:p>
@@ -4822,23 +7261,7 @@
           <w:b w:val="0"/>
           <w:sz w:val="21"/>
         </w:rPr>
-        <w:t xml:space="preserve">5. </w:t>
-      </w:r>
-      <w:r>
-        <w:rPr>
-          <w:rFonts w:ascii="微软雅黑" w:hAnsi="微软雅黑" w:eastAsia="微软雅黑"/>
-          <w:b/>
-          <w:sz w:val="21"/>
-        </w:rPr>
-        <w:t>LLM 端点暂时不可用时</w:t>
-      </w:r>
-      <w:r>
-        <w:rPr>
-          <w:rFonts w:ascii="微软雅黑" w:hAnsi="微软雅黑" w:eastAsia="微软雅黑"/>
-          <w:b w:val="0"/>
-          <w:sz w:val="21"/>
-        </w:rPr>
-        <w:t>，</w:t>
+        <w:t>5. 模型端点暂时不可用时，</w:t>
       </w:r>
       <w:r>
         <w:rPr>
@@ -4872,7 +7295,23 @@
           <w:b w:val="0"/>
           <w:sz w:val="21"/>
         </w:rPr>
-        <w:t xml:space="preserve"> 和「模型服务异常，请稍后重试」，不会崩。</w:t>
+        <w:t xml:space="preserve"> 加「模型服务异常，请稍后重试」，</w:t>
+      </w:r>
+      <w:r>
+        <w:rPr>
+          <w:rFonts w:ascii="微软雅黑" w:hAnsi="微软雅黑" w:eastAsia="微软雅黑"/>
+          <w:b/>
+          <w:sz w:val="21"/>
+        </w:rPr>
+        <w:t>不会崩</w:t>
+      </w:r>
+      <w:r>
+        <w:rPr>
+          <w:rFonts w:ascii="微软雅黑" w:hAnsi="微软雅黑" w:eastAsia="微软雅黑"/>
+          <w:b w:val="0"/>
+          <w:sz w:val="21"/>
+        </w:rPr>
+        <w:t>。</w:t>
       </w:r>
     </w:p>
     <w:p>
@@ -4901,12 +7340,13 @@
           <w:color w:val="1A1A1A"/>
           <w:sz w:val="30"/>
         </w:rPr>
-        <w:t>8. 本地怎么先验证一遍</w:t>
+        <w:t>10. 以后改了代码，怎么更新线上</w:t>
       </w:r>
     </w:p>
     <w:p>
       <w:pPr>
-        <w:spacing w:after="120"/>
+        <w:spacing w:after="60"/>
+        <w:ind w:left="425" w:hanging="425"/>
       </w:pPr>
       <w:r>
         <w:rPr>
@@ -4914,7 +7354,7 @@
           <w:b w:val="0"/>
           <w:sz w:val="21"/>
         </w:rPr>
-        <w:t>在交付方机器上（Windows，</w:t>
+        <w:t xml:space="preserve">1. 交付方把改动 push 到 </w:t>
       </w:r>
       <w:r>
         <w:rPr>
@@ -4923,15 +7363,292 @@
           <w:color w:val="C7254E"/>
           <w:sz w:val="19"/>
         </w:rPr>
-        <w:t>E:\</w:t>
-      </w:r>
+        <w:t>main</w:t>
+      </w:r>
+    </w:p>
+    <w:p>
+      <w:pPr>
+        <w:spacing w:after="60"/>
+        <w:ind w:left="425" w:hanging="425"/>
+      </w:pPr>
       <w:r>
         <w:rPr>
           <w:rFonts w:ascii="微软雅黑" w:hAnsi="微软雅黑" w:eastAsia="微软雅黑"/>
           <w:b w:val="0"/>
           <w:sz w:val="21"/>
         </w:rPr>
-        <w:t xml:space="preserve"> 下）：</w:t>
+        <w:t xml:space="preserve">2. 控制台 → 该服务 → </w:t>
+      </w:r>
+      <w:r>
+        <w:rPr>
+          <w:rFonts w:ascii="微软雅黑" w:hAnsi="微软雅黑" w:eastAsia="微软雅黑"/>
+          <w:b/>
+          <w:sz w:val="21"/>
+        </w:rPr>
+        <w:t>重新部署</w:t>
+      </w:r>
+      <w:r>
+        <w:rPr>
+          <w:rFonts w:ascii="微软雅黑" w:hAnsi="微软雅黑" w:eastAsia="微软雅黑"/>
+          <w:b w:val="0"/>
+          <w:sz w:val="21"/>
+        </w:rPr>
+        <w:t>（也可以开启「自动构建 / 持续部署」，push 后自动重建）</w:t>
+      </w:r>
+    </w:p>
+    <w:p>
+      <w:pPr>
+        <w:spacing w:after="60"/>
+        <w:ind w:left="425" w:hanging="425"/>
+      </w:pPr>
+      <w:r>
+        <w:rPr>
+          <w:rFonts w:ascii="微软雅黑" w:hAnsi="微软雅黑" w:eastAsia="微软雅黑"/>
+          <w:b w:val="0"/>
+          <w:sz w:val="21"/>
+        </w:rPr>
+        <w:t>3. 前端（</w:t>
+      </w:r>
+      <w:r>
+        <w:rPr>
+          <w:rFonts w:ascii="Consolas" w:hAnsi="Consolas" w:eastAsia="微软雅黑"/>
+          <w:b w:val="0"/>
+          <w:color w:val="C7254E"/>
+          <w:sz w:val="19"/>
+        </w:rPr>
+        <w:t>web/</w:t>
+      </w:r>
+      <w:r>
+        <w:rPr>
+          <w:rFonts w:ascii="微软雅黑" w:hAnsi="微软雅黑" w:eastAsia="微软雅黑"/>
+          <w:b w:val="0"/>
+          <w:sz w:val="21"/>
+        </w:rPr>
+        <w:t xml:space="preserve"> 里的 </w:t>
+      </w:r>
+      <w:r>
+        <w:rPr>
+          <w:rFonts w:ascii="Consolas" w:hAnsi="Consolas" w:eastAsia="微软雅黑"/>
+          <w:b w:val="0"/>
+          <w:color w:val="C7254E"/>
+          <w:sz w:val="19"/>
+        </w:rPr>
+        <w:t>app.js</w:t>
+      </w:r>
+      <w:r>
+        <w:rPr>
+          <w:rFonts w:ascii="微软雅黑" w:hAnsi="微软雅黑" w:eastAsia="微软雅黑"/>
+          <w:b w:val="0"/>
+          <w:sz w:val="21"/>
+        </w:rPr>
+        <w:t>、</w:t>
+      </w:r>
+      <w:r>
+        <w:rPr>
+          <w:rFonts w:ascii="Consolas" w:hAnsi="Consolas" w:eastAsia="微软雅黑"/>
+          <w:b w:val="0"/>
+          <w:color w:val="C7254E"/>
+          <w:sz w:val="19"/>
+        </w:rPr>
+        <w:t>style.css</w:t>
+      </w:r>
+      <w:r>
+        <w:rPr>
+          <w:rFonts w:ascii="微软雅黑" w:hAnsi="微软雅黑" w:eastAsia="微软雅黑"/>
+          <w:b w:val="0"/>
+          <w:sz w:val="21"/>
+        </w:rPr>
+        <w:t>、</w:t>
+      </w:r>
+      <w:r>
+        <w:rPr>
+          <w:rFonts w:ascii="Consolas" w:hAnsi="Consolas" w:eastAsia="微软雅黑"/>
+          <w:b w:val="0"/>
+          <w:color w:val="C7254E"/>
+          <w:sz w:val="19"/>
+        </w:rPr>
+        <w:t>index.html</w:t>
+      </w:r>
+      <w:r>
+        <w:rPr>
+          <w:rFonts w:ascii="微软雅黑" w:hAnsi="微软雅黑" w:eastAsia="微软雅黑"/>
+          <w:b w:val="0"/>
+          <w:sz w:val="21"/>
+        </w:rPr>
+        <w:t>）改完，等构建完用户刷新页面就拿到新版</w:t>
+      </w:r>
+    </w:p>
+    <w:p>
+      <w:pPr>
+        <w:spacing w:after="60"/>
+        <w:ind w:left="425" w:hanging="425"/>
+      </w:pPr>
+      <w:r>
+        <w:rPr>
+          <w:rFonts w:ascii="微软雅黑" w:hAnsi="微软雅黑" w:eastAsia="微软雅黑"/>
+          <w:b w:val="0"/>
+          <w:sz w:val="21"/>
+        </w:rPr>
+        <w:t>4. 后端（</w:t>
+      </w:r>
+      <w:r>
+        <w:rPr>
+          <w:rFonts w:ascii="Consolas" w:hAnsi="Consolas" w:eastAsia="微软雅黑"/>
+          <w:b w:val="0"/>
+          <w:color w:val="C7254E"/>
+          <w:sz w:val="19"/>
+        </w:rPr>
+        <w:t>api/</w:t>
+      </w:r>
+      <w:r>
+        <w:rPr>
+          <w:rFonts w:ascii="微软雅黑" w:hAnsi="微软雅黑" w:eastAsia="微软雅黑"/>
+          <w:b w:val="0"/>
+          <w:sz w:val="21"/>
+        </w:rPr>
+        <w:t>、</w:t>
+      </w:r>
+      <w:r>
+        <w:rPr>
+          <w:rFonts w:ascii="Consolas" w:hAnsi="Consolas" w:eastAsia="微软雅黑"/>
+          <w:b w:val="0"/>
+          <w:color w:val="C7254E"/>
+          <w:sz w:val="19"/>
+        </w:rPr>
+        <w:t>agents/</w:t>
+      </w:r>
+      <w:r>
+        <w:rPr>
+          <w:rFonts w:ascii="微软雅黑" w:hAnsi="微软雅黑" w:eastAsia="微软雅黑"/>
+          <w:b w:val="0"/>
+          <w:sz w:val="21"/>
+        </w:rPr>
+        <w:t>、</w:t>
+      </w:r>
+      <w:r>
+        <w:rPr>
+          <w:rFonts w:ascii="Consolas" w:hAnsi="Consolas" w:eastAsia="微软雅黑"/>
+          <w:b w:val="0"/>
+          <w:color w:val="C7254E"/>
+          <w:sz w:val="19"/>
+        </w:rPr>
+        <w:t>rag/</w:t>
+      </w:r>
+      <w:r>
+        <w:rPr>
+          <w:rFonts w:ascii="微软雅黑" w:hAnsi="微软雅黑" w:eastAsia="微软雅黑"/>
+          <w:b w:val="0"/>
+          <w:sz w:val="21"/>
+        </w:rPr>
+        <w:t>、</w:t>
+      </w:r>
+      <w:r>
+        <w:rPr>
+          <w:rFonts w:ascii="Consolas" w:hAnsi="Consolas" w:eastAsia="微软雅黑"/>
+          <w:b w:val="0"/>
+          <w:color w:val="C7254E"/>
+          <w:sz w:val="19"/>
+        </w:rPr>
+        <w:t>sessions/</w:t>
+      </w:r>
+      <w:r>
+        <w:rPr>
+          <w:rFonts w:ascii="微软雅黑" w:hAnsi="微软雅黑" w:eastAsia="微软雅黑"/>
+          <w:b w:val="0"/>
+          <w:sz w:val="21"/>
+        </w:rPr>
+        <w:t>）改完</w:t>
+      </w:r>
+      <w:r>
+        <w:rPr>
+          <w:rFonts w:ascii="微软雅黑" w:hAnsi="微软雅黑" w:eastAsia="微软雅黑"/>
+          <w:b/>
+          <w:sz w:val="21"/>
+        </w:rPr>
+        <w:t>必须重新部署</w:t>
+      </w:r>
+      <w:r>
+        <w:rPr>
+          <w:rFonts w:ascii="微软雅黑" w:hAnsi="微软雅黑" w:eastAsia="微软雅黑"/>
+          <w:b w:val="0"/>
+          <w:sz w:val="21"/>
+        </w:rPr>
+        <w:t>才生效</w:t>
+      </w:r>
+    </w:p>
+    <w:p>
+      <w:pPr>
+        <w:spacing w:after="60"/>
+        <w:ind w:left="425" w:hanging="425"/>
+      </w:pPr>
+      <w:r>
+        <w:rPr>
+          <w:rFonts w:ascii="微软雅黑" w:hAnsi="微软雅黑" w:eastAsia="微软雅黑"/>
+          <w:b w:val="0"/>
+          <w:sz w:val="21"/>
+        </w:rPr>
+        <w:t xml:space="preserve">5. </w:t>
+      </w:r>
+      <w:r>
+        <w:rPr>
+          <w:rFonts w:ascii="Consolas" w:hAnsi="Consolas" w:eastAsia="微软雅黑"/>
+          <w:b w:val="0"/>
+          <w:color w:val="C7254E"/>
+          <w:sz w:val="19"/>
+        </w:rPr>
+        <w:t>data/corpus/example.jsonl</w:t>
+      </w:r>
+      <w:r>
+        <w:rPr>
+          <w:rFonts w:ascii="微软雅黑" w:hAnsi="微软雅黑" w:eastAsia="微软雅黑"/>
+          <w:b w:val="0"/>
+          <w:sz w:val="21"/>
+        </w:rPr>
+        <w:t>（语料库）改完也必须重新部署 —— 服务启动时一次性加载</w:t>
+      </w:r>
+    </w:p>
+    <w:p>
+      <w:pPr>
+        <w:spacing w:before="40" w:after="40"/>
+        <w:pBdr>
+          <w:bottom w:val="single" w:sz="4" w:space="1" w:color="BFBFBF"/>
+        </w:pBdr>
+      </w:pPr>
+      <w:r>
+        <w:rPr>
+          <w:rFonts w:ascii="微软雅黑" w:hAnsi="微软雅黑" w:eastAsia="微软雅黑"/>
+          <w:sz w:val="4"/>
+        </w:rPr>
+      </w:r>
+    </w:p>
+    <w:p>
+      <w:pPr>
+        <w:keepNext/>
+        <w:spacing w:before="280" w:after="120"/>
+      </w:pPr>
+      <w:r>
+        <w:rPr>
+          <w:rFonts w:ascii="微软雅黑" w:hAnsi="微软雅黑" w:eastAsia="微软雅黑"/>
+          <w:b/>
+          <w:color w:val="1A1A1A"/>
+          <w:sz w:val="30"/>
+        </w:rPr>
+        <w:t>11. 附录</w:t>
+      </w:r>
+    </w:p>
+    <w:p>
+      <w:pPr>
+        <w:keepNext/>
+        <w:spacing w:before="200" w:after="120"/>
+      </w:pPr>
+      <w:r>
+        <w:rPr>
+          <w:rFonts w:ascii="微软雅黑" w:hAnsi="微软雅黑" w:eastAsia="微软雅黑"/>
+          <w:b/>
+          <w:color w:val="333333"/>
+          <w:sz w:val="25"/>
+        </w:rPr>
+        <w:t>11.1 交付方本地先跑一遍（Windows）</w:t>
       </w:r>
     </w:p>
     <w:p>
@@ -4972,7 +7689,7 @@
           <w:b w:val="0"/>
           <w:sz w:val="21"/>
         </w:rPr>
-        <w:t xml:space="preserve">然后浏览器开 </w:t>
+        <w:t xml:space="preserve">浏览器开 </w:t>
       </w:r>
       <w:r>
         <w:rPr>
@@ -4989,7 +7706,73 @@
           <w:b w:val="0"/>
           <w:sz w:val="21"/>
         </w:rPr>
-        <w:t>。</w:t>
+        <w:t xml:space="preserve">。必须从 </w:t>
+      </w:r>
+      <w:r>
+        <w:rPr>
+          <w:rFonts w:ascii="Consolas" w:hAnsi="Consolas" w:eastAsia="微软雅黑"/>
+          <w:b w:val="0"/>
+          <w:color w:val="C7254E"/>
+          <w:sz w:val="19"/>
+        </w:rPr>
+        <w:t>E:\</w:t>
+      </w:r>
+      <w:r>
+        <w:rPr>
+          <w:rFonts w:ascii="微软雅黑" w:hAnsi="微软雅黑" w:eastAsia="微软雅黑"/>
+          <w:b w:val="0"/>
+          <w:sz w:val="21"/>
+        </w:rPr>
+        <w:t xml:space="preserve"> 下启动（不是 </w:t>
+      </w:r>
+      <w:r>
+        <w:rPr>
+          <w:rFonts w:ascii="Consolas" w:hAnsi="Consolas" w:eastAsia="微软雅黑"/>
+          <w:b w:val="0"/>
+          <w:color w:val="C7254E"/>
+          <w:sz w:val="19"/>
+        </w:rPr>
+        <w:t>E:\logic_coloc</w:t>
+      </w:r>
+      <w:r>
+        <w:rPr>
+          <w:rFonts w:ascii="微软雅黑" w:hAnsi="微软雅黑" w:eastAsia="微软雅黑"/>
+          <w:b w:val="0"/>
+          <w:sz w:val="21"/>
+        </w:rPr>
+        <w:t xml:space="preserve"> 里），因为包的父目录要在 </w:t>
+      </w:r>
+      <w:r>
+        <w:rPr>
+          <w:rFonts w:ascii="Consolas" w:hAnsi="Consolas" w:eastAsia="微软雅黑"/>
+          <w:b w:val="0"/>
+          <w:color w:val="C7254E"/>
+          <w:sz w:val="19"/>
+        </w:rPr>
+        <w:t>sys.path</w:t>
+      </w:r>
+      <w:r>
+        <w:rPr>
+          <w:rFonts w:ascii="微软雅黑" w:hAnsi="微软雅黑" w:eastAsia="微软雅黑"/>
+          <w:b w:val="0"/>
+          <w:sz w:val="21"/>
+        </w:rPr>
+        <w:t xml:space="preserve"> 上。</w:t>
+      </w:r>
+    </w:p>
+    <w:p>
+      <w:pPr>
+        <w:keepNext/>
+        <w:spacing w:before="200" w:after="120"/>
+      </w:pPr>
+      <w:r>
+        <w:rPr>
+          <w:rFonts w:ascii="微软雅黑" w:hAnsi="微软雅黑" w:eastAsia="微软雅黑"/>
+          <w:b/>
+          <w:color w:val="333333"/>
+          <w:sz w:val="25"/>
+        </w:rPr>
+        <w:t>11.2 前后端同源（推荐，也是默认）</w:t>
       </w:r>
     </w:p>
     <w:p>
@@ -4999,35 +7782,10 @@
       <w:r>
         <w:rPr>
           <w:rFonts w:ascii="微软雅黑" w:hAnsi="微软雅黑" w:eastAsia="微软雅黑"/>
-          <w:b/>
-          <w:sz w:val="21"/>
-        </w:rPr>
-        <w:t xml:space="preserve">注意必须从 </w:t>
-      </w:r>
-      <w:r>
-        <w:rPr>
-          <w:rFonts w:ascii="Consolas" w:hAnsi="Consolas" w:eastAsia="微软雅黑"/>
-          <w:b/>
-          <w:color w:val="C7254E"/>
-          <w:sz w:val="19"/>
-        </w:rPr>
-        <w:t>E:\</w:t>
-      </w:r>
-      <w:r>
-        <w:rPr>
-          <w:rFonts w:ascii="微软雅黑" w:hAnsi="微软雅黑" w:eastAsia="微软雅黑"/>
-          <w:b/>
-          <w:sz w:val="21"/>
-        </w:rPr>
-        <w:t xml:space="preserve"> 下启动</w:t>
-      </w:r>
-      <w:r>
-        <w:rPr>
-          <w:rFonts w:ascii="微软雅黑" w:hAnsi="微软雅黑" w:eastAsia="微软雅黑"/>
           <w:b w:val="0"/>
           <w:sz w:val="21"/>
         </w:rPr>
-        <w:t xml:space="preserve">（不是从 </w:t>
+        <w:t>前端和后端放在同一个域名下（就用容器自带的地址）：静态资源（</w:t>
       </w:r>
       <w:r>
         <w:rPr>
@@ -5036,7 +7794,7 @@
           <w:color w:val="C7254E"/>
           <w:sz w:val="19"/>
         </w:rPr>
-        <w:t>E:\logic_coloc</w:t>
+        <w:t>/static/*</w:t>
       </w:r>
       <w:r>
         <w:rPr>
@@ -5044,7 +7802,7 @@
           <w:b w:val="0"/>
           <w:sz w:val="21"/>
         </w:rPr>
-        <w:t xml:space="preserve"> 里），因为 </w:t>
+        <w:t>）和接口（</w:t>
       </w:r>
       <w:r>
         <w:rPr>
@@ -5053,7 +7811,7 @@
           <w:color w:val="C7254E"/>
           <w:sz w:val="19"/>
         </w:rPr>
-        <w:t>logic_coloc</w:t>
+        <w:t>/api/*</w:t>
       </w:r>
       <w:r>
         <w:rPr>
@@ -5061,7 +7819,23 @@
           <w:b w:val="0"/>
           <w:sz w:val="21"/>
         </w:rPr>
-        <w:t xml:space="preserve"> 是包名，父目录要在 </w:t>
+        <w:t>）天然打通，</w:t>
+      </w:r>
+      <w:r>
+        <w:rPr>
+          <w:rFonts w:ascii="微软雅黑" w:hAnsi="微软雅黑" w:eastAsia="微软雅黑"/>
+          <w:b/>
+          <w:sz w:val="21"/>
+        </w:rPr>
+        <w:t>不用改 CORS、也不用改前端代码</w:t>
+      </w:r>
+      <w:r>
+        <w:rPr>
+          <w:rFonts w:ascii="微软雅黑" w:hAnsi="微软雅黑" w:eastAsia="微软雅黑"/>
+          <w:b w:val="0"/>
+          <w:sz w:val="21"/>
+        </w:rPr>
+        <w:t>（</w:t>
       </w:r>
       <w:r>
         <w:rPr>
@@ -5070,7 +7844,7 @@
           <w:color w:val="C7254E"/>
           <w:sz w:val="19"/>
         </w:rPr>
-        <w:t>sys.path</w:t>
+        <w:t>web/app.js</w:t>
       </w:r>
       <w:r>
         <w:rPr>
@@ -5078,7 +7852,266 @@
           <w:b w:val="0"/>
           <w:sz w:val="21"/>
         </w:rPr>
-        <w:t xml:space="preserve"> 上。</w:t>
+        <w:t xml:space="preserve"> 里 </w:t>
+      </w:r>
+      <w:r>
+        <w:rPr>
+          <w:rFonts w:ascii="Consolas" w:hAnsi="Consolas" w:eastAsia="微软雅黑"/>
+          <w:b w:val="0"/>
+          <w:color w:val="C7254E"/>
+          <w:sz w:val="19"/>
+        </w:rPr>
+        <w:t>API_BASE = window.LC_API_BASE || ""</w:t>
+      </w:r>
+      <w:r>
+        <w:rPr>
+          <w:rFonts w:ascii="微软雅黑" w:hAnsi="微软雅黑" w:eastAsia="微软雅黑"/>
+          <w:b w:val="0"/>
+          <w:sz w:val="21"/>
+        </w:rPr>
+        <w:t xml:space="preserve"> 默认就是同源）。</w:t>
+      </w:r>
+    </w:p>
+    <w:p>
+      <w:pPr>
+        <w:keepNext/>
+        <w:spacing w:before="200" w:after="120"/>
+      </w:pPr>
+      <w:r>
+        <w:rPr>
+          <w:rFonts w:ascii="微软雅黑" w:hAnsi="微软雅黑" w:eastAsia="微软雅黑"/>
+          <w:b/>
+          <w:color w:val="333333"/>
+          <w:sz w:val="25"/>
+        </w:rPr>
+        <w:t>11.3 一定要前后端分离部署的话</w:t>
+      </w:r>
+    </w:p>
+    <w:p>
+      <w:pPr>
+        <w:spacing w:after="60"/>
+        <w:ind w:left="425" w:hanging="425"/>
+      </w:pPr>
+      <w:r>
+        <w:rPr>
+          <w:rFonts w:ascii="微软雅黑" w:hAnsi="微软雅黑" w:eastAsia="微软雅黑"/>
+          <w:b w:val="0"/>
+          <w:sz w:val="21"/>
+        </w:rPr>
+        <w:t xml:space="preserve">1. 在 </w:t>
+      </w:r>
+      <w:r>
+        <w:rPr>
+          <w:rFonts w:ascii="Consolas" w:hAnsi="Consolas" w:eastAsia="微软雅黑"/>
+          <w:b w:val="0"/>
+          <w:color w:val="C7254E"/>
+          <w:sz w:val="19"/>
+        </w:rPr>
+        <w:t>index.html</w:t>
+      </w:r>
+      <w:r>
+        <w:rPr>
+          <w:rFonts w:ascii="微软雅黑" w:hAnsi="微软雅黑" w:eastAsia="微软雅黑"/>
+          <w:b w:val="0"/>
+          <w:sz w:val="21"/>
+        </w:rPr>
+        <w:t xml:space="preserve"> 引 </w:t>
+      </w:r>
+      <w:r>
+        <w:rPr>
+          <w:rFonts w:ascii="Consolas" w:hAnsi="Consolas" w:eastAsia="微软雅黑"/>
+          <w:b w:val="0"/>
+          <w:color w:val="C7254E"/>
+          <w:sz w:val="19"/>
+        </w:rPr>
+        <w:t>app.js</w:t>
+      </w:r>
+      <w:r>
+        <w:rPr>
+          <w:rFonts w:ascii="微软雅黑" w:hAnsi="微软雅黑" w:eastAsia="微软雅黑"/>
+          <w:b w:val="0"/>
+          <w:sz w:val="21"/>
+        </w:rPr>
+        <w:t xml:space="preserve"> 之前插入 </w:t>
+      </w:r>
+      <w:r>
+        <w:rPr>
+          <w:rFonts w:ascii="Consolas" w:hAnsi="Consolas" w:eastAsia="微软雅黑"/>
+          <w:b w:val="0"/>
+          <w:color w:val="C7254E"/>
+          <w:sz w:val="19"/>
+        </w:rPr>
+        <w:t>&lt;script&gt;window.LC_API_BASE = "https://后端域名";&lt;/script&gt;</w:t>
+      </w:r>
+    </w:p>
+    <w:p>
+      <w:pPr>
+        <w:spacing w:after="60"/>
+        <w:ind w:left="425" w:hanging="425"/>
+      </w:pPr>
+      <w:r>
+        <w:rPr>
+          <w:rFonts w:ascii="微软雅黑" w:hAnsi="微软雅黑" w:eastAsia="微软雅黑"/>
+          <w:b w:val="0"/>
+          <w:sz w:val="21"/>
+        </w:rPr>
+        <w:t xml:space="preserve">2. 改 </w:t>
+      </w:r>
+      <w:r>
+        <w:rPr>
+          <w:rFonts w:ascii="Consolas" w:hAnsi="Consolas" w:eastAsia="微软雅黑"/>
+          <w:b w:val="0"/>
+          <w:color w:val="C7254E"/>
+          <w:sz w:val="19"/>
+        </w:rPr>
+        <w:t>api/__init__.py</w:t>
+      </w:r>
+      <w:r>
+        <w:rPr>
+          <w:rFonts w:ascii="微软雅黑" w:hAnsi="微软雅黑" w:eastAsia="微软雅黑"/>
+          <w:b w:val="0"/>
+          <w:sz w:val="21"/>
+        </w:rPr>
+        <w:t xml:space="preserve"> 里的 CORS 白名单（现在只有 </w:t>
+      </w:r>
+      <w:r>
+        <w:rPr>
+          <w:rFonts w:ascii="Consolas" w:hAnsi="Consolas" w:eastAsia="微软雅黑"/>
+          <w:b w:val="0"/>
+          <w:color w:val="C7254E"/>
+          <w:sz w:val="19"/>
+        </w:rPr>
+        <w:t>localhost:5500</w:t>
+      </w:r>
+      <w:r>
+        <w:rPr>
+          <w:rFonts w:ascii="微软雅黑" w:hAnsi="微软雅黑" w:eastAsia="微软雅黑"/>
+          <w:b w:val="0"/>
+          <w:sz w:val="21"/>
+        </w:rPr>
+        <w:t xml:space="preserve"> 和 </w:t>
+      </w:r>
+      <w:r>
+        <w:rPr>
+          <w:rFonts w:ascii="Consolas" w:hAnsi="Consolas" w:eastAsia="微软雅黑"/>
+          <w:b w:val="0"/>
+          <w:color w:val="C7254E"/>
+          <w:sz w:val="19"/>
+        </w:rPr>
+        <w:t>8080</w:t>
+      </w:r>
+      <w:r>
+        <w:rPr>
+          <w:rFonts w:ascii="微软雅黑" w:hAnsi="微软雅黑" w:eastAsia="微软雅黑"/>
+          <w:b w:val="0"/>
+          <w:sz w:val="21"/>
+        </w:rPr>
+        <w:t>），把前端域名加进去</w:t>
+      </w:r>
+    </w:p>
+    <w:p>
+      <w:pPr>
+        <w:spacing w:after="60"/>
+        <w:ind w:left="425" w:hanging="425"/>
+      </w:pPr>
+      <w:r>
+        <w:rPr>
+          <w:rFonts w:ascii="微软雅黑" w:hAnsi="微软雅黑" w:eastAsia="微软雅黑"/>
+          <w:b w:val="0"/>
+          <w:sz w:val="21"/>
+        </w:rPr>
+        <w:t xml:space="preserve">3. </w:t>
+      </w:r>
+      <w:r>
+        <w:rPr>
+          <w:rFonts w:ascii="Consolas" w:hAnsi="Consolas" w:eastAsia="微软雅黑"/>
+          <w:b w:val="0"/>
+          <w:color w:val="C7254E"/>
+          <w:sz w:val="19"/>
+        </w:rPr>
+        <w:t>/uploads/*</w:t>
+      </w:r>
+      <w:r>
+        <w:rPr>
+          <w:rFonts w:ascii="微软雅黑" w:hAnsi="微软雅黑" w:eastAsia="微软雅黑"/>
+          <w:b w:val="0"/>
+          <w:sz w:val="21"/>
+        </w:rPr>
+        <w:t xml:space="preserve"> 必须能公网直接访问（</w:t>
+      </w:r>
+      <w:r>
+        <w:rPr>
+          <w:rFonts w:ascii="Consolas" w:hAnsi="Consolas" w:eastAsia="微软雅黑"/>
+          <w:b w:val="0"/>
+          <w:color w:val="C7254E"/>
+          <w:sz w:val="19"/>
+        </w:rPr>
+        <w:t>&lt;img&gt;</w:t>
+      </w:r>
+      <w:r>
+        <w:rPr>
+          <w:rFonts w:ascii="微软雅黑" w:hAnsi="微软雅黑" w:eastAsia="微软雅黑"/>
+          <w:b w:val="0"/>
+          <w:sz w:val="21"/>
+        </w:rPr>
+        <w:t xml:space="preserve"> 不会带 </w:t>
+      </w:r>
+      <w:r>
+        <w:rPr>
+          <w:rFonts w:ascii="Consolas" w:hAnsi="Consolas" w:eastAsia="微软雅黑"/>
+          <w:b w:val="0"/>
+          <w:color w:val="C7254E"/>
+          <w:sz w:val="19"/>
+        </w:rPr>
+        <w:t>Authorization</w:t>
+      </w:r>
+      <w:r>
+        <w:rPr>
+          <w:rFonts w:ascii="微软雅黑" w:hAnsi="微软雅黑" w:eastAsia="微软雅黑"/>
+          <w:b w:val="0"/>
+          <w:sz w:val="21"/>
+        </w:rPr>
+        <w:t xml:space="preserve"> 头），它靠「随机 uid + 随机文件名」保护</w:t>
+      </w:r>
+    </w:p>
+    <w:p>
+      <w:pPr>
+        <w:spacing w:after="60"/>
+        <w:ind w:left="425" w:hanging="425"/>
+      </w:pPr>
+      <w:r>
+        <w:rPr>
+          <w:rFonts w:ascii="微软雅黑" w:hAnsi="微软雅黑" w:eastAsia="微软雅黑"/>
+          <w:b w:val="0"/>
+          <w:sz w:val="21"/>
+        </w:rPr>
+        <w:t xml:space="preserve">4. 前端所有请求都走 </w:t>
+      </w:r>
+      <w:r>
+        <w:rPr>
+          <w:rFonts w:ascii="Consolas" w:hAnsi="Consolas" w:eastAsia="微软雅黑"/>
+          <w:b w:val="0"/>
+          <w:color w:val="C7254E"/>
+          <w:sz w:val="19"/>
+        </w:rPr>
+        <w:t>authFetch</w:t>
+      </w:r>
+      <w:r>
+        <w:rPr>
+          <w:rFonts w:ascii="微软雅黑" w:hAnsi="微软雅黑" w:eastAsia="微软雅黑"/>
+          <w:b w:val="0"/>
+          <w:sz w:val="21"/>
+        </w:rPr>
+        <w:t xml:space="preserve">，新加接口别直接调 </w:t>
+      </w:r>
+      <w:r>
+        <w:rPr>
+          <w:rFonts w:ascii="Consolas" w:hAnsi="Consolas" w:eastAsia="微软雅黑"/>
+          <w:b w:val="0"/>
+          <w:color w:val="C7254E"/>
+          <w:sz w:val="19"/>
+        </w:rPr>
+        <w:t>fetch</w:t>
       </w:r>
     </w:p>
     <w:sectPr>

--- a/docs/Logic-Coloc-CloudBase部署说明.docx
+++ b/docs/Logic-Coloc-CloudBase部署说明.docx
@@ -2889,7 +2889,40 @@
                 <w:b w:val="0"/>
                 <w:sz w:val="20"/>
               </w:rPr>
-              <w:t>只有这一条需要保密</w:t>
+              <w:t>只有这一条需要保密。</w:t>
+            </w:r>
+            <w:r>
+              <w:rPr>
+                <w:rFonts w:ascii="微软雅黑" w:hAnsi="微软雅黑" w:eastAsia="微软雅黑"/>
+                <w:b/>
+                <w:sz w:val="20"/>
+              </w:rPr>
+              <w:t xml:space="preserve">必须以 </w:t>
+            </w:r>
+            <w:r>
+              <w:rPr>
+                <w:rFonts w:ascii="Consolas" w:hAnsi="Consolas" w:eastAsia="微软雅黑"/>
+                <w:b/>
+                <w:color w:val="C7254E"/>
+                <w:sz w:val="18"/>
+              </w:rPr>
+              <w:t>sk-</w:t>
+            </w:r>
+            <w:r>
+              <w:rPr>
+                <w:rFonts w:ascii="微软雅黑" w:hAnsi="微软雅黑" w:eastAsia="微软雅黑"/>
+                <w:b/>
+                <w:sz w:val="20"/>
+              </w:rPr>
+              <w:t xml:space="preserve"> 开头</w:t>
+            </w:r>
+            <w:r>
+              <w:rPr>
+                <w:rFonts w:ascii="微软雅黑" w:hAnsi="微软雅黑" w:eastAsia="微软雅黑"/>
+                <w:b w:val="0"/>
+                <w:sz w:val="20"/>
+              </w:rPr>
+              <w:t>，见下方硬规定</w:t>
             </w:r>
           </w:p>
         </w:tc>
@@ -3172,6 +3205,67 @@
                 <w:color w:val="C7254E"/>
                 <w:sz w:val="18"/>
               </w:rPr>
+              <w:t>LC_REVIEW_SUMMARY_TIMEOUT</w:t>
+            </w:r>
+          </w:p>
+        </w:tc>
+        <w:tc>
+          <w:tcPr>
+            <w:tcW w:type="dxa" w:w="3249"/>
+          </w:tcPr>
+          <w:p>
+            <w:pPr>
+              <w:spacing w:before="40" w:after="40"/>
+            </w:pPr>
+            <w:r/>
+            <w:r>
+              <w:rPr>
+                <w:rFonts w:ascii="Consolas" w:hAnsi="Consolas" w:eastAsia="微软雅黑"/>
+                <w:b w:val="0"/>
+                <w:color w:val="C7254E"/>
+                <w:sz w:val="18"/>
+              </w:rPr>
+              <w:t>60</w:t>
+            </w:r>
+          </w:p>
+        </w:tc>
+        <w:tc>
+          <w:tcPr>
+            <w:tcW w:type="dxa" w:w="3249"/>
+          </w:tcPr>
+          <w:p>
+            <w:pPr>
+              <w:spacing w:before="40" w:after="40"/>
+            </w:pPr>
+            <w:r/>
+            <w:r>
+              <w:rPr>
+                <w:rFonts w:ascii="微软雅黑" w:hAnsi="微软雅黑" w:eastAsia="微软雅黑"/>
+                <w:b w:val="0"/>
+                <w:sz w:val="20"/>
+              </w:rPr>
+              <w:t>复盘总结的超时（秒）。不填就用这个默认值</w:t>
+            </w:r>
+          </w:p>
+        </w:tc>
+      </w:tr>
+      <w:tr>
+        <w:tc>
+          <w:tcPr>
+            <w:tcW w:type="dxa" w:w="3249"/>
+          </w:tcPr>
+          <w:p>
+            <w:pPr>
+              <w:spacing w:before="40" w:after="40"/>
+            </w:pPr>
+            <w:r/>
+            <w:r>
+              <w:rPr>
+                <w:rFonts w:ascii="Consolas" w:hAnsi="Consolas" w:eastAsia="微软雅黑"/>
+                <w:b w:val="0"/>
+                <w:color w:val="C7254E"/>
+                <w:sz w:val="18"/>
+              </w:rPr>
               <w:t>LC_THINKING</w:t>
             </w:r>
           </w:p>
@@ -3279,7 +3373,7 @@
                 <w:b w:val="0"/>
                 <w:sz w:val="20"/>
               </w:rPr>
-              <w:t>登录态签名密钥，不配的后果见下</w:t>
+              <w:t>身份签名密钥，不配的后果见下</w:t>
             </w:r>
           </w:p>
         </w:tc>
@@ -3443,7 +3537,7 @@
           <w:color w:val="333333"/>
           <w:sz w:val="25"/>
         </w:rPr>
-        <w:t>⚠️ 硬规定一：`LC_BRIDGE` 必须一字不差地填 `https://api.openai-next.com`</w:t>
+        <w:t>⚠️ 硬规定一：`LC_BRIDGE` 和 `LC_API_KEY` 是**两个**条件，一起决定说哪种协议</w:t>
       </w:r>
     </w:p>
     <w:p>
@@ -3456,7 +3550,7 @@
           <w:b w:val="0"/>
           <w:sz w:val="21"/>
         </w:rPr>
-        <w:t xml:space="preserve">不要加 </w:t>
+        <w:t xml:space="preserve">代码在 </w:t>
       </w:r>
       <w:r>
         <w:rPr>
@@ -3465,7 +3559,7 @@
           <w:color w:val="C7254E"/>
           <w:sz w:val="19"/>
         </w:rPr>
-        <w:t>/v1</w:t>
+        <w:t>feature_extractor.py</w:t>
       </w:r>
       <w:r>
         <w:rPr>
@@ -3473,7 +3567,38 @@
           <w:b w:val="0"/>
           <w:sz w:val="21"/>
         </w:rPr>
-        <w:t>，不要加结尾斜杠，不要换成别的域名（哪怕那个域名指向同一个服务）。</w:t>
+        <w:t xml:space="preserve"> 的 </w:t>
+      </w:r>
+      <w:r>
+        <w:rPr>
+          <w:rFonts w:ascii="Consolas" w:hAnsi="Consolas" w:eastAsia="微软雅黑"/>
+          <w:b w:val="0"/>
+          <w:color w:val="C7254E"/>
+          <w:sz w:val="19"/>
+        </w:rPr>
+        <w:t>llm()</w:t>
+      </w:r>
+      <w:r>
+        <w:rPr>
+          <w:rFonts w:ascii="微软雅黑" w:hAnsi="微软雅黑" w:eastAsia="微软雅黑"/>
+          <w:b w:val="0"/>
+          <w:sz w:val="21"/>
+        </w:rPr>
+        <w:t xml:space="preserve"> 里这样判定要不要走 OpenAI 方言：</w:t>
+      </w:r>
+    </w:p>
+    <w:p>
+      <w:pPr>
+        <w:spacing w:before="120" w:after="120" w:line="240" w:lineRule="auto"/>
+        <w:ind w:left="283"/>
+        <w:shd w:val="clear" w:fill="F5F5F5"/>
+      </w:pPr>
+      <w:r>
+        <w:rPr>
+          <w:rFonts w:ascii="Consolas" w:hAnsi="Consolas" w:eastAsia="微软雅黑"/>
+          <w:sz w:val="18"/>
+        </w:rPr>
+        <w:t>config.BRIDGE.rstrip("/").endswith("api.openai-next.com")  and  config.API_KEY.startswith("sk-")</w:t>
       </w:r>
     </w:p>
     <w:p>
@@ -3486,7 +3611,7 @@
           <w:b w:val="0"/>
           <w:sz w:val="21"/>
         </w:rPr>
-        <w:t>原因：代码里是靠</w:t>
+        <w:t>两个条件</w:t>
       </w:r>
       <w:r>
         <w:rPr>
@@ -3494,7 +3619,7 @@
           <w:b/>
           <w:sz w:val="21"/>
         </w:rPr>
-        <w:t>域名后缀</w:t>
+        <w:t>都</w:t>
       </w:r>
       <w:r>
         <w:rPr>
@@ -3502,7 +3627,392 @@
           <w:b w:val="0"/>
           <w:sz w:val="21"/>
         </w:rPr>
-        <w:t>判断该说 OpenAI 协议还是 Anthropic 协议的。写法一变，就会</w:t>
+        <w:t>成立才走 OpenAI 方言（</w:t>
+      </w:r>
+      <w:r>
+        <w:rPr>
+          <w:rFonts w:ascii="Consolas" w:hAnsi="Consolas" w:eastAsia="微软雅黑"/>
+          <w:b w:val="0"/>
+          <w:color w:val="C7254E"/>
+          <w:sz w:val="19"/>
+        </w:rPr>
+        <w:t>POST {LC_BRIDGE}/v1/chat/completions</w:t>
+      </w:r>
+      <w:r>
+        <w:rPr>
+          <w:rFonts w:ascii="微软雅黑" w:hAnsi="微软雅黑" w:eastAsia="微软雅黑"/>
+          <w:b w:val="0"/>
+          <w:sz w:val="21"/>
+        </w:rPr>
+        <w:t>），否则一律走 Anthropic 方言（</w:t>
+      </w:r>
+      <w:r>
+        <w:rPr>
+          <w:rFonts w:ascii="Consolas" w:hAnsi="Consolas" w:eastAsia="微软雅黑"/>
+          <w:b w:val="0"/>
+          <w:color w:val="C7254E"/>
+          <w:sz w:val="19"/>
+        </w:rPr>
+        <w:t>POST {LC_BRIDGE}/v1/messages</w:t>
+      </w:r>
+      <w:r>
+        <w:rPr>
+          <w:rFonts w:ascii="微软雅黑" w:hAnsi="微软雅黑" w:eastAsia="微软雅黑"/>
+          <w:b w:val="0"/>
+          <w:sz w:val="21"/>
+        </w:rPr>
+        <w:t>）：</w:t>
+      </w:r>
+    </w:p>
+    <w:tbl>
+      <w:tblPr>
+        <w:tblStyle w:val="TableGrid"/>
+        <w:tblW w:type="auto" w:w="0"/>
+        <w:jc w:val="left"/>
+        <w:tblLayout w:type="autofit"/>
+        <w:tblLook w:firstColumn="1" w:firstRow="1" w:lastColumn="0" w:lastRow="0" w:noHBand="0" w:noVBand="1" w:val="04A0"/>
+      </w:tblPr>
+      <w:tblGrid>
+        <w:gridCol w:w="4873"/>
+        <w:gridCol w:w="4873"/>
+      </w:tblGrid>
+      <w:tr>
+        <w:tc>
+          <w:tcPr>
+            <w:tcW w:type="dxa" w:w="4873"/>
+            <w:shd w:val="clear" w:fill="EAEAEA"/>
+          </w:tcPr>
+          <w:p>
+            <w:pPr>
+              <w:spacing w:before="40" w:after="40"/>
+            </w:pPr>
+            <w:r/>
+            <w:r>
+              <w:rPr>
+                <w:rFonts w:ascii="微软雅黑" w:hAnsi="微软雅黑" w:eastAsia="微软雅黑"/>
+                <w:b/>
+                <w:sz w:val="20"/>
+              </w:rPr>
+              <w:t>写法</w:t>
+            </w:r>
+          </w:p>
+        </w:tc>
+        <w:tc>
+          <w:tcPr>
+            <w:tcW w:type="dxa" w:w="4873"/>
+            <w:shd w:val="clear" w:fill="EAEAEA"/>
+          </w:tcPr>
+          <w:p>
+            <w:pPr>
+              <w:spacing w:before="40" w:after="40"/>
+            </w:pPr>
+            <w:r/>
+            <w:r>
+              <w:rPr>
+                <w:rFonts w:ascii="微软雅黑" w:hAnsi="微软雅黑" w:eastAsia="微软雅黑"/>
+                <w:b/>
+                <w:sz w:val="20"/>
+              </w:rPr>
+              <w:t>结果</w:t>
+            </w:r>
+          </w:p>
+        </w:tc>
+      </w:tr>
+      <w:tr>
+        <w:tc>
+          <w:tcPr>
+            <w:tcW w:type="dxa" w:w="4873"/>
+          </w:tcPr>
+          <w:p>
+            <w:pPr>
+              <w:spacing w:before="40" w:after="40"/>
+            </w:pPr>
+            <w:r/>
+            <w:r>
+              <w:rPr>
+                <w:rFonts w:ascii="Consolas" w:hAnsi="Consolas" w:eastAsia="微软雅黑"/>
+                <w:b w:val="0"/>
+                <w:color w:val="C7254E"/>
+                <w:sz w:val="18"/>
+              </w:rPr>
+              <w:t>https://api.openai-next.com</w:t>
+            </w:r>
+            <w:r>
+              <w:rPr>
+                <w:rFonts w:ascii="微软雅黑" w:hAnsi="微软雅黑" w:eastAsia="微软雅黑"/>
+                <w:b w:val="0"/>
+                <w:sz w:val="20"/>
+              </w:rPr>
+              <w:t xml:space="preserve"> + </w:t>
+            </w:r>
+            <w:r>
+              <w:rPr>
+                <w:rFonts w:ascii="Consolas" w:hAnsi="Consolas" w:eastAsia="微软雅黑"/>
+                <w:b w:val="0"/>
+                <w:color w:val="C7254E"/>
+                <w:sz w:val="18"/>
+              </w:rPr>
+              <w:t>sk-</w:t>
+            </w:r>
+            <w:r>
+              <w:rPr>
+                <w:rFonts w:ascii="微软雅黑" w:hAnsi="微软雅黑" w:eastAsia="微软雅黑"/>
+                <w:b w:val="0"/>
+                <w:sz w:val="20"/>
+              </w:rPr>
+              <w:t xml:space="preserve"> 开头的 key</w:t>
+            </w:r>
+          </w:p>
+        </w:tc>
+        <w:tc>
+          <w:tcPr>
+            <w:tcW w:type="dxa" w:w="4873"/>
+          </w:tcPr>
+          <w:p>
+            <w:pPr>
+              <w:spacing w:before="40" w:after="40"/>
+            </w:pPr>
+            <w:r/>
+            <w:r>
+              <w:rPr>
+                <w:rFonts w:ascii="微软雅黑" w:hAnsi="微软雅黑" w:eastAsia="微软雅黑"/>
+                <w:b w:val="0"/>
+                <w:sz w:val="20"/>
+              </w:rPr>
+              <w:t>✅ 走 OpenAI 方言</w:t>
+            </w:r>
+          </w:p>
+        </w:tc>
+      </w:tr>
+      <w:tr>
+        <w:tc>
+          <w:tcPr>
+            <w:tcW w:type="dxa" w:w="4873"/>
+          </w:tcPr>
+          <w:p>
+            <w:pPr>
+              <w:spacing w:before="40" w:after="40"/>
+            </w:pPr>
+            <w:r/>
+            <w:r>
+              <w:rPr>
+                <w:rFonts w:ascii="微软雅黑" w:hAnsi="微软雅黑" w:eastAsia="微软雅黑"/>
+                <w:b w:val="0"/>
+                <w:sz w:val="20"/>
+              </w:rPr>
+              <w:t xml:space="preserve">加了 </w:t>
+            </w:r>
+            <w:r>
+              <w:rPr>
+                <w:rFonts w:ascii="Consolas" w:hAnsi="Consolas" w:eastAsia="微软雅黑"/>
+                <w:b w:val="0"/>
+                <w:color w:val="C7254E"/>
+                <w:sz w:val="18"/>
+              </w:rPr>
+              <w:t>/v1</w:t>
+            </w:r>
+            <w:r>
+              <w:rPr>
+                <w:rFonts w:ascii="微软雅黑" w:hAnsi="微软雅黑" w:eastAsia="微软雅黑"/>
+                <w:b w:val="0"/>
+                <w:sz w:val="20"/>
+              </w:rPr>
+              <w:t>，或换成别的域名</w:t>
+            </w:r>
+          </w:p>
+        </w:tc>
+        <w:tc>
+          <w:tcPr>
+            <w:tcW w:type="dxa" w:w="4873"/>
+          </w:tcPr>
+          <w:p>
+            <w:pPr>
+              <w:spacing w:before="40" w:after="40"/>
+            </w:pPr>
+            <w:r/>
+            <w:r>
+              <w:rPr>
+                <w:rFonts w:ascii="微软雅黑" w:hAnsi="微软雅黑" w:eastAsia="微软雅黑"/>
+                <w:b w:val="0"/>
+                <w:sz w:val="20"/>
+              </w:rPr>
+              <w:t xml:space="preserve">❌ </w:t>
+            </w:r>
+            <w:r>
+              <w:rPr>
+                <w:rFonts w:ascii="Consolas" w:hAnsi="Consolas" w:eastAsia="微软雅黑"/>
+                <w:b w:val="0"/>
+                <w:color w:val="C7254E"/>
+                <w:sz w:val="18"/>
+              </w:rPr>
+              <w:t>endswith</w:t>
+            </w:r>
+            <w:r>
+              <w:rPr>
+                <w:rFonts w:ascii="微软雅黑" w:hAnsi="微软雅黑" w:eastAsia="微软雅黑"/>
+                <w:b w:val="0"/>
+                <w:sz w:val="20"/>
+              </w:rPr>
+              <w:t xml:space="preserve"> 不成立 → 静默走 Anthropic 方言</w:t>
+            </w:r>
+          </w:p>
+        </w:tc>
+      </w:tr>
+      <w:tr>
+        <w:tc>
+          <w:tcPr>
+            <w:tcW w:type="dxa" w:w="4873"/>
+          </w:tcPr>
+          <w:p>
+            <w:pPr>
+              <w:spacing w:before="40" w:after="40"/>
+            </w:pPr>
+            <w:r/>
+            <w:r>
+              <w:rPr>
+                <w:rFonts w:ascii="微软雅黑" w:hAnsi="微软雅黑" w:eastAsia="微软雅黑"/>
+                <w:b w:val="0"/>
+                <w:sz w:val="20"/>
+              </w:rPr>
+              <w:t xml:space="preserve">域名写对了，但 key </w:t>
+            </w:r>
+            <w:r>
+              <w:rPr>
+                <w:rFonts w:ascii="微软雅黑" w:hAnsi="微软雅黑" w:eastAsia="微软雅黑"/>
+                <w:b/>
+                <w:sz w:val="20"/>
+              </w:rPr>
+              <w:t xml:space="preserve">不以 </w:t>
+            </w:r>
+            <w:r>
+              <w:rPr>
+                <w:rFonts w:ascii="Consolas" w:hAnsi="Consolas" w:eastAsia="微软雅黑"/>
+                <w:b/>
+                <w:color w:val="C7254E"/>
+                <w:sz w:val="18"/>
+              </w:rPr>
+              <w:t>sk-</w:t>
+            </w:r>
+            <w:r>
+              <w:rPr>
+                <w:rFonts w:ascii="微软雅黑" w:hAnsi="微软雅黑" w:eastAsia="微软雅黑"/>
+                <w:b/>
+                <w:sz w:val="20"/>
+              </w:rPr>
+              <w:t xml:space="preserve"> 开头</w:t>
+            </w:r>
+          </w:p>
+        </w:tc>
+        <w:tc>
+          <w:tcPr>
+            <w:tcW w:type="dxa" w:w="4873"/>
+          </w:tcPr>
+          <w:p>
+            <w:pPr>
+              <w:spacing w:before="40" w:after="40"/>
+            </w:pPr>
+            <w:r/>
+            <w:r>
+              <w:rPr>
+                <w:rFonts w:ascii="微软雅黑" w:hAnsi="微软雅黑" w:eastAsia="微软雅黑"/>
+                <w:b w:val="0"/>
+                <w:sz w:val="20"/>
+              </w:rPr>
+              <w:t>❌ 一样静默走错协议（</w:t>
+            </w:r>
+            <w:r>
+              <w:rPr>
+                <w:rFonts w:ascii="微软雅黑" w:hAnsi="微软雅黑" w:eastAsia="微软雅黑"/>
+                <w:b/>
+                <w:sz w:val="20"/>
+              </w:rPr>
+              <w:t>这条最容易漏</w:t>
+            </w:r>
+            <w:r>
+              <w:rPr>
+                <w:rFonts w:ascii="微软雅黑" w:hAnsi="微软雅黑" w:eastAsia="微软雅黑"/>
+                <w:b w:val="0"/>
+                <w:sz w:val="20"/>
+              </w:rPr>
+              <w:t>）</w:t>
+            </w:r>
+          </w:p>
+        </w:tc>
+      </w:tr>
+      <w:tr>
+        <w:tc>
+          <w:tcPr>
+            <w:tcW w:type="dxa" w:w="4873"/>
+          </w:tcPr>
+          <w:p>
+            <w:pPr>
+              <w:spacing w:before="40" w:after="40"/>
+            </w:pPr>
+            <w:r/>
+            <w:r>
+              <w:rPr>
+                <w:rFonts w:ascii="微软雅黑" w:hAnsi="微软雅黑" w:eastAsia="微软雅黑"/>
+                <w:b w:val="0"/>
+                <w:sz w:val="20"/>
+              </w:rPr>
+              <w:t>结尾多个斜杠</w:t>
+            </w:r>
+          </w:p>
+        </w:tc>
+        <w:tc>
+          <w:tcPr>
+            <w:tcW w:type="dxa" w:w="4873"/>
+          </w:tcPr>
+          <w:p>
+            <w:pPr>
+              <w:spacing w:before="40" w:after="40"/>
+            </w:pPr>
+            <w:r/>
+            <w:r>
+              <w:rPr>
+                <w:rFonts w:ascii="微软雅黑" w:hAnsi="微软雅黑" w:eastAsia="微软雅黑"/>
+                <w:b w:val="0"/>
+                <w:sz w:val="20"/>
+              </w:rPr>
+              <w:t xml:space="preserve">✅ 安全 —— 代码里有 </w:t>
+            </w:r>
+            <w:r>
+              <w:rPr>
+                <w:rFonts w:ascii="Consolas" w:hAnsi="Consolas" w:eastAsia="微软雅黑"/>
+                <w:b w:val="0"/>
+                <w:color w:val="C7254E"/>
+                <w:sz w:val="18"/>
+              </w:rPr>
+              <w:t>.rstrip("/")</w:t>
+            </w:r>
+            <w:r>
+              <w:rPr>
+                <w:rFonts w:ascii="微软雅黑" w:hAnsi="微软雅黑" w:eastAsia="微软雅黑"/>
+                <w:b w:val="0"/>
+                <w:sz w:val="20"/>
+              </w:rPr>
+              <w:t xml:space="preserve"> 兜着（早前「不要加尾斜杠」的说法过重）</w:t>
+            </w:r>
+          </w:p>
+        </w:tc>
+      </w:tr>
+    </w:tbl>
+    <w:p>
+      <w:pPr>
+        <w:spacing w:after="80"/>
+      </w:pPr>
+    </w:p>
+    <w:p>
+      <w:pPr>
+        <w:spacing w:after="120"/>
+      </w:pPr>
+      <w:r>
+        <w:rPr>
+          <w:rFonts w:ascii="微软雅黑" w:hAnsi="微软雅黑" w:eastAsia="微软雅黑"/>
+          <w:b w:val="0"/>
+          <w:sz w:val="21"/>
+        </w:rPr>
+        <w:t>判定失败</w:t>
       </w:r>
       <w:r>
         <w:rPr>
@@ -3510,7 +4020,7 @@
           <w:b/>
           <w:sz w:val="21"/>
         </w:rPr>
-        <w:t>静默</w:t>
+        <w:t>不会报错</w:t>
       </w:r>
       <w:r>
         <w:rPr>
@@ -3518,7 +4028,7 @@
           <w:b w:val="0"/>
           <w:sz w:val="21"/>
         </w:rPr>
-        <w:t>走错协议，表现为「模型返回空内容」，而报错信息</w:t>
+        <w:t>，只会静默换协议，表现为「模型返回空内容」，而报错信息</w:t>
       </w:r>
       <w:r>
         <w:rPr>
@@ -3666,7 +4176,7 @@
           <w:b/>
           <w:sz w:val="21"/>
         </w:rPr>
-        <w:t>每次重新部署都会换一把新密钥，于是所有人被踢回登录页</w:t>
+        <w:t>每次重新部署都会换一把新密钥，于是所有人的身份当场失效</w:t>
       </w:r>
       <w:r>
         <w:rPr>
@@ -3674,7 +4184,7 @@
           <w:b w:val="0"/>
           <w:sz w:val="21"/>
         </w:rPr>
-        <w:t>。配了它，密钥由平台固定注入，重新部署不影响已登录的人（前提是账号数据本身没丢，见第 5 节）。</w:t>
+        <w:t>。配了它，密钥由平台固定注入，重新部署不影响已经拿到身份的人（前提是数据本身没丢，见第 5 节）。</w:t>
       </w:r>
     </w:p>
     <w:p>
@@ -3720,7 +4230,7 @@
           <w:b w:val="0"/>
           <w:sz w:val="21"/>
         </w:rPr>
-        <w:t>：带着它等于把一个固定密钥烘进镜像，谁拿到镜像谁就能伪造任意账号的登录态。</w:t>
+        <w:t>：带着它等于把一个固定密钥烘进镜像，谁拿到镜像谁就能伪造任意人的身份。</w:t>
       </w:r>
     </w:p>
     <w:p>
@@ -3748,7 +4258,7 @@
           <w:b/>
           <w:sz w:val="21"/>
         </w:rPr>
-        <w:t>打开网站就能用</w:t>
+        <w:t>打开网站就能用，全程不出现任何账号界面。</w:t>
       </w:r>
       <w:r>
         <w:rPr>
@@ -3756,7 +4266,7 @@
           <w:b w:val="0"/>
           <w:sz w:val="21"/>
         </w:rPr>
-        <w:t xml:space="preserve">：前端首次访问会静默调用 </w:t>
+        <w:t xml:space="preserve"> 前端首次访问会静默调用 </w:t>
       </w:r>
       <w:r>
         <w:rPr>
@@ -3789,23 +4299,7 @@
           <w:b w:val="0"/>
           <w:sz w:val="21"/>
         </w:rPr>
-        <w:t>。登录页只在</w:t>
-      </w:r>
-      <w:r>
-        <w:rPr>
-          <w:rFonts w:ascii="微软雅黑" w:hAnsi="微软雅黑" w:eastAsia="微软雅黑"/>
-          <w:b/>
-          <w:sz w:val="21"/>
-        </w:rPr>
-        <w:t>拿不到匿名身份</w:t>
-      </w:r>
-      <w:r>
-        <w:rPr>
-          <w:rFonts w:ascii="微软雅黑" w:hAnsi="微软雅黑" w:eastAsia="微软雅黑"/>
-          <w:b w:val="0"/>
-          <w:sz w:val="21"/>
-        </w:rPr>
-        <w:t>（断网、后端没起来）时才作为兜底出现。</w:t>
+        <w:t>。</w:t>
       </w:r>
     </w:p>
     <w:p>
@@ -3818,7 +4312,7 @@
           <w:b w:val="0"/>
           <w:sz w:val="21"/>
         </w:rPr>
-        <w:t xml:space="preserve">用户在「设置 → 保存我的知识」里补一个用户名密码，就把当前 uid 升级成正式账号 —— </w:t>
+        <w:t xml:space="preserve">设置里只有「账户与资料」和「关于知源」两项 —— </w:t>
       </w:r>
       <w:r>
         <w:rPr>
@@ -3826,7 +4320,7 @@
           <w:b/>
           <w:sz w:val="21"/>
         </w:rPr>
-        <w:t>uid 不变，数据不丢</w:t>
+        <w:t>没有登录、没有注册、没有绑定</w:t>
       </w:r>
       <w:r>
         <w:rPr>
@@ -3834,7 +4328,77 @@
           <w:b w:val="0"/>
           <w:sz w:val="21"/>
         </w:rPr>
-        <w:t>，可以换设备继续用。</w:t>
+        <w:t>。网页上唯一可能出现的一层覆盖是</w:t>
+      </w:r>
+      <w:r>
+        <w:rPr>
+          <w:rFonts w:ascii="微软雅黑" w:hAnsi="微软雅黑" w:eastAsia="微软雅黑"/>
+          <w:b/>
+          <w:sz w:val="21"/>
+        </w:rPr>
+        <w:t>拿不到匿名身份</w:t>
+      </w:r>
+      <w:r>
+        <w:rPr>
+          <w:rFonts w:ascii="微软雅黑" w:hAnsi="微软雅黑" w:eastAsia="微软雅黑"/>
+          <w:b w:val="0"/>
+          <w:sz w:val="21"/>
+        </w:rPr>
+        <w:t>（断网、后端没起来）时的兜底提示，上面只有一句说明和一个「刷新重试」；正常打开网站它永远不出现。</w:t>
+      </w:r>
+    </w:p>
+    <w:p>
+      <w:pPr>
+        <w:spacing w:before="120" w:after="160"/>
+        <w:ind w:left="283"/>
+        <w:pBdr>
+          <w:left w:val="single" w:sz="18" w:space="8" w:color="9E9E9E"/>
+        </w:pBdr>
+      </w:pPr>
+      <w:r>
+        <w:rPr>
+          <w:rFonts w:ascii="微软雅黑" w:hAnsi="微软雅黑" w:eastAsia="微软雅黑"/>
+          <w:b w:val="0"/>
+          <w:color w:val="595959"/>
+          <w:sz w:val="21"/>
+        </w:rPr>
+        <w:t>后端其实保留了完整的注册 / 登录 / 绑定接口（</w:t>
+      </w:r>
+      <w:r>
+        <w:rPr>
+          <w:rFonts w:ascii="Consolas" w:hAnsi="Consolas" w:eastAsia="微软雅黑"/>
+          <w:b w:val="0"/>
+          <w:color w:val="C7254E"/>
+          <w:sz w:val="19"/>
+        </w:rPr>
+        <w:t>api/auth_store.py</w:t>
+      </w:r>
+      <w:r>
+        <w:rPr>
+          <w:rFonts w:ascii="微软雅黑" w:hAnsi="微软雅黑" w:eastAsia="微软雅黑"/>
+          <w:b w:val="0"/>
+          <w:color w:val="595959"/>
+          <w:sz w:val="21"/>
+        </w:rPr>
+        <w:t>），但</w:t>
+      </w:r>
+      <w:r>
+        <w:rPr>
+          <w:rFonts w:ascii="微软雅黑" w:hAnsi="微软雅黑" w:eastAsia="微软雅黑"/>
+          <w:b/>
+          <w:color w:val="595959"/>
+          <w:sz w:val="21"/>
+        </w:rPr>
+        <w:t>前端没有任何入口</w:t>
+      </w:r>
+      <w:r>
+        <w:rPr>
+          <w:rFonts w:ascii="微软雅黑" w:hAnsi="微软雅黑" w:eastAsia="微软雅黑"/>
+          <w:b w:val="0"/>
+          <w:color w:val="595959"/>
+          <w:sz w:val="21"/>
+        </w:rPr>
+        <w:t>，属于备用能力，不用管它。</w:t>
       </w:r>
     </w:p>
     <w:p>
@@ -3847,7 +4411,7 @@
           <w:b w:val="0"/>
           <w:sz w:val="21"/>
         </w:rPr>
-        <w:t>对部署只有两处影响，都不需要额外配置，但要知道：</w:t>
+        <w:t>对部署有三处影响，都不需要额外配置，但要知道：</w:t>
       </w:r>
     </w:p>
     <w:p>
@@ -3964,14 +4528,6 @@
         </w:rPr>
         <w:t xml:space="preserve"> 不删（删文件不可逆）。被摘掉的那个 token 校验不过，等价于「很久没来的匿名身份过期了」。</w:t>
       </w:r>
-      <w:r>
-        <w:rPr>
-          <w:rFonts w:ascii="微软雅黑" w:hAnsi="微软雅黑" w:eastAsia="微软雅黑"/>
-          <w:b/>
-          <w:sz w:val="21"/>
-        </w:rPr>
-        <w:t>正式账号永不参与淘汰。</w:t>
-      </w:r>
     </w:p>
     <w:p>
       <w:pPr>
@@ -4001,7 +4557,61 @@
           <w:b w:val="0"/>
           <w:sz w:val="21"/>
         </w:rPr>
-        <w:t xml:space="preserve"> 里，所以第 5 节的持久化卷同时是「游客数据别丢」的前提。</w:t>
+        <w:t xml:space="preserve"> 里，所以第 5 节的持久化卷同时是「用户数据别丢」的前提。</w:t>
+      </w:r>
+    </w:p>
+    <w:p>
+      <w:pPr>
+        <w:spacing w:after="60"/>
+        <w:ind w:left="425" w:hanging="425"/>
+      </w:pPr>
+      <w:r>
+        <w:rPr>
+          <w:rFonts w:ascii="微软雅黑" w:hAnsi="微软雅黑" w:eastAsia="微软雅黑"/>
+          <w:b w:val="0"/>
+          <w:sz w:val="21"/>
+        </w:rPr>
+        <w:t xml:space="preserve">3. </w:t>
+      </w:r>
+      <w:r>
+        <w:rPr>
+          <w:rFonts w:ascii="微软雅黑" w:hAnsi="微软雅黑" w:eastAsia="微软雅黑"/>
+          <w:b/>
+          <w:sz w:val="21"/>
+        </w:rPr>
+        <w:t>换一台设备 / 换一个浏览器就是一个新身份</w:t>
+      </w:r>
+      <w:r>
+        <w:rPr>
+          <w:rFonts w:ascii="微软雅黑" w:hAnsi="微软雅黑" w:eastAsia="微软雅黑"/>
+          <w:b w:val="0"/>
+          <w:sz w:val="21"/>
+        </w:rPr>
+        <w:t>，看不到上一台存的东西 —— 这是本设计的既定取舍，不是 bug。同理，容器</w:t>
+      </w:r>
+      <w:r>
+        <w:rPr>
+          <w:rFonts w:ascii="微软雅黑" w:hAnsi="微软雅黑" w:eastAsia="微软雅黑"/>
+          <w:b/>
+          <w:sz w:val="21"/>
+        </w:rPr>
+        <w:t>重新部署会让浏览器里存着的旧身份作废</w:t>
+      </w:r>
+      <w:r>
+        <w:rPr>
+          <w:rFonts w:ascii="微软雅黑" w:hAnsi="微软雅黑" w:eastAsia="微软雅黑"/>
+          <w:b w:val="0"/>
+          <w:sz w:val="21"/>
+        </w:rPr>
+        <w:t>，用户重新打开网站时会拿到一个新身份、看到空书架（数据还在盘上，只是不再属于新身份）。</w:t>
+      </w:r>
+      <w:r>
+        <w:rPr>
+          <w:rFonts w:ascii="微软雅黑" w:hAnsi="微软雅黑" w:eastAsia="微软雅黑"/>
+          <w:b/>
+          <w:sz w:val="21"/>
+        </w:rPr>
+        <w:t>演示前别重新部署。</w:t>
       </w:r>
     </w:p>
     <w:p>
@@ -4064,7 +4674,7 @@
           <w:b/>
           <w:sz w:val="21"/>
         </w:rPr>
-        <w:t>账号本身</w:t>
+        <w:t>身份记录本身</w:t>
       </w:r>
       <w:r>
         <w:rPr>
@@ -4122,7 +4732,7 @@
           <w:b w:val="0"/>
           <w:sz w:val="21"/>
         </w:rPr>
-        <w:t xml:space="preserve"> —— 重新部署、重启、扩容都会清空。清空之后用户重新打开网站会发现自己「不存在了」，之前存的东西也一起没了。</w:t>
+        <w:t xml:space="preserve"> —— 重新部署、重启、扩容都会清空。清空之后用户重新打开网站，之前存的东西就都没了。</w:t>
       </w:r>
     </w:p>
     <w:p>
@@ -4236,7 +4846,7 @@
                 <w:b w:val="0"/>
                 <w:sz w:val="20"/>
               </w:rPr>
-              <w:t>账号、笔记、卡片、复盘记录</w:t>
+              <w:t>身份记录、笔记、卡片、复盘记录</w:t>
             </w:r>
           </w:p>
         </w:tc>
@@ -4324,10 +4934,18 @@
       <w:r>
         <w:rPr>
           <w:rFonts w:ascii="微软雅黑" w:hAnsi="微软雅黑" w:eastAsia="微软雅黑"/>
+          <w:b w:val="0"/>
+          <w:sz w:val="21"/>
+        </w:rPr>
+        <w:t xml:space="preserve">⚠️ </w:t>
+      </w:r>
+      <w:r>
+        <w:rPr>
+          <w:rFonts w:ascii="微软雅黑" w:hAnsi="微软雅黑" w:eastAsia="微软雅黑"/>
           <w:b/>
           <w:sz w:val="21"/>
         </w:rPr>
-        <w:t>不做会怎样</w:t>
+        <w:t>注意这只保住服务端的数据，保不住浏览器里的身份。</w:t>
       </w:r>
       <w:r>
         <w:rPr>
@@ -4335,7 +4953,103 @@
           <w:b w:val="0"/>
           <w:sz w:val="21"/>
         </w:rPr>
-        <w:t>：网站照样能打开、能用，但每次重新部署等于全部重来一遍。临时演示可以接受 —— 只要提前跟大家说清楚「这里存的东西不会长期保存」，别让人以为注册了就存住了。</w:t>
+        <w:t xml:space="preserve"> 用户的 uid 存在他自己浏览器的 </w:t>
+      </w:r>
+      <w:r>
+        <w:rPr>
+          <w:rFonts w:ascii="Consolas" w:hAnsi="Consolas" w:eastAsia="微软雅黑"/>
+          <w:b w:val="0"/>
+          <w:color w:val="C7254E"/>
+          <w:sz w:val="19"/>
+        </w:rPr>
+        <w:t>localStorage</w:t>
+      </w:r>
+      <w:r>
+        <w:rPr>
+          <w:rFonts w:ascii="微软雅黑" w:hAnsi="微软雅黑" w:eastAsia="微软雅黑"/>
+          <w:b w:val="0"/>
+          <w:sz w:val="21"/>
+        </w:rPr>
+        <w:t xml:space="preserve"> 里；容器一重新部署，</w:t>
+      </w:r>
+      <w:r>
+        <w:rPr>
+          <w:rFonts w:ascii="Consolas" w:hAnsi="Consolas" w:eastAsia="微软雅黑"/>
+          <w:b w:val="0"/>
+          <w:color w:val="C7254E"/>
+          <w:sz w:val="19"/>
+        </w:rPr>
+        <w:t>LC_SECRET_KEY</w:t>
+      </w:r>
+      <w:r>
+        <w:rPr>
+          <w:rFonts w:ascii="微软雅黑" w:hAnsi="微软雅黑" w:eastAsia="微软雅黑"/>
+          <w:b w:val="0"/>
+          <w:sz w:val="21"/>
+        </w:rPr>
+        <w:t xml:space="preserve"> 若没固定就换了密钥，老身份当场作废，用户重新打开会拿到一个新 uid、看到空书架。盘上的老数据还在（可以人工翻 </w:t>
+      </w:r>
+      <w:r>
+        <w:rPr>
+          <w:rFonts w:ascii="Consolas" w:hAnsi="Consolas" w:eastAsia="微软雅黑"/>
+          <w:b w:val="0"/>
+          <w:color w:val="C7254E"/>
+          <w:sz w:val="19"/>
+        </w:rPr>
+        <w:t>data/users/&lt;uid&gt;/</w:t>
+      </w:r>
+      <w:r>
+        <w:rPr>
+          <w:rFonts w:ascii="微软雅黑" w:hAnsi="微软雅黑" w:eastAsia="微软雅黑"/>
+          <w:b w:val="0"/>
+          <w:sz w:val="21"/>
+        </w:rPr>
+        <w:t xml:space="preserve"> 抢救），但</w:t>
+      </w:r>
+      <w:r>
+        <w:rPr>
+          <w:rFonts w:ascii="微软雅黑" w:hAnsi="微软雅黑" w:eastAsia="微软雅黑"/>
+          <w:b/>
+          <w:sz w:val="21"/>
+        </w:rPr>
+        <w:t>对用户来说就是没了</w:t>
+      </w:r>
+      <w:r>
+        <w:rPr>
+          <w:rFonts w:ascii="微软雅黑" w:hAnsi="微软雅黑" w:eastAsia="微软雅黑"/>
+          <w:b w:val="0"/>
+          <w:sz w:val="21"/>
+        </w:rPr>
+        <w:t>。所以：</w:t>
+      </w:r>
+      <w:r>
+        <w:rPr>
+          <w:rFonts w:ascii="微软雅黑" w:hAnsi="微软雅黑" w:eastAsia="微软雅黑"/>
+          <w:b/>
+          <w:sz w:val="21"/>
+        </w:rPr>
+        <w:t>正式演示前把配置一次调好、别再重新部署。</w:t>
+      </w:r>
+    </w:p>
+    <w:p>
+      <w:pPr>
+        <w:spacing w:after="120"/>
+      </w:pPr>
+      <w:r>
+        <w:rPr>
+          <w:rFonts w:ascii="微软雅黑" w:hAnsi="微软雅黑" w:eastAsia="微软雅黑"/>
+          <w:b/>
+          <w:sz w:val="21"/>
+        </w:rPr>
+        <w:t>不做会怎样</w:t>
+      </w:r>
+      <w:r>
+        <w:rPr>
+          <w:rFonts w:ascii="微软雅黑" w:hAnsi="微软雅黑" w:eastAsia="微软雅黑"/>
+          <w:b w:val="0"/>
+          <w:sz w:val="21"/>
+        </w:rPr>
+        <w:t>：网站照样能打开、能用，但每次重新部署等于全部重来一遍。临时演示可以接受 —— 只要提前跟大家说清楚「这里存的东西不会长期保存」。</w:t>
       </w:r>
     </w:p>
     <w:p>
@@ -4639,7 +5353,7 @@
           <w:b/>
           <w:sz w:val="21"/>
         </w:rPr>
-        <w:t>3. 匿名身份能建出来（本站免登录，这一步最容易在后面才发现坏）</w:t>
+        <w:t>3. 匿名身份能建出来（本站没有登录，这一步最容易在后面才发现坏）</w:t>
       </w:r>
     </w:p>
     <w:p>
@@ -4803,7 +5517,7 @@
           <w:b w:val="0"/>
           <w:sz w:val="21"/>
         </w:rPr>
-        <w:t xml:space="preserve"> —— </w:t>
+        <w:t xml:space="preserve"> —— 应该</w:t>
       </w:r>
       <w:r>
         <w:rPr>
@@ -4811,7 +5525,7 @@
           <w:b/>
           <w:sz w:val="21"/>
         </w:rPr>
-        <w:t>不该出现登录页</w:t>
+        <w:t>直接进应用，不出现任何账号界面</w:t>
       </w:r>
       <w:r>
         <w:rPr>
@@ -4819,7 +5533,36 @@
           <w:b w:val="0"/>
           <w:sz w:val="21"/>
         </w:rPr>
-        <w:t>，应该直接进应用。页面上也不该出现「模型服务未连接」。</w:t>
+        <w:t>（设置里点开也只有「账户与资料」「关于知源」两项）。页面上也不该出现「模型服务未连接」。</w:t>
+      </w:r>
+    </w:p>
+    <w:p>
+      <w:pPr>
+        <w:spacing w:after="120"/>
+      </w:pPr>
+      <w:r>
+        <w:rPr>
+          <w:rFonts w:ascii="微软雅黑" w:hAnsi="微软雅黑" w:eastAsia="微软雅黑"/>
+          <w:b w:val="0"/>
+          <w:sz w:val="21"/>
+        </w:rPr>
+        <w:t>万一看到一层「正在连接服务… / 无法连接服务器」的提示页，那是</w:t>
+      </w:r>
+      <w:r>
+        <w:rPr>
+          <w:rFonts w:ascii="微软雅黑" w:hAnsi="微软雅黑" w:eastAsia="微软雅黑"/>
+          <w:b/>
+          <w:sz w:val="21"/>
+        </w:rPr>
+        <w:t>后端没起来或断网</w:t>
+      </w:r>
+      <w:r>
+        <w:rPr>
+          <w:rFonts w:ascii="微软雅黑" w:hAnsi="微软雅黑" w:eastAsia="微软雅黑"/>
+          <w:b w:val="0"/>
+          <w:sz w:val="21"/>
+        </w:rPr>
+        <w:t>的兜底提示，不是登录页 —— 先回头做第 1 步。</w:t>
       </w:r>
     </w:p>
     <w:p>
@@ -5426,7 +6169,7 @@
             <w:r>
               <w:rPr>
                 <w:rFonts w:ascii="Consolas" w:hAnsi="Consolas" w:eastAsia="微软雅黑"/>
-                <w:b/>
+                <w:b w:val="0"/>
                 <w:color w:val="C7254E"/>
                 <w:sz w:val="18"/>
               </w:rPr>
@@ -5435,10 +6178,60 @@
             <w:r>
               <w:rPr>
                 <w:rFonts w:ascii="微软雅黑" w:hAnsi="微软雅黑" w:eastAsia="微软雅黑"/>
+                <w:b w:val="0"/>
+                <w:sz w:val="20"/>
+              </w:rPr>
+              <w:t xml:space="preserve"> 写法不对，</w:t>
+            </w:r>
+            <w:r>
+              <w:rPr>
+                <w:rFonts w:ascii="微软雅黑" w:hAnsi="微软雅黑" w:eastAsia="微软雅黑"/>
                 <w:b/>
                 <w:sz w:val="20"/>
               </w:rPr>
-              <w:t xml:space="preserve"> 写得不一样</w:t>
+              <w:t>或</w:t>
+            </w:r>
+            <w:r>
+              <w:rPr>
+                <w:rFonts w:ascii="微软雅黑" w:hAnsi="微软雅黑" w:eastAsia="微软雅黑"/>
+                <w:b w:val="0"/>
+                <w:sz w:val="20"/>
+              </w:rPr>
+              <w:t xml:space="preserve"> </w:t>
+            </w:r>
+            <w:r>
+              <w:rPr>
+                <w:rFonts w:ascii="Consolas" w:hAnsi="Consolas" w:eastAsia="微软雅黑"/>
+                <w:b w:val="0"/>
+                <w:color w:val="C7254E"/>
+                <w:sz w:val="18"/>
+              </w:rPr>
+              <w:t>LC_API_KEY</w:t>
+            </w:r>
+            <w:r>
+              <w:rPr>
+                <w:rFonts w:ascii="微软雅黑" w:hAnsi="微软雅黑" w:eastAsia="微软雅黑"/>
+                <w:b w:val="0"/>
+                <w:sz w:val="20"/>
+              </w:rPr>
+              <w:t xml:space="preserve"> 不以 </w:t>
+            </w:r>
+            <w:r>
+              <w:rPr>
+                <w:rFonts w:ascii="Consolas" w:hAnsi="Consolas" w:eastAsia="微软雅黑"/>
+                <w:b w:val="0"/>
+                <w:color w:val="C7254E"/>
+                <w:sz w:val="18"/>
+              </w:rPr>
+              <w:t>sk-</w:t>
+            </w:r>
+            <w:r>
+              <w:rPr>
+                <w:rFonts w:ascii="微软雅黑" w:hAnsi="微软雅黑" w:eastAsia="微软雅黑"/>
+                <w:b w:val="0"/>
+                <w:sz w:val="20"/>
+              </w:rPr>
+              <w:t xml:space="preserve"> 开头</w:t>
             </w:r>
           </w:p>
         </w:tc>
@@ -5457,24 +6250,7 @@
                 <w:b w:val="0"/>
                 <w:sz w:val="20"/>
               </w:rPr>
-              <w:t xml:space="preserve">改回 </w:t>
-            </w:r>
-            <w:r>
-              <w:rPr>
-                <w:rFonts w:ascii="Consolas" w:hAnsi="Consolas" w:eastAsia="微软雅黑"/>
-                <w:b w:val="0"/>
-                <w:color w:val="C7254E"/>
-                <w:sz w:val="18"/>
-              </w:rPr>
-              <w:t>https://api.openai-next.com</w:t>
-            </w:r>
-            <w:r>
-              <w:rPr>
-                <w:rFonts w:ascii="微软雅黑" w:hAnsi="微软雅黑" w:eastAsia="微软雅黑"/>
-                <w:b w:val="0"/>
-                <w:sz w:val="20"/>
-              </w:rPr>
-              <w:t>，一字不差</w:t>
+              <w:t>见第 4 节「硬规定一」，两个条件都要满足</w:t>
             </w:r>
           </w:p>
         </w:tc>
@@ -5563,15 +6339,7 @@
                 <w:b/>
                 <w:sz w:val="20"/>
               </w:rPr>
-              <w:t>打开网站就弹登录页</w:t>
-            </w:r>
-            <w:r>
-              <w:rPr>
-                <w:rFonts w:ascii="微软雅黑" w:hAnsi="微软雅黑" w:eastAsia="微软雅黑"/>
-                <w:b w:val="0"/>
-                <w:sz w:val="20"/>
-              </w:rPr>
-              <w:t>（本该免登录直接用）</w:t>
+              <w:t>打开网站看到一层「无法连接服务器 / 刷新重试」</w:t>
             </w:r>
           </w:p>
         </w:tc>
@@ -5590,7 +6358,7 @@
                 <w:b w:val="0"/>
                 <w:sz w:val="20"/>
               </w:rPr>
-              <w:t>匿名身份没建出来（断网或后端没起来），前端才退回登录页</w:t>
+              <w:t>匿名身份没建出来（断网或后端没起来），前端才盖这一层</w:t>
             </w:r>
           </w:p>
         </w:tc>
@@ -5651,7 +6419,7 @@
                 <w:b/>
                 <w:sz w:val="20"/>
               </w:rPr>
-              <w:t>不是登录逻辑坏了</w:t>
+              <w:t>不是前端坏了</w:t>
             </w:r>
           </w:p>
         </w:tc>
@@ -5672,7 +6440,7 @@
                 <w:b w:val="0"/>
                 <w:sz w:val="20"/>
               </w:rPr>
-              <w:t>登录或注册成功，但刷新后又回到登录页</w:t>
+              <w:t>点「刷新重试」后还是那一层</w:t>
             </w:r>
           </w:p>
         </w:tc>
@@ -5691,24 +6459,7 @@
                 <w:b w:val="0"/>
                 <w:sz w:val="20"/>
               </w:rPr>
-              <w:t xml:space="preserve">浏览器禁用了 </w:t>
-            </w:r>
-            <w:r>
-              <w:rPr>
-                <w:rFonts w:ascii="Consolas" w:hAnsi="Consolas" w:eastAsia="微软雅黑"/>
-                <w:b w:val="0"/>
-                <w:color w:val="C7254E"/>
-                <w:sz w:val="18"/>
-              </w:rPr>
-              <w:t>localStorage</w:t>
-            </w:r>
-            <w:r>
-              <w:rPr>
-                <w:rFonts w:ascii="微软雅黑" w:hAnsi="微软雅黑" w:eastAsia="微软雅黑"/>
-                <w:b w:val="0"/>
-                <w:sz w:val="20"/>
-              </w:rPr>
-              <w:t>（隐私模式、部分 App 内嵌 WebView）</w:t>
+              <w:t>后端仍然连不上</w:t>
             </w:r>
           </w:p>
         </w:tc>
@@ -5727,7 +6478,7 @@
                 <w:b w:val="0"/>
                 <w:sz w:val="20"/>
               </w:rPr>
-              <w:t xml:space="preserve">token 存在 </w:t>
+              <w:t>回头做第 6 节第 1 步；</w:t>
             </w:r>
             <w:r>
               <w:rPr>
@@ -5736,7 +6487,7 @@
                 <w:color w:val="C7254E"/>
                 <w:sz w:val="18"/>
               </w:rPr>
-              <w:t>localStorage</w:t>
+              <w:t>/api/health</w:t>
             </w:r>
             <w:r>
               <w:rPr>
@@ -5744,7 +6495,7 @@
                 <w:b w:val="0"/>
                 <w:sz w:val="20"/>
               </w:rPr>
-              <w:t xml:space="preserve"> 里，禁用就存不住</w:t>
+              <w:t xml:space="preserve"> 通了这一层自然会消失</w:t>
             </w:r>
           </w:p>
         </w:tc>
@@ -6003,7 +6754,7 @@
                 <w:b w:val="0"/>
                 <w:sz w:val="20"/>
               </w:rPr>
-              <w:t>匿名用户的数据在重新部署后没了</w:t>
+              <w:t>用户的数据在重新部署后没了</w:t>
             </w:r>
           </w:p>
         </w:tc>
@@ -6041,24 +6792,7 @@
                 <w:b w:val="0"/>
                 <w:sz w:val="20"/>
               </w:rPr>
-              <w:t xml:space="preserve">匿名身份也住在 </w:t>
-            </w:r>
-            <w:r>
-              <w:rPr>
-                <w:rFonts w:ascii="Consolas" w:hAnsi="Consolas" w:eastAsia="微软雅黑"/>
-                <w:b w:val="0"/>
-                <w:color w:val="C7254E"/>
-                <w:sz w:val="18"/>
-              </w:rPr>
-              <w:t>data/users/&lt;uid&gt;/</w:t>
-            </w:r>
-            <w:r>
-              <w:rPr>
-                <w:rFonts w:ascii="微软雅黑" w:hAnsi="微软雅黑" w:eastAsia="微软雅黑"/>
-                <w:b w:val="0"/>
-                <w:sz w:val="20"/>
-              </w:rPr>
-              <w:t xml:space="preserve"> 里，见第 5 节</w:t>
+              <w:t>见第 5 节</w:t>
             </w:r>
           </w:p>
         </w:tc>
@@ -6079,7 +6813,7 @@
                 <w:b w:val="0"/>
                 <w:sz w:val="20"/>
               </w:rPr>
-              <w:t>老游客的 token 突然失效</w:t>
+              <w:t>用户说「我的东西全不见了」</w:t>
             </w:r>
           </w:p>
         </w:tc>
@@ -6098,7 +6832,7 @@
                 <w:b w:val="0"/>
                 <w:sz w:val="20"/>
               </w:rPr>
-              <w:t xml:space="preserve">匿名记录数超过 </w:t>
+              <w:t xml:space="preserve">多半是浏览器里那个旧身份作废了（重新部署 / 没固定 </w:t>
             </w:r>
             <w:r>
               <w:rPr>
@@ -6107,7 +6841,7 @@
                 <w:color w:val="C7254E"/>
                 <w:sz w:val="18"/>
               </w:rPr>
-              <w:t>LC_MAX_GUESTS</w:t>
+              <w:t>LC_SECRET_KEY</w:t>
             </w:r>
             <w:r>
               <w:rPr>
@@ -6115,7 +6849,7 @@
                 <w:b w:val="0"/>
                 <w:sz w:val="20"/>
               </w:rPr>
-              <w:t>，最早的被淘汰了</w:t>
+              <w:t>），前端当场给他换了一个新 uid</w:t>
             </w:r>
           </w:p>
         </w:tc>
@@ -6134,7 +6868,57 @@
                 <w:b w:val="0"/>
                 <w:sz w:val="20"/>
               </w:rPr>
-              <w:t>预期行为，刷新即可拿到新身份；正式账号不受影响</w:t>
+              <w:t xml:space="preserve">配上 </w:t>
+            </w:r>
+            <w:r>
+              <w:rPr>
+                <w:rFonts w:ascii="Consolas" w:hAnsi="Consolas" w:eastAsia="微软雅黑"/>
+                <w:b w:val="0"/>
+                <w:color w:val="C7254E"/>
+                <w:sz w:val="18"/>
+              </w:rPr>
+              <w:t>LC_SECRET_KEY</w:t>
+            </w:r>
+            <w:r>
+              <w:rPr>
+                <w:rFonts w:ascii="微软雅黑" w:hAnsi="微软雅黑" w:eastAsia="微软雅黑"/>
+                <w:b w:val="0"/>
+                <w:sz w:val="20"/>
+              </w:rPr>
+              <w:t>、挂好持久化卷，然后</w:t>
+            </w:r>
+            <w:r>
+              <w:rPr>
+                <w:rFonts w:ascii="微软雅黑" w:hAnsi="微软雅黑" w:eastAsia="微软雅黑"/>
+                <w:b/>
+                <w:sz w:val="20"/>
+              </w:rPr>
+              <w:t>别再重新部署</w:t>
+            </w:r>
+            <w:r>
+              <w:rPr>
+                <w:rFonts w:ascii="微软雅黑" w:hAnsi="微软雅黑" w:eastAsia="微软雅黑"/>
+                <w:b w:val="0"/>
+                <w:sz w:val="20"/>
+              </w:rPr>
+              <w:t xml:space="preserve">；老数据还在 </w:t>
+            </w:r>
+            <w:r>
+              <w:rPr>
+                <w:rFonts w:ascii="Consolas" w:hAnsi="Consolas" w:eastAsia="微软雅黑"/>
+                <w:b w:val="0"/>
+                <w:color w:val="C7254E"/>
+                <w:sz w:val="18"/>
+              </w:rPr>
+              <w:t>data/users/&lt;uid&gt;/</w:t>
+            </w:r>
+            <w:r>
+              <w:rPr>
+                <w:rFonts w:ascii="微软雅黑" w:hAnsi="微软雅黑" w:eastAsia="微软雅黑"/>
+                <w:b w:val="0"/>
+                <w:sz w:val="20"/>
+              </w:rPr>
+              <w:t xml:space="preserve"> 里，可人工抢救</w:t>
             </w:r>
           </w:p>
         </w:tc>
@@ -6155,7 +6939,7 @@
                 <w:b w:val="0"/>
                 <w:sz w:val="20"/>
               </w:rPr>
-              <w:t>每次重新部署所有人都要重新登录</w:t>
+              <w:t>一个人换台设备就看不到自己的东西</w:t>
             </w:r>
           </w:p>
         </w:tc>
@@ -6174,16 +6958,7 @@
                 <w:b w:val="0"/>
                 <w:sz w:val="20"/>
               </w:rPr>
-              <w:t xml:space="preserve">没配 </w:t>
-            </w:r>
-            <w:r>
-              <w:rPr>
-                <w:rFonts w:ascii="Consolas" w:hAnsi="Consolas" w:eastAsia="微软雅黑"/>
-                <w:b w:val="0"/>
-                <w:color w:val="C7254E"/>
-                <w:sz w:val="18"/>
-              </w:rPr>
-              <w:t>LC_SECRET_KEY</w:t>
+              <w:t>本站没有登录，身份只存在他自己浏览器里</w:t>
             </w:r>
           </w:p>
         </w:tc>
@@ -6199,10 +6974,18 @@
             <w:r>
               <w:rPr>
                 <w:rFonts w:ascii="微软雅黑" w:hAnsi="微软雅黑" w:eastAsia="微软雅黑"/>
+                <w:b/>
+                <w:sz w:val="20"/>
+              </w:rPr>
+              <w:t>设计如此</w:t>
+            </w:r>
+            <w:r>
+              <w:rPr>
+                <w:rFonts w:ascii="微软雅黑" w:hAnsi="微软雅黑" w:eastAsia="微软雅黑"/>
                 <w:b w:val="0"/>
                 <w:sz w:val="20"/>
               </w:rPr>
-              <w:t>配上它（第 4 节）；但更要紧的是第 5 节 —— 账号数据本身也会一起丢</w:t>
+              <w:t>，不是故障；演示时固定用同一台设备同一个浏览器</w:t>
             </w:r>
           </w:p>
         </w:tc>
@@ -6711,7 +7494,23 @@
                 <w:b w:val="0"/>
                 <w:sz w:val="20"/>
               </w:rPr>
-              <w:t>直接进应用，不弹登录页，没有「模型服务未连接」</w:t>
+              <w:t>直接进应用，</w:t>
+            </w:r>
+            <w:r>
+              <w:rPr>
+                <w:rFonts w:ascii="微软雅黑" w:hAnsi="微软雅黑" w:eastAsia="微软雅黑"/>
+                <w:b/>
+                <w:sz w:val="20"/>
+              </w:rPr>
+              <w:t>页面上找不到任何「登录 / 注册 / 账号」字样</w:t>
+            </w:r>
+            <w:r>
+              <w:rPr>
+                <w:rFonts w:ascii="微软雅黑" w:hAnsi="微软雅黑" w:eastAsia="微软雅黑"/>
+                <w:b w:val="0"/>
+                <w:sz w:val="20"/>
+              </w:rPr>
+              <w:t>，也没有「模型服务未连接」</w:t>
             </w:r>
           </w:p>
         </w:tc>
@@ -6733,6 +7532,65 @@
                 <w:sz w:val="20"/>
               </w:rPr>
               <w:t>6</w:t>
+            </w:r>
+          </w:p>
+        </w:tc>
+        <w:tc>
+          <w:tcPr>
+            <w:tcW w:type="dxa" w:w="3249"/>
+          </w:tcPr>
+          <w:p>
+            <w:pPr>
+              <w:spacing w:before="40" w:after="40"/>
+            </w:pPr>
+            <w:r/>
+            <w:r>
+              <w:rPr>
+                <w:rFonts w:ascii="微软雅黑" w:hAnsi="微软雅黑" w:eastAsia="微软雅黑"/>
+                <w:b w:val="0"/>
+                <w:sz w:val="20"/>
+              </w:rPr>
+              <w:t>点开右上角设置</w:t>
+            </w:r>
+          </w:p>
+        </w:tc>
+        <w:tc>
+          <w:tcPr>
+            <w:tcW w:type="dxa" w:w="3249"/>
+          </w:tcPr>
+          <w:p>
+            <w:pPr>
+              <w:spacing w:before="40" w:after="40"/>
+            </w:pPr>
+            <w:r/>
+            <w:r>
+              <w:rPr>
+                <w:rFonts w:ascii="微软雅黑" w:hAnsi="微软雅黑" w:eastAsia="微软雅黑"/>
+                <w:b w:val="0"/>
+                <w:sz w:val="20"/>
+              </w:rPr>
+              <w:t>只有「账户与资料」「关于知源」两项</w:t>
+            </w:r>
+          </w:p>
+        </w:tc>
+      </w:tr>
+      <w:tr>
+        <w:tc>
+          <w:tcPr>
+            <w:tcW w:type="dxa" w:w="3249"/>
+          </w:tcPr>
+          <w:p>
+            <w:pPr>
+              <w:spacing w:before="40" w:after="40"/>
+            </w:pPr>
+            <w:r/>
+            <w:r>
+              <w:rPr>
+                <w:rFonts w:ascii="微软雅黑" w:hAnsi="微软雅黑" w:eastAsia="微软雅黑"/>
+                <w:b w:val="0"/>
+                <w:sz w:val="20"/>
+              </w:rPr>
+              <w:t>7</w:t>
             </w:r>
           </w:p>
         </w:tc>
@@ -6791,7 +7649,7 @@
                 <w:b w:val="0"/>
                 <w:sz w:val="20"/>
               </w:rPr>
-              <w:t>7</w:t>
+              <w:t>8</w:t>
             </w:r>
           </w:p>
         </w:tc>
@@ -6850,7 +7708,7 @@
                 <w:b w:val="0"/>
                 <w:sz w:val="20"/>
               </w:rPr>
-              <w:t>8</w:t>
+              <w:t>9</w:t>
             </w:r>
           </w:p>
         </w:tc>
@@ -6888,66 +7746,23 @@
                 <w:b w:val="0"/>
                 <w:sz w:val="20"/>
               </w:rPr>
-              <w:t>是另一个独立身份、看不到别人的数据（这是设计如此）</w:t>
+              <w:t>是另一个独立身份、看不到别人的数据（</w:t>
             </w:r>
-          </w:p>
-        </w:tc>
-      </w:tr>
-      <w:tr>
-        <w:tc>
-          <w:tcPr>
-            <w:tcW w:type="dxa" w:w="3249"/>
-          </w:tcPr>
-          <w:p>
-            <w:pPr>
-              <w:spacing w:before="40" w:after="40"/>
-            </w:pPr>
-            <w:r/>
+            <w:r>
+              <w:rPr>
+                <w:rFonts w:ascii="微软雅黑" w:hAnsi="微软雅黑" w:eastAsia="微软雅黑"/>
+                <w:b/>
+                <w:sz w:val="20"/>
+              </w:rPr>
+              <w:t>设计如此</w:t>
+            </w:r>
             <w:r>
               <w:rPr>
                 <w:rFonts w:ascii="微软雅黑" w:hAnsi="微软雅黑" w:eastAsia="微软雅黑"/>
                 <w:b w:val="0"/>
                 <w:sz w:val="20"/>
               </w:rPr>
-              <w:t>9</w:t>
-            </w:r>
-          </w:p>
-        </w:tc>
-        <w:tc>
-          <w:tcPr>
-            <w:tcW w:type="dxa" w:w="3249"/>
-          </w:tcPr>
-          <w:p>
-            <w:pPr>
-              <w:spacing w:before="40" w:after="40"/>
-            </w:pPr>
-            <w:r/>
-            <w:r>
-              <w:rPr>
-                <w:rFonts w:ascii="微软雅黑" w:hAnsi="微软雅黑" w:eastAsia="微软雅黑"/>
-                <w:b w:val="0"/>
-                <w:sz w:val="20"/>
-              </w:rPr>
-              <w:t>在「设置 → 保存我的知识」绑定账号，再换一台设备登录同一账号</w:t>
-            </w:r>
-          </w:p>
-        </w:tc>
-        <w:tc>
-          <w:tcPr>
-            <w:tcW w:type="dxa" w:w="3249"/>
-          </w:tcPr>
-          <w:p>
-            <w:pPr>
-              <w:spacing w:before="40" w:after="40"/>
-            </w:pPr>
-            <w:r/>
-            <w:r>
-              <w:rPr>
-                <w:rFonts w:ascii="微软雅黑" w:hAnsi="微软雅黑" w:eastAsia="微软雅黑"/>
-                <w:b w:val="0"/>
-                <w:sz w:val="20"/>
-              </w:rPr>
-              <w:t>数据还在（uid 不变）</w:t>
+              <w:t>，本站没有登录）</w:t>
             </w:r>
           </w:p>
         </w:tc>
@@ -7162,7 +7977,7 @@
           <w:b/>
           <w:sz w:val="21"/>
         </w:rPr>
-        <w:t>没有离线兜底</w:t>
+        <w:t>没有登录，也不打算有</w:t>
       </w:r>
       <w:r>
         <w:rPr>
@@ -7170,7 +7985,23 @@
           <w:b w:val="0"/>
           <w:sz w:val="21"/>
         </w:rPr>
-        <w:t>：核心功能每次都要实时调模型，模型端点不通就等于网站不可用。演示前务必确认额度和出网。</w:t>
+        <w:t>：身份由前端自动领取，只存在用户自己的浏览器里。因此</w:t>
+      </w:r>
+      <w:r>
+        <w:rPr>
+          <w:rFonts w:ascii="微软雅黑" w:hAnsi="微软雅黑" w:eastAsia="微软雅黑"/>
+          <w:b/>
+          <w:sz w:val="21"/>
+        </w:rPr>
+        <w:t>换设备 / 换浏览器 / 清浏览器数据 = 换一个人</w:t>
+      </w:r>
+      <w:r>
+        <w:rPr>
+          <w:rFonts w:ascii="微软雅黑" w:hAnsi="微软雅黑" w:eastAsia="微软雅黑"/>
+          <w:b w:val="0"/>
+          <w:sz w:val="21"/>
+        </w:rPr>
+        <w:t>，看不到之前的笔记；容器重新部署也会让老身份作废。这是为了「点击即用」刻意做的取舍。</w:t>
       </w:r>
     </w:p>
     <w:p>
@@ -7192,7 +8023,7 @@
           <w:b/>
           <w:sz w:val="21"/>
         </w:rPr>
-        <w:t>「发现同源」单次 70 秒</w:t>
+        <w:t>没有离线兜底</w:t>
       </w:r>
       <w:r>
         <w:rPr>
@@ -7200,7 +8031,7 @@
           <w:b w:val="0"/>
           <w:sz w:val="21"/>
         </w:rPr>
-        <w:t>是设计如此（要跑多次采样再生成学习报告），不是性能问题。</w:t>
+        <w:t>：核心功能每次都要实时调模型，模型端点不通就等于网站不可用。演示前务必确认额度和出网。</w:t>
       </w:r>
     </w:p>
     <w:p>
@@ -7222,7 +8053,7 @@
           <w:b/>
           <w:sz w:val="21"/>
         </w:rPr>
-        <w:t>实例数必须固定为 1</w:t>
+        <w:t>「发现同源」单次 70 秒</w:t>
       </w:r>
       <w:r>
         <w:rPr>
@@ -7230,24 +8061,7 @@
           <w:b w:val="0"/>
           <w:sz w:val="21"/>
         </w:rPr>
-        <w:t xml:space="preserve">：会话在内存里，多实例会让 </w:t>
-      </w:r>
-      <w:r>
-        <w:rPr>
-          <w:rFonts w:ascii="Consolas" w:hAnsi="Consolas" w:eastAsia="微软雅黑"/>
-          <w:b w:val="0"/>
-          <w:color w:val="C7254E"/>
-          <w:sz w:val="19"/>
-        </w:rPr>
-        <w:t>/api/chat</w:t>
-      </w:r>
-      <w:r>
-        <w:rPr>
-          <w:rFonts w:ascii="微软雅黑" w:hAnsi="微软雅黑" w:eastAsia="微软雅黑"/>
-          <w:b w:val="0"/>
-          <w:sz w:val="21"/>
-        </w:rPr>
-        <w:t xml:space="preserve"> 随机 404。</w:t>
+        <w:t>是设计如此（要跑多次采样再生成学习报告），不是性能问题。</w:t>
       </w:r>
     </w:p>
     <w:p>
@@ -7261,7 +8075,54 @@
           <w:b w:val="0"/>
           <w:sz w:val="21"/>
         </w:rPr>
-        <w:t>5. 模型端点暂时不可用时，</w:t>
+        <w:t xml:space="preserve">5. </w:t>
+      </w:r>
+      <w:r>
+        <w:rPr>
+          <w:rFonts w:ascii="微软雅黑" w:hAnsi="微软雅黑" w:eastAsia="微软雅黑"/>
+          <w:b/>
+          <w:sz w:val="21"/>
+        </w:rPr>
+        <w:t>实例数必须固定为 1</w:t>
+      </w:r>
+      <w:r>
+        <w:rPr>
+          <w:rFonts w:ascii="微软雅黑" w:hAnsi="微软雅黑" w:eastAsia="微软雅黑"/>
+          <w:b w:val="0"/>
+          <w:sz w:val="21"/>
+        </w:rPr>
+        <w:t xml:space="preserve">：会话在内存里，多实例会让 </w:t>
+      </w:r>
+      <w:r>
+        <w:rPr>
+          <w:rFonts w:ascii="Consolas" w:hAnsi="Consolas" w:eastAsia="微软雅黑"/>
+          <w:b w:val="0"/>
+          <w:color w:val="C7254E"/>
+          <w:sz w:val="19"/>
+        </w:rPr>
+        <w:t>/api/chat</w:t>
+      </w:r>
+      <w:r>
+        <w:rPr>
+          <w:rFonts w:ascii="微软雅黑" w:hAnsi="微软雅黑" w:eastAsia="微软雅黑"/>
+          <w:b w:val="0"/>
+          <w:sz w:val="21"/>
+        </w:rPr>
+        <w:t xml:space="preserve"> 随机 404。</w:t>
+      </w:r>
+    </w:p>
+    <w:p>
+      <w:pPr>
+        <w:spacing w:after="60"/>
+        <w:ind w:left="425" w:hanging="425"/>
+      </w:pPr>
+      <w:r>
+        <w:rPr>
+          <w:rFonts w:ascii="微软雅黑" w:hAnsi="微软雅黑" w:eastAsia="微软雅黑"/>
+          <w:b w:val="0"/>
+          <w:sz w:val="21"/>
+        </w:rPr>
+        <w:t>6. 模型端点暂时不可用时，</w:t>
       </w:r>
       <w:r>
         <w:rPr>
